--- a/downloads/student/ai-3-week-16.docx
+++ b/downloads/student/ai-3-week-16.docx
@@ -1750,6 +1750,16 @@
     <w:p>
       <w:r>
         <w:t>This check confirms internal arithmetic and date validity, not whether the fictional trial measurements themselves were reliable.</w:t>
+      </w:r>
+    </w:p>
+    <w:p>
+      <w:r>
+        <w:t>Read the labelled picture: Which part can be corrected immediately from existing evidence, and which needs follow-up?</w:t>
+      </w:r>
+    </w:p>
+    <w:p>
+      <w:r>
+        <w:t>Change one thing: The count is revised to 14 passes out of 20, but no date record is added. Predict the result before checking the explanation. What remains the same?</w:t>
       </w:r>
     </w:p>
     <w:p>
@@ -3773,6 +3783,187 @@
     <w:p>
       <w:r>
         <w:t>Attempt the independent case before hints. Record whether you worked alone, used a hint or followed a model. After feedback, fix the first unsupported step and explain why it changed. A later check uses a changed case, not a copied answer.</w:t>
+      </w:r>
+    </w:p>
+    <w:p>
+      <w:pPr>
+        <w:pStyle w:val="Heading1"/>
+      </w:pPr>
+      <w:r>
+        <w:t>15. Your lesson route</w:t>
+      </w:r>
+    </w:p>
+    <w:p>
+      <w:r>
+        <w:t>Start with this question: A fictional Study Buddy checks a science-club summary against supplied counts and calendar facts.</w:t>
+      </w:r>
+    </w:p>
+    <w:tbl>
+      <w:tblPr>
+        <w:tblStyle w:val="LightShading-Accent1"/>
+        <w:tblW w:type="auto" w:w="0"/>
+        <w:tblLook w:firstColumn="1" w:firstRow="1" w:lastColumn="0" w:lastRow="0" w:noHBand="0" w:noVBand="1" w:val="04A0"/>
+      </w:tblPr>
+      <w:tblGrid>
+        <w:gridCol w:w="5112"/>
+        <w:gridCol w:w="5112"/>
+      </w:tblGrid>
+      <w:tr>
+        <w:trPr>
+          <w:tblHeader/>
+        </w:trPr>
+        <w:tc>
+          <w:tcPr>
+            <w:tcW w:type="dxa" w:w="5112"/>
+          </w:tcPr>
+          <w:p>
+            <w:r>
+              <w:t>By the end, I can</w:t>
+            </w:r>
+          </w:p>
+        </w:tc>
+        <w:tc>
+          <w:tcPr>
+            <w:tcW w:type="dxa" w:w="5112"/>
+          </w:tcPr>
+          <w:p>
+            <w:r>
+              <w:t>How I will show it</w:t>
+            </w:r>
+          </w:p>
+        </w:tc>
+      </w:tr>
+      <w:tr>
+        <w:tc>
+          <w:tcPr>
+            <w:tcW w:type="dxa" w:w="5112"/>
+          </w:tcPr>
+          <w:p>
+            <w:r>
+              <w:t>Explain the mechanism and terminology of claim support and citation evaluation</w:t>
+            </w:r>
+          </w:p>
+        </w:tc>
+        <w:tc>
+          <w:tcPr>
+            <w:tcW w:type="dxa" w:w="5112"/>
+          </w:tcPr>
+          <w:p>
+            <w:r>
+              <w:t>Explain the deciding step, show a trace or test, and state one limit.</w:t>
+            </w:r>
+          </w:p>
+        </w:tc>
+      </w:tr>
+      <w:tr>
+        <w:tc>
+          <w:tcPr>
+            <w:tcW w:type="dxa" w:w="5112"/>
+          </w:tcPr>
+          <w:p>
+            <w:r>
+              <w:t>Apply the stated procedure to a new case with a traceable result</w:t>
+            </w:r>
+          </w:p>
+        </w:tc>
+        <w:tc>
+          <w:tcPr>
+            <w:tcW w:type="dxa" w:w="5112"/>
+          </w:tcPr>
+          <w:p>
+            <w:r>
+              <w:t>Explain the deciding step, show a trace or test, and state one limit.</w:t>
+            </w:r>
+          </w:p>
+        </w:tc>
+      </w:tr>
+      <w:tr>
+        <w:tc>
+          <w:tcPr>
+            <w:tcW w:type="dxa" w:w="5112"/>
+          </w:tcPr>
+          <w:p>
+            <w:r>
+              <w:t>Identify an assumption or limitation and design a revealing follow-up</w:t>
+            </w:r>
+          </w:p>
+        </w:tc>
+        <w:tc>
+          <w:tcPr>
+            <w:tcW w:type="dxa" w:w="5112"/>
+          </w:tcPr>
+          <w:p>
+            <w:r>
+              <w:t>Explain the deciding step, show a trace or test, and state one limit.</w:t>
+            </w:r>
+          </w:p>
+        </w:tc>
+      </w:tr>
+    </w:tbl>
+    <w:p>
+      <w:r>
+        <w:t>Remember → watch and explain → try with help → investigate → try independently → keep project evidence. Your teacher may spread this lesson across several classes.</w:t>
+      </w:r>
+    </w:p>
+    <w:p>
+      <w:r>
+        <w:t>Keep your first prediction. Compare it with what the evidence shows and explain any change.</w:t>
+      </w:r>
+    </w:p>
+    <w:p>
+      <w:pPr>
+        <w:pStyle w:val="Heading1"/>
+      </w:pPr>
+      <w:r>
+        <w:t>16. Finish and return</w:t>
+      </w:r>
+    </w:p>
+    <w:p>
+      <w:r>
+        <w:t>Close your notes. Explain this goal in your own words: Explain the mechanism and terminology of claim support and citation evaluation</w:t>
+      </w:r>
+    </w:p>
+    <w:p>
+      <w:pPr>
+        <w:pStyle w:val="Heading3"/>
+      </w:pPr>
+      <w:r>
+        <w:t>My deciding step, evidence and one remaining question</w:t>
+      </w:r>
+    </w:p>
+    <w:p>
+      <w:r>
+        <w:t>________________________________________________________________</w:t>
+      </w:r>
+    </w:p>
+    <w:p>
+      <w:r>
+        <w:t>________________________________________________________________</w:t>
+      </w:r>
+    </w:p>
+    <w:p>
+      <w:r>
+        <w:t>________________________________________________________________</w:t>
+      </w:r>
+    </w:p>
+    <w:p>
+      <w:r>
+        <w:t>________________________________________________________________</w:t>
+      </w:r>
+    </w:p>
+    <w:p>
+      <w:r>
+        <w:t>________________________________________________________________</w:t>
+      </w:r>
+    </w:p>
+    <w:p>
+      <w:r>
+        <w:t>If you are unsure, return to the worked picture and explain one arrow. If you are ready, change an input or assumption and justify your prediction.</w:t>
+      </w:r>
+    </w:p>
+    <w:p>
+      <w:r>
+        <w:t>Save your workbook evidence. At the next review, try a different case before opening your old answer.</w:t>
       </w:r>
     </w:p>
     <w:sectPr>

--- a/downloads/student/ai-3-week-16.docx
+++ b/downloads/student/ai-3-week-16.docx
@@ -3964,6 +3964,207 @@
     <w:p>
       <w:r>
         <w:t>Save your workbook evidence. At the next review, try a different case before opening your old answer.</w:t>
+      </w:r>
+    </w:p>
+    <w:p>
+      <w:pPr>
+        <w:pStyle w:val="Heading1"/>
+      </w:pPr>
+      <w:r>
+        <w:t>17. Supported practice, repair and portfolio</w:t>
+      </w:r>
+    </w:p>
+    <w:p>
+      <w:r>
+        <w:t>Use this supported practice once, in the browser or on paper. Keep the reserved independent assessment for a separate first attempt before teacher feedback.</w:t>
+      </w:r>
+    </w:p>
+    <w:p>
+      <w:r>
+        <w:t>A fictional Study Buddy checks a science-club summary against supplied counts and calendar facts.</w:t>
+      </w:r>
+    </w:p>
+    <w:p>
+      <w:pPr>
+        <w:pStyle w:val="Heading3"/>
+      </w:pPr>
+      <w:r>
+        <w:t>Practice 1: explain the deciding evidence</w:t>
+      </w:r>
+    </w:p>
+    <w:p>
+      <w:r>
+        <w:t>Which labelled step matches this detail? Ask the event owner for the correct date; do not assume June 30 or July 1.</w:t>
+      </w:r>
+    </w:p>
+    <w:p>
+      <w:r>
+        <w:t>1. Validate date</w:t>
+      </w:r>
+    </w:p>
+    <w:p>
+      <w:r>
+        <w:t>2. Check denominator</w:t>
+      </w:r>
+    </w:p>
+    <w:p>
+      <w:r>
+        <w:t>3. Resolve missing intent</w:t>
+      </w:r>
+    </w:p>
+    <w:p>
+      <w:r>
+        <w:t>4. Calculate percentage</w:t>
+      </w:r>
+    </w:p>
+    <w:p>
+      <w:pPr>
+        <w:pStyle w:val="Heading3"/>
+      </w:pPr>
+      <w:r>
+        <w:t>My selected conclusion, deciding fact and explanation</w:t>
+      </w:r>
+    </w:p>
+    <w:p>
+      <w:r>
+        <w:t>________________________________________________________________</w:t>
+      </w:r>
+    </w:p>
+    <w:p>
+      <w:r>
+        <w:t>________________________________________________________________</w:t>
+      </w:r>
+    </w:p>
+    <w:p>
+      <w:r>
+        <w:t>________________________________________________________________</w:t>
+      </w:r>
+    </w:p>
+    <w:p>
+      <w:r>
+        <w:t>________________________________________________________________</w:t>
+      </w:r>
+    </w:p>
+    <w:p>
+      <w:r>
+        <w:t>________________________________________________________________</w:t>
+      </w:r>
+    </w:p>
+    <w:p>
+      <w:r>
+        <w:t>Hint if needed: Read the steps in the pictorial case. Match the supplied detail to the stage that performs or records it.</w:t>
+      </w:r>
+    </w:p>
+    <w:p>
+      <w:r>
+        <w:t>After your attempt, compare with the supported explanation: Resolve missing intent Ask the event owner for the correct date; do not assume June 30 or July 1. A percentage requires the correct numerator and denominator. Calendar validation identifies an impossible date, but it cannot discover what date the author intended. These checks use different evidence: arithmetic repairs the percentage from the supplied counts, while the date needs another authoritative source before publication.</w:t>
+      </w:r>
+    </w:p>
+    <w:p>
+      <w:pPr>
+        <w:pStyle w:val="Heading3"/>
+      </w:pPr>
+      <w:r>
+        <w:t>Practice 2: explain the deciding evidence</w:t>
+      </w:r>
+    </w:p>
+    <w:p>
+      <w:r>
+        <w:t>Changed-case practice: The count is revised to 14 passes out of 20, but no date record is added. Which conclusion is supported by the supplied facts?</w:t>
+      </w:r>
+    </w:p>
+    <w:p>
+      <w:r>
+        <w:t>1. We can decide the result without examining the changed input or the procedure.</w:t>
+      </w:r>
+    </w:p>
+    <w:p>
+      <w:r>
+        <w:t>2. 70% now matches the count; June 31 remains invalid and unresolved.</w:t>
+      </w:r>
+    </w:p>
+    <w:p>
+      <w:r>
+        <w:t>3. This one example guarantees correct results for every future input.</w:t>
+      </w:r>
+    </w:p>
+    <w:p>
+      <w:pPr>
+        <w:pStyle w:val="Heading3"/>
+      </w:pPr>
+      <w:r>
+        <w:t>My selected conclusion, deciding fact and explanation</w:t>
+      </w:r>
+    </w:p>
+    <w:p>
+      <w:r>
+        <w:t>________________________________________________________________</w:t>
+      </w:r>
+    </w:p>
+    <w:p>
+      <w:r>
+        <w:t>________________________________________________________________</w:t>
+      </w:r>
+    </w:p>
+    <w:p>
+      <w:r>
+        <w:t>________________________________________________________________</w:t>
+      </w:r>
+    </w:p>
+    <w:p>
+      <w:r>
+        <w:t>________________________________________________________________</w:t>
+      </w:r>
+    </w:p>
+    <w:p>
+      <w:r>
+        <w:t>________________________________________________________________</w:t>
+      </w:r>
+    </w:p>
+    <w:p>
+      <w:r>
+        <w:t>Hint if needed: Use the changed condition and the deciding step in the pictorial trace. The answer must say what follows from those facts.</w:t>
+      </w:r>
+    </w:p>
+    <w:p>
+      <w:r>
+        <w:t>After your attempt, compare with the supported explanation: 70% now matches the count; June 31 remains invalid and unresolved. 14÷20×100=70%; changing a count provides no new calendar evidence.</w:t>
+      </w:r>
+    </w:p>
+    <w:p>
+      <w:pPr>
+        <w:pStyle w:val="Heading3"/>
+      </w:pPr>
+      <w:r>
+        <w:t>Repair a missing building block</w:t>
+      </w:r>
+    </w:p>
+    <w:p>
+      <w:r>
+        <w:t>Review Source Quality (ai-3/15). Goal: Explain the mechanism and terminology of conflicting and time-sensitive sources. Short practice: Which source fields must be checked before answering day 9?. Return to this week and explain what you changed.</w:t>
+      </w:r>
+    </w:p>
+    <w:p>
+      <w:r>
+        <w:t>Review Multimodal Evidence (ai-3/13). Goal: Explain the mechanism and terminology of speech pipelines and multimodal evidence. Short practice: Why were both “exactly three” and “exactly five” unsupported before opening the box?. Return to this week and explain what you changed.</w:t>
+      </w:r>
+    </w:p>
+    <w:p>
+      <w:r>
+        <w:t>Review Image Generation Models (ai-3/10). Goal: Explain the mechanism and terminology of image generation and provenance. Short practice: What may these two grids explain, and what can they not establish about a real generator?. Return to this week and explain what you changed.</w:t>
+      </w:r>
+    </w:p>
+    <w:p>
+      <w:pPr>
+        <w:pStyle w:val="Heading3"/>
+      </w:pPr>
+      <w:r>
+        <w:t>Keep your completed work</w:t>
+      </w:r>
+    </w:p>
+    <w:p>
+      <w:r>
+        <w:t>Use Download completed work in the hosted lesson to export your answers, reflections, practice feedback and code-run evidence. Open the HTML copy to read or print it. Drafts stay in this browser when storage is available; clear drafts on a shared device.</w:t>
       </w:r>
     </w:p>
     <w:sectPr>

--- a/downloads/student/ai-3-week-16.docx
+++ b/downloads/student/ai-3-week-16.docx
@@ -42,6 +42,11 @@
       </w:r>
     </w:p>
     <w:p>
+      <w:r>
+        <w:t>Start with the target: Explain the mechanism and terminology of claim support and citation evaluation. Try the recall before opening notes.</w:t>
+      </w:r>
+    </w:p>
+    <w:p>
       <w:pPr>
         <w:pStyle w:val="Heading3"/>
       </w:pPr>
@@ -50,17 +55,47 @@
       </w:r>
     </w:p>
     <w:p>
-      <w:r>
-        <w:t>I can explain the mechanism and terminology of claim support and citation evaluation.</w:t>
-      </w:r>
-    </w:p>
-    <w:p>
-      <w:r>
+      <w:pPr>
+        <w:spacing w:line="336" w:lineRule="auto" w:after="180"/>
+      </w:pPr>
+      <w:r>
+        <w:rPr>
+          <w:b w:val="0"/>
+        </w:rPr>
+        <w:t xml:space="preserve">I can explain the </w:t>
+      </w:r>
+      <w:r>
+        <w:rPr>
+          <w:b/>
+        </w:rPr>
+        <w:t>mechanism</w:t>
+      </w:r>
+      <w:r>
+        <w:rPr>
+          <w:b w:val="0"/>
+        </w:rPr>
+        <w:t xml:space="preserve"> and terminology of claim support and citation evaluation.</w:t>
+      </w:r>
+    </w:p>
+    <w:p>
+      <w:pPr>
+        <w:spacing w:line="336" w:lineRule="auto" w:after="180"/>
+      </w:pPr>
+      <w:r>
+        <w:rPr>
+          <w:b w:val="0"/>
+        </w:rPr>
         <w:t>I can apply the stated procedure to a new case with a traceable result.</w:t>
       </w:r>
     </w:p>
     <w:p>
-      <w:r>
+      <w:pPr>
+        <w:spacing w:line="336" w:lineRule="auto" w:after="180"/>
+      </w:pPr>
+      <w:r>
+        <w:rPr>
+          <w:b w:val="0"/>
+        </w:rPr>
         <w:t>I can identify an assumption or limitation and design a revealing follow-up.</w:t>
       </w:r>
     </w:p>
@@ -73,38 +108,116 @@
       </w:r>
     </w:p>
     <w:p>
-      <w:r>
+      <w:pPr>
+        <w:spacing w:line="336" w:lineRule="auto" w:after="180"/>
+      </w:pPr>
+      <w:r>
+        <w:rPr>
+          <w:b w:val="0"/>
+        </w:rPr>
         <w:t>Close your notes first. A rough first answer helps us choose the right starting point; it is not a score for your ability.</w:t>
       </w:r>
     </w:p>
     <w:p>
-      <w:r>
+      <w:pPr>
+        <w:spacing w:line="336" w:lineRule="auto" w:after="180"/>
+      </w:pPr>
+      <w:r>
+        <w:rPr>
+          <w:b w:val="0"/>
+        </w:rPr>
         <w:t>Without opening the old lesson, explain one key idea from Source Quality. Give an example and a mistake that the idea helps you avoid.</w:t>
       </w:r>
     </w:p>
     <w:p>
-      <w:r>
-        <w:t>Without opening the old lesson, explain one key idea from Multimodal Evidence. Give an example and a mistake that the idea helps you avoid.</w:t>
-      </w:r>
-    </w:p>
-    <w:p>
-      <w:r>
+      <w:pPr>
+        <w:spacing w:line="336" w:lineRule="auto" w:after="180"/>
+      </w:pPr>
+      <w:r>
+        <w:rPr>
+          <w:b w:val="0"/>
+        </w:rPr>
+        <w:t xml:space="preserve">Without opening the old lesson, explain one key idea from Multimodal </w:t>
+      </w:r>
+      <w:r>
+        <w:rPr>
+          <w:b/>
+        </w:rPr>
+        <w:t>Evidence</w:t>
+      </w:r>
+      <w:r>
+        <w:rPr>
+          <w:b w:val="0"/>
+        </w:rPr>
+        <w:t>. Give an example and a mistake that the idea helps you avoid.</w:t>
+      </w:r>
+    </w:p>
+    <w:p>
+      <w:pPr>
+        <w:spacing w:line="336" w:lineRule="auto" w:after="180"/>
+      </w:pPr>
+      <w:r>
+        <w:rPr>
+          <w:b w:val="0"/>
+        </w:rPr>
         <w:t>Without opening the old lesson, explain one key idea from Image Generation Models. Give an example and a mistake that the idea helps you avoid.</w:t>
       </w:r>
     </w:p>
     <w:p>
-      <w:r>
-        <w:t>After trying, check the relevant lesson or ask your teacher. Change the part of your explanation that the evidence shows was wrong.</w:t>
-      </w:r>
-    </w:p>
-    <w:p>
-      <w:r>
+      <w:pPr>
+        <w:spacing w:line="336" w:lineRule="auto" w:after="180"/>
+      </w:pPr>
+      <w:r>
+        <w:rPr>
+          <w:b w:val="0"/>
+        </w:rPr>
+        <w:t xml:space="preserve">After trying, check the relevant lesson or ask your teacher. Change the part of your explanation that the </w:t>
+      </w:r>
+      <w:r>
+        <w:rPr>
+          <w:b/>
+        </w:rPr>
+        <w:t>evidence</w:t>
+      </w:r>
+      <w:r>
+        <w:rPr>
+          <w:b w:val="0"/>
+        </w:rPr>
+        <w:t xml:space="preserve"> shows was wrong.</w:t>
+      </w:r>
+    </w:p>
+    <w:p>
+      <w:pPr>
+        <w:spacing w:line="336" w:lineRule="auto" w:after="180"/>
+      </w:pPr>
+      <w:r>
+        <w:rPr>
+          <w:b w:val="0"/>
+        </w:rPr>
         <w:t>Week 16: Verify Numbers and Dates</w:t>
       </w:r>
     </w:p>
     <w:p>
-      <w:r>
-        <w:t>Precise values require direct evidence and recalculation.</w:t>
+      <w:pPr>
+        <w:spacing w:line="336" w:lineRule="auto" w:after="180"/>
+      </w:pPr>
+      <w:r>
+        <w:rPr>
+          <w:b w:val="0"/>
+        </w:rPr>
+        <w:t xml:space="preserve">Precise values require direct </w:t>
+      </w:r>
+      <w:r>
+        <w:rPr>
+          <w:b/>
+        </w:rPr>
+        <w:t>evidence</w:t>
+      </w:r>
+      <w:r>
+        <w:rPr>
+          <w:b w:val="0"/>
+        </w:rPr>
+        <w:t xml:space="preserve"> and recalculation.</w:t>
       </w:r>
     </w:p>
     <w:p>
@@ -144,17 +257,35 @@
       </w:r>
     </w:p>
     <w:p>
-      <w:r>
+      <w:pPr>
+        <w:spacing w:line="336" w:lineRule="auto" w:after="180"/>
+      </w:pPr>
+      <w:r>
+        <w:rPr>
+          <w:b/>
+        </w:rPr>
         <w:t>CREATOR MISSION</w:t>
       </w:r>
     </w:p>
     <w:p>
-      <w:r>
+      <w:pPr>
+        <w:spacing w:line="336" w:lineRule="auto" w:after="180"/>
+      </w:pPr>
+      <w:r>
+        <w:rPr>
+          <w:b w:val="0"/>
+        </w:rPr>
         <w:t>Cross-check dates and recompute a percentage claim.</w:t>
       </w:r>
     </w:p>
     <w:p>
-      <w:r>
+      <w:pPr>
+        <w:spacing w:line="336" w:lineRule="auto" w:after="180"/>
+      </w:pPr>
+      <w:r>
+        <w:rPr>
+          <w:b w:val="0"/>
+        </w:rPr>
         <w:t>Creator name and date:</w:t>
       </w:r>
     </w:p>
@@ -200,8 +331,38 @@
       </w:r>
     </w:p>
     <w:p>
-      <w:r>
-        <w:t>Recall Building a grounded answer. Explain why a recorded result needs its input conditions and evidence source before it can support a claim.</w:t>
+      <w:pPr>
+        <w:spacing w:line="336" w:lineRule="auto" w:after="180"/>
+      </w:pPr>
+      <w:r>
+        <w:rPr>
+          <w:b w:val="0"/>
+        </w:rPr>
+        <w:t xml:space="preserve">Recall Building a grounded answer. Explain why a recorded result needs its </w:t>
+      </w:r>
+      <w:r>
+        <w:rPr>
+          <w:b/>
+        </w:rPr>
+        <w:t>input</w:t>
+      </w:r>
+      <w:r>
+        <w:rPr>
+          <w:b w:val="0"/>
+        </w:rPr>
+        <w:t xml:space="preserve"> conditions and </w:t>
+      </w:r>
+      <w:r>
+        <w:rPr>
+          <w:b/>
+        </w:rPr>
+        <w:t>evidence</w:t>
+      </w:r>
+      <w:r>
+        <w:rPr>
+          <w:b w:val="0"/>
+        </w:rPr>
+        <w:t xml:space="preserve"> source before it can support a claim.</w:t>
       </w:r>
     </w:p>
     <w:p>
@@ -213,7 +374,13 @@
       </w:r>
     </w:p>
     <w:p>
-      <w:r>
+      <w:pPr>
+        <w:spacing w:line="336" w:lineRule="auto" w:after="180"/>
+      </w:pPr>
+      <w:r>
+        <w:rPr>
+          <w:b w:val="0"/>
+        </w:rPr>
         <w:t>By the end, I can verify numbers and dates without inventing the intended correction.</w:t>
       </w:r>
     </w:p>
@@ -227,17 +394,52 @@
     </w:p>
     <w:p>
       <w:r>
+        <w:t>Investigate the supplied Verify Numbers and Dates case. Separate observations, given facts and assumptions before choosing an explanation.</w:t>
+      </w:r>
+    </w:p>
+    <w:p>
+      <w:pPr>
+        <w:spacing w:line="336" w:lineRule="auto" w:after="180"/>
+      </w:pPr>
+      <w:r>
+        <w:rPr>
+          <w:b/>
+        </w:rPr>
         <w:t>PICTURE STORY</w:t>
       </w:r>
     </w:p>
     <w:p>
-      <w:r>
+      <w:pPr>
+        <w:spacing w:line="336" w:lineRule="auto" w:after="180"/>
+      </w:pPr>
+      <w:r>
+        <w:rPr>
+          <w:b w:val="0"/>
+        </w:rPr>
         <w:t>Notice → Predict → Explain</w:t>
       </w:r>
     </w:p>
     <w:p>
-      <w:r>
-        <w:t>Begin with visible evidence. Do not explain more than the picture and information support.</w:t>
+      <w:pPr>
+        <w:spacing w:line="336" w:lineRule="auto" w:after="180"/>
+      </w:pPr>
+      <w:r>
+        <w:rPr>
+          <w:b w:val="0"/>
+        </w:rPr>
+        <w:t xml:space="preserve">Begin with visible </w:t>
+      </w:r>
+      <w:r>
+        <w:rPr>
+          <w:b/>
+        </w:rPr>
+        <w:t>evidence</w:t>
+      </w:r>
+      <w:r>
+        <w:rPr>
+          <w:b w:val="0"/>
+        </w:rPr>
+        <w:t>. Do not explain more than the picture and information support.</w:t>
       </w:r>
     </w:p>
     <w:p>
@@ -277,18 +479,70 @@
       </w:r>
     </w:p>
     <w:p>
-      <w:r>
+      <w:pPr>
+        <w:pStyle w:val="Heading3"/>
+      </w:pPr>
+      <w:r>
+        <w:t>Start with this puzzle</w:t>
+      </w:r>
+    </w:p>
+    <w:p>
+      <w:pPr>
+        <w:spacing w:line="336" w:lineRule="auto" w:after="180"/>
+        <w:shd w:fill="F1F6FC"/>
+      </w:pPr>
+      <w:r>
+        <w:rPr>
+          <w:b w:val="0"/>
+        </w:rPr>
         <w:t>MYSTERY</w:t>
       </w:r>
     </w:p>
     <w:p>
-      <w:r>
-        <w:t>The learners must use verify numbers and dates to solve a problem. What information do they have? What decision or calculation do they make? What would count as evidence that it worked?</w:t>
-      </w:r>
-    </w:p>
-    <w:p>
-      <w:r>
-        <w:t>Three observations (what you can point to):</w:t>
+      <w:pPr>
+        <w:spacing w:line="336" w:lineRule="auto" w:after="180"/>
+        <w:shd w:fill="F5F1FB"/>
+      </w:pPr>
+      <w:r>
+        <w:rPr>
+          <w:b w:val="0"/>
+        </w:rPr>
+        <w:t xml:space="preserve">The learners must use verify numbers and dates to solve a problem. What information do they have? What decision or calculation do they make? What would count as </w:t>
+      </w:r>
+      <w:r>
+        <w:rPr>
+          <w:b/>
+        </w:rPr>
+        <w:t>evidence</w:t>
+      </w:r>
+      <w:r>
+        <w:rPr>
+          <w:b w:val="0"/>
+        </w:rPr>
+        <w:t xml:space="preserve"> that it worked?</w:t>
+      </w:r>
+    </w:p>
+    <w:p>
+      <w:pPr>
+        <w:spacing w:line="336" w:lineRule="auto" w:after="180"/>
+      </w:pPr>
+      <w:r>
+        <w:rPr>
+          <w:b w:val="0"/>
+        </w:rPr>
+        <w:t xml:space="preserve">Three </w:t>
+      </w:r>
+      <w:r>
+        <w:rPr>
+          <w:b/>
+        </w:rPr>
+        <w:t>observation</w:t>
+      </w:r>
+      <w:r>
+        <w:rPr>
+          <w:b w:val="0"/>
+        </w:rPr>
+        <w:t>s (what you can point to):</w:t>
       </w:r>
     </w:p>
     <w:p>
@@ -325,8 +579,26 @@
       </w:r>
     </w:p>
     <w:p>
-      <w:r>
-        <w:t>My prediction and the clue supporting it:</w:t>
+      <w:pPr>
+        <w:spacing w:line="336" w:lineRule="auto" w:after="180"/>
+      </w:pPr>
+      <w:r>
+        <w:rPr>
+          <w:b w:val="0"/>
+        </w:rPr>
+        <w:t xml:space="preserve">My </w:t>
+      </w:r>
+      <w:r>
+        <w:rPr>
+          <w:b/>
+        </w:rPr>
+        <w:t>prediction</w:t>
+      </w:r>
+      <w:r>
+        <w:rPr>
+          <w:b w:val="0"/>
+        </w:rPr>
+        <w:t xml:space="preserve"> and the clue supporting it:</w:t>
       </w:r>
     </w:p>
     <w:p>
@@ -371,13 +643,36 @@
       </w:r>
     </w:p>
     <w:p>
-      <w:r>
+      <w:pPr>
+        <w:spacing w:line="336" w:lineRule="auto" w:after="180"/>
+      </w:pPr>
+      <w:r>
+        <w:rPr>
+          <w:b w:val="0"/>
+        </w:rPr>
         <w:t>Citation evaluation checks source existence, exact passage support and coverage of answer claims. A real citation can still be irrelevant.</w:t>
       </w:r>
     </w:p>
     <w:p>
-      <w:r>
-        <w:t>Begin by writing the question the procedure is intended to answer. Identify the information already supplied, the information it will produce and the information still missing. These are constructed classroom examples; they do not require live accounts, private records or an external service. Do not treat a plausible explanation as a measured outcome.</w:t>
+      <w:pPr>
+        <w:spacing w:line="336" w:lineRule="auto" w:after="180"/>
+      </w:pPr>
+      <w:r>
+        <w:rPr>
+          <w:b w:val="0"/>
+        </w:rPr>
+        <w:t>Begin by writing the question the procedure is intended to answer. Identify the information already supplied, the information it will produce and the information still missing.</w:t>
+      </w:r>
+    </w:p>
+    <w:p>
+      <w:pPr>
+        <w:spacing w:line="336" w:lineRule="auto" w:after="180"/>
+      </w:pPr>
+      <w:r>
+        <w:rPr>
+          <w:b w:val="0"/>
+        </w:rPr>
+        <w:t>These are constructed classroom examples; they do not require live accounts, private records or an external service. Do not treat a plausible explanation as a measured outcome.</w:t>
       </w:r>
     </w:p>
     <w:p>
@@ -390,16 +685,69 @@
     </w:p>
     <w:p>
       <w:r>
-        <w:t>VISUAL MECHANISM</w:t>
-      </w:r>
-    </w:p>
-    <w:p>
-      <w:r>
-        <w:t>Input → Process → Output</w:t>
-      </w:r>
-    </w:p>
-    <w:p>
-      <w:r>
+        <w:t>Follow the mechanism for Verify Numbers and Dates. Connect each labelled input, deciding step and result.</w:t>
+      </w:r>
+    </w:p>
+    <w:p>
+      <w:pPr>
+        <w:spacing w:line="336" w:lineRule="auto" w:after="180"/>
+      </w:pPr>
+      <w:r>
+        <w:rPr>
+          <w:b/>
+        </w:rPr>
+        <w:t xml:space="preserve">VISUAL </w:t>
+      </w:r>
+      <w:r>
+        <w:rPr>
+          <w:b/>
+        </w:rPr>
+        <w:t>MECHANISM</w:t>
+      </w:r>
+    </w:p>
+    <w:p>
+      <w:pPr>
+        <w:spacing w:line="336" w:lineRule="auto" w:after="180"/>
+      </w:pPr>
+      <w:r>
+        <w:rPr>
+          <w:b/>
+        </w:rPr>
+        <w:t>Input</w:t>
+      </w:r>
+      <w:r>
+        <w:rPr>
+          <w:b w:val="0"/>
+        </w:rPr>
+        <w:t xml:space="preserve"> → </w:t>
+      </w:r>
+      <w:r>
+        <w:rPr>
+          <w:b/>
+        </w:rPr>
+        <w:t>Process</w:t>
+      </w:r>
+      <w:r>
+        <w:rPr>
+          <w:b w:val="0"/>
+        </w:rPr>
+        <w:t xml:space="preserve"> → </w:t>
+      </w:r>
+      <w:r>
+        <w:rPr>
+          <w:b/>
+        </w:rPr>
+        <w:t>Output</w:t>
+      </w:r>
+    </w:p>
+    <w:p>
+      <w:pPr>
+        <w:spacing w:line="336" w:lineRule="auto" w:after="180"/>
+      </w:pPr>
+      <w:r>
+        <w:rPr>
+          <w:b w:val="0"/>
+        </w:rPr>
         <w:t>Trace the information. At each stage, ask what changed and how you could test it.</w:t>
       </w:r>
     </w:p>
@@ -440,7 +788,13 @@
       </w:r>
     </w:p>
     <w:p>
-      <w:r>
+      <w:pPr>
+        <w:spacing w:line="336" w:lineRule="auto" w:after="180"/>
+      </w:pPr>
+      <w:r>
+        <w:rPr>
+          <w:b w:val="0"/>
+        </w:rPr>
         <w:t>↓</w:t>
       </w:r>
     </w:p>
@@ -481,7 +835,13 @@
       </w:r>
     </w:p>
     <w:p>
-      <w:r>
+      <w:pPr>
+        <w:spacing w:line="336" w:lineRule="auto" w:after="180"/>
+      </w:pPr>
+      <w:r>
+        <w:rPr>
+          <w:b w:val="0"/>
+        </w:rPr>
         <w:t>↓</w:t>
       </w:r>
     </w:p>
@@ -522,7 +882,13 @@
       </w:r>
     </w:p>
     <w:p>
-      <w:r>
+      <w:pPr>
+        <w:spacing w:line="336" w:lineRule="auto" w:after="180"/>
+      </w:pPr>
+      <w:r>
+        <w:rPr>
+          <w:b w:val="0"/>
+        </w:rPr>
         <w:t>Which stage could fail even when the other two are correct? Explain:</w:t>
       </w:r>
     </w:p>
@@ -568,7 +934,13 @@
       </w:r>
     </w:p>
     <w:p>
-      <w:r>
+      <w:pPr>
+        <w:spacing w:line="336" w:lineRule="auto" w:after="180"/>
+      </w:pPr>
+      <w:r>
+        <w:rPr>
+          <w:b w:val="0"/>
+        </w:rPr>
         <w:t>For this classroom rubric count a claim as supported only when its cited passage entails it. Separately count correct citation links. Use the number of factual claims as the support denominator.</w:t>
       </w:r>
     </w:p>
@@ -665,8 +1037,61 @@
       </w:r>
     </w:p>
     <w:p>
-      <w:r>
-        <w:t>Before applying the procedure, write its units, denominator or decision boundary where relevant. A partner should be able to repeat each step using the same inputs. If a required input is absent or violates the stated contract, record that condition explicitly instead of quietly replacing it with a convenient value.</w:t>
+      <w:pPr>
+        <w:spacing w:line="336" w:lineRule="auto" w:after="180"/>
+      </w:pPr>
+      <w:r>
+        <w:rPr>
+          <w:b w:val="0"/>
+        </w:rPr>
+        <w:t xml:space="preserve">Before applying the procedure, write its </w:t>
+      </w:r>
+      <w:r>
+        <w:rPr>
+          <w:b/>
+        </w:rPr>
+        <w:t>unit</w:t>
+      </w:r>
+      <w:r>
+        <w:rPr>
+          <w:b w:val="0"/>
+        </w:rPr>
+        <w:t xml:space="preserve">s, denominator or decision boundary where relevant. A partner should be able to repeat each step using the same </w:t>
+      </w:r>
+      <w:r>
+        <w:rPr>
+          <w:b/>
+        </w:rPr>
+        <w:t>input</w:t>
+      </w:r>
+      <w:r>
+        <w:rPr>
+          <w:b w:val="0"/>
+        </w:rPr>
+        <w:t>s.</w:t>
+      </w:r>
+    </w:p>
+    <w:p>
+      <w:pPr>
+        <w:spacing w:line="336" w:lineRule="auto" w:after="180"/>
+      </w:pPr>
+      <w:r>
+        <w:rPr>
+          <w:b w:val="0"/>
+        </w:rPr>
+        <w:t xml:space="preserve">If a required </w:t>
+      </w:r>
+      <w:r>
+        <w:rPr>
+          <w:b/>
+        </w:rPr>
+        <w:t>input</w:t>
+      </w:r>
+      <w:r>
+        <w:rPr>
+          <w:b w:val="0"/>
+        </w:rPr>
+        <w:t xml:space="preserve"> is absent or violates the stated contract, record that condition explicitly instead of quietly replacing it with a convenient value.</w:t>
       </w:r>
     </w:p>
     <w:p>
@@ -678,8 +1103,26 @@
       </w:r>
     </w:p>
     <w:p>
-      <w:r>
-        <w:t>Point to the input, the deciding step and the result in this week’s visual. Explain the same step in ordinary words. A picture helps when you can say what each part represents.</w:t>
+      <w:pPr>
+        <w:spacing w:line="336" w:lineRule="auto" w:after="180"/>
+      </w:pPr>
+      <w:r>
+        <w:rPr>
+          <w:b w:val="0"/>
+        </w:rPr>
+        <w:t xml:space="preserve">Point to the </w:t>
+      </w:r>
+      <w:r>
+        <w:rPr>
+          <w:b/>
+        </w:rPr>
+        <w:t>input</w:t>
+      </w:r>
+      <w:r>
+        <w:rPr>
+          <w:b w:val="0"/>
+        </w:rPr>
+        <w:t>, the deciding step and the result in this week’s visual. Explain the same step in ordinary words. A picture helps when you can say what each part represents.</w:t>
       </w:r>
     </w:p>
     <w:p>
@@ -692,16 +1135,54 @@
     </w:p>
     <w:p>
       <w:r>
+        <w:t>Compare the supplied cases for Verify Numbers and Dates. Identify the detail that changes the conclusion.</w:t>
+      </w:r>
+    </w:p>
+    <w:p>
+      <w:pPr>
+        <w:pStyle w:val="Heading3"/>
+      </w:pPr>
+      <w:r>
+        <w:t>The case to investigate</w:t>
+      </w:r>
+    </w:p>
+    <w:p>
+      <w:pPr>
+        <w:spacing w:line="336" w:lineRule="auto" w:after="180"/>
+        <w:shd w:fill="F1F6FC"/>
+      </w:pPr>
+      <w:r>
+        <w:rPr>
+          <w:b w:val="0"/>
+        </w:rPr>
         <w:t>CASE GALLERY</w:t>
       </w:r>
     </w:p>
     <w:p>
-      <w:r>
-        <w:t>Four Tests, Four Kinds of Evidence</w:t>
-      </w:r>
-    </w:p>
-    <w:p>
-      <w:r>
+      <w:pPr>
+        <w:spacing w:line="336" w:lineRule="auto" w:after="180"/>
+      </w:pPr>
+      <w:r>
+        <w:rPr>
+          <w:b w:val="0"/>
+        </w:rPr>
+        <w:t xml:space="preserve">Four Tests, Four Kinds of </w:t>
+      </w:r>
+      <w:r>
+        <w:rPr>
+          <w:b/>
+        </w:rPr>
+        <w:t>Evidence</w:t>
+      </w:r>
+    </w:p>
+    <w:p>
+      <w:pPr>
+        <w:spacing w:line="336" w:lineRule="auto" w:after="180"/>
+      </w:pPr>
+      <w:r>
+        <w:rPr>
+          <w:b w:val="0"/>
+        </w:rPr>
         <w:t>A system is not understood until it survives more than one comfortable example.</w:t>
       </w:r>
     </w:p>
@@ -778,8 +1259,47 @@
       </w:r>
     </w:p>
     <w:p>
-      <w:r>
-        <w:t>NORMAL CASE: predict and name evidence.     BOUNDARY CASE: predict and name evidence.</w:t>
+      <w:pPr>
+        <w:pStyle w:val="Heading3"/>
+      </w:pPr>
+      <w:r>
+        <w:t>The normal case</w:t>
+      </w:r>
+    </w:p>
+    <w:p>
+      <w:pPr>
+        <w:spacing w:line="336" w:lineRule="auto" w:after="180"/>
+        <w:shd w:fill="F1F6FC"/>
+      </w:pPr>
+      <w:r>
+        <w:rPr>
+          <w:b w:val="0"/>
+        </w:rPr>
+        <w:t xml:space="preserve">NORMAL CASE: predict and name </w:t>
+      </w:r>
+      <w:r>
+        <w:rPr>
+          <w:b/>
+        </w:rPr>
+        <w:t>evidence</w:t>
+      </w:r>
+      <w:r>
+        <w:rPr>
+          <w:b w:val="0"/>
+        </w:rPr>
+        <w:t xml:space="preserve">.     BOUNDARY CASE: predict and name </w:t>
+      </w:r>
+      <w:r>
+        <w:rPr>
+          <w:b/>
+        </w:rPr>
+        <w:t>evidence</w:t>
+      </w:r>
+      <w:r>
+        <w:rPr>
+          <w:b w:val="0"/>
+        </w:rPr>
+        <w:t>.</w:t>
       </w:r>
     </w:p>
     <w:p>
@@ -855,12 +1375,58 @@
       </w:r>
     </w:p>
     <w:p>
-      <w:r>
-        <w:t>MISSING INFORMATION: predict and name evidence.     TRANSFER CASE: predict and name evidence.</w:t>
-      </w:r>
-    </w:p>
-    <w:p>
-      <w:r>
+      <w:pPr>
+        <w:pStyle w:val="Heading3"/>
+      </w:pPr>
+      <w:r>
+        <w:t>Check missing information</w:t>
+      </w:r>
+    </w:p>
+    <w:p>
+      <w:pPr>
+        <w:spacing w:line="336" w:lineRule="auto" w:after="180"/>
+        <w:shd w:fill="FFF5E6"/>
+      </w:pPr>
+      <w:r>
+        <w:rPr>
+          <w:b w:val="0"/>
+        </w:rPr>
+        <w:t xml:space="preserve">MISSING INFORMATION: predict and name </w:t>
+      </w:r>
+      <w:r>
+        <w:rPr>
+          <w:b/>
+        </w:rPr>
+        <w:t>evidence</w:t>
+      </w:r>
+      <w:r>
+        <w:rPr>
+          <w:b w:val="0"/>
+        </w:rPr>
+        <w:t xml:space="preserve">.     TRANSFER CASE: predict and name </w:t>
+      </w:r>
+      <w:r>
+        <w:rPr>
+          <w:b/>
+        </w:rPr>
+        <w:t>evidence</w:t>
+      </w:r>
+      <w:r>
+        <w:rPr>
+          <w:b w:val="0"/>
+        </w:rPr>
+        <w:t>.</w:t>
+      </w:r>
+    </w:p>
+    <w:p>
+      <w:pPr>
+        <w:spacing w:line="336" w:lineRule="auto" w:after="180"/>
+        <w:shd w:fill="F5F1FB"/>
+      </w:pPr>
+      <w:r>
+        <w:rPr>
+          <w:b w:val="0"/>
+        </w:rPr>
         <w:t>Which case is most likely to reveal a hidden assumption? Why?</w:t>
       </w:r>
     </w:p>
@@ -906,18 +1472,105 @@
       </w:r>
     </w:p>
     <w:p>
-      <w:r>
+      <w:pPr>
+        <w:pStyle w:val="Heading3"/>
+      </w:pPr>
+      <w:r>
+        <w:t>Change one thing</w:t>
+      </w:r>
+    </w:p>
+    <w:p>
+      <w:pPr>
+        <w:spacing w:line="336" w:lineRule="auto" w:after="180"/>
+        <w:shd w:fill="F5F1FB"/>
+      </w:pPr>
+      <w:r>
+        <w:rPr>
+          <w:b w:val="0"/>
+        </w:rPr>
         <w:t>Change: The count is revised to 14 passes out of 20, but no date record is added.</w:t>
       </w:r>
     </w:p>
     <w:p>
-      <w:r>
-        <w:t>Prediction: 70% now matches the count; June 31 remains invalid and unresolved.</w:t>
-      </w:r>
-    </w:p>
-    <w:p>
-      <w:r>
-        <w:t>Reason: 14÷20×100=70%; changing a count provides no new calendar evidence.</w:t>
+      <w:pPr>
+        <w:pStyle w:val="Heading3"/>
+      </w:pPr>
+      <w:r>
+        <w:t>Predicted result</w:t>
+      </w:r>
+    </w:p>
+    <w:p>
+      <w:pPr>
+        <w:spacing w:line="336" w:lineRule="auto" w:after="180"/>
+        <w:shd w:fill="F1F6FC"/>
+      </w:pPr>
+      <w:r>
+        <w:rPr>
+          <w:b/>
+        </w:rPr>
+        <w:t>Prediction</w:t>
+      </w:r>
+      <w:r>
+        <w:rPr>
+          <w:b w:val="0"/>
+        </w:rPr>
+        <w:t xml:space="preserve">: </w:t>
+      </w:r>
+      <w:r>
+        <w:rPr>
+          <w:b/>
+        </w:rPr>
+        <w:t>70%</w:t>
+      </w:r>
+      <w:r>
+        <w:rPr>
+          <w:b w:val="0"/>
+        </w:rPr>
+        <w:t xml:space="preserve"> now matches the count; June 31 remains invalid and unresolved.</w:t>
+      </w:r>
+    </w:p>
+    <w:p>
+      <w:pPr>
+        <w:pStyle w:val="Heading3"/>
+      </w:pPr>
+      <w:r>
+        <w:t>Why the result follows</w:t>
+      </w:r>
+    </w:p>
+    <w:p>
+      <w:pPr>
+        <w:spacing w:line="336" w:lineRule="auto" w:after="180"/>
+        <w:shd w:fill="F1F6FC"/>
+      </w:pPr>
+      <w:r>
+        <w:rPr>
+          <w:b w:val="0"/>
+        </w:rPr>
+        <w:t>Reason: 14÷20×100=</w:t>
+      </w:r>
+      <w:r>
+        <w:rPr>
+          <w:b/>
+        </w:rPr>
+        <w:t>70%</w:t>
+      </w:r>
+      <w:r>
+        <w:rPr>
+          <w:b w:val="0"/>
+        </w:rPr>
+        <w:t xml:space="preserve">; changing a count provides no new calendar </w:t>
+      </w:r>
+      <w:r>
+        <w:rPr>
+          <w:b/>
+        </w:rPr>
+        <w:t>evidence</w:t>
+      </w:r>
+      <w:r>
+        <w:rPr>
+          <w:b w:val="0"/>
+        </w:rPr>
+        <w:t>.</w:t>
       </w:r>
     </w:p>
     <w:p>
@@ -930,16 +1583,39 @@
     </w:p>
     <w:p>
       <w:r>
+        <w:t>Use the vocabulary of Verify Numbers and Dates to explain a concrete decision, rather than only memorising definitions.</w:t>
+      </w:r>
+    </w:p>
+    <w:p>
+      <w:pPr>
+        <w:spacing w:line="336" w:lineRule="auto" w:after="180"/>
+      </w:pPr>
+      <w:r>
+        <w:rPr>
+          <w:b/>
+        </w:rPr>
         <w:t>VOCABULARY LAB</w:t>
       </w:r>
     </w:p>
     <w:p>
-      <w:r>
+      <w:pPr>
+        <w:spacing w:line="336" w:lineRule="auto" w:after="180"/>
+      </w:pPr>
+      <w:r>
+        <w:rPr>
+          <w:b w:val="0"/>
+        </w:rPr>
         <w:t>Words You Can Use to Reason</w:t>
       </w:r>
     </w:p>
     <w:p>
-      <w:r>
+      <w:pPr>
+        <w:spacing w:line="336" w:lineRule="auto" w:after="180"/>
+      </w:pPr>
+      <w:r>
+        <w:rPr>
+          <w:b w:val="0"/>
+        </w:rPr>
         <w:t>A definition matters when you can recognize the idea, use it, and contrast it with a near-miss.</w:t>
       </w:r>
     </w:p>
@@ -1374,17 +2050,58 @@
     </w:p>
     <w:p>
       <w:r>
-        <w:t>WORKED EVIDENCE</w:t>
-      </w:r>
-    </w:p>
-    <w:p>
-      <w:r>
+        <w:t>Follow the worked trace for Verify Numbers and Dates, predict a step, then compare with its explanation.</w:t>
+      </w:r>
+    </w:p>
+    <w:p>
+      <w:pPr>
+        <w:spacing w:line="336" w:lineRule="auto" w:after="180"/>
+      </w:pPr>
+      <w:r>
+        <w:rPr>
+          <w:b/>
+        </w:rPr>
+        <w:t xml:space="preserve">WORKED </w:t>
+      </w:r>
+      <w:r>
+        <w:rPr>
+          <w:b/>
+        </w:rPr>
+        <w:t>EVIDENCE</w:t>
+      </w:r>
+    </w:p>
+    <w:p>
+      <w:pPr>
+        <w:spacing w:line="336" w:lineRule="auto" w:after="180"/>
+      </w:pPr>
+      <w:r>
+        <w:rPr>
+          <w:b w:val="0"/>
+        </w:rPr>
         <w:t>Reason Step by Step</w:t>
       </w:r>
     </w:p>
     <w:p>
-      <w:r>
-        <w:t>Predict first. Then check each step. A correct answer without visible reasoning is incomplete evidence.</w:t>
+      <w:pPr>
+        <w:spacing w:line="336" w:lineRule="auto" w:after="180"/>
+      </w:pPr>
+      <w:r>
+        <w:rPr>
+          <w:b w:val="0"/>
+        </w:rPr>
+        <w:t xml:space="preserve">Predict first. Then check each step. A correct answer without visible reasoning is incomplete </w:t>
+      </w:r>
+      <w:r>
+        <w:rPr>
+          <w:b/>
+        </w:rPr>
+        <w:t>evidence</w:t>
+      </w:r>
+      <w:r>
+        <w:rPr>
+          <w:b w:val="0"/>
+        </w:rPr>
+        <w:t>.</w:t>
       </w:r>
     </w:p>
     <w:p>
@@ -1424,28 +2141,104 @@
       </w:r>
     </w:p>
     <w:p>
-      <w:r>
-        <w:t>1. Claim: 18 of 24 tests passed, reported as 80%.</w:t>
-      </w:r>
-    </w:p>
-    <w:p>
-      <w:r>
-        <w:t>2. Recalculate: 18 ÷ 24 = 0.75 = 75%.</w:t>
-      </w:r>
-    </w:p>
-    <w:p>
-      <w:r>
-        <w:t>3. Check denominator, unit, rounding, and source date.</w:t>
-      </w:r>
-    </w:p>
-    <w:p>
-      <w:r>
+      <w:pPr>
+        <w:spacing w:line="336" w:lineRule="auto" w:after="180"/>
+        <w:shd w:fill="F4F9FC"/>
+      </w:pPr>
+      <w:r>
+        <w:rPr>
+          <w:b w:val="0"/>
+        </w:rPr>
+        <w:t xml:space="preserve">1. Claim: 18 of 24 tests passed, reported as </w:t>
+      </w:r>
+      <w:r>
+        <w:rPr>
+          <w:b/>
+        </w:rPr>
+        <w:t>80%</w:t>
+      </w:r>
+      <w:r>
+        <w:rPr>
+          <w:b w:val="0"/>
+        </w:rPr>
+        <w:t>.</w:t>
+      </w:r>
+    </w:p>
+    <w:p>
+      <w:pPr>
+        <w:spacing w:line="336" w:lineRule="auto" w:after="180"/>
+        <w:shd w:fill="F4F9FC"/>
+      </w:pPr>
+      <w:r>
+        <w:rPr>
+          <w:b w:val="0"/>
+        </w:rPr>
+        <w:t xml:space="preserve">2. </w:t>
+      </w:r>
+      <w:r>
+        <w:rPr>
+          <w:b/>
+        </w:rPr>
+        <w:t>Recalculate</w:t>
+      </w:r>
+      <w:r>
+        <w:rPr>
+          <w:b w:val="0"/>
+        </w:rPr>
+        <w:t>: 18 ÷ 24 = 0.75 = 75%.</w:t>
+      </w:r>
+    </w:p>
+    <w:p>
+      <w:pPr>
+        <w:spacing w:line="336" w:lineRule="auto" w:after="180"/>
+        <w:shd w:fill="F4F9FC"/>
+      </w:pPr>
+      <w:r>
+        <w:rPr>
+          <w:b w:val="0"/>
+        </w:rPr>
+        <w:t xml:space="preserve">3. Check denominator, </w:t>
+      </w:r>
+      <w:r>
+        <w:rPr>
+          <w:b/>
+        </w:rPr>
+        <w:t>unit</w:t>
+      </w:r>
+      <w:r>
+        <w:rPr>
+          <w:b w:val="0"/>
+        </w:rPr>
+        <w:t>, rounding, and source date.</w:t>
+      </w:r>
+    </w:p>
+    <w:p>
+      <w:pPr>
+        <w:spacing w:line="336" w:lineRule="auto" w:after="180"/>
+        <w:shd w:fill="F4F9FC"/>
+      </w:pPr>
+      <w:r>
+        <w:rPr>
+          <w:b w:val="0"/>
+        </w:rPr>
         <w:t>4. Correct the claim and preserve the calculation trail.</w:t>
       </w:r>
     </w:p>
     <w:p>
-      <w:r>
-        <w:t>Recalculate, retrace, or restate the reasoning in your own representation:</w:t>
+      <w:pPr>
+        <w:spacing w:line="336" w:lineRule="auto" w:after="180"/>
+      </w:pPr>
+      <w:r>
+        <w:rPr>
+          <w:b/>
+        </w:rPr>
+        <w:t>Recalculate</w:t>
+      </w:r>
+      <w:r>
+        <w:rPr>
+          <w:b w:val="0"/>
+        </w:rPr>
+        <w:t>, retrace, or restate the reasoning in your own representation:</w:t>
       </w:r>
     </w:p>
     <w:p>
@@ -1482,8 +2275,27 @@
       </w:r>
     </w:p>
     <w:p>
-      <w:r>
-        <w:t>CHECK  Did the evidence answer the exact question? Did the total, path, or source record stay consistent?</w:t>
+      <w:pPr>
+        <w:spacing w:line="336" w:lineRule="auto" w:after="180"/>
+        <w:shd w:fill="F5F1FB"/>
+      </w:pPr>
+      <w:r>
+        <w:rPr>
+          <w:b w:val="0"/>
+        </w:rPr>
+        <w:t xml:space="preserve">CHECK  Did the </w:t>
+      </w:r>
+      <w:r>
+        <w:rPr>
+          <w:b/>
+        </w:rPr>
+        <w:t>evidence</w:t>
+      </w:r>
+      <w:r>
+        <w:rPr>
+          <w:b w:val="0"/>
+        </w:rPr>
+        <w:t xml:space="preserve"> answer the exact question? Did the total, path, or source record stay consistent?</w:t>
       </w:r>
     </w:p>
     <w:p>
@@ -1495,30 +2307,111 @@
       </w:r>
     </w:p>
     <w:p>
-      <w:r>
+      <w:pPr>
+        <w:spacing w:line="336" w:lineRule="auto" w:after="180"/>
+      </w:pPr>
+      <w:r>
+        <w:rPr>
+          <w:b w:val="0"/>
+        </w:rPr>
         <w:t>An answer has four factual claims. Three have citations, but only two are supported by their cited passages. All links exist.</w:t>
       </w:r>
     </w:p>
     <w:p>
-      <w:r>
+      <w:pPr>
+        <w:spacing w:line="336" w:lineRule="auto" w:after="180"/>
+      </w:pPr>
+      <w:r>
+        <w:rPr>
+          <w:b w:val="0"/>
+        </w:rPr>
         <w:t>Claim support is 2/4=50%; citation presence is 3/4=75%; link existence among three citations is 3/3. These measure different failures.</w:t>
       </w:r>
     </w:p>
     <w:p>
-      <w:r>
-        <w:t>Compare the intermediate evidence with the final statement. Explain why each number or decision follows from the stated inputs. The conclusion belongs to this scenario and procedure; changing the inputs, evaluation population or authority can change what it establishes. Retain the raw record so a later revision can be compared honestly.</w:t>
-      </w:r>
-    </w:p>
-    <w:p>
       <w:pPr>
         <w:pStyle w:val="Heading3"/>
       </w:pPr>
       <w:r>
+        <w:t>Worked explanation · Verify Numbers and Dates</w:t>
+      </w:r>
+    </w:p>
+    <w:p>
+      <w:pPr>
+        <w:spacing w:line="336" w:lineRule="auto" w:after="180"/>
+        <w:shd w:fill="F1F6FC"/>
+      </w:pPr>
+      <w:r>
+        <w:rPr>
+          <w:b w:val="0"/>
+        </w:rPr>
+        <w:t xml:space="preserve">Compare the intermediate </w:t>
+      </w:r>
+      <w:r>
+        <w:rPr>
+          <w:b/>
+        </w:rPr>
+        <w:t>evidence</w:t>
+      </w:r>
+      <w:r>
+        <w:rPr>
+          <w:b w:val="0"/>
+        </w:rPr>
+        <w:t xml:space="preserve"> with the final statement. Explain why each number or decision follows from the stated </w:t>
+      </w:r>
+      <w:r>
+        <w:rPr>
+          <w:b/>
+        </w:rPr>
+        <w:t>input</w:t>
+      </w:r>
+      <w:r>
+        <w:rPr>
+          <w:b w:val="0"/>
+        </w:rPr>
+        <w:t>s.</w:t>
+      </w:r>
+    </w:p>
+    <w:p>
+      <w:pPr>
+        <w:spacing w:line="336" w:lineRule="auto" w:after="180"/>
+        <w:shd w:fill="F1F6FC"/>
+      </w:pPr>
+      <w:r>
+        <w:rPr>
+          <w:b w:val="0"/>
+        </w:rPr>
+        <w:t xml:space="preserve">The conclusion belongs to this scenario and procedure; changing the </w:t>
+      </w:r>
+      <w:r>
+        <w:rPr>
+          <w:b/>
+        </w:rPr>
+        <w:t>input</w:t>
+      </w:r>
+      <w:r>
+        <w:rPr>
+          <w:b w:val="0"/>
+        </w:rPr>
+        <w:t>s, evaluation population or authority can change what it establishes. Retain the raw record so a later revision can be compared honestly.</w:t>
+      </w:r>
+    </w:p>
+    <w:p>
+      <w:pPr>
+        <w:pStyle w:val="Heading3"/>
+      </w:pPr>
+      <w:r>
         <w:t>Learn from the worked case</w:t>
       </w:r>
     </w:p>
     <w:p>
-      <w:r>
+      <w:pPr>
+        <w:spacing w:line="336" w:lineRule="auto" w:after="180"/>
+      </w:pPr>
+      <w:r>
+        <w:rPr>
+          <w:b w:val="0"/>
+        </w:rPr>
         <w:t>Cover the result before checking it. Say what is given, choose the procedure, and follow one step at a time. Then uncover the result and explain your first mismatch. Ask why a step is allowed, not only what number it produces.</w:t>
       </w:r>
     </w:p>
@@ -1531,7 +2424,13 @@
       </w:r>
     </w:p>
     <w:p>
-      <w:r>
+      <w:pPr>
+        <w:spacing w:line="336" w:lineRule="auto" w:after="180"/>
+      </w:pPr>
+      <w:r>
+        <w:rPr>
+          <w:b w:val="0"/>
+        </w:rPr>
         <w:t>A fictional Study Buddy checks a science-club summary against supplied counts and calendar facts.</w:t>
       </w:r>
     </w:p>
@@ -1544,12 +2443,54 @@
       </w:r>
     </w:p>
     <w:p>
-      <w:r>
-        <w:t>Record: 15 of 20 fictional model trials passed. Draft: “70% passed; the meeting is on June 31.”</w:t>
-      </w:r>
-    </w:p>
-    <w:p>
-      <w:r>
+      <w:pPr>
+        <w:pStyle w:val="Heading3"/>
+      </w:pPr>
+      <w:r>
+        <w:t>Supplied facts</w:t>
+      </w:r>
+    </w:p>
+    <w:p>
+      <w:pPr>
+        <w:spacing w:line="336" w:lineRule="auto" w:after="180"/>
+        <w:shd w:fill="F1F6FC"/>
+      </w:pPr>
+      <w:r>
+        <w:rPr>
+          <w:b w:val="0"/>
+        </w:rPr>
+        <w:t>Record: 15 of 20 fictional model trials passed. Draft: “</w:t>
+      </w:r>
+      <w:r>
+        <w:rPr>
+          <w:b/>
+        </w:rPr>
+        <w:t>70%</w:t>
+      </w:r>
+      <w:r>
+        <w:rPr>
+          <w:b w:val="0"/>
+        </w:rPr>
+        <w:t xml:space="preserve"> passed; the meeting is on June 31.”</w:t>
+      </w:r>
+    </w:p>
+    <w:p>
+      <w:pPr>
+        <w:pStyle w:val="Heading3"/>
+      </w:pPr>
+      <w:r>
+        <w:t>Supplied facts</w:t>
+      </w:r>
+    </w:p>
+    <w:p>
+      <w:pPr>
+        <w:spacing w:line="336" w:lineRule="auto" w:after="180"/>
+        <w:shd w:fill="F1F6FC"/>
+      </w:pPr>
+      <w:r>
+        <w:rPr>
+          <w:b w:val="0"/>
+        </w:rPr>
         <w:t>June has 30 days. No authoritative record gives the intended meeting date.</w:t>
       </w:r>
     </w:p>
@@ -1735,30 +2676,126 @@
       </w:r>
     </w:p>
     <w:p>
-      <w:r>
-        <w:t>A percentage requires the correct numerator and denominator. Calendar validation identifies an impossible date, but it cannot discover what date the author intended. These checks use different evidence: arithmetic repairs the percentage from the supplied counts, while the date needs another authoritative source before publication.</w:t>
-      </w:r>
-    </w:p>
-    <w:p>
       <w:pPr>
         <w:pStyle w:val="Heading3"/>
       </w:pPr>
       <w:r>
+        <w:t>Why the result follows</w:t>
+      </w:r>
+    </w:p>
+    <w:p>
+      <w:pPr>
+        <w:spacing w:line="336" w:lineRule="auto" w:after="180"/>
+        <w:shd w:fill="F1F6FC"/>
+      </w:pPr>
+      <w:r>
+        <w:rPr>
+          <w:b w:val="0"/>
+        </w:rPr>
+        <w:t>A percentage requires the correct numerator and denominator. Calendar validation identifies an impossible date, but it cannot discover what date the author intended.</w:t>
+      </w:r>
+    </w:p>
+    <w:p>
+      <w:pPr>
+        <w:spacing w:line="336" w:lineRule="auto" w:after="180"/>
+        <w:shd w:fill="F1F6FC"/>
+      </w:pPr>
+      <w:r>
+        <w:rPr>
+          <w:b w:val="0"/>
+        </w:rPr>
+        <w:t xml:space="preserve">These checks use different </w:t>
+      </w:r>
+      <w:r>
+        <w:rPr>
+          <w:b/>
+        </w:rPr>
+        <w:t>evidence</w:t>
+      </w:r>
+      <w:r>
+        <w:rPr>
+          <w:b w:val="0"/>
+        </w:rPr>
+        <w:t>: arithmetic repairs the percentage from the supplied counts, while the date needs another authoritative source before publication.</w:t>
+      </w:r>
+    </w:p>
+    <w:p>
+      <w:pPr>
+        <w:pStyle w:val="Heading3"/>
+      </w:pPr>
+      <w:r>
         <w:t>What this example does not establish</w:t>
       </w:r>
     </w:p>
     <w:p>
-      <w:r>
+      <w:pPr>
+        <w:pStyle w:val="Heading3"/>
+      </w:pPr>
+      <w:r>
+        <w:t>Keep the stated limit</w:t>
+      </w:r>
+    </w:p>
+    <w:p>
+      <w:pPr>
+        <w:spacing w:line="336" w:lineRule="auto" w:after="180"/>
+        <w:shd w:fill="FFF5E6"/>
+      </w:pPr>
+      <w:r>
+        <w:rPr>
+          <w:b w:val="0"/>
+        </w:rPr>
         <w:t>This check confirms internal arithmetic and date validity, not whether the fictional trial measurements themselves were reliable.</w:t>
       </w:r>
     </w:p>
     <w:p>
-      <w:r>
-        <w:t>Read the labelled picture: Which part can be corrected immediately from existing evidence, and which needs follow-up?</w:t>
-      </w:r>
-    </w:p>
-    <w:p>
-      <w:r>
+      <w:pPr>
+        <w:pStyle w:val="Heading3"/>
+      </w:pPr>
+      <w:r>
+        <w:t>Keep the stated limit</w:t>
+      </w:r>
+    </w:p>
+    <w:p>
+      <w:pPr>
+        <w:spacing w:line="336" w:lineRule="auto" w:after="180"/>
+        <w:shd w:fill="FFF5E6"/>
+      </w:pPr>
+      <w:r>
+        <w:rPr>
+          <w:b w:val="0"/>
+        </w:rPr>
+        <w:t xml:space="preserve">Read the labelled picture: Which part can be corrected immediately from existing </w:t>
+      </w:r>
+      <w:r>
+        <w:rPr>
+          <w:b/>
+        </w:rPr>
+        <w:t>evidence</w:t>
+      </w:r>
+      <w:r>
+        <w:rPr>
+          <w:b w:val="0"/>
+        </w:rPr>
+        <w:t>, and which needs follow-up?</w:t>
+      </w:r>
+    </w:p>
+    <w:p>
+      <w:pPr>
+        <w:pStyle w:val="Heading3"/>
+      </w:pPr>
+      <w:r>
+        <w:t>Keep the stated limit</w:t>
+      </w:r>
+    </w:p>
+    <w:p>
+      <w:pPr>
+        <w:spacing w:line="336" w:lineRule="auto" w:after="180"/>
+        <w:shd w:fill="FFF5E6"/>
+      </w:pPr>
+      <w:r>
+        <w:rPr>
+          <w:b w:val="0"/>
+        </w:rPr>
         <w:t>Change one thing: The count is revised to 14 passes out of 20, but no date record is added. Predict the result before checking the explanation. What remains the same?</w:t>
       </w:r>
     </w:p>
@@ -1772,17 +2809,61 @@
     </w:p>
     <w:p>
       <w:r>
+        <w:t>Find the unsupported step in the Verify Numbers and Dates claim and explain a repair using the supplied evidence.</w:t>
+      </w:r>
+    </w:p>
+    <w:p>
+      <w:pPr>
+        <w:pStyle w:val="Heading3"/>
+      </w:pPr>
+      <w:r>
+        <w:t>Find the first error</w:t>
+      </w:r>
+    </w:p>
+    <w:p>
+      <w:pPr>
+        <w:spacing w:line="336" w:lineRule="auto" w:after="180"/>
+        <w:shd w:fill="FFF5E6"/>
+      </w:pPr>
+      <w:r>
+        <w:rPr>
+          <w:b w:val="0"/>
+        </w:rPr>
         <w:t>ERROR DETECTIVE</w:t>
       </w:r>
     </w:p>
     <w:p>
-      <w:r>
+      <w:pPr>
+        <w:spacing w:line="336" w:lineRule="auto" w:after="180"/>
+      </w:pPr>
+      <w:r>
+        <w:rPr>
+          <w:b w:val="0"/>
+        </w:rPr>
         <w:t>Compare → Diagnose → Repair</w:t>
       </w:r>
     </w:p>
     <w:p>
-      <w:r>
-        <w:t>Do not patch the answer. Find the earliest unsupported assumption, wrong step, or weak evidence.</w:t>
+      <w:pPr>
+        <w:spacing w:line="336" w:lineRule="auto" w:after="180"/>
+      </w:pPr>
+      <w:r>
+        <w:rPr>
+          <w:b w:val="0"/>
+        </w:rPr>
+        <w:t xml:space="preserve">Do not patch the answer. Find the earliest unsupported assumption, wrong step, or weak </w:t>
+      </w:r>
+      <w:r>
+        <w:rPr>
+          <w:b/>
+        </w:rPr>
+        <w:t>evidence</w:t>
+      </w:r>
+      <w:r>
+        <w:rPr>
+          <w:b w:val="0"/>
+        </w:rPr>
+        <w:t>.</w:t>
       </w:r>
     </w:p>
     <w:p>
@@ -2032,7 +3113,14 @@
       </w:tr>
     </w:tbl>
     <w:p>
-      <w:r>
+      <w:pPr>
+        <w:spacing w:line="336" w:lineRule="auto" w:after="180"/>
+        <w:shd w:fill="F5F1FB"/>
+      </w:pPr>
+      <w:r>
+        <w:rPr>
+          <w:b w:val="0"/>
+        </w:rPr>
         <w:t>Repair one cause. Why is this repair better than changing several things?</w:t>
       </w:r>
     </w:p>
@@ -2078,15 +3166,42 @@
       </w:r>
     </w:p>
     <w:p>
-      <w:r>
-        <w:t>Complete the supported workbook tasks before attempting W4 independently. Record any hints or help used. After feedback, use the teacher's fresh retry rather than copying the earlier answer. For a project, select a relevant new case, predict the outcome from the declared rule and preserve the result alongside any revision.</w:t>
-      </w:r>
-    </w:p>
-    <w:p>
       <w:pPr>
         <w:pStyle w:val="Heading3"/>
       </w:pPr>
       <w:r>
+        <w:t>Check the claim against the facts</w:t>
+      </w:r>
+    </w:p>
+    <w:p>
+      <w:pPr>
+        <w:spacing w:line="336" w:lineRule="auto" w:after="180"/>
+        <w:shd w:fill="FFF5E6"/>
+      </w:pPr>
+      <w:r>
+        <w:rPr>
+          <w:b w:val="0"/>
+        </w:rPr>
+        <w:t>Complete the supported workbook tasks before attempting W4 independently. Record any hints or help used. After feedback, use the teacher's fresh retry rather than copying the earlier answer.</w:t>
+      </w:r>
+    </w:p>
+    <w:p>
+      <w:pPr>
+        <w:spacing w:line="336" w:lineRule="auto" w:after="180"/>
+        <w:shd w:fill="FFF5E6"/>
+      </w:pPr>
+      <w:r>
+        <w:rPr>
+          <w:b w:val="0"/>
+        </w:rPr>
+        <w:t>For a project, select a relevant new case, predict the outcome from the declared rule and preserve the result alongside any revision.</w:t>
+      </w:r>
+    </w:p>
+    <w:p>
+      <w:pPr>
+        <w:pStyle w:val="Heading3"/>
+      </w:pPr>
+      <w:r>
         <w:t>Exit: propose one revealing change to the worked scenario. State the expected outcome and the evidence that would make you revise your explanation.</w:t>
       </w:r>
     </w:p>
@@ -2125,16 +3240,39 @@
     </w:p>
     <w:p>
       <w:r>
+        <w:t>Practise Verify Numbers and Dates with support, then explain the deciding step in your own words.</w:t>
+      </w:r>
+    </w:p>
+    <w:p>
+      <w:pPr>
+        <w:spacing w:line="336" w:lineRule="auto" w:after="180"/>
+      </w:pPr>
+      <w:r>
+        <w:rPr>
+          <w:b/>
+        </w:rPr>
         <w:t>LOGIC STUDIO</w:t>
       </w:r>
     </w:p>
     <w:p>
-      <w:r>
+      <w:pPr>
+        <w:spacing w:line="336" w:lineRule="auto" w:after="180"/>
+      </w:pPr>
+      <w:r>
+        <w:rPr>
+          <w:b w:val="0"/>
+        </w:rPr>
         <w:t>Specify Before You Run</w:t>
       </w:r>
     </w:p>
     <w:p>
-      <w:r>
+      <w:pPr>
+        <w:spacing w:line="336" w:lineRule="auto" w:after="180"/>
+      </w:pPr>
+      <w:r>
+        <w:rPr>
+          <w:b w:val="0"/>
+        </w:rPr>
         <w:t>Prompts, schemas, retrieval, tool calls, and code are inspectable parts of one AI product.</w:t>
       </w:r>
     </w:p>
@@ -2175,8 +3313,26 @@
       </w:r>
     </w:p>
     <w:p>
-      <w:r>
-        <w:t>SET task, audience, constraints, output_schema</w:t>
+      <w:pPr>
+        <w:spacing w:line="336" w:lineRule="auto" w:after="180"/>
+      </w:pPr>
+      <w:r>
+        <w:rPr>
+          <w:b w:val="0"/>
+        </w:rPr>
+        <w:t xml:space="preserve">SET task, audience, constraints, </w:t>
+      </w:r>
+      <w:r>
+        <w:rPr>
+          <w:b/>
+        </w:rPr>
+        <w:t>output</w:t>
+      </w:r>
+      <w:r>
+        <w:rPr>
+          <w:b w:val="0"/>
+        </w:rPr>
+        <w:t>_schema</w:t>
         <w:br/>
         <w:t>LOAD approved_context or retrieval_result</w:t>
         <w:br/>
@@ -2184,14 +3340,57 @@
         <w:br/>
         <w:t>VALIDATE fields, claims, citations, and safety</w:t>
         <w:br/>
-        <w:t>IF evidence missing: ask, retrieve, or abstain</w:t>
+        <w:t xml:space="preserve">IF </w:t>
+      </w:r>
+      <w:r>
+        <w:rPr>
+          <w:b/>
+        </w:rPr>
+        <w:t>evidence</w:t>
+      </w:r>
+      <w:r>
+        <w:rPr>
+          <w:b w:val="0"/>
+        </w:rPr>
+        <w:t xml:space="preserve"> missing: ask, retrieve, or abstain</w:t>
         <w:br/>
-        <w:t>RETURN useful output + source trail + limitations</w:t>
-      </w:r>
-    </w:p>
-    <w:p>
-      <w:r>
-        <w:t>Trace one input. Which line changes the state or chooses a path?</w:t>
+        <w:t xml:space="preserve">RETURN useful </w:t>
+      </w:r>
+      <w:r>
+        <w:rPr>
+          <w:b/>
+        </w:rPr>
+        <w:t>output</w:t>
+      </w:r>
+      <w:r>
+        <w:rPr>
+          <w:b w:val="0"/>
+        </w:rPr>
+        <w:t xml:space="preserve"> + source trail + limitations</w:t>
+      </w:r>
+    </w:p>
+    <w:p>
+      <w:pPr>
+        <w:spacing w:line="336" w:lineRule="auto" w:after="180"/>
+        <w:shd w:fill="F5F1FB"/>
+      </w:pPr>
+      <w:r>
+        <w:rPr>
+          <w:b w:val="0"/>
+        </w:rPr>
+        <w:t xml:space="preserve">Trace one </w:t>
+      </w:r>
+      <w:r>
+        <w:rPr>
+          <w:b/>
+        </w:rPr>
+        <w:t>input</w:t>
+      </w:r>
+      <w:r>
+        <w:rPr>
+          <w:b w:val="0"/>
+        </w:rPr>
+        <w:t>. Which line changes the state or chooses a path?</w:t>
       </w:r>
     </w:p>
     <w:p>
@@ -2236,13 +3435,48 @@
       </w:r>
     </w:p>
     <w:p>
-      <w:r>
+      <w:pPr>
+        <w:spacing w:line="336" w:lineRule="auto" w:after="180"/>
+      </w:pPr>
+      <w:r>
+        <w:rPr>
+          <w:b w:val="0"/>
+        </w:rPr>
         <w:t>Citation counts do not establish truth beyond the supplied sources or the correctness of uncited claims.</w:t>
       </w:r>
     </w:p>
     <w:p>
-      <w:r>
-        <w:t>A useful check asks what would make the reasoning fail. Distinguish a failure to execute the declared procedure from a weakness in the procedure itself. The first may require a correction; the second requires an explicitly revised method and new evidence. Preserve unsuccessful cases so an improved result cannot hide the original problem.</w:t>
+      <w:pPr>
+        <w:spacing w:line="336" w:lineRule="auto" w:after="180"/>
+      </w:pPr>
+      <w:r>
+        <w:rPr>
+          <w:b w:val="0"/>
+        </w:rPr>
+        <w:t>A useful check asks what would make the reasoning fail. Distinguish a failure to execute the declared procedure from a weakness in the procedure itself.</w:t>
+      </w:r>
+    </w:p>
+    <w:p>
+      <w:pPr>
+        <w:spacing w:line="336" w:lineRule="auto" w:after="180"/>
+      </w:pPr>
+      <w:r>
+        <w:rPr>
+          <w:b w:val="0"/>
+        </w:rPr>
+        <w:t xml:space="preserve">The first may require a correction; the second requires an explicitly revised method and new </w:t>
+      </w:r>
+      <w:r>
+        <w:rPr>
+          <w:b/>
+        </w:rPr>
+        <w:t>evidence</w:t>
+      </w:r>
+      <w:r>
+        <w:rPr>
+          <w:b w:val="0"/>
+        </w:rPr>
+        <w:t>. Preserve unsuccessful cases so an improved result cannot hide the original problem.</w:t>
       </w:r>
     </w:p>
     <w:p>
@@ -2287,8 +3521,26 @@
       </w:r>
     </w:p>
     <w:p>
-      <w:r>
-        <w:t>Use workbook W2 for the connected example “Claim support and citation evaluation”. First fill the input and rule boxes. Try the middle steps before asking for a hint. After a hint, try the next step yourself.</w:t>
+      <w:pPr>
+        <w:spacing w:line="336" w:lineRule="auto" w:after="180"/>
+      </w:pPr>
+      <w:r>
+        <w:rPr>
+          <w:b w:val="0"/>
+        </w:rPr>
+        <w:t xml:space="preserve">Use workbook W2 for the connected example “Claim support and citation evaluation”. First fill the </w:t>
+      </w:r>
+      <w:r>
+        <w:rPr>
+          <w:b/>
+        </w:rPr>
+        <w:t>input</w:t>
+      </w:r>
+      <w:r>
+        <w:rPr>
+          <w:b w:val="0"/>
+        </w:rPr>
+        <w:t xml:space="preserve"> and rule boxes. Try the middle steps before asking for a hint. After a hint, try the next step yourself.</w:t>
       </w:r>
     </w:p>
     <w:tbl>
@@ -2371,7 +3623,13 @@
       </w:tr>
     </w:tbl>
     <w:p>
-      <w:r>
+      <w:pPr>
+        <w:spacing w:line="336" w:lineRule="auto" w:after="180"/>
+      </w:pPr>
+      <w:r>
+        <w:rPr>
+          <w:b w:val="0"/>
+        </w:rPr>
         <w:t>Explain your trace to a partner. Your partner points to one step to check. Swap roles on the next case. Each person writes their own explanation.</w:t>
       </w:r>
     </w:p>
@@ -2384,12 +3642,35 @@
       </w:r>
     </w:p>
     <w:p>
-      <w:r>
-        <w:t>Use the worked case for Claim support and citation evaluation. Proposed explanation: “The worked result establishes every future case”. Decide whether this explanation is supported. Point to the step or supplied fact that decides; explain your repair if needed.</w:t>
-      </w:r>
-    </w:p>
-    <w:p>
-      <w:r>
+      <w:pPr>
+        <w:spacing w:line="336" w:lineRule="auto" w:after="180"/>
+      </w:pPr>
+      <w:r>
+        <w:rPr>
+          <w:b w:val="0"/>
+        </w:rPr>
+        <w:t>Use the worked case for Claim support and citation evaluation. Proposed explanation: “The worked result establishes every future case”. Decide whether this explanation is supported.</w:t>
+      </w:r>
+    </w:p>
+    <w:p>
+      <w:pPr>
+        <w:spacing w:line="336" w:lineRule="auto" w:after="180"/>
+      </w:pPr>
+      <w:r>
+        <w:rPr>
+          <w:b w:val="0"/>
+        </w:rPr>
+        <w:t>Point to the step or supplied fact that decides; explain your repair if needed.</w:t>
+      </w:r>
+    </w:p>
+    <w:p>
+      <w:pPr>
+        <w:spacing w:line="336" w:lineRule="auto" w:after="180"/>
+      </w:pPr>
+      <w:r>
+        <w:rPr>
+          <w:b w:val="0"/>
+        </w:rPr>
         <w:t>Answer on your own before discussion. If you are unsure, say which step you need help with.</w:t>
       </w:r>
     </w:p>
@@ -2402,8 +3683,27 @@
       </w:r>
     </w:p>
     <w:p>
-      <w:r>
-        <w:t>Which part can be corrected immediately from existing evidence, and which needs follow-up?</w:t>
+      <w:pPr>
+        <w:spacing w:line="336" w:lineRule="auto" w:after="180"/>
+        <w:shd w:fill="F5F1FB"/>
+      </w:pPr>
+      <w:r>
+        <w:rPr>
+          <w:b w:val="0"/>
+        </w:rPr>
+        <w:t xml:space="preserve">Which part can be corrected immediately from existing </w:t>
+      </w:r>
+      <w:r>
+        <w:rPr>
+          <w:b/>
+        </w:rPr>
+        <w:t>evidence</w:t>
+      </w:r>
+      <w:r>
+        <w:rPr>
+          <w:b w:val="0"/>
+        </w:rPr>
+        <w:t>, and which needs follow-up?</w:t>
       </w:r>
     </w:p>
     <w:p>
@@ -2435,7 +3735,13 @@
       </w:r>
     </w:p>
     <w:p>
-      <w:r>
+      <w:pPr>
+        <w:spacing w:line="336" w:lineRule="auto" w:after="180"/>
+      </w:pPr>
+      <w:r>
+        <w:rPr>
+          <w:b w:val="0"/>
+        </w:rPr>
         <w:t>This is supported practice. Keep the separately named independent case for an attempt before feedback.</w:t>
       </w:r>
     </w:p>
@@ -2449,16 +3755,45 @@
     </w:p>
     <w:p>
       <w:r>
-        <w:t>EVIDENCE LAB</w:t>
-      </w:r>
-    </w:p>
-    <w:p>
-      <w:r>
+        <w:t>Investigate Verify Numbers and Dates. Record the prediction, actual observation or labelled paper trace, explanation and next test separately.</w:t>
+      </w:r>
+    </w:p>
+    <w:p>
+      <w:pPr>
+        <w:spacing w:line="336" w:lineRule="auto" w:after="180"/>
+      </w:pPr>
+      <w:r>
+        <w:rPr>
+          <w:b/>
+        </w:rPr>
+        <w:t>EVIDENCE</w:t>
+      </w:r>
+      <w:r>
+        <w:rPr>
+          <w:b/>
+        </w:rPr>
+        <w:t xml:space="preserve"> LAB</w:t>
+      </w:r>
+    </w:p>
+    <w:p>
+      <w:pPr>
+        <w:spacing w:line="336" w:lineRule="auto" w:after="180"/>
+      </w:pPr>
+      <w:r>
+        <w:rPr>
+          <w:b w:val="0"/>
+        </w:rPr>
         <w:t>Predict → Test → Record → Explain</w:t>
       </w:r>
     </w:p>
     <w:p>
-      <w:r>
+      <w:pPr>
+        <w:spacing w:line="336" w:lineRule="auto" w:after="180"/>
+      </w:pPr>
+      <w:r>
+        <w:rPr>
+          <w:b w:val="0"/>
+        </w:rPr>
         <w:t>Keep expected and actual results separate. Surprises are useful data when recorded honestly.</w:t>
       </w:r>
     </w:p>
@@ -2499,8 +3834,26 @@
       </w:r>
     </w:p>
     <w:p>
-      <w:r>
-        <w:t>Audit six claims for source, date, unit, denominator, and arithmetic; mark verified, corrected, or unresolved.</w:t>
+      <w:pPr>
+        <w:spacing w:line="336" w:lineRule="auto" w:after="180"/>
+      </w:pPr>
+      <w:r>
+        <w:rPr>
+          <w:b w:val="0"/>
+        </w:rPr>
+        <w:t xml:space="preserve">Audit six claims for source, date, </w:t>
+      </w:r>
+      <w:r>
+        <w:rPr>
+          <w:b/>
+        </w:rPr>
+        <w:t>unit</w:t>
+      </w:r>
+      <w:r>
+        <w:rPr>
+          <w:b w:val="0"/>
+        </w:rPr>
+        <w:t>, denominator, and arithmetic; mark verified, corrected, or unresolved.</w:t>
       </w:r>
     </w:p>
     <w:tbl>
@@ -2749,7 +4102,14 @@
       </w:tr>
     </w:tbl>
     <w:p>
-      <w:r>
+      <w:pPr>
+        <w:spacing w:line="336" w:lineRule="auto" w:after="180"/>
+        <w:shd w:fill="F5F1FB"/>
+      </w:pPr>
+      <w:r>
+        <w:rPr>
+          <w:b w:val="0"/>
+        </w:rPr>
         <w:t>What did the hardest test teach you that the normal test did not?</w:t>
       </w:r>
     </w:p>
@@ -2795,7 +4155,13 @@
       </w:r>
     </w:p>
     <w:p>
-      <w:r>
+      <w:pPr>
+        <w:spacing w:line="336" w:lineRule="auto" w:after="180"/>
+      </w:pPr>
+      <w:r>
+        <w:rPr>
+          <w:b w:val="0"/>
+        </w:rPr>
         <w:t>Before trying: what do I expect, and why? While trying: which step could first go wrong? Afterwards: what did I actually observe, and what should change? Keep “not run” if you only traced the procedure.</w:t>
       </w:r>
     </w:p>
@@ -2809,17 +4175,52 @@
     </w:p>
     <w:p>
       <w:r>
+        <w:t>Move from recall to tracing, diagnosis and transfer in Verify Numbers and Dates. Explain why each step is justified.</w:t>
+      </w:r>
+    </w:p>
+    <w:p>
+      <w:pPr>
+        <w:spacing w:line="336" w:lineRule="auto" w:after="180"/>
+      </w:pPr>
+      <w:r>
+        <w:rPr>
+          <w:b/>
+        </w:rPr>
         <w:t>MASTERY</w:t>
       </w:r>
     </w:p>
     <w:p>
-      <w:r>
+      <w:pPr>
+        <w:spacing w:line="336" w:lineRule="auto" w:after="180"/>
+      </w:pPr>
+      <w:r>
+        <w:rPr>
+          <w:b w:val="0"/>
+        </w:rPr>
         <w:t>From Knowing the Word to Owning the Idea</w:t>
       </w:r>
     </w:p>
     <w:p>
-      <w:r>
-        <w:t>Move upward only when you can produce evidence without copying the worked example.</w:t>
+      <w:pPr>
+        <w:spacing w:line="336" w:lineRule="auto" w:after="180"/>
+      </w:pPr>
+      <w:r>
+        <w:rPr>
+          <w:b w:val="0"/>
+        </w:rPr>
+        <w:t xml:space="preserve">Move upward only when you can produce </w:t>
+      </w:r>
+      <w:r>
+        <w:rPr>
+          <w:b/>
+        </w:rPr>
+        <w:t>evidence</w:t>
+      </w:r>
+      <w:r>
+        <w:rPr>
+          <w:b w:val="0"/>
+        </w:rPr>
+        <w:t xml:space="preserve"> without copying the worked example.</w:t>
       </w:r>
     </w:p>
     <w:p>
@@ -2859,33 +4260,93 @@
       </w:r>
     </w:p>
     <w:p>
-      <w:r>
+      <w:pPr>
+        <w:spacing w:line="336" w:lineRule="auto" w:after="180"/>
+      </w:pPr>
+      <w:r>
+        <w:rPr>
+          <w:b w:val="0"/>
+        </w:rPr>
         <w:t>1 • NAME: Define the concept without repeating the textbook.</w:t>
       </w:r>
     </w:p>
     <w:p>
-      <w:r>
-        <w:t>2 • TRACE: Show the information, state, branch, calculation, or evidence path.</w:t>
-      </w:r>
-    </w:p>
-    <w:p>
-      <w:r>
+      <w:pPr>
+        <w:spacing w:line="336" w:lineRule="auto" w:after="180"/>
+      </w:pPr>
+      <w:r>
+        <w:rPr>
+          <w:b w:val="0"/>
+        </w:rPr>
+        <w:t xml:space="preserve">2 • TRACE: Show the information, state, branch, calculation, or </w:t>
+      </w:r>
+      <w:r>
+        <w:rPr>
+          <w:b/>
+        </w:rPr>
+        <w:t>evidence</w:t>
+      </w:r>
+      <w:r>
+        <w:rPr>
+          <w:b w:val="0"/>
+        </w:rPr>
+        <w:t xml:space="preserve"> path.</w:t>
+      </w:r>
+    </w:p>
+    <w:p>
+      <w:pPr>
+        <w:spacing w:line="336" w:lineRule="auto" w:after="180"/>
+      </w:pPr>
+      <w:r>
+        <w:rPr>
+          <w:b w:val="0"/>
+        </w:rPr>
         <w:t>3 • APPLY: Solve a different example independently.</w:t>
       </w:r>
     </w:p>
     <w:p>
-      <w:r>
+      <w:pPr>
+        <w:spacing w:line="336" w:lineRule="auto" w:after="180"/>
+      </w:pPr>
+      <w:r>
+        <w:rPr>
+          <w:b w:val="0"/>
+        </w:rPr>
         <w:t>4 • CHALLENGE: Find a boundary case, counterexample, or unfair outcome.</w:t>
       </w:r>
     </w:p>
     <w:p>
-      <w:r>
+      <w:pPr>
+        <w:spacing w:line="336" w:lineRule="auto" w:after="180"/>
+      </w:pPr>
+      <w:r>
+        <w:rPr>
+          <w:b w:val="0"/>
+        </w:rPr>
         <w:t>5 • EXPLAIN LIMITS: Say when the result should not be trusted or used alone.</w:t>
       </w:r>
     </w:p>
     <w:p>
-      <w:r>
-        <w:t>My strongest evidence of independent understanding:</w:t>
+      <w:pPr>
+        <w:spacing w:line="336" w:lineRule="auto" w:after="180"/>
+      </w:pPr>
+      <w:r>
+        <w:rPr>
+          <w:b w:val="0"/>
+        </w:rPr>
+        <w:t xml:space="preserve">My strongest </w:t>
+      </w:r>
+      <w:r>
+        <w:rPr>
+          <w:b/>
+        </w:rPr>
+        <w:t>evidence</w:t>
+      </w:r>
+      <w:r>
+        <w:rPr>
+          <w:b w:val="0"/>
+        </w:rPr>
+        <w:t xml:space="preserve"> of independent understanding:</w:t>
       </w:r>
     </w:p>
     <w:p>
@@ -2931,16 +4392,39 @@
     </w:p>
     <w:p>
       <w:r>
+        <w:t>Apply this week’s idea to Verified Study Buddy. Keep an annotated decision and the evidence supporting it.</w:t>
+      </w:r>
+    </w:p>
+    <w:p>
+      <w:pPr>
+        <w:spacing w:line="336" w:lineRule="auto" w:after="180"/>
+      </w:pPr>
+      <w:r>
+        <w:rPr>
+          <w:b/>
+        </w:rPr>
         <w:t>CUMULATIVE PROJECT</w:t>
       </w:r>
     </w:p>
     <w:p>
-      <w:r>
+      <w:pPr>
+        <w:spacing w:line="336" w:lineRule="auto" w:after="180"/>
+      </w:pPr>
+      <w:r>
+        <w:rPr>
+          <w:b w:val="0"/>
+        </w:rPr>
         <w:t>Verified Study Buddy</w:t>
       </w:r>
     </w:p>
     <w:p>
-      <w:r>
+      <w:pPr>
+        <w:spacing w:line="336" w:lineRule="auto" w:after="180"/>
+      </w:pPr>
+      <w:r>
+        <w:rPr>
+          <w:b w:val="0"/>
+        </w:rPr>
         <w:t>Every week adds one inspectable piece. The system must show how it reached a result.</w:t>
       </w:r>
     </w:p>
@@ -2981,17 +4465,51 @@
       </w:r>
     </w:p>
     <w:p>
-      <w:r>
+      <w:pPr>
+        <w:spacing w:line="336" w:lineRule="auto" w:after="180"/>
+      </w:pPr>
+      <w:r>
+        <w:rPr>
+          <w:b w:val="0"/>
+        </w:rPr>
         <w:t>THIS WEEK’S CHECKPOINT  Route arithmetic to a calculator and dates to direct sources before presenting them.</w:t>
       </w:r>
     </w:p>
     <w:p>
-      <w:r>
-        <w:t>SYSTEM MAP  Learner need → prompt/schema → approved sources/retrieval → model/tool → structured answer → verification → human decision</w:t>
-      </w:r>
-    </w:p>
-    <w:p>
-      <w:r>
+      <w:pPr>
+        <w:pStyle w:val="Heading3"/>
+      </w:pPr>
+      <w:r>
+        <w:t>Trace the system</w:t>
+      </w:r>
+    </w:p>
+    <w:p>
+      <w:pPr>
+        <w:spacing w:line="336" w:lineRule="auto" w:after="180"/>
+        <w:shd w:fill="EDF7F3"/>
+      </w:pPr>
+      <w:r>
+        <w:rPr>
+          <w:b w:val="0"/>
+        </w:rPr>
+        <w:t xml:space="preserve">SYSTEM MAP  Learner need → prompt/schema → approved sources/retrieval → model/tool → structured answer → verification → </w:t>
+      </w:r>
+      <w:r>
+        <w:rPr>
+          <w:b/>
+        </w:rPr>
+        <w:t>human decision</w:t>
+      </w:r>
+    </w:p>
+    <w:p>
+      <w:pPr>
+        <w:spacing w:line="336" w:lineRule="auto" w:after="180"/>
+        <w:shd w:fill="F5F1FB"/>
+      </w:pPr>
+      <w:r>
+        <w:rPr>
+          <w:b w:val="0"/>
+        </w:rPr>
         <w:t>What will you add, change, or verify in the project this week?</w:t>
       </w:r>
     </w:p>
@@ -3029,8 +4547,27 @@
       </w:r>
     </w:p>
     <w:p>
-      <w:r>
-        <w:t>What should remain under human control?</w:t>
+      <w:pPr>
+        <w:spacing w:line="336" w:lineRule="auto" w:after="180"/>
+        <w:shd w:fill="F5F1FB"/>
+      </w:pPr>
+      <w:r>
+        <w:rPr>
+          <w:b w:val="0"/>
+        </w:rPr>
+        <w:t xml:space="preserve">What should remain under </w:t>
+      </w:r>
+      <w:r>
+        <w:rPr>
+          <w:b/>
+        </w:rPr>
+        <w:t>human control</w:t>
+      </w:r>
+      <w:r>
+        <w:rPr>
+          <w:b w:val="0"/>
+        </w:rPr>
+        <w:t>?</w:t>
       </w:r>
     </w:p>
     <w:p>
@@ -3067,21 +4604,66 @@
       </w:r>
     </w:p>
     <w:p>
-      <w:r>
-        <w:t>RESPONSIBLE DESIGN  Collect only necessary information. Show uncertainty and limits. Never confuse fluent output with verified truth.</w:t>
-      </w:r>
-    </w:p>
-    <w:p>
       <w:pPr>
         <w:pStyle w:val="Heading3"/>
       </w:pPr>
       <w:r>
+        <w:t>Responsible design</w:t>
+      </w:r>
+    </w:p>
+    <w:p>
+      <w:pPr>
+        <w:spacing w:line="336" w:lineRule="auto" w:after="180"/>
+        <w:shd w:fill="FFF5E6"/>
+      </w:pPr>
+      <w:r>
+        <w:rPr>
+          <w:b w:val="0"/>
+        </w:rPr>
+        <w:t xml:space="preserve">RESPONSIBLE DESIGN  Collect only necessary information. Show uncertainty and limits. Never confuse fluent </w:t>
+      </w:r>
+      <w:r>
+        <w:rPr>
+          <w:b/>
+        </w:rPr>
+        <w:t>output</w:t>
+      </w:r>
+      <w:r>
+        <w:rPr>
+          <w:b w:val="0"/>
+        </w:rPr>
+        <w:t xml:space="preserve"> with verified truth.</w:t>
+      </w:r>
+    </w:p>
+    <w:p>
+      <w:pPr>
+        <w:pStyle w:val="Heading3"/>
+      </w:pPr>
+      <w:r>
         <w:t>Evidence for your project</w:t>
       </w:r>
     </w:p>
     <w:p>
-      <w:r>
-        <w:t>Make Study Buddy check quantities, units, dates and source support separately; record unresolved fields instead of guessing.</w:t>
+      <w:pPr>
+        <w:spacing w:line="336" w:lineRule="auto" w:after="180"/>
+      </w:pPr>
+      <w:r>
+        <w:rPr>
+          <w:b w:val="0"/>
+        </w:rPr>
+        <w:t xml:space="preserve">Make Study Buddy check quantities, </w:t>
+      </w:r>
+      <w:r>
+        <w:rPr>
+          <w:b/>
+        </w:rPr>
+        <w:t>unit</w:t>
+      </w:r>
+      <w:r>
+        <w:rPr>
+          <w:b w:val="0"/>
+        </w:rPr>
+        <w:t>s, dates and source support separately; record unresolved fields instead of guessing.</w:t>
       </w:r>
     </w:p>
     <w:p>
@@ -3094,16 +4676,48 @@
     </w:p>
     <w:p>
       <w:r>
+        <w:t>Use a genuinely new case for independent evidence. Previously discussed examples remain practice; use the separately named independent case before feedback.</w:t>
+      </w:r>
+    </w:p>
+    <w:p>
+      <w:pPr>
+        <w:pStyle w:val="Heading3"/>
+      </w:pPr>
+      <w:r>
+        <w:t>Independent evidence</w:t>
+      </w:r>
+    </w:p>
+    <w:p>
+      <w:pPr>
+        <w:spacing w:line="336" w:lineRule="auto" w:after="180"/>
+        <w:shd w:fill="FFF5E6"/>
+      </w:pPr>
+      <w:r>
+        <w:rPr>
+          <w:b w:val="0"/>
+        </w:rPr>
         <w:t>INDEPENDENT MASTERY PROOF</w:t>
       </w:r>
     </w:p>
     <w:p>
-      <w:r>
+      <w:pPr>
+        <w:spacing w:line="336" w:lineRule="auto" w:after="180"/>
+      </w:pPr>
+      <w:r>
+        <w:rPr>
+          <w:b w:val="0"/>
+        </w:rPr>
         <w:t>Explain • Transfer • Test • Defend</w:t>
       </w:r>
     </w:p>
     <w:p>
-      <w:r>
+      <w:pPr>
+        <w:spacing w:line="336" w:lineRule="auto" w:after="180"/>
+      </w:pPr>
+      <w:r>
+        <w:rPr>
+          <w:b w:val="0"/>
+        </w:rPr>
         <w:t>Complete this page without copying the worked example. Your reasoning matters more than decoration.</w:t>
       </w:r>
     </w:p>
@@ -3144,12 +4758,34 @@
       </w:r>
     </w:p>
     <w:p>
-      <w:r>
+      <w:pPr>
+        <w:pStyle w:val="Heading3"/>
+      </w:pPr>
+      <w:r>
+        <w:t>Try a more demanding case</w:t>
+      </w:r>
+    </w:p>
+    <w:p>
+      <w:pPr>
+        <w:spacing w:line="336" w:lineRule="auto" w:after="180"/>
+        <w:shd w:fill="F5F1FB"/>
+      </w:pPr>
+      <w:r>
+        <w:rPr>
+          <w:b w:val="0"/>
+        </w:rPr>
         <w:t>CHALLENGE  Cross-check dates and recompute a percentage claim.</w:t>
       </w:r>
     </w:p>
     <w:p>
-      <w:r>
+      <w:pPr>
+        <w:spacing w:line="336" w:lineRule="auto" w:after="180"/>
+        <w:shd w:fill="F4F9FC"/>
+      </w:pPr>
+      <w:r>
+        <w:rPr>
+          <w:b w:val="0"/>
+        </w:rPr>
         <w:t>1. My fresh example, trace, calculation, or design:</w:t>
       </w:r>
     </w:p>
@@ -3187,8 +4823,27 @@
       </w:r>
     </w:p>
     <w:p>
-      <w:r>
-        <w:t>2. My evidence that it works (include a boundary or missing-data case):</w:t>
+      <w:pPr>
+        <w:spacing w:line="336" w:lineRule="auto" w:after="180"/>
+        <w:shd w:fill="F4F9FC"/>
+      </w:pPr>
+      <w:r>
+        <w:rPr>
+          <w:b w:val="0"/>
+        </w:rPr>
+        <w:t xml:space="preserve">2. My </w:t>
+      </w:r>
+      <w:r>
+        <w:rPr>
+          <w:b/>
+        </w:rPr>
+        <w:t>evidence</w:t>
+      </w:r>
+      <w:r>
+        <w:rPr>
+          <w:b w:val="0"/>
+        </w:rPr>
+        <w:t xml:space="preserve"> that it works (include a boundary or missing-data case):</w:t>
       </w:r>
     </w:p>
     <w:p>
@@ -3225,7 +4880,14 @@
       </w:r>
     </w:p>
     <w:p>
-      <w:r>
+      <w:pPr>
+        <w:spacing w:line="336" w:lineRule="auto" w:after="180"/>
+        <w:shd w:fill="F4F9FC"/>
+      </w:pPr>
+      <w:r>
+        <w:rPr>
+          <w:b w:val="0"/>
+        </w:rPr>
         <w:t>3. One limitation, fairness concern, or situation needing human review:</w:t>
       </w:r>
     </w:p>
@@ -3263,8 +4925,47 @@
       </w:r>
     </w:p>
     <w:p>
-      <w:r>
-        <w:t>SELF-CHECK  □ I explained the mechanism  □ I used evidence  □ I tested a fresh case  □ I named a limitation  □ I can answer ‘why?’</w:t>
+      <w:pPr>
+        <w:pStyle w:val="Heading3"/>
+      </w:pPr>
+      <w:r>
+        <w:t>Check your explanation</w:t>
+      </w:r>
+    </w:p>
+    <w:p>
+      <w:pPr>
+        <w:spacing w:line="336" w:lineRule="auto" w:after="180"/>
+        <w:shd w:fill="F5F1FB"/>
+      </w:pPr>
+      <w:r>
+        <w:rPr>
+          <w:b w:val="0"/>
+        </w:rPr>
+        <w:t xml:space="preserve">SELF-CHECK  □ I explained the </w:t>
+      </w:r>
+      <w:r>
+        <w:rPr>
+          <w:b/>
+        </w:rPr>
+        <w:t>mechanism</w:t>
+      </w:r>
+      <w:r>
+        <w:rPr>
+          <w:b w:val="0"/>
+        </w:rPr>
+        <w:t xml:space="preserve">  □ I used </w:t>
+      </w:r>
+      <w:r>
+        <w:rPr>
+          <w:b/>
+        </w:rPr>
+        <w:t>evidence</w:t>
+      </w:r>
+      <w:r>
+        <w:rPr>
+          <w:b w:val="0"/>
+        </w:rPr>
+        <w:t xml:space="preserve">  □ I tested a fresh case  □ I named a limitation  □ I can answer ‘why?’</w:t>
       </w:r>
     </w:p>
     <w:p>
@@ -3276,6 +4977,11 @@
       </w:r>
     </w:p>
     <w:p>
+      <w:r>
+        <w:t>Revisit the complete Verify Numbers and Dates case for supported practice. Repeated examples do not become fresh assessments.</w:t>
+      </w:r>
+    </w:p>
+    <w:p>
       <w:pPr>
         <w:pStyle w:val="Heading3"/>
       </w:pPr>
@@ -3284,7 +4990,13 @@
       </w:r>
     </w:p>
     <w:p>
-      <w:r>
+      <w:pPr>
+        <w:spacing w:line="336" w:lineRule="auto" w:after="180"/>
+      </w:pPr>
+      <w:r>
+        <w:rPr>
+          <w:b w:val="0"/>
+        </w:rPr>
         <w:t>Use the supplied details to practise the weekly concept before attempting the independent question. This case extends the illustrated lesson.</w:t>
       </w:r>
     </w:p>
@@ -3297,8 +5009,26 @@
       </w:r>
     </w:p>
     <w:p>
-      <w:r>
-        <w:t>An answer says 15/20=80% and sets a deadline of February 30.</w:t>
+      <w:pPr>
+        <w:spacing w:line="336" w:lineRule="auto" w:after="180"/>
+      </w:pPr>
+      <w:r>
+        <w:rPr>
+          <w:b w:val="0"/>
+        </w:rPr>
+        <w:t>An answer says 15/20=</w:t>
+      </w:r>
+      <w:r>
+        <w:rPr>
+          <w:b/>
+        </w:rPr>
+        <w:t>80%</w:t>
+      </w:r>
+      <w:r>
+        <w:rPr>
+          <w:b w:val="0"/>
+        </w:rPr>
+        <w:t xml:space="preserve"> and sets a deadline of February 30.</w:t>
       </w:r>
     </w:p>
     <w:p>
@@ -3310,7 +5040,13 @@
       </w:r>
     </w:p>
     <w:p>
-      <w:r>
+      <w:pPr>
+        <w:spacing w:line="336" w:lineRule="auto" w:after="180"/>
+      </w:pPr>
+      <w:r>
+        <w:rPr>
+          <w:b w:val="0"/>
+        </w:rPr>
         <w:t>Verify both.</w:t>
       </w:r>
     </w:p>
@@ -3323,7 +5059,13 @@
       </w:r>
     </w:p>
     <w:p>
-      <w:r>
+      <w:pPr>
+        <w:spacing w:line="336" w:lineRule="auto" w:after="180"/>
+      </w:pPr>
+      <w:r>
+        <w:rPr>
+          <w:b w:val="0"/>
+        </w:rPr>
         <w:t>15/20=75%. February 30 is invalid in the Gregorian calendar. Check the intended deadline from its authority rather than guessing.</w:t>
       </w:r>
     </w:p>
@@ -3336,7 +5078,14 @@
       </w:r>
     </w:p>
     <w:p>
-      <w:r>
+      <w:pPr>
+        <w:spacing w:line="336" w:lineRule="auto" w:after="180"/>
+        <w:shd w:fill="F5F1FB"/>
+      </w:pPr>
+      <w:r>
+        <w:rPr>
+          <w:b w:val="0"/>
+        </w:rPr>
         <w:t>Which detail supports the answer, and why does it matter?</w:t>
       </w:r>
     </w:p>
@@ -3470,17 +5219,47 @@
       </w:tr>
     </w:tbl>
     <w:p>
-      <w:r>
-        <w:t>An answer says 15/20=80% and sets a deadline of February 30.</w:t>
-      </w:r>
-    </w:p>
-    <w:p>
-      <w:r>
+      <w:pPr>
+        <w:spacing w:line="336" w:lineRule="auto" w:after="180"/>
+      </w:pPr>
+      <w:r>
+        <w:rPr>
+          <w:b w:val="0"/>
+        </w:rPr>
+        <w:t>An answer says 15/20=</w:t>
+      </w:r>
+      <w:r>
+        <w:rPr>
+          <w:b/>
+        </w:rPr>
+        <w:t>80%</w:t>
+      </w:r>
+      <w:r>
+        <w:rPr>
+          <w:b w:val="0"/>
+        </w:rPr>
+        <w:t xml:space="preserve"> and sets a deadline of February 30.</w:t>
+      </w:r>
+    </w:p>
+    <w:p>
+      <w:pPr>
+        <w:spacing w:line="336" w:lineRule="auto" w:after="180"/>
+      </w:pPr>
+      <w:r>
+        <w:rPr>
+          <w:b w:val="0"/>
+        </w:rPr>
         <w:t>Verify both.</w:t>
       </w:r>
     </w:p>
     <w:p>
-      <w:r>
+      <w:pPr>
+        <w:spacing w:line="336" w:lineRule="auto" w:after="180"/>
+      </w:pPr>
+      <w:r>
+        <w:rPr>
+          <w:b w:val="0"/>
+        </w:rPr>
         <w:t>15/20=75%. February 30 is invalid in the Gregorian calendar. Check the intended deadline from its authority rather than guessing.</w:t>
       </w:r>
     </w:p>
@@ -3493,6 +5272,11 @@
       </w:r>
     </w:p>
     <w:p>
+      <w:r>
+        <w:t>Attempt the reserved new case before feedback. Record support; the earlier examples below remain additional practice.</w:t>
+      </w:r>
+    </w:p>
+    <w:p>
       <w:pPr>
         <w:pStyle w:val="Heading3"/>
       </w:pPr>
@@ -3501,8 +5285,26 @@
       </w:r>
     </w:p>
     <w:p>
-      <w:r>
-        <w:t>A draft claims18 of24 learners is60%, and gives an April31 deadline. Check both statements without inventing a deadline.</w:t>
+      <w:pPr>
+        <w:spacing w:line="336" w:lineRule="auto" w:after="180"/>
+      </w:pPr>
+      <w:r>
+        <w:rPr>
+          <w:b w:val="0"/>
+        </w:rPr>
+        <w:t>A draft claims18 of24 learners is</w:t>
+      </w:r>
+      <w:r>
+        <w:rPr>
+          <w:b/>
+        </w:rPr>
+        <w:t>60%</w:t>
+      </w:r>
+      <w:r>
+        <w:rPr>
+          <w:b w:val="0"/>
+        </w:rPr>
+        <w:t>, and gives an April31 deadline. Check both statements without inventing a deadline.</w:t>
       </w:r>
     </w:p>
     <w:p>
@@ -3549,7 +5351,13 @@
       </w:r>
     </w:p>
     <w:p>
-      <w:r>
+      <w:pPr>
+        <w:spacing w:line="336" w:lineRule="auto" w:after="180"/>
+      </w:pPr>
+      <w:r>
+        <w:rPr>
+          <w:b w:val="0"/>
+        </w:rPr>
         <w:t>Attempt this case before feedback. Record any help. Earlier examples below are further practice; a case already practised with feedback cannot establish fresh transfer.</w:t>
       </w:r>
     </w:p>
@@ -3562,18 +5370,54 @@
       </w:r>
     </w:p>
     <w:p>
-      <w:r>
+      <w:pPr>
+        <w:spacing w:line="336" w:lineRule="auto" w:after="180"/>
+      </w:pPr>
+      <w:r>
+        <w:rPr>
+          <w:b w:val="0"/>
+        </w:rPr>
         <w:t>Close the worked explanation. Apply the idea to this different question without copying.</w:t>
       </w:r>
     </w:p>
     <w:p>
-      <w:r>
-        <w:t>A report says 12 of 40 responses is 40%. Recalculate and state the correction with the denominator.</w:t>
-      </w:r>
-    </w:p>
-    <w:p>
-      <w:r>
-        <w:t>My answer, with a trace, calculation or supporting evidence</w:t>
+      <w:pPr>
+        <w:spacing w:line="336" w:lineRule="auto" w:after="180"/>
+      </w:pPr>
+      <w:r>
+        <w:rPr>
+          <w:b w:val="0"/>
+        </w:rPr>
+        <w:t xml:space="preserve">A report says 12 of 40 responses is 40%. </w:t>
+      </w:r>
+      <w:r>
+        <w:rPr>
+          <w:b/>
+        </w:rPr>
+        <w:t>Recalculate</w:t>
+      </w:r>
+      <w:r>
+        <w:rPr>
+          <w:b w:val="0"/>
+        </w:rPr>
+        <w:t xml:space="preserve"> and state the correction with the denominator.</w:t>
+      </w:r>
+    </w:p>
+    <w:p>
+      <w:pPr>
+        <w:spacing w:line="336" w:lineRule="auto" w:after="180"/>
+      </w:pPr>
+      <w:r>
+        <w:rPr>
+          <w:b w:val="0"/>
+        </w:rPr>
+        <w:t xml:space="preserve">My answer, with a trace, calculation or supporting </w:t>
+      </w:r>
+      <w:r>
+        <w:rPr>
+          <w:b/>
+        </w:rPr>
+        <w:t>evidence</w:t>
       </w:r>
     </w:p>
     <w:p>
@@ -3618,13 +5462,37 @@
       </w:r>
     </w:p>
     <w:p>
-      <w:r>
+      <w:pPr>
+        <w:spacing w:line="336" w:lineRule="auto" w:after="180"/>
+      </w:pPr>
+      <w:r>
+        <w:rPr>
+          <w:b w:val="0"/>
+        </w:rPr>
         <w:t>Change one relevant detail. Predict the result before testing. Include a boundary or missing-information case when it helps reveal a limit.</w:t>
       </w:r>
     </w:p>
     <w:p>
-      <w:r>
-        <w:t>My changed input and expected result</w:t>
+      <w:pPr>
+        <w:spacing w:line="336" w:lineRule="auto" w:after="180"/>
+      </w:pPr>
+      <w:r>
+        <w:rPr>
+          <w:b w:val="0"/>
+        </w:rPr>
+        <w:t xml:space="preserve">My changed </w:t>
+      </w:r>
+      <w:r>
+        <w:rPr>
+          <w:b/>
+        </w:rPr>
+        <w:t>input</w:t>
+      </w:r>
+      <w:r>
+        <w:rPr>
+          <w:b w:val="0"/>
+        </w:rPr>
+        <w:t xml:space="preserve"> and expected result</w:t>
       </w:r>
     </w:p>
     <w:p>
@@ -3669,13 +5537,37 @@
       </w:r>
     </w:p>
     <w:p>
-      <w:r>
+      <w:pPr>
+        <w:spacing w:line="336" w:lineRule="auto" w:after="180"/>
+      </w:pPr>
+      <w:r>
+        <w:rPr>
+          <w:b w:val="0"/>
+        </w:rPr>
         <w:t>Route arithmetic to a calculator and dates to direct sources before presenting them.</w:t>
       </w:r>
     </w:p>
     <w:p>
-      <w:r>
-        <w:t>The evidence I will keep</w:t>
+      <w:pPr>
+        <w:spacing w:line="336" w:lineRule="auto" w:after="180"/>
+      </w:pPr>
+      <w:r>
+        <w:rPr>
+          <w:b w:val="0"/>
+        </w:rPr>
+        <w:t xml:space="preserve">The </w:t>
+      </w:r>
+      <w:r>
+        <w:rPr>
+          <w:b/>
+        </w:rPr>
+        <w:t>evidence</w:t>
+      </w:r>
+      <w:r>
+        <w:rPr>
+          <w:b w:val="0"/>
+        </w:rPr>
+        <w:t xml:space="preserve"> I will keep</w:t>
       </w:r>
     </w:p>
     <w:p>
@@ -3712,8 +5604,26 @@
       </w:r>
     </w:p>
     <w:p>
-      <w:r>
-        <w:t>Your teacher has the independent answer and scoring criteria. Complete the matching workbook week to keep your practice evidence together.</w:t>
+      <w:pPr>
+        <w:spacing w:line="336" w:lineRule="auto" w:after="180"/>
+      </w:pPr>
+      <w:r>
+        <w:rPr>
+          <w:b w:val="0"/>
+        </w:rPr>
+        <w:t xml:space="preserve">Your teacher has the independent answer and scoring criteria. Complete the matching workbook week to keep your practice </w:t>
+      </w:r>
+      <w:r>
+        <w:rPr>
+          <w:b/>
+        </w:rPr>
+        <w:t>evidence</w:t>
+      </w:r>
+      <w:r>
+        <w:rPr>
+          <w:b w:val="0"/>
+        </w:rPr>
+        <w:t xml:space="preserve"> together.</w:t>
       </w:r>
     </w:p>
     <w:p>
@@ -3725,8 +5635,26 @@
       </w:r>
     </w:p>
     <w:p>
-      <w:r>
-        <w:t>A report says 21/28=70% and gives February 30 as the deadline. Correct what can be computed and identify what must be checked externally.</w:t>
+      <w:pPr>
+        <w:spacing w:line="336" w:lineRule="auto" w:after="180"/>
+      </w:pPr>
+      <w:r>
+        <w:rPr>
+          <w:b w:val="0"/>
+        </w:rPr>
+        <w:t>A report says 21/28=</w:t>
+      </w:r>
+      <w:r>
+        <w:rPr>
+          <w:b/>
+        </w:rPr>
+        <w:t>70%</w:t>
+      </w:r>
+      <w:r>
+        <w:rPr>
+          <w:b w:val="0"/>
+        </w:rPr>
+        <w:t xml:space="preserve"> and gives February 30 as the deadline. Correct what can be computed and identify what must be checked externally.</w:t>
       </w:r>
     </w:p>
     <w:p>
@@ -3781,8 +5709,25 @@
       </w:r>
     </w:p>
     <w:p>
-      <w:r>
-        <w:t>Attempt the independent case before hints. Record whether you worked alone, used a hint or followed a model. After feedback, fix the first unsupported step and explain why it changed. A later check uses a changed case, not a copied answer.</w:t>
+      <w:pPr>
+        <w:spacing w:line="336" w:lineRule="auto" w:after="180"/>
+      </w:pPr>
+      <w:r>
+        <w:rPr>
+          <w:b w:val="0"/>
+        </w:rPr>
+        <w:t>Attempt the independent case before hints. Record whether you worked alone, used a hint or followed a model. After feedback, fix the first unsupported step and explain why it changed.</w:t>
+      </w:r>
+    </w:p>
+    <w:p>
+      <w:pPr>
+        <w:spacing w:line="336" w:lineRule="auto" w:after="180"/>
+      </w:pPr>
+      <w:r>
+        <w:rPr>
+          <w:b w:val="0"/>
+        </w:rPr>
+        <w:t>A later check uses a changed case, not a copied answer.</w:t>
       </w:r>
     </w:p>
     <w:p>
@@ -3795,6 +5740,17 @@
     </w:p>
     <w:p>
       <w:r>
+        <w:t>Use this map to navigate Verify Numbers and Dates, connect the goals to tasks and keep one evidence record for each attempt.</w:t>
+      </w:r>
+    </w:p>
+    <w:p>
+      <w:pPr>
+        <w:spacing w:line="336" w:lineRule="auto" w:after="180"/>
+      </w:pPr>
+      <w:r>
+        <w:rPr>
+          <w:b w:val="0"/>
+        </w:rPr>
         <w:t>Start with this question: A fictional Study Buddy checks a science-club summary against supplied counts and calendar facts.</w:t>
       </w:r>
     </w:p>
@@ -3901,13 +5857,61 @@
       </w:tr>
     </w:tbl>
     <w:p>
-      <w:r>
-        <w:t>Remember → watch and explain → try with help → investigate → try independently → keep project evidence. Your teacher may spread this lesson across several classes.</w:t>
-      </w:r>
-    </w:p>
-    <w:p>
-      <w:r>
-        <w:t>Keep your first prediction. Compare it with what the evidence shows and explain any change.</w:t>
+      <w:pPr>
+        <w:spacing w:line="336" w:lineRule="auto" w:after="180"/>
+      </w:pPr>
+      <w:r>
+        <w:rPr>
+          <w:b w:val="0"/>
+        </w:rPr>
+        <w:t xml:space="preserve">Remember → watch and explain → try with help → investigate → try independently → keep project </w:t>
+      </w:r>
+      <w:r>
+        <w:rPr>
+          <w:b/>
+        </w:rPr>
+        <w:t>evidence</w:t>
+      </w:r>
+      <w:r>
+        <w:rPr>
+          <w:b w:val="0"/>
+        </w:rPr>
+        <w:t>. Your teacher may spread this lesson across several classes.</w:t>
+      </w:r>
+    </w:p>
+    <w:p>
+      <w:pPr>
+        <w:spacing w:line="336" w:lineRule="auto" w:after="180"/>
+      </w:pPr>
+      <w:r>
+        <w:rPr>
+          <w:b w:val="0"/>
+        </w:rPr>
+        <w:t xml:space="preserve">Keep your first </w:t>
+      </w:r>
+      <w:r>
+        <w:rPr>
+          <w:b/>
+        </w:rPr>
+        <w:t>prediction</w:t>
+      </w:r>
+      <w:r>
+        <w:rPr>
+          <w:b w:val="0"/>
+        </w:rPr>
+        <w:t xml:space="preserve">. Compare it with what the </w:t>
+      </w:r>
+      <w:r>
+        <w:rPr>
+          <w:b/>
+        </w:rPr>
+        <w:t>evidence</w:t>
+      </w:r>
+      <w:r>
+        <w:rPr>
+          <w:b w:val="0"/>
+        </w:rPr>
+        <w:t xml:space="preserve"> shows and explain any change.</w:t>
       </w:r>
     </w:p>
     <w:p>
@@ -3920,7 +5924,30 @@
     </w:p>
     <w:p>
       <w:r>
-        <w:t>Close your notes. Explain this goal in your own words: Explain the mechanism and terminology of claim support and citation evaluation</w:t>
+        <w:t>Explain Verify Numbers and Dates without notes, identify a remaining question and plan a later check with a changed case.</w:t>
+      </w:r>
+    </w:p>
+    <w:p>
+      <w:pPr>
+        <w:spacing w:line="336" w:lineRule="auto" w:after="180"/>
+      </w:pPr>
+      <w:r>
+        <w:rPr>
+          <w:b w:val="0"/>
+        </w:rPr>
+        <w:t xml:space="preserve">Close your notes. Explain this goal in your own words: Explain the </w:t>
+      </w:r>
+      <w:r>
+        <w:rPr>
+          <w:b/>
+        </w:rPr>
+        <w:t>mechanism</w:t>
+      </w:r>
+      <w:r>
+        <w:rPr>
+          <w:b w:val="0"/>
+        </w:rPr>
+        <w:t xml:space="preserve"> and terminology of claim support and citation evaluation</w:t>
       </w:r>
     </w:p>
     <w:p>
@@ -3957,13 +5984,61 @@
       </w:r>
     </w:p>
     <w:p>
-      <w:r>
-        <w:t>If you are unsure, return to the worked picture and explain one arrow. If you are ready, change an input or assumption and justify your prediction.</w:t>
-      </w:r>
-    </w:p>
-    <w:p>
-      <w:r>
-        <w:t>Save your workbook evidence. At the next review, try a different case before opening your old answer.</w:t>
+      <w:pPr>
+        <w:spacing w:line="336" w:lineRule="auto" w:after="180"/>
+      </w:pPr>
+      <w:r>
+        <w:rPr>
+          <w:b w:val="0"/>
+        </w:rPr>
+        <w:t xml:space="preserve">If you are unsure, return to the worked picture and explain one arrow. If you are ready, change an </w:t>
+      </w:r>
+      <w:r>
+        <w:rPr>
+          <w:b/>
+        </w:rPr>
+        <w:t>input</w:t>
+      </w:r>
+      <w:r>
+        <w:rPr>
+          <w:b w:val="0"/>
+        </w:rPr>
+        <w:t xml:space="preserve"> or assumption and justify your </w:t>
+      </w:r>
+      <w:r>
+        <w:rPr>
+          <w:b/>
+        </w:rPr>
+        <w:t>prediction</w:t>
+      </w:r>
+      <w:r>
+        <w:rPr>
+          <w:b w:val="0"/>
+        </w:rPr>
+        <w:t>.</w:t>
+      </w:r>
+    </w:p>
+    <w:p>
+      <w:pPr>
+        <w:spacing w:line="336" w:lineRule="auto" w:after="180"/>
+      </w:pPr>
+      <w:r>
+        <w:rPr>
+          <w:b w:val="0"/>
+        </w:rPr>
+        <w:t xml:space="preserve">Save your workbook </w:t>
+      </w:r>
+      <w:r>
+        <w:rPr>
+          <w:b/>
+        </w:rPr>
+        <w:t>evidence</w:t>
+      </w:r>
+      <w:r>
+        <w:rPr>
+          <w:b w:val="0"/>
+        </w:rPr>
+        <w:t>. At the next review, try a different case before opening your old answer.</w:t>
       </w:r>
     </w:p>
     <w:p>
@@ -3976,11 +6051,28 @@
     </w:p>
     <w:p>
       <w:r>
+        <w:t>Attempt supported questions before using hints or feedback. Review a missing building block, then keep the completed work.</w:t>
+      </w:r>
+    </w:p>
+    <w:p>
+      <w:pPr>
+        <w:spacing w:line="336" w:lineRule="auto" w:after="180"/>
+      </w:pPr>
+      <w:r>
+        <w:rPr>
+          <w:b w:val="0"/>
+        </w:rPr>
         <w:t>Use this supported practice once, in the browser or on paper. Keep the reserved independent assessment for a separate first attempt before teacher feedback.</w:t>
       </w:r>
     </w:p>
     <w:p>
-      <w:r>
+      <w:pPr>
+        <w:spacing w:line="336" w:lineRule="auto" w:after="180"/>
+      </w:pPr>
+      <w:r>
+        <w:rPr>
+          <w:b w:val="0"/>
+        </w:rPr>
         <w:t>A fictional Study Buddy checks a science-club summary against supplied counts and calendar facts.</w:t>
       </w:r>
     </w:p>
@@ -3993,27 +6085,61 @@
       </w:r>
     </w:p>
     <w:p>
-      <w:r>
+      <w:pPr>
+        <w:spacing w:line="336" w:lineRule="auto" w:after="180"/>
+      </w:pPr>
+      <w:r>
+        <w:rPr>
+          <w:b w:val="0"/>
+        </w:rPr>
         <w:t>Which labelled step matches this detail? Ask the event owner for the correct date; do not assume June 30 or July 1.</w:t>
       </w:r>
     </w:p>
     <w:p>
-      <w:r>
+      <w:pPr>
+        <w:spacing w:line="336" w:lineRule="auto" w:after="180"/>
+        <w:shd w:fill="F4F9FC"/>
+      </w:pPr>
+      <w:r>
+        <w:rPr>
+          <w:b w:val="0"/>
+        </w:rPr>
         <w:t>1. Validate date</w:t>
       </w:r>
     </w:p>
     <w:p>
-      <w:r>
+      <w:pPr>
+        <w:spacing w:line="336" w:lineRule="auto" w:after="180"/>
+        <w:shd w:fill="F4F9FC"/>
+      </w:pPr>
+      <w:r>
+        <w:rPr>
+          <w:b w:val="0"/>
+        </w:rPr>
         <w:t>2. Check denominator</w:t>
       </w:r>
     </w:p>
     <w:p>
-      <w:r>
+      <w:pPr>
+        <w:spacing w:line="336" w:lineRule="auto" w:after="180"/>
+        <w:shd w:fill="F4F9FC"/>
+      </w:pPr>
+      <w:r>
+        <w:rPr>
+          <w:b w:val="0"/>
+        </w:rPr>
         <w:t>3. Resolve missing intent</w:t>
       </w:r>
     </w:p>
     <w:p>
-      <w:r>
+      <w:pPr>
+        <w:spacing w:line="336" w:lineRule="auto" w:after="180"/>
+        <w:shd w:fill="F4F9FC"/>
+      </w:pPr>
+      <w:r>
+        <w:rPr>
+          <w:b w:val="0"/>
+        </w:rPr>
         <w:t>4. Calculate percentage</w:t>
       </w:r>
     </w:p>
@@ -4051,41 +6177,179 @@
       </w:r>
     </w:p>
     <w:p>
-      <w:r>
+      <w:pPr>
+        <w:pStyle w:val="Heading3"/>
+      </w:pPr>
+      <w:r>
+        <w:t>Hint · try first</w:t>
+      </w:r>
+    </w:p>
+    <w:p>
+      <w:pPr>
+        <w:spacing w:line="336" w:lineRule="auto" w:after="180"/>
+        <w:shd w:fill="F1F6F8"/>
+      </w:pPr>
+      <w:r>
+        <w:rPr>
+          <w:b w:val="0"/>
+        </w:rPr>
         <w:t>Hint if needed: Read the steps in the pictorial case. Match the supplied detail to the stage that performs or records it.</w:t>
       </w:r>
     </w:p>
     <w:p>
-      <w:r>
-        <w:t>After your attempt, compare with the supported explanation: Resolve missing intent Ask the event owner for the correct date; do not assume June 30 or July 1. A percentage requires the correct numerator and denominator. Calendar validation identifies an impossible date, but it cannot discover what date the author intended. These checks use different evidence: arithmetic repairs the percentage from the supplied counts, while the date needs another authoritative source before publication.</w:t>
-      </w:r>
-    </w:p>
-    <w:p>
       <w:pPr>
         <w:pStyle w:val="Heading3"/>
       </w:pPr>
       <w:r>
+        <w:t>Feedback · compare after trying</w:t>
+      </w:r>
+    </w:p>
+    <w:p>
+      <w:pPr>
+        <w:spacing w:line="336" w:lineRule="auto" w:after="180"/>
+        <w:shd w:fill="F1F6FC"/>
+      </w:pPr>
+      <w:r>
+        <w:rPr>
+          <w:b w:val="0"/>
+        </w:rPr>
+        <w:t>After your attempt, compare with the supported explanation: Resolve missing intent Ask the event owner for the correct date; do not assume June 30 or July 1. A percentage requires the correct numerator and denominator.</w:t>
+      </w:r>
+    </w:p>
+    <w:p>
+      <w:pPr>
+        <w:spacing w:line="336" w:lineRule="auto" w:after="180"/>
+        <w:shd w:fill="F1F6FC"/>
+      </w:pPr>
+      <w:r>
+        <w:rPr>
+          <w:b w:val="0"/>
+        </w:rPr>
+        <w:t>Calendar validation identifies an impossible date, but it cannot discover what date the author intended.</w:t>
+      </w:r>
+    </w:p>
+    <w:p>
+      <w:pPr>
+        <w:spacing w:line="336" w:lineRule="auto" w:after="180"/>
+        <w:shd w:fill="F1F6FC"/>
+      </w:pPr>
+      <w:r>
+        <w:rPr>
+          <w:b w:val="0"/>
+        </w:rPr>
+        <w:t xml:space="preserve">These checks use different </w:t>
+      </w:r>
+      <w:r>
+        <w:rPr>
+          <w:b/>
+        </w:rPr>
+        <w:t>evidence</w:t>
+      </w:r>
+      <w:r>
+        <w:rPr>
+          <w:b w:val="0"/>
+        </w:rPr>
+        <w:t>: arithmetic repairs the percentage from the supplied counts, while the date needs another authoritative source before publication.</w:t>
+      </w:r>
+    </w:p>
+    <w:p>
+      <w:pPr>
+        <w:pStyle w:val="Heading3"/>
+      </w:pPr>
+      <w:r>
         <w:t>Practice 2: explain the deciding evidence</w:t>
       </w:r>
     </w:p>
     <w:p>
-      <w:r>
+      <w:pPr>
+        <w:pStyle w:val="Heading3"/>
+      </w:pPr>
+      <w:r>
+        <w:t>Changed case · predict first</w:t>
+      </w:r>
+    </w:p>
+    <w:p>
+      <w:pPr>
+        <w:spacing w:line="336" w:lineRule="auto" w:after="180"/>
+        <w:shd w:fill="F5F1FB"/>
+      </w:pPr>
+      <w:r>
+        <w:rPr>
+          <w:b w:val="0"/>
+        </w:rPr>
         <w:t>Changed-case practice: The count is revised to 14 passes out of 20, but no date record is added. Which conclusion is supported by the supplied facts?</w:t>
       </w:r>
     </w:p>
     <w:p>
-      <w:r>
-        <w:t>1. We can decide the result without examining the changed input or the procedure.</w:t>
-      </w:r>
-    </w:p>
-    <w:p>
-      <w:r>
-        <w:t>2. 70% now matches the count; June 31 remains invalid and unresolved.</w:t>
-      </w:r>
-    </w:p>
-    <w:p>
-      <w:r>
-        <w:t>3. This one example guarantees correct results for every future input.</w:t>
+      <w:pPr>
+        <w:spacing w:line="336" w:lineRule="auto" w:after="180"/>
+        <w:shd w:fill="F4F9FC"/>
+      </w:pPr>
+      <w:r>
+        <w:rPr>
+          <w:b w:val="0"/>
+        </w:rPr>
+        <w:t xml:space="preserve">1. We can decide the result without examining the changed </w:t>
+      </w:r>
+      <w:r>
+        <w:rPr>
+          <w:b/>
+        </w:rPr>
+        <w:t>input</w:t>
+      </w:r>
+      <w:r>
+        <w:rPr>
+          <w:b w:val="0"/>
+        </w:rPr>
+        <w:t xml:space="preserve"> or the procedure.</w:t>
+      </w:r>
+    </w:p>
+    <w:p>
+      <w:pPr>
+        <w:spacing w:line="336" w:lineRule="auto" w:after="180"/>
+        <w:shd w:fill="F4F9FC"/>
+      </w:pPr>
+      <w:r>
+        <w:rPr>
+          <w:b w:val="0"/>
+        </w:rPr>
+        <w:t xml:space="preserve">2. </w:t>
+      </w:r>
+      <w:r>
+        <w:rPr>
+          <w:b/>
+        </w:rPr>
+        <w:t>70%</w:t>
+      </w:r>
+      <w:r>
+        <w:rPr>
+          <w:b w:val="0"/>
+        </w:rPr>
+        <w:t xml:space="preserve"> now matches the count; June 31 remains invalid and unresolved.</w:t>
+      </w:r>
+    </w:p>
+    <w:p>
+      <w:pPr>
+        <w:spacing w:line="336" w:lineRule="auto" w:after="180"/>
+        <w:shd w:fill="F4F9FC"/>
+      </w:pPr>
+      <w:r>
+        <w:rPr>
+          <w:b w:val="0"/>
+        </w:rPr>
+        <w:t xml:space="preserve">3. This one example guarantees correct results for every future </w:t>
+      </w:r>
+      <w:r>
+        <w:rPr>
+          <w:b/>
+        </w:rPr>
+        <w:t>input</w:t>
+      </w:r>
+      <w:r>
+        <w:rPr>
+          <w:b w:val="0"/>
+        </w:rPr>
+        <w:t>.</w:t>
       </w:r>
     </w:p>
     <w:p>
@@ -4122,36 +6386,213 @@
       </w:r>
     </w:p>
     <w:p>
-      <w:r>
+      <w:pPr>
+        <w:pStyle w:val="Heading3"/>
+      </w:pPr>
+      <w:r>
+        <w:t>Hint · try first</w:t>
+      </w:r>
+    </w:p>
+    <w:p>
+      <w:pPr>
+        <w:spacing w:line="336" w:lineRule="auto" w:after="180"/>
+        <w:shd w:fill="F1F6F8"/>
+      </w:pPr>
+      <w:r>
+        <w:rPr>
+          <w:b w:val="0"/>
+        </w:rPr>
         <w:t>Hint if needed: Use the changed condition and the deciding step in the pictorial trace. The answer must say what follows from those facts.</w:t>
       </w:r>
     </w:p>
     <w:p>
-      <w:r>
-        <w:t>After your attempt, compare with the supported explanation: 70% now matches the count; June 31 remains invalid and unresolved. 14÷20×100=70%; changing a count provides no new calendar evidence.</w:t>
-      </w:r>
-    </w:p>
-    <w:p>
       <w:pPr>
         <w:pStyle w:val="Heading3"/>
       </w:pPr>
       <w:r>
+        <w:t>Feedback · compare after trying</w:t>
+      </w:r>
+    </w:p>
+    <w:p>
+      <w:pPr>
+        <w:spacing w:line="336" w:lineRule="auto" w:after="180"/>
+        <w:shd w:fill="F1F6FC"/>
+      </w:pPr>
+      <w:r>
+        <w:rPr>
+          <w:b w:val="0"/>
+        </w:rPr>
+        <w:t xml:space="preserve">After your attempt, compare with the supported explanation: </w:t>
+      </w:r>
+      <w:r>
+        <w:rPr>
+          <w:b/>
+        </w:rPr>
+        <w:t>70%</w:t>
+      </w:r>
+      <w:r>
+        <w:rPr>
+          <w:b w:val="0"/>
+        </w:rPr>
+        <w:t xml:space="preserve"> now matches the count; June 31 remains invalid and unresolved. 14÷20×100=</w:t>
+      </w:r>
+      <w:r>
+        <w:rPr>
+          <w:b/>
+        </w:rPr>
+        <w:t>70%</w:t>
+      </w:r>
+      <w:r>
+        <w:rPr>
+          <w:b w:val="0"/>
+        </w:rPr>
+        <w:t xml:space="preserve">; changing a count provides no new calendar </w:t>
+      </w:r>
+      <w:r>
+        <w:rPr>
+          <w:b/>
+        </w:rPr>
+        <w:t>evidence</w:t>
+      </w:r>
+      <w:r>
+        <w:rPr>
+          <w:b w:val="0"/>
+        </w:rPr>
+        <w:t>.</w:t>
+      </w:r>
+    </w:p>
+    <w:p>
+      <w:pPr>
+        <w:pStyle w:val="Heading3"/>
+      </w:pPr>
+      <w:r>
         <w:t>Repair a missing building block</w:t>
       </w:r>
     </w:p>
     <w:p>
-      <w:r>
-        <w:t>Review Source Quality (ai-3/15). Goal: Explain the mechanism and terminology of conflicting and time-sensitive sources. Short practice: Which source fields must be checked before answering day 9?. Return to this week and explain what you changed.</w:t>
-      </w:r>
-    </w:p>
-    <w:p>
-      <w:r>
-        <w:t>Review Multimodal Evidence (ai-3/13). Goal: Explain the mechanism and terminology of speech pipelines and multimodal evidence. Short practice: Why were both “exactly three” and “exactly five” unsupported before opening the box?. Return to this week and explain what you changed.</w:t>
-      </w:r>
-    </w:p>
-    <w:p>
-      <w:r>
-        <w:t>Review Image Generation Models (ai-3/10). Goal: Explain the mechanism and terminology of image generation and provenance. Short practice: What may these two grids explain, and what can they not establish about a real generator?. Return to this week and explain what you changed.</w:t>
+      <w:pPr>
+        <w:spacing w:line="336" w:lineRule="auto" w:after="180"/>
+      </w:pPr>
+      <w:r>
+        <w:rPr>
+          <w:b w:val="0"/>
+        </w:rPr>
+        <w:t xml:space="preserve">Review Source Quality (ai-3/15). Goal: Explain the </w:t>
+      </w:r>
+      <w:r>
+        <w:rPr>
+          <w:b/>
+        </w:rPr>
+        <w:t>mechanism</w:t>
+      </w:r>
+      <w:r>
+        <w:rPr>
+          <w:b w:val="0"/>
+        </w:rPr>
+        <w:t xml:space="preserve"> and terminology of conflicting and time-sensitive sources. Short practice: Which source fields must be checked before answering day 9?.</w:t>
+      </w:r>
+    </w:p>
+    <w:p>
+      <w:pPr>
+        <w:spacing w:line="336" w:lineRule="auto" w:after="180"/>
+      </w:pPr>
+      <w:r>
+        <w:rPr>
+          <w:b w:val="0"/>
+        </w:rPr>
+        <w:t>Return to this week and explain what you changed.</w:t>
+      </w:r>
+    </w:p>
+    <w:p>
+      <w:pPr>
+        <w:spacing w:line="336" w:lineRule="auto" w:after="180"/>
+      </w:pPr>
+      <w:r>
+        <w:rPr>
+          <w:b w:val="0"/>
+        </w:rPr>
+        <w:t xml:space="preserve">Review Multimodal </w:t>
+      </w:r>
+      <w:r>
+        <w:rPr>
+          <w:b/>
+        </w:rPr>
+        <w:t>Evidence</w:t>
+      </w:r>
+      <w:r>
+        <w:rPr>
+          <w:b w:val="0"/>
+        </w:rPr>
+        <w:t xml:space="preserve"> (ai-3/13). Goal: Explain the </w:t>
+      </w:r>
+      <w:r>
+        <w:rPr>
+          <w:b/>
+        </w:rPr>
+        <w:t>mechanism</w:t>
+      </w:r>
+      <w:r>
+        <w:rPr>
+          <w:b w:val="0"/>
+        </w:rPr>
+        <w:t xml:space="preserve"> and terminology of speech pipelines and multimodal </w:t>
+      </w:r>
+      <w:r>
+        <w:rPr>
+          <w:b/>
+        </w:rPr>
+        <w:t>evidence</w:t>
+      </w:r>
+      <w:r>
+        <w:rPr>
+          <w:b w:val="0"/>
+        </w:rPr>
+        <w:t>.</w:t>
+      </w:r>
+    </w:p>
+    <w:p>
+      <w:pPr>
+        <w:spacing w:line="336" w:lineRule="auto" w:after="180"/>
+      </w:pPr>
+      <w:r>
+        <w:rPr>
+          <w:b w:val="0"/>
+        </w:rPr>
+        <w:t>Short practice: Why were both “exactly three” and “exactly five” unsupported before opening the box?. Return to this week and explain what you changed.</w:t>
+      </w:r>
+    </w:p>
+    <w:p>
+      <w:pPr>
+        <w:spacing w:line="336" w:lineRule="auto" w:after="180"/>
+      </w:pPr>
+      <w:r>
+        <w:rPr>
+          <w:b w:val="0"/>
+        </w:rPr>
+        <w:t xml:space="preserve">Review Image Generation Models (ai-3/10). Goal: Explain the </w:t>
+      </w:r>
+      <w:r>
+        <w:rPr>
+          <w:b/>
+        </w:rPr>
+        <w:t>mechanism</w:t>
+      </w:r>
+      <w:r>
+        <w:rPr>
+          <w:b w:val="0"/>
+        </w:rPr>
+        <w:t xml:space="preserve"> and terminology of image generation and provenance.</w:t>
+      </w:r>
+    </w:p>
+    <w:p>
+      <w:pPr>
+        <w:spacing w:line="336" w:lineRule="auto" w:after="180"/>
+      </w:pPr>
+      <w:r>
+        <w:rPr>
+          <w:b w:val="0"/>
+        </w:rPr>
+        <w:t>Short practice: What may these two grids explain, and what can they not establish about a real generator?. Return to this week and explain what you changed.</w:t>
       </w:r>
     </w:p>
     <w:p>
@@ -4163,8 +6604,673 @@
       </w:r>
     </w:p>
     <w:p>
-      <w:r>
-        <w:t>Use Download completed work in the hosted lesson to export your answers, reflections, practice feedback and code-run evidence. Open the HTML copy to read or print it. Drafts stay in this browser when storage is available; clear drafts on a shared device.</w:t>
+      <w:pPr>
+        <w:spacing w:line="336" w:lineRule="auto" w:after="180"/>
+      </w:pPr>
+      <w:r>
+        <w:rPr>
+          <w:b w:val="0"/>
+        </w:rPr>
+        <w:t xml:space="preserve">Use Download completed work in the hosted lesson to export your answers, reflections, practice feedback and code-run </w:t>
+      </w:r>
+      <w:r>
+        <w:rPr>
+          <w:b/>
+        </w:rPr>
+        <w:t>evidence</w:t>
+      </w:r>
+      <w:r>
+        <w:rPr>
+          <w:b w:val="0"/>
+        </w:rPr>
+        <w:t>. Open the HTML copy to read or print it.</w:t>
+      </w:r>
+    </w:p>
+    <w:p>
+      <w:pPr>
+        <w:spacing w:line="336" w:lineRule="auto" w:after="180"/>
+      </w:pPr>
+      <w:r>
+        <w:rPr>
+          <w:b w:val="0"/>
+        </w:rPr>
+        <w:t>Drafts stay in this browser when storage is available; clear drafts on a shared device.</w:t>
+      </w:r>
+    </w:p>
+    <w:p>
+      <w:pPr>
+        <w:pStyle w:val="Heading1"/>
+      </w:pPr>
+      <w:r>
+        <w:t>18. Visual concept journey</w:t>
+      </w:r>
+    </w:p>
+    <w:p>
+      <w:r>
+        <w:t>Explain each Verify Numbers and Dates graphic using its labels, deciding evidence and relevant limitation.</w:t>
+      </w:r>
+    </w:p>
+    <w:p>
+      <w:pPr>
+        <w:pStyle w:val="Heading3"/>
+      </w:pPr>
+      <w:r>
+        <w:t>01. Verify Numbers and Dates: the case</w:t>
+      </w:r>
+    </w:p>
+    <w:p>
+      <w:r>
+        <w:drawing>
+          <wp:inline xmlns:a="http://schemas.openxmlformats.org/drawingml/2006/main" xmlns:pic="http://schemas.openxmlformats.org/drawingml/2006/picture">
+            <wp:extent cx="5486400" cy="2840736"/>
+            <wp:docPr id="22" name="Picture 22" descr="A fictional Study Buddy checks a science-club summary against supplied counts and calendar facts. Supplied facts: Record: 15 of 20 fictional model trials passed. Draft: “70% passed; the meeting is on June 31.” June has 30 days. No authoritative record gives the intended meeting date."/>
+            <wp:cNvGraphicFramePr>
+              <a:graphicFrameLocks noChangeAspect="1"/>
+            </wp:cNvGraphicFramePr>
+            <a:graphic>
+              <a:graphicData uri="http://schemas.openxmlformats.org/drawingml/2006/picture">
+                <pic:pic>
+                  <pic:nvPicPr>
+                    <pic:cNvPr id="0" name="academy-story-ai-3-16-01.png"/>
+                    <pic:cNvPicPr/>
+                  </pic:nvPicPr>
+                  <pic:blipFill>
+                    <a:blip r:embed="rId29"/>
+                    <a:stretch>
+                      <a:fillRect/>
+                    </a:stretch>
+                  </pic:blipFill>
+                  <pic:spPr>
+                    <a:xfrm>
+                      <a:off x="0" y="0"/>
+                      <a:ext cx="5486400" cy="2840736"/>
+                    </a:xfrm>
+                    <a:prstGeom prst="rect"/>
+                  </pic:spPr>
+                </pic:pic>
+              </a:graphicData>
+            </a:graphic>
+          </wp:inline>
+        </w:drawing>
+      </w:r>
+    </w:p>
+    <w:p>
+      <w:pPr>
+        <w:spacing w:line="336" w:lineRule="auto" w:after="180"/>
+      </w:pPr>
+      <w:r>
+        <w:rPr>
+          <w:b w:val="0"/>
+        </w:rPr>
+        <w:t>A fictional Study Buddy checks a science-club summary against supplied counts and calendar facts. Supplied facts: Record: 15 of 20 fictional model trials passed.</w:t>
+      </w:r>
+    </w:p>
+    <w:p>
+      <w:pPr>
+        <w:spacing w:line="336" w:lineRule="auto" w:after="180"/>
+      </w:pPr>
+      <w:r>
+        <w:rPr>
+          <w:b w:val="0"/>
+        </w:rPr>
+        <w:t>Draft: “</w:t>
+      </w:r>
+      <w:r>
+        <w:rPr>
+          <w:b/>
+        </w:rPr>
+        <w:t>70%</w:t>
+      </w:r>
+      <w:r>
+        <w:rPr>
+          <w:b w:val="0"/>
+        </w:rPr>
+        <w:t xml:space="preserve"> passed; the meeting is on June 31.” June has 30 days. No authoritative record gives the intended meeting date.</w:t>
+      </w:r>
+    </w:p>
+    <w:p>
+      <w:pPr>
+        <w:spacing w:line="336" w:lineRule="auto" w:after="180"/>
+        <w:shd w:fill="F5F1FB"/>
+      </w:pPr>
+      <w:r>
+        <w:rPr>
+          <w:b w:val="0"/>
+        </w:rPr>
+        <w:t>Point to the given fact that matters most. Explain why it matters.</w:t>
+      </w:r>
+    </w:p>
+    <w:p>
+      <w:pPr>
+        <w:pStyle w:val="Heading3"/>
+      </w:pPr>
+      <w:r>
+        <w:t>02. Follow the deciding steps</w:t>
+      </w:r>
+    </w:p>
+    <w:p>
+      <w:r>
+        <w:drawing>
+          <wp:inline xmlns:a="http://schemas.openxmlformats.org/drawingml/2006/main" xmlns:pic="http://schemas.openxmlformats.org/drawingml/2006/picture">
+            <wp:extent cx="5486400" cy="4005072"/>
+            <wp:docPr id="23" name="Picture 23" descr="Check denominator: There are 15 passes out of 20 total trials. → Calculate percentage: 15÷20×100=75%, not 70%. → Validate date: June 31 is invalid because June has 30 days. → Resolve missing intent: Ask the event owner for the correct date; do not assume June 30 or July 1."/>
+            <wp:cNvGraphicFramePr>
+              <a:graphicFrameLocks noChangeAspect="1"/>
+            </wp:cNvGraphicFramePr>
+            <a:graphic>
+              <a:graphicData uri="http://schemas.openxmlformats.org/drawingml/2006/picture">
+                <pic:pic>
+                  <pic:nvPicPr>
+                    <pic:cNvPr id="0" name="academy-story-ai-3-16-02.png"/>
+                    <pic:cNvPicPr/>
+                  </pic:nvPicPr>
+                  <pic:blipFill>
+                    <a:blip r:embed="rId30"/>
+                    <a:stretch>
+                      <a:fillRect/>
+                    </a:stretch>
+                  </pic:blipFill>
+                  <pic:spPr>
+                    <a:xfrm>
+                      <a:off x="0" y="0"/>
+                      <a:ext cx="5486400" cy="4005072"/>
+                    </a:xfrm>
+                    <a:prstGeom prst="rect"/>
+                  </pic:spPr>
+                </pic:pic>
+              </a:graphicData>
+            </a:graphic>
+          </wp:inline>
+        </w:drawing>
+      </w:r>
+    </w:p>
+    <w:p>
+      <w:pPr>
+        <w:spacing w:line="336" w:lineRule="auto" w:after="180"/>
+      </w:pPr>
+      <w:r>
+        <w:rPr>
+          <w:b w:val="0"/>
+        </w:rPr>
+        <w:t xml:space="preserve">Check denominator: There are 15 passes out of 20 total trials. → Calculate percentage: 15÷20×100=75%, not </w:t>
+      </w:r>
+      <w:r>
+        <w:rPr>
+          <w:b/>
+        </w:rPr>
+        <w:t>70%</w:t>
+      </w:r>
+      <w:r>
+        <w:rPr>
+          <w:b w:val="0"/>
+        </w:rPr>
+        <w:t>. → Validate date: June 31 is invalid because June has 30 days. → Resolve missing intent: Ask the event owner for the correct date; do not assume June 30 or July 1.</w:t>
+      </w:r>
+    </w:p>
+    <w:p>
+      <w:pPr>
+        <w:spacing w:line="336" w:lineRule="auto" w:after="180"/>
+        <w:shd w:fill="F5F1FB"/>
+      </w:pPr>
+      <w:r>
+        <w:rPr>
+          <w:b w:val="0"/>
+        </w:rPr>
+        <w:t xml:space="preserve">Point to each numbered stage and explain which recorded </w:t>
+      </w:r>
+      <w:r>
+        <w:rPr>
+          <w:b/>
+        </w:rPr>
+        <w:t>input</w:t>
+      </w:r>
+      <w:r>
+        <w:rPr>
+          <w:b w:val="0"/>
+        </w:rPr>
+        <w:t xml:space="preserve"> it uses.</w:t>
+      </w:r>
+    </w:p>
+    <w:p>
+      <w:pPr>
+        <w:pStyle w:val="Heading3"/>
+      </w:pPr>
+      <w:r>
+        <w:t>03. Claim support and citation evaluation — evidence trace</w:t>
+      </w:r>
+    </w:p>
+    <w:p>
+      <w:r>
+        <w:drawing>
+          <wp:inline xmlns:a="http://schemas.openxmlformats.org/drawingml/2006/main" xmlns:pic="http://schemas.openxmlformats.org/drawingml/2006/picture">
+            <wp:extent cx="5486400" cy="2834640"/>
+            <wp:docPr id="24" name="Picture 24" descr="Claim support and citation evaluation — evidence trace. An answer has four factual claims. Three have citations, but only two are supported by their cited passages. All links exist. | For this classroom rubric count a claim as supported only when its cited passage entails it. | Claim support is 2/4=50%; citation presence is 3/4=75%; link existence among three citations is 3/3. These measure different failures."/>
+            <wp:cNvGraphicFramePr>
+              <a:graphicFrameLocks noChangeAspect="1"/>
+            </wp:cNvGraphicFramePr>
+            <a:graphic>
+              <a:graphicData uri="http://schemas.openxmlformats.org/drawingml/2006/picture">
+                <pic:pic>
+                  <pic:nvPicPr>
+                    <pic:cNvPr id="0" name="academy-story-ai-3-16-03.png"/>
+                    <pic:cNvPicPr/>
+                  </pic:nvPicPr>
+                  <pic:blipFill>
+                    <a:blip r:embed="rId31"/>
+                    <a:stretch>
+                      <a:fillRect/>
+                    </a:stretch>
+                  </pic:blipFill>
+                  <pic:spPr>
+                    <a:xfrm>
+                      <a:off x="0" y="0"/>
+                      <a:ext cx="5486400" cy="2834640"/>
+                    </a:xfrm>
+                    <a:prstGeom prst="rect"/>
+                  </pic:spPr>
+                </pic:pic>
+              </a:graphicData>
+            </a:graphic>
+          </wp:inline>
+        </w:drawing>
+      </w:r>
+    </w:p>
+    <w:p>
+      <w:pPr>
+        <w:spacing w:line="336" w:lineRule="auto" w:after="180"/>
+      </w:pPr>
+      <w:r>
+        <w:rPr>
+          <w:b w:val="0"/>
+        </w:rPr>
+        <w:t xml:space="preserve">Claim support and citation evaluation — </w:t>
+      </w:r>
+      <w:r>
+        <w:rPr>
+          <w:b/>
+        </w:rPr>
+        <w:t>evidence</w:t>
+      </w:r>
+      <w:r>
+        <w:rPr>
+          <w:b w:val="0"/>
+        </w:rPr>
+        <w:t xml:space="preserve"> trace. An answer has four factual claims. Three have citations, but only two are supported by their cited passages.</w:t>
+      </w:r>
+    </w:p>
+    <w:p>
+      <w:pPr>
+        <w:spacing w:line="336" w:lineRule="auto" w:after="180"/>
+      </w:pPr>
+      <w:r>
+        <w:rPr>
+          <w:b w:val="0"/>
+        </w:rPr>
+        <w:t>All links exist. | For this classroom rubric count a claim as supported only when its cited passage entails it. | Claim support is 2/4=50%; citation presence is 3/4=75%; link existence among three citations is 3/3.</w:t>
+      </w:r>
+    </w:p>
+    <w:p>
+      <w:pPr>
+        <w:spacing w:line="336" w:lineRule="auto" w:after="180"/>
+      </w:pPr>
+      <w:r>
+        <w:rPr>
+          <w:b w:val="0"/>
+        </w:rPr>
+        <w:t>These measure different failures.</w:t>
+      </w:r>
+    </w:p>
+    <w:p>
+      <w:pPr>
+        <w:spacing w:line="336" w:lineRule="auto" w:after="180"/>
+        <w:shd w:fill="F5F1FB"/>
+      </w:pPr>
+      <w:r>
+        <w:rPr>
+          <w:b w:val="0"/>
+        </w:rPr>
+        <w:t>Read the labels and values. Explain the relationship the model shows.</w:t>
+      </w:r>
+    </w:p>
+    <w:p>
+      <w:pPr>
+        <w:pStyle w:val="Heading3"/>
+      </w:pPr>
+      <w:r>
+        <w:t>04. Change one thing. Trace what follows.</w:t>
+      </w:r>
+    </w:p>
+    <w:p>
+      <w:r>
+        <w:drawing>
+          <wp:inline xmlns:a="http://schemas.openxmlformats.org/drawingml/2006/main" xmlns:pic="http://schemas.openxmlformats.org/drawingml/2006/picture">
+            <wp:extent cx="5486400" cy="3026664"/>
+            <wp:docPr id="25" name="Picture 25" descr="Original case: Ask the event owner for the correct date; do not assume June 30 or July 1. Changed condition: The count is revised to 14 passes out of 20, but no date record is added. Expected result: 70% now matches the count; June 31 remains invalid and unresolved. Reason: 14÷20×100=70%; changing a count provides no new calendar evidence."/>
+            <wp:cNvGraphicFramePr>
+              <a:graphicFrameLocks noChangeAspect="1"/>
+            </wp:cNvGraphicFramePr>
+            <a:graphic>
+              <a:graphicData uri="http://schemas.openxmlformats.org/drawingml/2006/picture">
+                <pic:pic>
+                  <pic:nvPicPr>
+                    <pic:cNvPr id="0" name="academy-story-ai-3-16-04.png"/>
+                    <pic:cNvPicPr/>
+                  </pic:nvPicPr>
+                  <pic:blipFill>
+                    <a:blip r:embed="rId32"/>
+                    <a:stretch>
+                      <a:fillRect/>
+                    </a:stretch>
+                  </pic:blipFill>
+                  <pic:spPr>
+                    <a:xfrm>
+                      <a:off x="0" y="0"/>
+                      <a:ext cx="5486400" cy="3026664"/>
+                    </a:xfrm>
+                    <a:prstGeom prst="rect"/>
+                  </pic:spPr>
+                </pic:pic>
+              </a:graphicData>
+            </a:graphic>
+          </wp:inline>
+        </w:drawing>
+      </w:r>
+    </w:p>
+    <w:p>
+      <w:pPr>
+        <w:spacing w:line="336" w:lineRule="auto" w:after="180"/>
+      </w:pPr>
+      <w:r>
+        <w:rPr>
+          <w:b w:val="0"/>
+        </w:rPr>
+        <w:t>Original case: Ask the event owner for the correct date; do not assume June 30 or July 1. Changed condition: The count is revised to 14 passes out of 20, but no date record is added.</w:t>
+      </w:r>
+    </w:p>
+    <w:p>
+      <w:pPr>
+        <w:spacing w:line="336" w:lineRule="auto" w:after="180"/>
+      </w:pPr>
+      <w:r>
+        <w:rPr>
+          <w:b w:val="0"/>
+        </w:rPr>
+        <w:t xml:space="preserve">Expected result: </w:t>
+      </w:r>
+      <w:r>
+        <w:rPr>
+          <w:b/>
+        </w:rPr>
+        <w:t>70%</w:t>
+      </w:r>
+      <w:r>
+        <w:rPr>
+          <w:b w:val="0"/>
+        </w:rPr>
+        <w:t xml:space="preserve"> now matches the count; June 31 remains invalid and unresolved. Reason: 14÷20×100=</w:t>
+      </w:r>
+      <w:r>
+        <w:rPr>
+          <w:b/>
+        </w:rPr>
+        <w:t>70%</w:t>
+      </w:r>
+      <w:r>
+        <w:rPr>
+          <w:b w:val="0"/>
+        </w:rPr>
+        <w:t xml:space="preserve">; changing a count provides no new calendar </w:t>
+      </w:r>
+      <w:r>
+        <w:rPr>
+          <w:b/>
+        </w:rPr>
+        <w:t>evidence</w:t>
+      </w:r>
+      <w:r>
+        <w:rPr>
+          <w:b w:val="0"/>
+        </w:rPr>
+        <w:t>.</w:t>
+      </w:r>
+    </w:p>
+    <w:p>
+      <w:pPr>
+        <w:spacing w:line="336" w:lineRule="auto" w:after="180"/>
+        <w:shd w:fill="F5F1FB"/>
+      </w:pPr>
+      <w:r>
+        <w:rPr>
+          <w:b w:val="0"/>
+        </w:rPr>
+        <w:t>Predict before checking the worked changed-case result. Name what changed and what the supplied facts allow you to conclude.</w:t>
+      </w:r>
+    </w:p>
+    <w:p>
+      <w:pPr>
+        <w:pStyle w:val="Heading3"/>
+      </w:pPr>
+      <w:r>
+        <w:t>05. Connect the explanation to its limit</w:t>
+      </w:r>
+    </w:p>
+    <w:p>
+      <w:r>
+        <w:drawing>
+          <wp:inline xmlns:a="http://schemas.openxmlformats.org/drawingml/2006/main" xmlns:pic="http://schemas.openxmlformats.org/drawingml/2006/picture">
+            <wp:extent cx="5486400" cy="2834640"/>
+            <wp:docPr id="26" name="Picture 26" descr="A percentage requires the correct numerator and denominator. Calendar validation identifies an impossible date, but it cannot discover what date the author intended. These checks use different evidence: arithmetic repairs the percentage from the supplied counts, while the date needs another authoritative source before publication. Limit: This check confirms internal arithmetic and date validity, not whether the fictional trial measurements themselves were reliable."/>
+            <wp:cNvGraphicFramePr>
+              <a:graphicFrameLocks noChangeAspect="1"/>
+            </wp:cNvGraphicFramePr>
+            <a:graphic>
+              <a:graphicData uri="http://schemas.openxmlformats.org/drawingml/2006/picture">
+                <pic:pic>
+                  <pic:nvPicPr>
+                    <pic:cNvPr id="0" name="academy-story-ai-3-16-05.png"/>
+                    <pic:cNvPicPr/>
+                  </pic:nvPicPr>
+                  <pic:blipFill>
+                    <a:blip r:embed="rId33"/>
+                    <a:stretch>
+                      <a:fillRect/>
+                    </a:stretch>
+                  </pic:blipFill>
+                  <pic:spPr>
+                    <a:xfrm>
+                      <a:off x="0" y="0"/>
+                      <a:ext cx="5486400" cy="2834640"/>
+                    </a:xfrm>
+                    <a:prstGeom prst="rect"/>
+                  </pic:spPr>
+                </pic:pic>
+              </a:graphicData>
+            </a:graphic>
+          </wp:inline>
+        </w:drawing>
+      </w:r>
+    </w:p>
+    <w:p>
+      <w:pPr>
+        <w:spacing w:line="336" w:lineRule="auto" w:after="180"/>
+      </w:pPr>
+      <w:r>
+        <w:rPr>
+          <w:b w:val="0"/>
+        </w:rPr>
+        <w:t>A percentage requires the correct numerator and denominator. Calendar validation identifies an impossible date, but it cannot discover what date the author intended.</w:t>
+      </w:r>
+    </w:p>
+    <w:p>
+      <w:pPr>
+        <w:spacing w:line="336" w:lineRule="auto" w:after="180"/>
+      </w:pPr>
+      <w:r>
+        <w:rPr>
+          <w:b w:val="0"/>
+        </w:rPr>
+        <w:t xml:space="preserve">These checks use different </w:t>
+      </w:r>
+      <w:r>
+        <w:rPr>
+          <w:b/>
+        </w:rPr>
+        <w:t>evidence</w:t>
+      </w:r>
+      <w:r>
+        <w:rPr>
+          <w:b w:val="0"/>
+        </w:rPr>
+        <w:t>: arithmetic repairs the percentage from the supplied counts, while the date needs another authoritative source before publication.</w:t>
+      </w:r>
+    </w:p>
+    <w:p>
+      <w:pPr>
+        <w:spacing w:line="336" w:lineRule="auto" w:after="180"/>
+      </w:pPr>
+      <w:r>
+        <w:rPr>
+          <w:b w:val="0"/>
+        </w:rPr>
+        <w:t>Limit: This check confirms internal arithmetic and date validity, not whether the fictional trial measurements themselves were reliable.</w:t>
+      </w:r>
+    </w:p>
+    <w:p>
+      <w:pPr>
+        <w:spacing w:line="336" w:lineRule="auto" w:after="180"/>
+        <w:shd w:fill="F5F1FB"/>
+      </w:pPr>
+      <w:r>
+        <w:rPr>
+          <w:b w:val="0"/>
+        </w:rPr>
+        <w:t>Explain the case, then point to a limit on the claim.</w:t>
+      </w:r>
+    </w:p>
+    <w:p>
+      <w:pPr>
+        <w:pStyle w:val="Heading3"/>
+      </w:pPr>
+      <w:r>
+        <w:t>06. Make the idea visible in your project</w:t>
+      </w:r>
+    </w:p>
+    <w:p>
+      <w:r>
+        <w:drawing>
+          <wp:inline xmlns:a="http://schemas.openxmlformats.org/drawingml/2006/main" xmlns:pic="http://schemas.openxmlformats.org/drawingml/2006/picture">
+            <wp:extent cx="5486400" cy="3380232"/>
+            <wp:docPr id="27" name="Picture 27" descr="Make Study Buddy check quantities, units, dates and source support separately; record unresolved fields instead of guessing. Draw your input, deciding step, result and limit. Supported question: Which part can be corrected immediately from existing evidence, and which needs follow-up?"/>
+            <wp:cNvGraphicFramePr>
+              <a:graphicFrameLocks noChangeAspect="1"/>
+            </wp:cNvGraphicFramePr>
+            <a:graphic>
+              <a:graphicData uri="http://schemas.openxmlformats.org/drawingml/2006/picture">
+                <pic:pic>
+                  <pic:nvPicPr>
+                    <pic:cNvPr id="0" name="academy-story-ai-3-16-06.png"/>
+                    <pic:cNvPicPr/>
+                  </pic:nvPicPr>
+                  <pic:blipFill>
+                    <a:blip r:embed="rId34"/>
+                    <a:stretch>
+                      <a:fillRect/>
+                    </a:stretch>
+                  </pic:blipFill>
+                  <pic:spPr>
+                    <a:xfrm>
+                      <a:off x="0" y="0"/>
+                      <a:ext cx="5486400" cy="3380232"/>
+                    </a:xfrm>
+                    <a:prstGeom prst="rect"/>
+                  </pic:spPr>
+                </pic:pic>
+              </a:graphicData>
+            </a:graphic>
+          </wp:inline>
+        </w:drawing>
+      </w:r>
+    </w:p>
+    <w:p>
+      <w:pPr>
+        <w:spacing w:line="336" w:lineRule="auto" w:after="180"/>
+      </w:pPr>
+      <w:r>
+        <w:rPr>
+          <w:b w:val="0"/>
+        </w:rPr>
+        <w:t xml:space="preserve">Make Study Buddy check quantities, </w:t>
+      </w:r>
+      <w:r>
+        <w:rPr>
+          <w:b/>
+        </w:rPr>
+        <w:t>unit</w:t>
+      </w:r>
+      <w:r>
+        <w:rPr>
+          <w:b w:val="0"/>
+        </w:rPr>
+        <w:t xml:space="preserve">s, dates and source support separately; record unresolved fields instead of guessing. Draw your </w:t>
+      </w:r>
+      <w:r>
+        <w:rPr>
+          <w:b/>
+        </w:rPr>
+        <w:t>input</w:t>
+      </w:r>
+      <w:r>
+        <w:rPr>
+          <w:b w:val="0"/>
+        </w:rPr>
+        <w:t>, deciding step, result and limit.</w:t>
+      </w:r>
+    </w:p>
+    <w:p>
+      <w:pPr>
+        <w:spacing w:line="336" w:lineRule="auto" w:after="180"/>
+      </w:pPr>
+      <w:r>
+        <w:rPr>
+          <w:b w:val="0"/>
+        </w:rPr>
+        <w:t xml:space="preserve">Supported question: Which part can be corrected immediately from existing </w:t>
+      </w:r>
+      <w:r>
+        <w:rPr>
+          <w:b/>
+        </w:rPr>
+        <w:t>evidence</w:t>
+      </w:r>
+      <w:r>
+        <w:rPr>
+          <w:b w:val="0"/>
+        </w:rPr>
+        <w:t>, and which needs follow-up?</w:t>
+      </w:r>
+    </w:p>
+    <w:p>
+      <w:pPr>
+        <w:spacing w:line="336" w:lineRule="auto" w:after="180"/>
+        <w:shd w:fill="F5F1FB"/>
+      </w:pPr>
+      <w:r>
+        <w:rPr>
+          <w:b w:val="0"/>
+        </w:rPr>
+        <w:t xml:space="preserve">Draw your project trace and justify the deciding step using </w:t>
+      </w:r>
+      <w:r>
+        <w:rPr>
+          <w:b/>
+        </w:rPr>
+        <w:t>evidence</w:t>
+      </w:r>
+      <w:r>
+        <w:rPr>
+          <w:b w:val="0"/>
+        </w:rPr>
+        <w:t>.</w:t>
       </w:r>
     </w:p>
     <w:sectPr>

--- a/downloads/student/ai-3-week-16.docx
+++ b/downloads/student/ai-3-week-16.docx
@@ -25,12 +25,17 @@
         <w:pStyle w:val="Heading1"/>
       </w:pPr>
       <w:r>
-        <w:t>Before you start</w:t>
-      </w:r>
-    </w:p>
-    <w:p>
-      <w:r>
-        <w:t>AI-2 Week 12: convert a ratio using its actual denominator.</w:t>
+        <w:t>Check the source. Recalculate. Preserve unknown intent.</w:t>
+      </w:r>
+    </w:p>
+    <w:p>
+      <w:r>
+        <w:t>Verify numeric and calendar claims with complete supplied records rather than plausible replacements.</w:t>
+      </w:r>
+    </w:p>
+    <w:p>
+      <w:r>
+        <w:t>Checklist → counted percentage grids → six audits → independent learner case.</w:t>
       </w:r>
     </w:p>
     <w:p>
@@ -38,12 +43,104 @@
         <w:pStyle w:val="Heading1"/>
       </w:pPr>
       <w:r>
-        <w:t>01. Your mission</w:t>
-      </w:r>
-    </w:p>
-    <w:p>
-      <w:r>
-        <w:t>Start with the target: Explain the mechanism and terminology of claim support and citation evaluation. Try the recall before opening notes.</w:t>
+        <w:t>01. Which values can we correct, and which need a source?</w:t>
+      </w:r>
+    </w:p>
+    <w:p>
+      <w:r>
+        <w:t>Make arithmetic visible while preserving an unknown intended date.</w:t>
+      </w:r>
+    </w:p>
+    <w:p>
+      <w:pPr>
+        <w:pStyle w:val="Heading2"/>
+      </w:pPr>
+      <w:r>
+        <w:t>Your verification goals</w:t>
+      </w:r>
+    </w:p>
+    <w:p>
+      <w:pPr>
+        <w:spacing w:line="336" w:lineRule="auto" w:after="180"/>
+      </w:pPr>
+      <w:r>
+        <w:rPr>
+          <w:b w:val="0"/>
+        </w:rPr>
+        <w:t>I can verify a numeric claim using its source, denominator and units.</w:t>
+      </w:r>
+    </w:p>
+    <w:p>
+      <w:pPr>
+        <w:spacing w:line="336" w:lineRule="auto" w:after="180"/>
+      </w:pPr>
+      <w:r>
+        <w:rPr>
+          <w:b w:val="0"/>
+        </w:rPr>
+        <w:t>I can separate calendar validity from the intended event date.</w:t>
+      </w:r>
+    </w:p>
+    <w:p>
+      <w:pPr>
+        <w:spacing w:line="336" w:lineRule="auto" w:after="180"/>
+      </w:pPr>
+      <w:r>
+        <w:rPr>
+          <w:b w:val="0"/>
+        </w:rPr>
+        <w:t>I can record corrections and unresolved values without guessing.</w:t>
+      </w:r>
+    </w:p>
+    <w:p>
+      <w:pPr>
+        <w:pStyle w:val="Heading2"/>
+      </w:pPr>
+      <w:r>
+        <w:t>Recall source identity and scope</w:t>
+      </w:r>
+    </w:p>
+    <w:p>
+      <w:pPr>
+        <w:pStyle w:val="ListBullet"/>
+      </w:pPr>
+      <w:r>
+        <w:t>Close your notes first. A rough first answer helps us choose the right starting point; it is not a score for your ability.</w:t>
+      </w:r>
+    </w:p>
+    <w:p>
+      <w:pPr>
+        <w:pStyle w:val="ListBullet"/>
+      </w:pPr>
+      <w:r>
+        <w:t>Recall Source Quality: identify the exact source, relevant time and version before using a value. A newer-looking record may concern a different question.</w:t>
+      </w:r>
+    </w:p>
+    <w:p>
+      <w:pPr>
+        <w:pStyle w:val="Heading2"/>
+      </w:pPr>
+      <w:r>
+        <w:t>Your end goal</w:t>
+      </w:r>
+    </w:p>
+    <w:p>
+      <w:pPr>
+        <w:spacing w:line="336" w:lineRule="auto" w:after="180"/>
+      </w:pPr>
+      <w:r>
+        <w:rPr>
+          <w:b w:val="0"/>
+        </w:rPr>
+        <w:t>By the end, I can verify numbers and dates without inventing the intended correction.</w:t>
+      </w:r>
+    </w:p>
+    <w:p>
+      <w:pPr>
+        <w:pStyle w:val="Heading2"/>
+      </w:pPr>
+      <w:r>
+        <w:t>Earlier wording, alternatives and picture transcripts · reference / check after trying</w:t>
       </w:r>
     </w:p>
     <w:p>
@@ -56,66 +153,10 @@
     </w:p>
     <w:p>
       <w:pPr>
-        <w:spacing w:line="336" w:lineRule="auto" w:after="180"/>
-      </w:pPr>
-      <w:r>
-        <w:rPr>
-          <w:b w:val="0"/>
-        </w:rPr>
-        <w:t xml:space="preserve">I can explain the </w:t>
-      </w:r>
-      <w:r>
-        <w:rPr>
-          <w:b/>
-        </w:rPr>
-        <w:t>mechanism</w:t>
-      </w:r>
-      <w:r>
-        <w:rPr>
-          <w:b w:val="0"/>
-        </w:rPr>
-        <w:t xml:space="preserve"> and terminology of claim support and citation evaluation.</w:t>
-      </w:r>
-    </w:p>
-    <w:p>
-      <w:pPr>
-        <w:spacing w:line="336" w:lineRule="auto" w:after="180"/>
-      </w:pPr>
-      <w:r>
-        <w:rPr>
-          <w:b w:val="0"/>
-        </w:rPr>
-        <w:t>I can apply the stated procedure to a new case with a traceable result.</w:t>
-      </w:r>
-    </w:p>
-    <w:p>
-      <w:pPr>
-        <w:spacing w:line="336" w:lineRule="auto" w:after="180"/>
-      </w:pPr>
-      <w:r>
-        <w:rPr>
-          <w:b w:val="0"/>
-        </w:rPr>
-        <w:t>I can identify an assumption or limitation and design a revealing follow-up.</w:t>
-      </w:r>
-    </w:p>
-    <w:p>
-      <w:pPr>
         <w:pStyle w:val="Heading3"/>
       </w:pPr>
       <w:r>
         <w:t>Remember before reading</w:t>
-      </w:r>
-    </w:p>
-    <w:p>
-      <w:pPr>
-        <w:spacing w:line="336" w:lineRule="auto" w:after="180"/>
-      </w:pPr>
-      <w:r>
-        <w:rPr>
-          <w:b w:val="0"/>
-        </w:rPr>
-        <w:t>Close your notes first. A rough first answer helps us choose the right starting point; it is not a score for your ability.</w:t>
       </w:r>
     </w:p>
     <w:p>
@@ -262,7 +303,7 @@
       </w:pPr>
       <w:r>
         <w:rPr>
-          <w:b/>
+          <w:b w:val="0"/>
         </w:rPr>
         <w:t>CREATOR MISSION</w:t>
       </w:r>
@@ -332,78 +373,78 @@
     </w:p>
     <w:p>
       <w:pPr>
+        <w:pStyle w:val="Heading3"/>
+      </w:pPr>
+      <w:r>
+        <w:t>This week’s end goal</w:t>
+      </w:r>
+    </w:p>
+    <w:p>
+      <w:pPr>
+        <w:pStyle w:val="Heading1"/>
+      </w:pPr>
+      <w:r>
+        <w:t>02. Give calculation and source verification different jobs</w:t>
+      </w:r>
+    </w:p>
+    <w:p>
+      <w:r>
+        <w:t>The record supplies counts and a calendar fact, but no intended meeting date.</w:t>
+      </w:r>
+    </w:p>
+    <w:p>
+      <w:pPr>
+        <w:pStyle w:val="Heading2"/>
+      </w:pPr>
+      <w:r>
+        <w:t>Understand numerator, denominator and validity</w:t>
+      </w:r>
+    </w:p>
+    <w:p>
+      <w:pPr>
         <w:spacing w:line="336" w:lineRule="auto" w:after="180"/>
       </w:pPr>
       <w:r>
         <w:rPr>
           <w:b w:val="0"/>
         </w:rPr>
-        <w:t xml:space="preserve">Recall Building a grounded answer. Explain why a recorded result needs its </w:t>
-      </w:r>
-      <w:r>
-        <w:rPr>
-          <w:b/>
-        </w:rPr>
-        <w:t>input</w:t>
-      </w:r>
+        <w:t>A precise-looking number can still use the wrong source, denominator or unit. A denominator is the total used in a fraction: 15 passes out of 20 trials means 15/20, not 15/15. Verify the source/run ID and counted population before calculating. A percentage is the fraction multiplied by 100. Calendar validity is a different check: an impossible date can be rejected without knowing what date its author intended.</w:t>
+      </w:r>
+    </w:p>
+    <w:p>
+      <w:pPr>
+        <w:pStyle w:val="Heading2"/>
+      </w:pPr>
+      <w:r>
+        <w:t>Read the complete main record</w:t>
+      </w:r>
+    </w:p>
+    <w:p>
+      <w:pPr>
+        <w:spacing w:line="336" w:lineRule="auto" w:after="180"/>
+      </w:pPr>
       <w:r>
         <w:rPr>
           <w:b w:val="0"/>
         </w:rPr>
-        <w:t xml:space="preserve"> conditions and </w:t>
-      </w:r>
-      <w:r>
-        <w:rPr>
-          <w:b/>
-        </w:rPr>
-        <w:t>evidence</w:t>
-      </w:r>
+        <w:t>Complete fictional main record: 15 of 20 model trials passed. The draft says 70% passed and announces a meeting on June 31. Calendar fact: June has 30 days. No authoritative meeting notice is supplied. Recompute the percentage from the record; identify the invalid date and request the intended meeting date. These invented counts do not establish that any real model was tested.</w:t>
+      </w:r>
+    </w:p>
+    <w:p>
+      <w:pPr>
+        <w:pStyle w:val="Heading2"/>
+      </w:pPr>
+      <w:r>
+        <w:t>Earlier wording, alternatives and picture transcripts · reference / check after trying</w:t>
+      </w:r>
+    </w:p>
+    <w:p>
+      <w:pPr>
+        <w:spacing w:line="336" w:lineRule="auto" w:after="180"/>
+      </w:pPr>
       <w:r>
         <w:rPr>
           <w:b w:val="0"/>
-        </w:rPr>
-        <w:t xml:space="preserve"> source before it can support a claim.</w:t>
-      </w:r>
-    </w:p>
-    <w:p>
-      <w:pPr>
-        <w:pStyle w:val="Heading3"/>
-      </w:pPr>
-      <w:r>
-        <w:t>This week’s end goal</w:t>
-      </w:r>
-    </w:p>
-    <w:p>
-      <w:pPr>
-        <w:spacing w:line="336" w:lineRule="auto" w:after="180"/>
-      </w:pPr>
-      <w:r>
-        <w:rPr>
-          <w:b w:val="0"/>
-        </w:rPr>
-        <w:t>By the end, I can verify numbers and dates without inventing the intended correction.</w:t>
-      </w:r>
-    </w:p>
-    <w:p>
-      <w:pPr>
-        <w:pStyle w:val="Heading1"/>
-      </w:pPr>
-      <w:r>
-        <w:t>02. Notice the evidence</w:t>
-      </w:r>
-    </w:p>
-    <w:p>
-      <w:r>
-        <w:t>Investigate the supplied Verify Numbers and Dates case. Separate observations, given facts and assumptions before choosing an explanation.</w:t>
-      </w:r>
-    </w:p>
-    <w:p>
-      <w:pPr>
-        <w:spacing w:line="336" w:lineRule="auto" w:after="180"/>
-      </w:pPr>
-      <w:r>
-        <w:rPr>
-          <w:b/>
         </w:rPr>
         <w:t>PICTURE STORY</w:t>
       </w:r>
@@ -480,46 +521,448 @@
     </w:p>
     <w:p>
       <w:pPr>
+        <w:spacing w:line="336" w:lineRule="auto" w:after="180"/>
+      </w:pPr>
+      <w:r>
+        <w:rPr>
+          <w:b w:val="0"/>
+        </w:rPr>
+        <w:t>MYSTERY</w:t>
+      </w:r>
+    </w:p>
+    <w:p>
+      <w:pPr>
+        <w:spacing w:line="336" w:lineRule="auto" w:after="180"/>
+      </w:pPr>
+      <w:r>
+        <w:rPr>
+          <w:b w:val="0"/>
+        </w:rPr>
+        <w:t xml:space="preserve">The learners must use verify numbers and dates to solve a problem. What information do they have? What decision or calculation do they make? What would count as </w:t>
+      </w:r>
+      <w:r>
+        <w:rPr>
+          <w:b/>
+        </w:rPr>
+        <w:t>evidence</w:t>
+      </w:r>
+      <w:r>
+        <w:rPr>
+          <w:b w:val="0"/>
+        </w:rPr>
+        <w:t xml:space="preserve"> that it worked?</w:t>
+      </w:r>
+    </w:p>
+    <w:p>
+      <w:pPr>
+        <w:spacing w:line="336" w:lineRule="auto" w:after="180"/>
+      </w:pPr>
+      <w:r>
+        <w:rPr>
+          <w:b w:val="0"/>
+        </w:rPr>
+        <w:t xml:space="preserve">Three </w:t>
+      </w:r>
+      <w:r>
+        <w:rPr>
+          <w:b/>
+        </w:rPr>
+        <w:t>observation</w:t>
+      </w:r>
+      <w:r>
+        <w:rPr>
+          <w:b w:val="0"/>
+        </w:rPr>
+        <w:t>s (what you can point to):</w:t>
+      </w:r>
+    </w:p>
+    <w:p>
+      <w:pPr>
         <w:pStyle w:val="Heading3"/>
       </w:pPr>
       <w:r>
-        <w:t>Start with this puzzle</w:t>
+        <w:t>Write or draw your reasoning and evidence.</w:t>
+      </w:r>
+    </w:p>
+    <w:p>
+      <w:r>
+        <w:t>________________________________________________________________</w:t>
+      </w:r>
+    </w:p>
+    <w:p>
+      <w:r>
+        <w:t>________________________________________________________________</w:t>
+      </w:r>
+    </w:p>
+    <w:p>
+      <w:r>
+        <w:t>________________________________________________________________</w:t>
+      </w:r>
+    </w:p>
+    <w:p>
+      <w:r>
+        <w:t>________________________________________________________________</w:t>
+      </w:r>
+    </w:p>
+    <w:p>
+      <w:r>
+        <w:t>________________________________________________________________</w:t>
       </w:r>
     </w:p>
     <w:p>
       <w:pPr>
         <w:spacing w:line="336" w:lineRule="auto" w:after="180"/>
-        <w:shd w:fill="F1F6FC"/>
       </w:pPr>
       <w:r>
         <w:rPr>
           <w:b w:val="0"/>
         </w:rPr>
-        <w:t>MYSTERY</w:t>
+        <w:t xml:space="preserve">My </w:t>
+      </w:r>
+      <w:r>
+        <w:rPr>
+          <w:b/>
+        </w:rPr>
+        <w:t>prediction</w:t>
+      </w:r>
+      <w:r>
+        <w:rPr>
+          <w:b w:val="0"/>
+        </w:rPr>
+        <w:t xml:space="preserve"> and the clue supporting it:</w:t>
+      </w:r>
+    </w:p>
+    <w:p>
+      <w:pPr>
+        <w:pStyle w:val="Heading3"/>
+      </w:pPr>
+      <w:r>
+        <w:t>Write or draw your reasoning and evidence.</w:t>
+      </w:r>
+    </w:p>
+    <w:p>
+      <w:r>
+        <w:t>________________________________________________________________</w:t>
+      </w:r>
+    </w:p>
+    <w:p>
+      <w:r>
+        <w:t>________________________________________________________________</w:t>
+      </w:r>
+    </w:p>
+    <w:p>
+      <w:r>
+        <w:t>________________________________________________________________</w:t>
+      </w:r>
+    </w:p>
+    <w:p>
+      <w:r>
+        <w:t>________________________________________________________________</w:t>
+      </w:r>
+    </w:p>
+    <w:p>
+      <w:r>
+        <w:t>________________________________________________________________</w:t>
+      </w:r>
+    </w:p>
+    <w:p>
+      <w:pPr>
+        <w:pStyle w:val="Heading3"/>
+      </w:pPr>
+      <w:r>
+        <w:t>A closer explanation</w:t>
       </w:r>
     </w:p>
     <w:p>
       <w:pPr>
         <w:spacing w:line="336" w:lineRule="auto" w:after="180"/>
-        <w:shd w:fill="F5F1FB"/>
       </w:pPr>
       <w:r>
         <w:rPr>
           <w:b w:val="0"/>
         </w:rPr>
-        <w:t xml:space="preserve">The learners must use verify numbers and dates to solve a problem. What information do they have? What decision or calculation do they make? What would count as </w:t>
+        <w:t>Citation evaluation checks source existence, exact passage support and coverage of answer claims. A real citation can still be irrelevant.</w:t>
+      </w:r>
+    </w:p>
+    <w:p>
+      <w:pPr>
+        <w:spacing w:line="336" w:lineRule="auto" w:after="180"/>
+      </w:pPr>
+      <w:r>
+        <w:rPr>
+          <w:b w:val="0"/>
+        </w:rPr>
+        <w:t>Begin by writing the question the procedure is intended to answer. Identify the information already supplied, the information it will produce and the information still missing.</w:t>
+      </w:r>
+    </w:p>
+    <w:p>
+      <w:pPr>
+        <w:spacing w:line="336" w:lineRule="auto" w:after="180"/>
+      </w:pPr>
+      <w:r>
+        <w:rPr>
+          <w:b w:val="0"/>
+        </w:rPr>
+        <w:t>These are constructed classroom examples; they do not require live accounts, private records or an external service. Do not treat a plausible explanation as a measured outcome.</w:t>
+      </w:r>
+    </w:p>
+    <w:p>
+      <w:pPr>
+        <w:pStyle w:val="Heading1"/>
+      </w:pPr>
+      <w:r>
+        <w:t>03. Check the meaning before pressing calculate</w:t>
+      </w:r>
+    </w:p>
+    <w:p>
+      <w:r>
+        <w:t>Correct arithmetic on the wrong source still answers the wrong question.</w:t>
+      </w:r>
+    </w:p>
+    <w:p>
+      <w:pPr>
+        <w:pStyle w:val="Heading2"/>
+      </w:pPr>
+      <w:r>
+        <w:t>The verification checklist</w:t>
+      </w:r>
+    </w:p>
+    <w:tbl>
+      <w:tblPr>
+        <w:tblStyle w:val="LightShading-Accent1"/>
+        <w:tblW w:type="auto" w:w="0"/>
+        <w:tblLook w:firstColumn="1" w:firstRow="1" w:lastColumn="0" w:lastRow="0" w:noHBand="0" w:noVBand="1" w:val="04A0"/>
+      </w:tblPr>
+      <w:tblGrid>
+        <w:gridCol w:w="5112"/>
+        <w:gridCol w:w="5112"/>
+      </w:tblGrid>
+      <w:tr>
+        <w:trPr>
+          <w:tblHeader/>
+        </w:trPr>
+        <w:tc>
+          <w:tcPr>
+            <w:tcW w:type="dxa" w:w="5112"/>
+          </w:tcPr>
+          <w:p>
+            <w:r>
+              <w:t>Check</w:t>
+            </w:r>
+          </w:p>
+        </w:tc>
+        <w:tc>
+          <w:tcPr>
+            <w:tcW w:type="dxa" w:w="5112"/>
+          </w:tcPr>
+          <w:p>
+            <w:r>
+              <w:t>Question to ask</w:t>
+            </w:r>
+          </w:p>
+        </w:tc>
+      </w:tr>
+      <w:tr>
+        <w:tc>
+          <w:tcPr>
+            <w:tcW w:type="dxa" w:w="5112"/>
+          </w:tcPr>
+          <w:p>
+            <w:r>
+              <w:t>Source and scope</w:t>
+            </w:r>
+          </w:p>
+        </w:tc>
+        <w:tc>
+          <w:tcPr>
+            <w:tcW w:type="dxa" w:w="5112"/>
+          </w:tcPr>
+          <w:p>
+            <w:r>
+              <w:t>Which record, run, population and time does the claim concern?</w:t>
+            </w:r>
+          </w:p>
+        </w:tc>
+      </w:tr>
+      <w:tr>
+        <w:tc>
+          <w:tcPr>
+            <w:tcW w:type="dxa" w:w="5112"/>
+          </w:tcPr>
+          <w:p>
+            <w:r>
+              <w:t>Numerator and denominator</w:t>
+            </w:r>
+          </w:p>
+        </w:tc>
+        <w:tc>
+          <w:tcPr>
+            <w:tcW w:type="dxa" w:w="5112"/>
+          </w:tcPr>
+          <w:p>
+            <w:r>
+              <w:t>What counts as a pass, and what total is used?</w:t>
+            </w:r>
+          </w:p>
+        </w:tc>
+      </w:tr>
+      <w:tr>
+        <w:tc>
+          <w:tcPr>
+            <w:tcW w:type="dxa" w:w="5112"/>
+          </w:tcPr>
+          <w:p>
+            <w:r>
+              <w:t>Units</w:t>
+            </w:r>
+          </w:p>
+        </w:tc>
+        <w:tc>
+          <w:tcPr>
+            <w:tcW w:type="dxa" w:w="5112"/>
+          </w:tcPr>
+          <w:p>
+            <w:r>
+              <w:t>Are quantities in compatible units before combining them?</w:t>
+            </w:r>
+          </w:p>
+        </w:tc>
+      </w:tr>
+      <w:tr>
+        <w:tc>
+          <w:tcPr>
+            <w:tcW w:type="dxa" w:w="5112"/>
+          </w:tcPr>
+          <w:p>
+            <w:r>
+              <w:t>Recalculation and rounding</w:t>
+            </w:r>
+          </w:p>
+        </w:tc>
+        <w:tc>
+          <w:tcPr>
+            <w:tcW w:type="dxa" w:w="5112"/>
+          </w:tcPr>
+          <w:p>
+            <w:r>
+              <w:t>Can I reproduce the exact fraction and stated rounding rule?</w:t>
+            </w:r>
+          </w:p>
+        </w:tc>
+      </w:tr>
+      <w:tr>
+        <w:tc>
+          <w:tcPr>
+            <w:tcW w:type="dxa" w:w="5112"/>
+          </w:tcPr>
+          <w:p>
+            <w:r>
+              <w:t>Calendar validity</w:t>
+            </w:r>
+          </w:p>
+        </w:tc>
+        <w:tc>
+          <w:tcPr>
+            <w:tcW w:type="dxa" w:w="5112"/>
+          </w:tcPr>
+          <w:p>
+            <w:r>
+              <w:t>Does this date exist in the stated calendar and year?</w:t>
+            </w:r>
+          </w:p>
+        </w:tc>
+      </w:tr>
+      <w:tr>
+        <w:tc>
+          <w:tcPr>
+            <w:tcW w:type="dxa" w:w="5112"/>
+          </w:tcPr>
+          <w:p>
+            <w:r>
+              <w:t>Intended date</w:t>
+            </w:r>
+          </w:p>
+        </w:tc>
+        <w:tc>
+          <w:tcPr>
+            <w:tcW w:type="dxa" w:w="5112"/>
+          </w:tcPr>
+          <w:p>
+            <w:r>
+              <w:t>Which responsible source actually states the event date?</w:t>
+            </w:r>
+          </w:p>
+        </w:tc>
+      </w:tr>
+    </w:tbl>
+    <w:p>
+      <w:pPr>
+        <w:pStyle w:val="Heading2"/>
+      </w:pPr>
+      <w:r>
+        <w:t>Explain the deciding check</w:t>
+      </w:r>
+    </w:p>
+    <w:p>
+      <w:pPr>
+        <w:pStyle w:val="ListBullet"/>
+      </w:pPr>
+      <w:r>
+        <w:t>Point to the input, the deciding step and the result in this week’s visual. Explain the same step in ordinary words. A picture helps when you can say what each part represents.</w:t>
+      </w:r>
+    </w:p>
+    <w:p>
+      <w:pPr>
+        <w:pStyle w:val="Heading2"/>
+      </w:pPr>
+      <w:r>
+        <w:t>Review · Earlier citation denominators · reference / check after trying</w:t>
+      </w:r>
+    </w:p>
+    <w:p>
+      <w:pPr>
+        <w:spacing w:line="336" w:lineRule="auto" w:after="180"/>
+      </w:pPr>
+      <w:r>
+        <w:rPr>
+          <w:b w:val="0"/>
+        </w:rPr>
+        <w:t>For this classroom rubric count a claim as supported only when its cited passage entails it. Separately count correct citation links. Use the number of factual claims as the support denominator.</w:t>
+      </w:r>
+    </w:p>
+    <w:p>
+      <w:pPr>
+        <w:spacing w:line="336" w:lineRule="auto" w:after="180"/>
+      </w:pPr>
+      <w:r>
+        <w:rPr>
+          <w:b w:val="0"/>
+        </w:rPr>
+        <w:t xml:space="preserve">Before applying the procedure, write its </w:t>
       </w:r>
       <w:r>
         <w:rPr>
           <w:b/>
         </w:rPr>
-        <w:t>evidence</w:t>
+        <w:t>unit</w:t>
       </w:r>
       <w:r>
         <w:rPr>
           <w:b w:val="0"/>
         </w:rPr>
-        <w:t xml:space="preserve"> that it worked?</w:t>
+        <w:t xml:space="preserve">s, denominator or decision boundary where relevant. A partner should be able to repeat each step using the same </w:t>
+      </w:r>
+      <w:r>
+        <w:rPr>
+          <w:b/>
+        </w:rPr>
+        <w:t>input</w:t>
+      </w:r>
+      <w:r>
+        <w:rPr>
+          <w:b w:val="0"/>
+        </w:rPr>
+        <w:t>s.</w:t>
       </w:r>
     </w:p>
     <w:p>
@@ -530,52 +973,27 @@
         <w:rPr>
           <w:b w:val="0"/>
         </w:rPr>
-        <w:t xml:space="preserve">Three </w:t>
+        <w:t xml:space="preserve">If a required </w:t>
       </w:r>
       <w:r>
         <w:rPr>
           <w:b/>
         </w:rPr>
-        <w:t>observation</w:t>
+        <w:t>input</w:t>
       </w:r>
       <w:r>
         <w:rPr>
           <w:b w:val="0"/>
         </w:rPr>
-        <w:t>s (what you can point to):</w:t>
-      </w:r>
-    </w:p>
-    <w:p>
-      <w:pPr>
-        <w:pStyle w:val="Heading3"/>
-      </w:pPr>
-      <w:r>
-        <w:t>Write or draw your reasoning and evidence.</w:t>
-      </w:r>
-    </w:p>
-    <w:p>
-      <w:r>
-        <w:t>________________________________________________________________</w:t>
-      </w:r>
-    </w:p>
-    <w:p>
-      <w:r>
-        <w:t>________________________________________________________________</w:t>
-      </w:r>
-    </w:p>
-    <w:p>
-      <w:r>
-        <w:t>________________________________________________________________</w:t>
-      </w:r>
-    </w:p>
-    <w:p>
-      <w:r>
-        <w:t>________________________________________________________________</w:t>
-      </w:r>
-    </w:p>
-    <w:p>
-      <w:r>
-        <w:t>________________________________________________________________</w:t>
+        <w:t xml:space="preserve"> is absent or violates the stated contract, record that condition explicitly instead of quietly replacing it with a convenient value.</w:t>
+      </w:r>
+    </w:p>
+    <w:p>
+      <w:pPr>
+        <w:pStyle w:val="Heading2"/>
+      </w:pPr>
+      <w:r>
+        <w:t>Earlier wording, alternatives and picture transcripts · reference / check after trying</w:t>
       </w:r>
     </w:p>
     <w:p>
@@ -585,116 +1003,6 @@
       <w:r>
         <w:rPr>
           <w:b w:val="0"/>
-        </w:rPr>
-        <w:t xml:space="preserve">My </w:t>
-      </w:r>
-      <w:r>
-        <w:rPr>
-          <w:b/>
-        </w:rPr>
-        <w:t>prediction</w:t>
-      </w:r>
-      <w:r>
-        <w:rPr>
-          <w:b w:val="0"/>
-        </w:rPr>
-        <w:t xml:space="preserve"> and the clue supporting it:</w:t>
-      </w:r>
-    </w:p>
-    <w:p>
-      <w:pPr>
-        <w:pStyle w:val="Heading3"/>
-      </w:pPr>
-      <w:r>
-        <w:t>Write or draw your reasoning and evidence.</w:t>
-      </w:r>
-    </w:p>
-    <w:p>
-      <w:r>
-        <w:t>________________________________________________________________</w:t>
-      </w:r>
-    </w:p>
-    <w:p>
-      <w:r>
-        <w:t>________________________________________________________________</w:t>
-      </w:r>
-    </w:p>
-    <w:p>
-      <w:r>
-        <w:t>________________________________________________________________</w:t>
-      </w:r>
-    </w:p>
-    <w:p>
-      <w:r>
-        <w:t>________________________________________________________________</w:t>
-      </w:r>
-    </w:p>
-    <w:p>
-      <w:r>
-        <w:t>________________________________________________________________</w:t>
-      </w:r>
-    </w:p>
-    <w:p>
-      <w:pPr>
-        <w:pStyle w:val="Heading3"/>
-      </w:pPr>
-      <w:r>
-        <w:t>A closer explanation</w:t>
-      </w:r>
-    </w:p>
-    <w:p>
-      <w:pPr>
-        <w:spacing w:line="336" w:lineRule="auto" w:after="180"/>
-      </w:pPr>
-      <w:r>
-        <w:rPr>
-          <w:b w:val="0"/>
-        </w:rPr>
-        <w:t>Citation evaluation checks source existence, exact passage support and coverage of answer claims. A real citation can still be irrelevant.</w:t>
-      </w:r>
-    </w:p>
-    <w:p>
-      <w:pPr>
-        <w:spacing w:line="336" w:lineRule="auto" w:after="180"/>
-      </w:pPr>
-      <w:r>
-        <w:rPr>
-          <w:b w:val="0"/>
-        </w:rPr>
-        <w:t>Begin by writing the question the procedure is intended to answer. Identify the information already supplied, the information it will produce and the information still missing.</w:t>
-      </w:r>
-    </w:p>
-    <w:p>
-      <w:pPr>
-        <w:spacing w:line="336" w:lineRule="auto" w:after="180"/>
-      </w:pPr>
-      <w:r>
-        <w:rPr>
-          <w:b w:val="0"/>
-        </w:rPr>
-        <w:t>These are constructed classroom examples; they do not require live accounts, private records or an external service. Do not treat a plausible explanation as a measured outcome.</w:t>
-      </w:r>
-    </w:p>
-    <w:p>
-      <w:pPr>
-        <w:pStyle w:val="Heading1"/>
-      </w:pPr>
-      <w:r>
-        <w:t>03. See how it works</w:t>
-      </w:r>
-    </w:p>
-    <w:p>
-      <w:r>
-        <w:t>Follow the mechanism for Verify Numbers and Dates. Connect each labelled input, deciding step and result.</w:t>
-      </w:r>
-    </w:p>
-    <w:p>
-      <w:pPr>
-        <w:spacing w:line="336" w:lineRule="auto" w:after="180"/>
-      </w:pPr>
-      <w:r>
-        <w:rPr>
-          <w:b/>
         </w:rPr>
         <w:t xml:space="preserve">VISUAL </w:t>
       </w:r>
@@ -931,17 +1239,6 @@
       </w:pPr>
       <w:r>
         <w:t>A closer explanation</w:t>
-      </w:r>
-    </w:p>
-    <w:p>
-      <w:pPr>
-        <w:spacing w:line="336" w:lineRule="auto" w:after="180"/>
-      </w:pPr>
-      <w:r>
-        <w:rPr>
-          <w:b w:val="0"/>
-        </w:rPr>
-        <w:t>For this classroom rubric count a claim as supported only when its cited passage entails it. Separately count correct citation links. Use the number of factual claims as the support denominator.</w:t>
       </w:r>
     </w:p>
     <w:p>
@@ -1038,64 +1335,6 @@
     </w:p>
     <w:p>
       <w:pPr>
-        <w:spacing w:line="336" w:lineRule="auto" w:after="180"/>
-      </w:pPr>
-      <w:r>
-        <w:rPr>
-          <w:b w:val="0"/>
-        </w:rPr>
-        <w:t xml:space="preserve">Before applying the procedure, write its </w:t>
-      </w:r>
-      <w:r>
-        <w:rPr>
-          <w:b/>
-        </w:rPr>
-        <w:t>unit</w:t>
-      </w:r>
-      <w:r>
-        <w:rPr>
-          <w:b w:val="0"/>
-        </w:rPr>
-        <w:t xml:space="preserve">s, denominator or decision boundary where relevant. A partner should be able to repeat each step using the same </w:t>
-      </w:r>
-      <w:r>
-        <w:rPr>
-          <w:b/>
-        </w:rPr>
-        <w:t>input</w:t>
-      </w:r>
-      <w:r>
-        <w:rPr>
-          <w:b w:val="0"/>
-        </w:rPr>
-        <w:t>s.</w:t>
-      </w:r>
-    </w:p>
-    <w:p>
-      <w:pPr>
-        <w:spacing w:line="336" w:lineRule="auto" w:after="180"/>
-      </w:pPr>
-      <w:r>
-        <w:rPr>
-          <w:b w:val="0"/>
-        </w:rPr>
-        <w:t xml:space="preserve">If a required </w:t>
-      </w:r>
-      <w:r>
-        <w:rPr>
-          <w:b/>
-        </w:rPr>
-        <w:t>input</w:t>
-      </w:r>
-      <w:r>
-        <w:rPr>
-          <w:b w:val="0"/>
-        </w:rPr>
-        <w:t xml:space="preserve"> is absent or violates the stated contract, record that condition explicitly instead of quietly replacing it with a convenient value.</w:t>
-      </w:r>
-    </w:p>
-    <w:p>
-      <w:pPr>
         <w:pStyle w:val="Heading3"/>
       </w:pPr>
       <w:r>
@@ -1104,86 +1343,23 @@
     </w:p>
     <w:p>
       <w:pPr>
-        <w:spacing w:line="336" w:lineRule="auto" w:after="180"/>
-      </w:pPr>
-      <w:r>
-        <w:rPr>
-          <w:b w:val="0"/>
-        </w:rPr>
-        <w:t xml:space="preserve">Point to the </w:t>
-      </w:r>
-      <w:r>
-        <w:rPr>
-          <w:b/>
-        </w:rPr>
-        <w:t>input</w:t>
-      </w:r>
-      <w:r>
-        <w:rPr>
-          <w:b w:val="0"/>
-        </w:rPr>
-        <w:t>, the deciding step and the result in this week’s visual. Explain the same step in ordinary words. A picture helps when you can say what each part represents.</w:t>
-      </w:r>
-    </w:p>
-    <w:p>
-      <w:pPr>
         <w:pStyle w:val="Heading1"/>
       </w:pPr>
       <w:r>
-        <w:t>04. Compare the cases</w:t>
-      </w:r>
-    </w:p>
-    <w:p>
-      <w:r>
-        <w:t>Compare the supplied cases for Verify Numbers and Dates. Identify the detail that changes the conclusion.</w:t>
-      </w:r>
-    </w:p>
-    <w:p>
-      <w:pPr>
-        <w:pStyle w:val="Heading3"/>
-      </w:pPr>
-      <w:r>
-        <w:t>The case to investigate</w:t>
-      </w:r>
-    </w:p>
-    <w:p>
-      <w:pPr>
-        <w:spacing w:line="336" w:lineRule="auto" w:after="180"/>
-        <w:shd w:fill="F1F6FC"/>
-      </w:pPr>
-      <w:r>
-        <w:rPr>
-          <w:b w:val="0"/>
-        </w:rPr>
-        <w:t>CASE GALLERY</w:t>
-      </w:r>
-    </w:p>
-    <w:p>
-      <w:pPr>
-        <w:spacing w:line="336" w:lineRule="auto" w:after="180"/>
-      </w:pPr>
-      <w:r>
-        <w:rPr>
-          <w:b w:val="0"/>
-        </w:rPr>
-        <w:t xml:space="preserve">Four Tests, Four Kinds of </w:t>
-      </w:r>
-      <w:r>
-        <w:rPr>
-          <w:b/>
-        </w:rPr>
-        <w:t>Evidence</w:t>
-      </w:r>
-    </w:p>
-    <w:p>
-      <w:pPr>
-        <w:spacing w:line="336" w:lineRule="auto" w:after="180"/>
-      </w:pPr>
-      <w:r>
-        <w:rPr>
-          <w:b w:val="0"/>
-        </w:rPr>
-        <w:t>A system is not understood until it survives more than one comfortable example.</w:t>
+        <w:t>04. Compare correct arithmetic with supported claims</w:t>
+      </w:r>
+    </w:p>
+    <w:p>
+      <w:r>
+        <w:t>A calendar can reject an impossible date without identifying the intended replacement.</w:t>
+      </w:r>
+    </w:p>
+    <w:p>
+      <w:pPr>
+        <w:pStyle w:val="Heading2"/>
+      </w:pPr>
+      <w:r>
+        <w:t>Four pictures with a purpose</w:t>
       </w:r>
     </w:p>
     <w:p>
@@ -1224,6 +1400,11 @@
     </w:p>
     <w:p>
       <w:r>
+        <w:t>Normal case: predict the result and deciding evidence.</w:t>
+      </w:r>
+    </w:p>
+    <w:p>
+      <w:r>
         <w:drawing>
           <wp:inline xmlns:a="http://schemas.openxmlformats.org/drawingml/2006/main" xmlns:pic="http://schemas.openxmlformats.org/drawingml/2006/picture">
             <wp:extent cx="5486400" cy="3200400"/>
@@ -1259,47 +1440,8 @@
       </w:r>
     </w:p>
     <w:p>
-      <w:pPr>
-        <w:pStyle w:val="Heading3"/>
-      </w:pPr>
-      <w:r>
-        <w:t>The normal case</w:t>
-      </w:r>
-    </w:p>
-    <w:p>
-      <w:pPr>
-        <w:spacing w:line="336" w:lineRule="auto" w:after="180"/>
-        <w:shd w:fill="F1F6FC"/>
-      </w:pPr>
-      <w:r>
-        <w:rPr>
-          <w:b w:val="0"/>
-        </w:rPr>
-        <w:t xml:space="preserve">NORMAL CASE: predict and name </w:t>
-      </w:r>
-      <w:r>
-        <w:rPr>
-          <w:b/>
-        </w:rPr>
-        <w:t>evidence</w:t>
-      </w:r>
-      <w:r>
-        <w:rPr>
-          <w:b w:val="0"/>
-        </w:rPr>
-        <w:t xml:space="preserve">.     BOUNDARY CASE: predict and name </w:t>
-      </w:r>
-      <w:r>
-        <w:rPr>
-          <w:b/>
-        </w:rPr>
-        <w:t>evidence</w:t>
-      </w:r>
-      <w:r>
-        <w:rPr>
-          <w:b w:val="0"/>
-        </w:rPr>
-        <w:t>.</w:t>
+      <w:r>
+        <w:t>Boundary case: identify the exact limit.</w:t>
       </w:r>
     </w:p>
     <w:p>
@@ -1340,6 +1482,11 @@
     </w:p>
     <w:p>
       <w:r>
+        <w:t>Missing information: name what must be clarified.</w:t>
+      </w:r>
+    </w:p>
+    <w:p>
+      <w:r>
         <w:drawing>
           <wp:inline xmlns:a="http://schemas.openxmlformats.org/drawingml/2006/main" xmlns:pic="http://schemas.openxmlformats.org/drawingml/2006/picture">
             <wp:extent cx="5486400" cy="3200400"/>
@@ -1375,248 +1522,192 @@
       </w:r>
     </w:p>
     <w:p>
+      <w:r>
+        <w:t>Transfer case: explain which procedure still applies.</w:t>
+      </w:r>
+    </w:p>
+    <w:p>
+      <w:pPr>
+        <w:pStyle w:val="Heading2"/>
+      </w:pPr>
+      <w:r>
+        <w:t>Choose a revealing case</w:t>
+      </w:r>
+    </w:p>
+    <w:p>
+      <w:pPr>
+        <w:pStyle w:val="ListBullet"/>
+      </w:pPr>
+      <w:r>
+        <w:t>Which case is most likely to reveal a hidden assumption? Why?</w:t>
+      </w:r>
+    </w:p>
+    <w:p>
       <w:pPr>
         <w:pStyle w:val="Heading3"/>
       </w:pPr>
       <w:r>
-        <w:t>Check missing information</w:t>
+        <w:t>Write or draw your reasoning and evidence.</w:t>
+      </w:r>
+    </w:p>
+    <w:p>
+      <w:r>
+        <w:t>________________________________________________________________</w:t>
+      </w:r>
+    </w:p>
+    <w:p>
+      <w:r>
+        <w:t>________________________________________________________________</w:t>
+      </w:r>
+    </w:p>
+    <w:p>
+      <w:r>
+        <w:t>________________________________________________________________</w:t>
+      </w:r>
+    </w:p>
+    <w:p>
+      <w:r>
+        <w:t>________________________________________________________________</w:t>
+      </w:r>
+    </w:p>
+    <w:p>
+      <w:r>
+        <w:t>________________________________________________________________</w:t>
+      </w:r>
+    </w:p>
+    <w:p>
+      <w:pPr>
+        <w:pStyle w:val="Heading2"/>
+      </w:pPr>
+      <w:r>
+        <w:t>Predict the supplied changed case</w:t>
+      </w:r>
+    </w:p>
+    <w:p>
+      <w:pPr>
+        <w:pStyle w:val="ListBullet"/>
+      </w:pPr>
+      <w:r>
+        <w:t>Change: The count is revised to 14 passes out of 20, but no date record is added.</w:t>
+      </w:r>
+    </w:p>
+    <w:p>
+      <w:pPr>
+        <w:pStyle w:val="Heading2"/>
+      </w:pPr>
+      <w:r>
+        <w:t>Check after predicting · reference / check after trying</w:t>
       </w:r>
     </w:p>
     <w:p>
       <w:pPr>
         <w:spacing w:line="336" w:lineRule="auto" w:after="180"/>
-        <w:shd w:fill="FFF5E6"/>
-      </w:pPr>
+      </w:pPr>
+      <w:r>
+        <w:rPr>
+          <w:b/>
+        </w:rPr>
+        <w:t>Prediction</w:t>
+      </w:r>
       <w:r>
         <w:rPr>
           <w:b w:val="0"/>
         </w:rPr>
-        <w:t xml:space="preserve">MISSING INFORMATION: predict and name </w:t>
+        <w:t xml:space="preserve">: </w:t>
       </w:r>
       <w:r>
         <w:rPr>
           <w:b/>
         </w:rPr>
+        <w:t>70%</w:t>
+      </w:r>
+      <w:r>
+        <w:rPr>
+          <w:b w:val="0"/>
+        </w:rPr>
+        <w:t xml:space="preserve"> now matches the count; June 31 remains invalid and unresolved.</w:t>
+      </w:r>
+    </w:p>
+    <w:p>
+      <w:pPr>
+        <w:spacing w:line="336" w:lineRule="auto" w:after="180"/>
+      </w:pPr>
+      <w:r>
+        <w:rPr>
+          <w:b w:val="0"/>
+        </w:rPr>
+        <w:t>Reason: 14÷20×100=</w:t>
+      </w:r>
+      <w:r>
+        <w:rPr>
+          <w:b/>
+        </w:rPr>
+        <w:t>70%</w:t>
+      </w:r>
+      <w:r>
+        <w:rPr>
+          <w:b w:val="0"/>
+        </w:rPr>
+        <w:t xml:space="preserve">; changing a count provides no new calendar </w:t>
+      </w:r>
+      <w:r>
+        <w:rPr>
+          <w:b/>
+        </w:rPr>
         <w:t>evidence</w:t>
       </w:r>
       <w:r>
         <w:rPr>
           <w:b w:val="0"/>
         </w:rPr>
-        <w:t xml:space="preserve">.     TRANSFER CASE: predict and name </w:t>
+        <w:t>.</w:t>
+      </w:r>
+    </w:p>
+    <w:p>
+      <w:pPr>
+        <w:pStyle w:val="Heading2"/>
+      </w:pPr>
+      <w:r>
+        <w:t>Earlier wording, alternatives and picture transcripts · reference / check after trying</w:t>
+      </w:r>
+    </w:p>
+    <w:p>
+      <w:pPr>
+        <w:spacing w:line="336" w:lineRule="auto" w:after="180"/>
+      </w:pPr>
+      <w:r>
+        <w:rPr>
+          <w:b w:val="0"/>
+        </w:rPr>
+        <w:t>CASE GALLERY</w:t>
+      </w:r>
+    </w:p>
+    <w:p>
+      <w:pPr>
+        <w:spacing w:line="336" w:lineRule="auto" w:after="180"/>
+      </w:pPr>
+      <w:r>
+        <w:rPr>
+          <w:b w:val="0"/>
+        </w:rPr>
+        <w:t xml:space="preserve">Four Tests, Four Kinds of </w:t>
       </w:r>
       <w:r>
         <w:rPr>
           <w:b/>
         </w:rPr>
-        <w:t>evidence</w:t>
-      </w:r>
+        <w:t>Evidence</w:t>
+      </w:r>
+    </w:p>
+    <w:p>
+      <w:pPr>
+        <w:spacing w:line="336" w:lineRule="auto" w:after="180"/>
+      </w:pPr>
       <w:r>
         <w:rPr>
           <w:b w:val="0"/>
         </w:rPr>
-        <w:t>.</w:t>
-      </w:r>
-    </w:p>
-    <w:p>
-      <w:pPr>
-        <w:spacing w:line="336" w:lineRule="auto" w:after="180"/>
-        <w:shd w:fill="F5F1FB"/>
-      </w:pPr>
-      <w:r>
-        <w:rPr>
-          <w:b w:val="0"/>
-        </w:rPr>
-        <w:t>Which case is most likely to reveal a hidden assumption? Why?</w:t>
-      </w:r>
-    </w:p>
-    <w:p>
-      <w:pPr>
-        <w:pStyle w:val="Heading3"/>
-      </w:pPr>
-      <w:r>
-        <w:t>Write or draw your reasoning and evidence.</w:t>
-      </w:r>
-    </w:p>
-    <w:p>
-      <w:r>
-        <w:t>________________________________________________________________</w:t>
-      </w:r>
-    </w:p>
-    <w:p>
-      <w:r>
-        <w:t>________________________________________________________________</w:t>
-      </w:r>
-    </w:p>
-    <w:p>
-      <w:r>
-        <w:t>________________________________________________________________</w:t>
-      </w:r>
-    </w:p>
-    <w:p>
-      <w:r>
-        <w:t>________________________________________________________________</w:t>
-      </w:r>
-    </w:p>
-    <w:p>
-      <w:r>
-        <w:t>________________________________________________________________</w:t>
-      </w:r>
-    </w:p>
-    <w:p>
-      <w:pPr>
-        <w:pStyle w:val="Heading3"/>
-      </w:pPr>
-      <w:r>
-        <w:t>Change one thing in the pictured case</w:t>
-      </w:r>
-    </w:p>
-    <w:p>
-      <w:pPr>
-        <w:pStyle w:val="Heading3"/>
-      </w:pPr>
-      <w:r>
-        <w:t>Change one thing</w:t>
-      </w:r>
-    </w:p>
-    <w:p>
-      <w:pPr>
-        <w:spacing w:line="336" w:lineRule="auto" w:after="180"/>
-        <w:shd w:fill="F5F1FB"/>
-      </w:pPr>
-      <w:r>
-        <w:rPr>
-          <w:b w:val="0"/>
-        </w:rPr>
-        <w:t>Change: The count is revised to 14 passes out of 20, but no date record is added.</w:t>
-      </w:r>
-    </w:p>
-    <w:p>
-      <w:pPr>
-        <w:pStyle w:val="Heading3"/>
-      </w:pPr>
-      <w:r>
-        <w:t>Predicted result</w:t>
-      </w:r>
-    </w:p>
-    <w:p>
-      <w:pPr>
-        <w:spacing w:line="336" w:lineRule="auto" w:after="180"/>
-        <w:shd w:fill="F1F6FC"/>
-      </w:pPr>
-      <w:r>
-        <w:rPr>
-          <w:b/>
-        </w:rPr>
-        <w:t>Prediction</w:t>
-      </w:r>
-      <w:r>
-        <w:rPr>
-          <w:b w:val="0"/>
-        </w:rPr>
-        <w:t xml:space="preserve">: </w:t>
-      </w:r>
-      <w:r>
-        <w:rPr>
-          <w:b/>
-        </w:rPr>
-        <w:t>70%</w:t>
-      </w:r>
-      <w:r>
-        <w:rPr>
-          <w:b w:val="0"/>
-        </w:rPr>
-        <w:t xml:space="preserve"> now matches the count; June 31 remains invalid and unresolved.</w:t>
-      </w:r>
-    </w:p>
-    <w:p>
-      <w:pPr>
-        <w:pStyle w:val="Heading3"/>
-      </w:pPr>
-      <w:r>
-        <w:t>Why the result follows</w:t>
-      </w:r>
-    </w:p>
-    <w:p>
-      <w:pPr>
-        <w:spacing w:line="336" w:lineRule="auto" w:after="180"/>
-        <w:shd w:fill="F1F6FC"/>
-      </w:pPr>
-      <w:r>
-        <w:rPr>
-          <w:b w:val="0"/>
-        </w:rPr>
-        <w:t>Reason: 14÷20×100=</w:t>
-      </w:r>
-      <w:r>
-        <w:rPr>
-          <w:b/>
-        </w:rPr>
-        <w:t>70%</w:t>
-      </w:r>
-      <w:r>
-        <w:rPr>
-          <w:b w:val="0"/>
-        </w:rPr>
-        <w:t xml:space="preserve">; changing a count provides no new calendar </w:t>
-      </w:r>
-      <w:r>
-        <w:rPr>
-          <w:b/>
-        </w:rPr>
-        <w:t>evidence</w:t>
-      </w:r>
-      <w:r>
-        <w:rPr>
-          <w:b w:val="0"/>
-        </w:rPr>
-        <w:t>.</w:t>
-      </w:r>
-    </w:p>
-    <w:p>
-      <w:pPr>
-        <w:pStyle w:val="Heading1"/>
-      </w:pPr>
-      <w:r>
-        <w:t>05. Words that unlock the idea</w:t>
-      </w:r>
-    </w:p>
-    <w:p>
-      <w:r>
-        <w:t>Use the vocabulary of Verify Numbers and Dates to explain a concrete decision, rather than only memorising definitions.</w:t>
-      </w:r>
-    </w:p>
-    <w:p>
-      <w:pPr>
-        <w:spacing w:line="336" w:lineRule="auto" w:after="180"/>
-      </w:pPr>
-      <w:r>
-        <w:rPr>
-          <w:b/>
-        </w:rPr>
-        <w:t>VOCABULARY LAB</w:t>
-      </w:r>
-    </w:p>
-    <w:p>
-      <w:pPr>
-        <w:spacing w:line="336" w:lineRule="auto" w:after="180"/>
-      </w:pPr>
-      <w:r>
-        <w:rPr>
-          <w:b w:val="0"/>
-        </w:rPr>
-        <w:t>Words You Can Use to Reason</w:t>
-      </w:r>
-    </w:p>
-    <w:p>
-      <w:pPr>
-        <w:spacing w:line="336" w:lineRule="auto" w:after="180"/>
-      </w:pPr>
-      <w:r>
-        <w:rPr>
-          <w:b w:val="0"/>
-        </w:rPr>
-        <w:t>A definition matters when you can recognize the idea, use it, and contrast it with a near-miss.</w:t>
+        <w:t>A system is not understood until it survives more than one comfortable example.</w:t>
       </w:r>
     </w:p>
     <w:p>
@@ -1624,7 +1715,7 @@
         <w:drawing>
           <wp:inline xmlns:a="http://schemas.openxmlformats.org/drawingml/2006/main" xmlns:pic="http://schemas.openxmlformats.org/drawingml/2006/picture">
             <wp:extent cx="5486400" cy="3200400"/>
-            <wp:docPr id="10" name="Picture 10" descr="Vocabulary badge: primary record"/>
+            <wp:docPr id="10" name="Picture 10" descr="NORMAL CASE illustration"/>
             <wp:cNvGraphicFramePr>
               <a:graphicFrameLocks noChangeAspect="1"/>
             </wp:cNvGraphicFramePr>
@@ -1632,11 +1723,11 @@
               <a:graphicData uri="http://schemas.openxmlformats.org/drawingml/2006/picture">
                 <pic:pic>
                   <pic:nvPicPr>
-                    <pic:cNvPr id="0" name="6daf4d6a051ac4454e43df92a0b0d5aa600e84ad995002d4aaf7c5da72ff22ed.png"/>
+                    <pic:cNvPr id="0" name="baa081bb74d63b3556ecfd5951cdc8779d64ec1813de34614621c4e969a973f1.png"/>
                     <pic:cNvPicPr/>
                   </pic:nvPicPr>
                   <pic:blipFill>
-                    <a:blip r:embed="rId17"/>
+                    <a:blip r:embed="rId13"/>
                     <a:stretch>
                       <a:fillRect/>
                     </a:stretch>
@@ -1660,7 +1751,7 @@
         <w:drawing>
           <wp:inline xmlns:a="http://schemas.openxmlformats.org/drawingml/2006/main" xmlns:pic="http://schemas.openxmlformats.org/drawingml/2006/picture">
             <wp:extent cx="5486400" cy="3200400"/>
-            <wp:docPr id="11" name="Picture 11" descr="Vocabulary badge: recalculate"/>
+            <wp:docPr id="11" name="Picture 11" descr="BOUNDARY CASE illustration"/>
             <wp:cNvGraphicFramePr>
               <a:graphicFrameLocks noChangeAspect="1"/>
             </wp:cNvGraphicFramePr>
@@ -1668,11 +1759,11 @@
               <a:graphicData uri="http://schemas.openxmlformats.org/drawingml/2006/picture">
                 <pic:pic>
                   <pic:nvPicPr>
-                    <pic:cNvPr id="0" name="fd58cc66f0396432f0a6c68d6c869fff95db5cae0982a539202047057a3e5a21.png"/>
+                    <pic:cNvPr id="0" name="5e6557194a1470352d07b6a509da5d673d81767981996dd1b685f799a5582b76.png"/>
                     <pic:cNvPicPr/>
                   </pic:nvPicPr>
                   <pic:blipFill>
-                    <a:blip r:embed="rId18"/>
+                    <a:blip r:embed="rId14"/>
                     <a:stretch>
                       <a:fillRect/>
                     </a:stretch>
@@ -1692,11 +1783,46 @@
       </w:r>
     </w:p>
     <w:p>
+      <w:pPr>
+        <w:spacing w:line="336" w:lineRule="auto" w:after="180"/>
+      </w:pPr>
+      <w:r>
+        <w:rPr>
+          <w:b w:val="0"/>
+        </w:rPr>
+        <w:t xml:space="preserve">NORMAL CASE: predict and name </w:t>
+      </w:r>
+      <w:r>
+        <w:rPr>
+          <w:b/>
+        </w:rPr>
+        <w:t>evidence</w:t>
+      </w:r>
+      <w:r>
+        <w:rPr>
+          <w:b w:val="0"/>
+        </w:rPr>
+        <w:t xml:space="preserve">.     BOUNDARY CASE: predict and name </w:t>
+      </w:r>
+      <w:r>
+        <w:rPr>
+          <w:b/>
+        </w:rPr>
+        <w:t>evidence</w:t>
+      </w:r>
+      <w:r>
+        <w:rPr>
+          <w:b w:val="0"/>
+        </w:rPr>
+        <w:t>.</w:t>
+      </w:r>
+    </w:p>
+    <w:p>
       <w:r>
         <w:drawing>
           <wp:inline xmlns:a="http://schemas.openxmlformats.org/drawingml/2006/main" xmlns:pic="http://schemas.openxmlformats.org/drawingml/2006/picture">
             <wp:extent cx="5486400" cy="3200400"/>
-            <wp:docPr id="12" name="Picture 12" descr="Vocabulary badge: unit"/>
+            <wp:docPr id="12" name="Picture 12" descr="MISSING INFORMATION illustration"/>
             <wp:cNvGraphicFramePr>
               <a:graphicFrameLocks noChangeAspect="1"/>
             </wp:cNvGraphicFramePr>
@@ -1704,11 +1830,11 @@
               <a:graphicData uri="http://schemas.openxmlformats.org/drawingml/2006/picture">
                 <pic:pic>
                   <pic:nvPicPr>
-                    <pic:cNvPr id="0" name="f1a9583ba052752fa47a692b988aa8b79d8d18adfb04ed323fd0a1b0ee837d1b.png"/>
+                    <pic:cNvPr id="0" name="8e1f2e3affdd81449df265675243cda4511c1e88dd8cd9583d4ea42f6083c297.png"/>
                     <pic:cNvPicPr/>
                   </pic:nvPicPr>
                   <pic:blipFill>
-                    <a:blip r:embed="rId19"/>
+                    <a:blip r:embed="rId15"/>
                     <a:stretch>
                       <a:fillRect/>
                     </a:stretch>
@@ -1732,7 +1858,7 @@
         <w:drawing>
           <wp:inline xmlns:a="http://schemas.openxmlformats.org/drawingml/2006/main" xmlns:pic="http://schemas.openxmlformats.org/drawingml/2006/picture">
             <wp:extent cx="5486400" cy="3200400"/>
-            <wp:docPr id="13" name="Picture 13" descr="Vocabulary badge: as-of date"/>
+            <wp:docPr id="13" name="Picture 13" descr="TRANSFER CASE illustration"/>
             <wp:cNvGraphicFramePr>
               <a:graphicFrameLocks noChangeAspect="1"/>
             </wp:cNvGraphicFramePr>
@@ -1740,11 +1866,11 @@
               <a:graphicData uri="http://schemas.openxmlformats.org/drawingml/2006/picture">
                 <pic:pic>
                   <pic:nvPicPr>
-                    <pic:cNvPr id="0" name="1d233d86b44243c6fbe6c7c6578b15e158c39e26700ae26bed4359f0458b76b3.png"/>
+                    <pic:cNvPr id="0" name="a54f0c40e48e47ca92a4c36ebbc98f08b4a78c72cd385d85b0a5a7f07f558757.png"/>
                     <pic:cNvPicPr/>
                   </pic:nvPicPr>
                   <pic:blipFill>
-                    <a:blip r:embed="rId20"/>
+                    <a:blip r:embed="rId16"/>
                     <a:stretch>
                       <a:fillRect/>
                     </a:stretch>
@@ -1763,294 +1889,68 @@
         </w:drawing>
       </w:r>
     </w:p>
-    <w:tbl>
-      <w:tblPr>
-        <w:tblStyle w:val="LightShading-Accent1"/>
-        <w:tblW w:type="auto" w:w="0"/>
-        <w:tblLook w:firstColumn="1" w:firstRow="1" w:lastColumn="0" w:lastRow="0" w:noHBand="0" w:noVBand="1" w:val="04A0"/>
-      </w:tblPr>
-      <w:tblGrid>
-        <w:gridCol w:w="3408"/>
-        <w:gridCol w:w="3408"/>
-        <w:gridCol w:w="3408"/>
-      </w:tblGrid>
-      <w:tr>
-        <w:trPr>
-          <w:tblHeader/>
-        </w:trPr>
-        <w:tc>
-          <w:tcPr>
-            <w:tcW w:type="dxa" w:w="3408"/>
-          </w:tcPr>
-          <w:p>
-            <w:r>
-              <w:t>Word</w:t>
-            </w:r>
-          </w:p>
-        </w:tc>
-        <w:tc>
-          <w:tcPr>
-            <w:tcW w:type="dxa" w:w="3408"/>
-          </w:tcPr>
-          <w:p>
-            <w:r>
-              <w:t>My own example</w:t>
-            </w:r>
-          </w:p>
-        </w:tc>
-        <w:tc>
-          <w:tcPr>
-            <w:tcW w:type="dxa" w:w="3408"/>
-          </w:tcPr>
-          <w:p>
-            <w:r>
-              <w:t>Not this / boundary</w:t>
-            </w:r>
-          </w:p>
-        </w:tc>
-      </w:tr>
-      <w:tr>
-        <w:tc>
-          <w:tcPr>
-            <w:tcW w:type="dxa" w:w="3408"/>
-          </w:tcPr>
-          <w:p>
-            <w:r>
-              <w:t>primary record</w:t>
-            </w:r>
-          </w:p>
-        </w:tc>
-        <w:tc>
-          <w:tcPr>
-            <w:tcW w:type="dxa" w:w="3408"/>
-          </w:tcPr>
-          <w:p>
-            <w:r>
-              <w:t>An original record directly relevant to a claim, rather than a later summary of it.</w:t>
-            </w:r>
-          </w:p>
-        </w:tc>
-        <w:tc>
-          <w:tcPr>
-            <w:tcW w:type="dxa" w:w="3408"/>
-          </w:tcPr>
-          <w:p>
-            <w:r/>
-          </w:p>
-        </w:tc>
-      </w:tr>
-      <w:tr>
-        <w:tc>
-          <w:tcPr>
-            <w:tcW w:type="dxa" w:w="3408"/>
-          </w:tcPr>
-          <w:p>
-            <w:r>
-              <w:t>recalculate</w:t>
-            </w:r>
-          </w:p>
-        </w:tc>
-        <w:tc>
-          <w:tcPr>
-            <w:tcW w:type="dxa" w:w="3408"/>
-          </w:tcPr>
-          <w:p>
-            <w:r>
-              <w:t>Compute a quantity again from the original values or corrected inputs.</w:t>
-            </w:r>
-          </w:p>
-        </w:tc>
-        <w:tc>
-          <w:tcPr>
-            <w:tcW w:type="dxa" w:w="3408"/>
-          </w:tcPr>
-          <w:p>
-            <w:r/>
-          </w:p>
-        </w:tc>
-      </w:tr>
-      <w:tr>
-        <w:tc>
-          <w:tcPr>
-            <w:tcW w:type="dxa" w:w="3408"/>
-          </w:tcPr>
-          <w:p>
-            <w:r>
-              <w:t>unit</w:t>
-            </w:r>
-          </w:p>
-        </w:tc>
-        <w:tc>
-          <w:tcPr>
-            <w:tcW w:type="dxa" w:w="3408"/>
-          </w:tcPr>
-          <w:p>
-            <w:r>
-              <w:t>An agreed amount used to express a measurement, such as centimetres or seconds.</w:t>
-            </w:r>
-          </w:p>
-        </w:tc>
-        <w:tc>
-          <w:tcPr>
-            <w:tcW w:type="dxa" w:w="3408"/>
-          </w:tcPr>
-          <w:p>
-            <w:r/>
-          </w:p>
-        </w:tc>
-      </w:tr>
-      <w:tr>
-        <w:tc>
-          <w:tcPr>
-            <w:tcW w:type="dxa" w:w="3408"/>
-          </w:tcPr>
-          <w:p>
-            <w:r>
-              <w:t>as-of date</w:t>
-            </w:r>
-          </w:p>
-        </w:tc>
-        <w:tc>
-          <w:tcPr>
-            <w:tcW w:type="dxa" w:w="3408"/>
-          </w:tcPr>
-          <w:p>
-            <w:r>
-              <w:t>The date up to which a claim or record is stated to be current.</w:t>
-            </w:r>
-          </w:p>
-        </w:tc>
-        <w:tc>
-          <w:tcPr>
-            <w:tcW w:type="dxa" w:w="3408"/>
-          </w:tcPr>
-          <w:p>
-            <w:r/>
-          </w:p>
-        </w:tc>
-      </w:tr>
-    </w:tbl>
+    <w:p>
+      <w:pPr>
+        <w:spacing w:line="336" w:lineRule="auto" w:after="180"/>
+      </w:pPr>
+      <w:r>
+        <w:rPr>
+          <w:b w:val="0"/>
+        </w:rPr>
+        <w:t xml:space="preserve">MISSING INFORMATION: predict and name </w:t>
+      </w:r>
+      <w:r>
+        <w:rPr>
+          <w:b/>
+        </w:rPr>
+        <w:t>evidence</w:t>
+      </w:r>
+      <w:r>
+        <w:rPr>
+          <w:b w:val="0"/>
+        </w:rPr>
+        <w:t xml:space="preserve">.     TRANSFER CASE: predict and name </w:t>
+      </w:r>
+      <w:r>
+        <w:rPr>
+          <w:b/>
+        </w:rPr>
+        <w:t>evidence</w:t>
+      </w:r>
+      <w:r>
+        <w:rPr>
+          <w:b w:val="0"/>
+        </w:rPr>
+        <w:t>.</w:t>
+      </w:r>
+    </w:p>
     <w:p>
       <w:pPr>
         <w:pStyle w:val="Heading3"/>
       </w:pPr>
       <w:r>
-        <w:t>Words used in the closer explanation</w:t>
-      </w:r>
-    </w:p>
-    <w:tbl>
-      <w:tblPr>
-        <w:tblStyle w:val="LightShading-Accent1"/>
-        <w:tblW w:type="auto" w:w="0"/>
-        <w:tblLook w:firstColumn="1" w:firstRow="1" w:lastColumn="0" w:lastRow="0" w:noHBand="0" w:noVBand="1" w:val="04A0"/>
-      </w:tblPr>
-      <w:tblGrid>
-        <w:gridCol w:w="5112"/>
-        <w:gridCol w:w="5112"/>
-      </w:tblGrid>
-      <w:tr>
-        <w:trPr>
-          <w:tblHeader/>
-        </w:trPr>
-        <w:tc>
-          <w:tcPr>
-            <w:tcW w:type="dxa" w:w="5112"/>
-          </w:tcPr>
-          <w:p>
-            <w:r>
-              <w:t>Word</w:t>
-            </w:r>
-          </w:p>
-        </w:tc>
-        <w:tc>
-          <w:tcPr>
-            <w:tcW w:type="dxa" w:w="5112"/>
-          </w:tcPr>
-          <w:p>
-            <w:r>
-              <w:t>Meaning</w:t>
-            </w:r>
-          </w:p>
-        </w:tc>
-      </w:tr>
-      <w:tr>
-        <w:tc>
-          <w:tcPr>
-            <w:tcW w:type="dxa" w:w="5112"/>
-          </w:tcPr>
-          <w:p>
-            <w:r>
-              <w:t>Entailment</w:t>
-            </w:r>
-          </w:p>
-        </w:tc>
-        <w:tc>
-          <w:tcPr>
-            <w:tcW w:type="dxa" w:w="5112"/>
-          </w:tcPr>
-          <w:p>
-            <w:r>
-              <w:t>Whether the cited passage supports the specific claim</w:t>
-            </w:r>
-          </w:p>
-        </w:tc>
-      </w:tr>
-      <w:tr>
-        <w:tc>
-          <w:tcPr>
-            <w:tcW w:type="dxa" w:w="5112"/>
-          </w:tcPr>
-          <w:p>
-            <w:r>
-              <w:t>Citation coverage</w:t>
-            </w:r>
-          </w:p>
-        </w:tc>
-        <w:tc>
-          <w:tcPr>
-            <w:tcW w:type="dxa" w:w="5112"/>
-          </w:tcPr>
-          <w:p>
-            <w:r>
-              <w:t>Which claims include source references</w:t>
-            </w:r>
-          </w:p>
-        </w:tc>
-      </w:tr>
-      <w:tr>
-        <w:tc>
-          <w:tcPr>
-            <w:tcW w:type="dxa" w:w="5112"/>
-          </w:tcPr>
-          <w:p>
-            <w:r>
-              <w:t>Link validity</w:t>
-            </w:r>
-          </w:p>
-        </w:tc>
-        <w:tc>
-          <w:tcPr>
-            <w:tcW w:type="dxa" w:w="5112"/>
-          </w:tcPr>
-          <w:p>
-            <w:r>
-              <w:t>Whether a source reference resolves to the intended record</w:t>
-            </w:r>
-          </w:p>
-        </w:tc>
-      </w:tr>
-    </w:tbl>
+        <w:t>Change one thing in the pictured case</w:t>
+      </w:r>
+    </w:p>
     <w:p>
       <w:pPr>
         <w:pStyle w:val="Heading1"/>
       </w:pPr>
       <w:r>
-        <w:t>06. Follow a worked example</w:t>
-      </w:r>
-    </w:p>
-    <w:p>
-      <w:r>
-        <w:t>Follow the worked trace for Verify Numbers and Dates, predict a step, then compare with its explanation.</w:t>
+        <w:t>06. Trace the fraction and the separate date boundary</w:t>
+      </w:r>
+    </w:p>
+    <w:p>
+      <w:r>
+        <w:t>Changing the count supplies no new meeting-date evidence.</w:t>
+      </w:r>
+    </w:p>
+    <w:p>
+      <w:pPr>
+        <w:pStyle w:val="Heading2"/>
+      </w:pPr>
+      <w:r>
+        <w:t>Read the complete fictional record</w:t>
       </w:r>
     </w:p>
     <w:p>
@@ -2059,15 +1959,32 @@
       </w:pPr>
       <w:r>
         <w:rPr>
+          <w:b w:val="0"/>
+        </w:rPr>
+        <w:t>A fictional Study Buddy checks a science-club summary against supplied counts and calendar facts.</w:t>
+      </w:r>
+    </w:p>
+    <w:p>
+      <w:pPr>
+        <w:spacing w:line="336" w:lineRule="auto" w:after="180"/>
+      </w:pPr>
+      <w:r>
+        <w:rPr>
+          <w:b w:val="0"/>
+        </w:rPr>
+        <w:t>Record: 15 of 20 fictional model trials passed. Draft: “</w:t>
+      </w:r>
+      <w:r>
+        <w:rPr>
           <w:b/>
         </w:rPr>
-        <w:t xml:space="preserve">WORKED </w:t>
-      </w:r>
-      <w:r>
-        <w:rPr>
-          <w:b/>
-        </w:rPr>
-        <w:t>EVIDENCE</w:t>
+        <w:t>70%</w:t>
+      </w:r>
+      <w:r>
+        <w:rPr>
+          <w:b w:val="0"/>
+        </w:rPr>
+        <w:t xml:space="preserve"> passed; the meeting is on June 31.”</w:t>
       </w:r>
     </w:p>
     <w:p>
@@ -2078,38 +1995,23 @@
         <w:rPr>
           <w:b w:val="0"/>
         </w:rPr>
-        <w:t>Reason Step by Step</w:t>
-      </w:r>
-    </w:p>
-    <w:p>
-      <w:pPr>
-        <w:spacing w:line="336" w:lineRule="auto" w:after="180"/>
-      </w:pPr>
-      <w:r>
-        <w:rPr>
-          <w:b w:val="0"/>
-        </w:rPr>
-        <w:t xml:space="preserve">Predict first. Then check each step. A correct answer without visible reasoning is incomplete </w:t>
-      </w:r>
-      <w:r>
-        <w:rPr>
-          <w:b/>
-        </w:rPr>
-        <w:t>evidence</w:t>
-      </w:r>
-      <w:r>
-        <w:rPr>
-          <w:b w:val="0"/>
-        </w:rPr>
-        <w:t>.</w:t>
+        <w:t>June has 30 days. No authoritative record gives the intended meeting date.</w:t>
+      </w:r>
+    </w:p>
+    <w:p>
+      <w:pPr>
+        <w:pStyle w:val="Heading2"/>
+      </w:pPr>
+      <w:r>
+        <w:t>Trace the arithmetic and invalid date</w:t>
       </w:r>
     </w:p>
     <w:p>
       <w:r>
         <w:drawing>
           <wp:inline xmlns:a="http://schemas.openxmlformats.org/drawingml/2006/main" xmlns:pic="http://schemas.openxmlformats.org/drawingml/2006/picture">
-            <wp:extent cx="5486400" cy="2377440"/>
-            <wp:docPr id="14" name="Picture 14" descr="Worked evidence for Verify Numbers and Dates"/>
+            <wp:extent cx="5486400" cy="4005072"/>
+            <wp:docPr id="14" name="Picture 14" descr="Check denominator: There are 15 passes out of 20 total trials. → Calculate percentage: 15÷20×100=75%, not 70%. → Validate date: June 31 is invalid because June has 30 days. → Resolve missing intent: Ask the event owner for the correct date; do not assume June 30 or July 1."/>
             <wp:cNvGraphicFramePr>
               <a:graphicFrameLocks noChangeAspect="1"/>
             </wp:cNvGraphicFramePr>
@@ -2117,11 +2019,11 @@
               <a:graphicData uri="http://schemas.openxmlformats.org/drawingml/2006/picture">
                 <pic:pic>
                   <pic:nvPicPr>
-                    <pic:cNvPr id="0" name="42c6cd5d68ef2035ceaaa7a3f46fb3e3040882704d138d58cbbb598f6094f62a.png"/>
+                    <pic:cNvPr id="0" name="academy-story-ai-3-16-02.png"/>
                     <pic:cNvPicPr/>
                   </pic:nvPicPr>
                   <pic:blipFill>
-                    <a:blip r:embed="rId21"/>
+                    <a:blip r:embed="rId17"/>
                     <a:stretch>
                       <a:fillRect/>
                     </a:stretch>
@@ -2129,397 +2031,7 @@
                   <pic:spPr>
                     <a:xfrm>
                       <a:off x="0" y="0"/>
-                      <a:ext cx="5486400" cy="2377440"/>
-                    </a:xfrm>
-                    <a:prstGeom prst="rect"/>
-                  </pic:spPr>
-                </pic:pic>
-              </a:graphicData>
-            </a:graphic>
-          </wp:inline>
-        </w:drawing>
-      </w:r>
-    </w:p>
-    <w:p>
-      <w:pPr>
-        <w:spacing w:line="336" w:lineRule="auto" w:after="180"/>
-        <w:shd w:fill="F4F9FC"/>
-      </w:pPr>
-      <w:r>
-        <w:rPr>
-          <w:b w:val="0"/>
-        </w:rPr>
-        <w:t xml:space="preserve">1. Claim: 18 of 24 tests passed, reported as </w:t>
-      </w:r>
-      <w:r>
-        <w:rPr>
-          <w:b/>
-        </w:rPr>
-        <w:t>80%</w:t>
-      </w:r>
-      <w:r>
-        <w:rPr>
-          <w:b w:val="0"/>
-        </w:rPr>
-        <w:t>.</w:t>
-      </w:r>
-    </w:p>
-    <w:p>
-      <w:pPr>
-        <w:spacing w:line="336" w:lineRule="auto" w:after="180"/>
-        <w:shd w:fill="F4F9FC"/>
-      </w:pPr>
-      <w:r>
-        <w:rPr>
-          <w:b w:val="0"/>
-        </w:rPr>
-        <w:t xml:space="preserve">2. </w:t>
-      </w:r>
-      <w:r>
-        <w:rPr>
-          <w:b/>
-        </w:rPr>
-        <w:t>Recalculate</w:t>
-      </w:r>
-      <w:r>
-        <w:rPr>
-          <w:b w:val="0"/>
-        </w:rPr>
-        <w:t>: 18 ÷ 24 = 0.75 = 75%.</w:t>
-      </w:r>
-    </w:p>
-    <w:p>
-      <w:pPr>
-        <w:spacing w:line="336" w:lineRule="auto" w:after="180"/>
-        <w:shd w:fill="F4F9FC"/>
-      </w:pPr>
-      <w:r>
-        <w:rPr>
-          <w:b w:val="0"/>
-        </w:rPr>
-        <w:t xml:space="preserve">3. Check denominator, </w:t>
-      </w:r>
-      <w:r>
-        <w:rPr>
-          <w:b/>
-        </w:rPr>
-        <w:t>unit</w:t>
-      </w:r>
-      <w:r>
-        <w:rPr>
-          <w:b w:val="0"/>
-        </w:rPr>
-        <w:t>, rounding, and source date.</w:t>
-      </w:r>
-    </w:p>
-    <w:p>
-      <w:pPr>
-        <w:spacing w:line="336" w:lineRule="auto" w:after="180"/>
-        <w:shd w:fill="F4F9FC"/>
-      </w:pPr>
-      <w:r>
-        <w:rPr>
-          <w:b w:val="0"/>
-        </w:rPr>
-        <w:t>4. Correct the claim and preserve the calculation trail.</w:t>
-      </w:r>
-    </w:p>
-    <w:p>
-      <w:pPr>
-        <w:spacing w:line="336" w:lineRule="auto" w:after="180"/>
-      </w:pPr>
-      <w:r>
-        <w:rPr>
-          <w:b/>
-        </w:rPr>
-        <w:t>Recalculate</w:t>
-      </w:r>
-      <w:r>
-        <w:rPr>
-          <w:b w:val="0"/>
-        </w:rPr>
-        <w:t>, retrace, or restate the reasoning in your own representation:</w:t>
-      </w:r>
-    </w:p>
-    <w:p>
-      <w:pPr>
-        <w:pStyle w:val="Heading3"/>
-      </w:pPr>
-      <w:r>
-        <w:t>Write or draw your reasoning and evidence.</w:t>
-      </w:r>
-    </w:p>
-    <w:p>
-      <w:r>
-        <w:t>________________________________________________________________</w:t>
-      </w:r>
-    </w:p>
-    <w:p>
-      <w:r>
-        <w:t>________________________________________________________________</w:t>
-      </w:r>
-    </w:p>
-    <w:p>
-      <w:r>
-        <w:t>________________________________________________________________</w:t>
-      </w:r>
-    </w:p>
-    <w:p>
-      <w:r>
-        <w:t>________________________________________________________________</w:t>
-      </w:r>
-    </w:p>
-    <w:p>
-      <w:r>
-        <w:t>________________________________________________________________</w:t>
-      </w:r>
-    </w:p>
-    <w:p>
-      <w:pPr>
-        <w:spacing w:line="336" w:lineRule="auto" w:after="180"/>
-        <w:shd w:fill="F5F1FB"/>
-      </w:pPr>
-      <w:r>
-        <w:rPr>
-          <w:b w:val="0"/>
-        </w:rPr>
-        <w:t xml:space="preserve">CHECK  Did the </w:t>
-      </w:r>
-      <w:r>
-        <w:rPr>
-          <w:b/>
-        </w:rPr>
-        <w:t>evidence</w:t>
-      </w:r>
-      <w:r>
-        <w:rPr>
-          <w:b w:val="0"/>
-        </w:rPr>
-        <w:t xml:space="preserve"> answer the exact question? Did the total, path, or source record stay consistent?</w:t>
-      </w:r>
-    </w:p>
-    <w:p>
-      <w:pPr>
-        <w:pStyle w:val="Heading3"/>
-      </w:pPr>
-      <w:r>
-        <w:t>A closer explanation</w:t>
-      </w:r>
-    </w:p>
-    <w:p>
-      <w:pPr>
-        <w:spacing w:line="336" w:lineRule="auto" w:after="180"/>
-      </w:pPr>
-      <w:r>
-        <w:rPr>
-          <w:b w:val="0"/>
-        </w:rPr>
-        <w:t>An answer has four factual claims. Three have citations, but only two are supported by their cited passages. All links exist.</w:t>
-      </w:r>
-    </w:p>
-    <w:p>
-      <w:pPr>
-        <w:spacing w:line="336" w:lineRule="auto" w:after="180"/>
-      </w:pPr>
-      <w:r>
-        <w:rPr>
-          <w:b w:val="0"/>
-        </w:rPr>
-        <w:t>Claim support is 2/4=50%; citation presence is 3/4=75%; link existence among three citations is 3/3. These measure different failures.</w:t>
-      </w:r>
-    </w:p>
-    <w:p>
-      <w:pPr>
-        <w:pStyle w:val="Heading3"/>
-      </w:pPr>
-      <w:r>
-        <w:t>Worked explanation · Verify Numbers and Dates</w:t>
-      </w:r>
-    </w:p>
-    <w:p>
-      <w:pPr>
-        <w:spacing w:line="336" w:lineRule="auto" w:after="180"/>
-        <w:shd w:fill="F1F6FC"/>
-      </w:pPr>
-      <w:r>
-        <w:rPr>
-          <w:b w:val="0"/>
-        </w:rPr>
-        <w:t xml:space="preserve">Compare the intermediate </w:t>
-      </w:r>
-      <w:r>
-        <w:rPr>
-          <w:b/>
-        </w:rPr>
-        <w:t>evidence</w:t>
-      </w:r>
-      <w:r>
-        <w:rPr>
-          <w:b w:val="0"/>
-        </w:rPr>
-        <w:t xml:space="preserve"> with the final statement. Explain why each number or decision follows from the stated </w:t>
-      </w:r>
-      <w:r>
-        <w:rPr>
-          <w:b/>
-        </w:rPr>
-        <w:t>input</w:t>
-      </w:r>
-      <w:r>
-        <w:rPr>
-          <w:b w:val="0"/>
-        </w:rPr>
-        <w:t>s.</w:t>
-      </w:r>
-    </w:p>
-    <w:p>
-      <w:pPr>
-        <w:spacing w:line="336" w:lineRule="auto" w:after="180"/>
-        <w:shd w:fill="F1F6FC"/>
-      </w:pPr>
-      <w:r>
-        <w:rPr>
-          <w:b w:val="0"/>
-        </w:rPr>
-        <w:t xml:space="preserve">The conclusion belongs to this scenario and procedure; changing the </w:t>
-      </w:r>
-      <w:r>
-        <w:rPr>
-          <w:b/>
-        </w:rPr>
-        <w:t>input</w:t>
-      </w:r>
-      <w:r>
-        <w:rPr>
-          <w:b w:val="0"/>
-        </w:rPr>
-        <w:t>s, evaluation population or authority can change what it establishes. Retain the raw record so a later revision can be compared honestly.</w:t>
-      </w:r>
-    </w:p>
-    <w:p>
-      <w:pPr>
-        <w:pStyle w:val="Heading3"/>
-      </w:pPr>
-      <w:r>
-        <w:t>Learn from the worked case</w:t>
-      </w:r>
-    </w:p>
-    <w:p>
-      <w:pPr>
-        <w:spacing w:line="336" w:lineRule="auto" w:after="180"/>
-      </w:pPr>
-      <w:r>
-        <w:rPr>
-          <w:b w:val="0"/>
-        </w:rPr>
-        <w:t>Cover the result before checking it. Say what is given, choose the procedure, and follow one step at a time. Then uncover the result and explain your first mismatch. Ask why a step is allowed, not only what number it produces.</w:t>
-      </w:r>
-    </w:p>
-    <w:p>
-      <w:pPr>
-        <w:pStyle w:val="Heading3"/>
-      </w:pPr>
-      <w:r>
-        <w:t>A pictorial worked case: Verify Numbers and Dates</w:t>
-      </w:r>
-    </w:p>
-    <w:p>
-      <w:pPr>
-        <w:spacing w:line="336" w:lineRule="auto" w:after="180"/>
-      </w:pPr>
-      <w:r>
-        <w:rPr>
-          <w:b w:val="0"/>
-        </w:rPr>
-        <w:t>A fictional Study Buddy checks a science-club summary against supplied counts and calendar facts.</w:t>
-      </w:r>
-    </w:p>
-    <w:p>
-      <w:pPr>
-        <w:pStyle w:val="Heading3"/>
-      </w:pPr>
-      <w:r>
-        <w:t>The facts we will use</w:t>
-      </w:r>
-    </w:p>
-    <w:p>
-      <w:pPr>
-        <w:pStyle w:val="Heading3"/>
-      </w:pPr>
-      <w:r>
-        <w:t>Supplied facts</w:t>
-      </w:r>
-    </w:p>
-    <w:p>
-      <w:pPr>
-        <w:spacing w:line="336" w:lineRule="auto" w:after="180"/>
-        <w:shd w:fill="F1F6FC"/>
-      </w:pPr>
-      <w:r>
-        <w:rPr>
-          <w:b w:val="0"/>
-        </w:rPr>
-        <w:t>Record: 15 of 20 fictional model trials passed. Draft: “</w:t>
-      </w:r>
-      <w:r>
-        <w:rPr>
-          <w:b/>
-        </w:rPr>
-        <w:t>70%</w:t>
-      </w:r>
-      <w:r>
-        <w:rPr>
-          <w:b w:val="0"/>
-        </w:rPr>
-        <w:t xml:space="preserve"> passed; the meeting is on June 31.”</w:t>
-      </w:r>
-    </w:p>
-    <w:p>
-      <w:pPr>
-        <w:pStyle w:val="Heading3"/>
-      </w:pPr>
-      <w:r>
-        <w:t>Supplied facts</w:t>
-      </w:r>
-    </w:p>
-    <w:p>
-      <w:pPr>
-        <w:spacing w:line="336" w:lineRule="auto" w:after="180"/>
-        <w:shd w:fill="F1F6FC"/>
-      </w:pPr>
-      <w:r>
-        <w:rPr>
-          <w:b w:val="0"/>
-        </w:rPr>
-        <w:t>June has 30 days. No authoritative record gives the intended meeting date.</w:t>
-      </w:r>
-    </w:p>
-    <w:p>
-      <w:r>
-        <w:drawing>
-          <wp:inline xmlns:a="http://schemas.openxmlformats.org/drawingml/2006/main" xmlns:pic="http://schemas.openxmlformats.org/drawingml/2006/picture">
-            <wp:extent cx="5346057" cy="5943599"/>
-            <wp:docPr id="15" name="Picture 15" descr="Verify Numbers and Dates. Check denominator: There are 15 passes out of 20 total trials.. Calculate percentage: 15÷20×100=75%, not 70%.. Validate date: June 31 is invalid because June has 30 days.. Resolve missing intent: Ask the event owner for the correct date; do not assume June 30 or July 1."/>
-            <wp:cNvGraphicFramePr>
-              <a:graphicFrameLocks noChangeAspect="1"/>
-            </wp:cNvGraphicFramePr>
-            <a:graphic>
-              <a:graphicData uri="http://schemas.openxmlformats.org/drawingml/2006/picture">
-                <pic:pic>
-                  <pic:nvPicPr>
-                    <pic:cNvPr id="0" name="academy-visual-ai-3-16.png"/>
-                    <pic:cNvPicPr/>
-                  </pic:nvPicPr>
-                  <pic:blipFill>
-                    <a:blip r:embed="rId22"/>
-                    <a:stretch>
-                      <a:fillRect/>
-                    </a:stretch>
-                  </pic:blipFill>
-                  <pic:spPr>
-                    <a:xfrm>
-                      <a:off x="0" y="0"/>
-                      <a:ext cx="5346057" cy="5943599"/>
+                      <a:ext cx="5486400" cy="4005072"/>
                     </a:xfrm>
                     <a:prstGeom prst="rect"/>
                   </pic:spPr>
@@ -2669,9 +2181,594 @@
     </w:p>
     <w:p>
       <w:pPr>
+        <w:spacing w:line="336" w:lineRule="auto" w:after="180"/>
+      </w:pPr>
+      <w:r>
+        <w:rPr>
+          <w:b w:val="0"/>
+        </w:rPr>
+        <w:t>A percentage requires the correct numerator and denominator. Calendar validation identifies an impossible date, but it cannot discover what date the author intended.</w:t>
+      </w:r>
+    </w:p>
+    <w:p>
+      <w:pPr>
+        <w:spacing w:line="336" w:lineRule="auto" w:after="180"/>
+      </w:pPr>
+      <w:r>
+        <w:rPr>
+          <w:b w:val="0"/>
+        </w:rPr>
+        <w:t xml:space="preserve">These checks use different </w:t>
+      </w:r>
+      <w:r>
+        <w:rPr>
+          <w:b/>
+        </w:rPr>
+        <w:t>evidence</w:t>
+      </w:r>
+      <w:r>
+        <w:rPr>
+          <w:b w:val="0"/>
+        </w:rPr>
+        <w:t>: arithmetic repairs the percentage from the supplied counts, while the date needs another authoritative source before publication.</w:t>
+      </w:r>
+    </w:p>
+    <w:p>
+      <w:pPr>
+        <w:pStyle w:val="Heading2"/>
+      </w:pPr>
+      <w:r>
+        <w:t>Count the percentage grids</w:t>
+      </w:r>
+    </w:p>
+    <w:p>
+      <w:r>
+        <w:drawing>
+          <wp:inline xmlns:a="http://schemas.openxmlformats.org/drawingml/2006/main" xmlns:pic="http://schemas.openxmlformats.org/drawingml/2006/picture">
+            <wp:extent cx="5486400" cy="2743200"/>
+            <wp:docPr id="15" name="Picture 15" descr="Two fictional twenty-cell grids. Fifteen passes out of twenty gives seventy-five percent. Revising the count to fourteen passes gives seventy percent. The positions illustrate aggregate counts, not matched trial IDs. Neither count supplies an intended meeting date."/>
+            <wp:cNvGraphicFramePr>
+              <a:graphicFrameLocks noChangeAspect="1"/>
+            </wp:cNvGraphicFramePr>
+            <a:graphic>
+              <a:graphicData uri="http://schemas.openxmlformats.org/drawingml/2006/picture">
+                <pic:pic>
+                  <pic:nvPicPr>
+                    <pic:cNvPr id="0" name="ai-3-16-percentage-counts.png"/>
+                    <pic:cNvPicPr/>
+                  </pic:nvPicPr>
+                  <pic:blipFill>
+                    <a:blip r:embed="rId18"/>
+                    <a:stretch>
+                      <a:fillRect/>
+                    </a:stretch>
+                  </pic:blipFill>
+                  <pic:spPr>
+                    <a:xfrm>
+                      <a:off x="0" y="0"/>
+                      <a:ext cx="5486400" cy="2743200"/>
+                    </a:xfrm>
+                    <a:prstGeom prst="rect"/>
+                  </pic:spPr>
+                </pic:pic>
+              </a:graphicData>
+            </a:graphic>
+          </wp:inline>
+        </w:drawing>
+      </w:r>
+    </w:p>
+    <w:p>
+      <w:pPr>
+        <w:pStyle w:val="Heading2"/>
+      </w:pPr>
+      <w:r>
+        <w:t>Predict the revised count</w:t>
+      </w:r>
+    </w:p>
+    <w:p>
+      <w:pPr>
+        <w:pStyle w:val="ListBullet"/>
+      </w:pPr>
+      <w:r>
+        <w:t>Change one thing: The count is revised to 14 passes out of 20, but no date record is added. Predict the result before checking the explanation. What remains the same?</w:t>
+      </w:r>
+    </w:p>
+    <w:p>
+      <w:pPr>
+        <w:pStyle w:val="Heading2"/>
+      </w:pPr>
+      <w:r>
+        <w:t>Check after predicting · reference / check after trying</w:t>
+      </w:r>
+    </w:p>
+    <w:p>
+      <w:r>
+        <w:drawing>
+          <wp:inline xmlns:a="http://schemas.openxmlformats.org/drawingml/2006/main" xmlns:pic="http://schemas.openxmlformats.org/drawingml/2006/picture">
+            <wp:extent cx="5486400" cy="3026664"/>
+            <wp:docPr id="16" name="Picture 16" descr="Original case: Ask the event owner for the correct date; do not assume June 30 or July 1. Changed condition: The count is revised to 14 passes out of 20, but no date record is added. Expected result: 70% now matches the count; June 31 remains invalid and unresolved. Reason: 14÷20×100=70%; changing a count provides no new calendar evidence."/>
+            <wp:cNvGraphicFramePr>
+              <a:graphicFrameLocks noChangeAspect="1"/>
+            </wp:cNvGraphicFramePr>
+            <a:graphic>
+              <a:graphicData uri="http://schemas.openxmlformats.org/drawingml/2006/picture">
+                <pic:pic>
+                  <pic:nvPicPr>
+                    <pic:cNvPr id="0" name="academy-story-ai-3-16-04.png"/>
+                    <pic:cNvPicPr/>
+                  </pic:nvPicPr>
+                  <pic:blipFill>
+                    <a:blip r:embed="rId19"/>
+                    <a:stretch>
+                      <a:fillRect/>
+                    </a:stretch>
+                  </pic:blipFill>
+                  <pic:spPr>
+                    <a:xfrm>
+                      <a:off x="0" y="0"/>
+                      <a:ext cx="5486400" cy="3026664"/>
+                    </a:xfrm>
+                    <a:prstGeom prst="rect"/>
+                  </pic:spPr>
+                </pic:pic>
+              </a:graphicData>
+            </a:graphic>
+          </wp:inline>
+        </w:drawing>
+      </w:r>
+    </w:p>
+    <w:p>
+      <w:pPr>
+        <w:pStyle w:val="Heading2"/>
+      </w:pPr>
+      <w:r>
+        <w:t>Name the source reliability limit</w:t>
+      </w:r>
+    </w:p>
+    <w:p>
+      <w:pPr>
+        <w:pStyle w:val="ListBullet"/>
+      </w:pPr>
+      <w:r>
+        <w:t>This check confirms internal arithmetic and date validity, not whether the fictional trial measurements themselves were reliable.</w:t>
+      </w:r>
+    </w:p>
+    <w:p>
+      <w:pPr>
+        <w:pStyle w:val="ListBullet"/>
+      </w:pPr>
+      <w:r>
+        <w:t>Read the labelled picture: Which part can be corrected immediately from existing evidence, and which needs follow-up?</w:t>
+      </w:r>
+    </w:p>
+    <w:p>
+      <w:pPr>
+        <w:pStyle w:val="Heading2"/>
+      </w:pPr>
+      <w:r>
+        <w:t>Review · Separate numeric claim · reference / check after trying</w:t>
+      </w:r>
+    </w:p>
+    <w:p>
+      <w:pPr>
+        <w:spacing w:line="336" w:lineRule="auto" w:after="180"/>
+      </w:pPr>
+      <w:r>
+        <w:rPr>
+          <w:b w:val="0"/>
+        </w:rPr>
+        <w:t xml:space="preserve">1. Claim: 18 of 24 tests passed, reported as </w:t>
+      </w:r>
+      <w:r>
+        <w:rPr>
+          <w:b/>
+        </w:rPr>
+        <w:t>80%</w:t>
+      </w:r>
+      <w:r>
+        <w:rPr>
+          <w:b w:val="0"/>
+        </w:rPr>
+        <w:t>.</w:t>
+      </w:r>
+    </w:p>
+    <w:p>
+      <w:pPr>
+        <w:spacing w:line="336" w:lineRule="auto" w:after="180"/>
+      </w:pPr>
+      <w:r>
+        <w:rPr>
+          <w:b w:val="0"/>
+        </w:rPr>
+        <w:t xml:space="preserve">2. </w:t>
+      </w:r>
+      <w:r>
+        <w:rPr>
+          <w:b/>
+        </w:rPr>
+        <w:t>Recalculate</w:t>
+      </w:r>
+      <w:r>
+        <w:rPr>
+          <w:b w:val="0"/>
+        </w:rPr>
+        <w:t>: 18 ÷ 24 = 0.75 = 75%.</w:t>
+      </w:r>
+    </w:p>
+    <w:p>
+      <w:pPr>
+        <w:spacing w:line="336" w:lineRule="auto" w:after="180"/>
+      </w:pPr>
+      <w:r>
+        <w:rPr>
+          <w:b w:val="0"/>
+        </w:rPr>
+        <w:t xml:space="preserve">3. Check denominator, </w:t>
+      </w:r>
+      <w:r>
+        <w:rPr>
+          <w:b/>
+        </w:rPr>
+        <w:t>unit</w:t>
+      </w:r>
+      <w:r>
+        <w:rPr>
+          <w:b w:val="0"/>
+        </w:rPr>
+        <w:t>, rounding, and source date.</w:t>
+      </w:r>
+    </w:p>
+    <w:p>
+      <w:pPr>
+        <w:spacing w:line="336" w:lineRule="auto" w:after="180"/>
+      </w:pPr>
+      <w:r>
+        <w:rPr>
+          <w:b w:val="0"/>
+        </w:rPr>
+        <w:t>4. Correct the claim and preserve the calculation trail.</w:t>
+      </w:r>
+    </w:p>
+    <w:p>
+      <w:pPr>
+        <w:pStyle w:val="Heading2"/>
+      </w:pPr>
+      <w:r>
+        <w:t>Review · Earlier citation case · reference / check after trying</w:t>
+      </w:r>
+    </w:p>
+    <w:p>
+      <w:pPr>
+        <w:spacing w:line="336" w:lineRule="auto" w:after="180"/>
+      </w:pPr>
+      <w:r>
+        <w:rPr>
+          <w:b w:val="0"/>
+        </w:rPr>
+        <w:t>An answer has four factual claims. Three have citations, but only two are supported by their cited passages. All links exist.</w:t>
+      </w:r>
+    </w:p>
+    <w:p>
+      <w:pPr>
+        <w:spacing w:line="336" w:lineRule="auto" w:after="180"/>
+      </w:pPr>
+      <w:r>
+        <w:rPr>
+          <w:b w:val="0"/>
+        </w:rPr>
+        <w:t>Claim support is 2/4=50%; citation presence is 3/4=75%; link existence among three citations is 3/3. These measure different failures.</w:t>
+      </w:r>
+    </w:p>
+    <w:p>
+      <w:pPr>
+        <w:pStyle w:val="Heading2"/>
+      </w:pPr>
+      <w:r>
+        <w:t>Earlier wording, alternatives and picture transcripts · reference / check after trying</w:t>
+      </w:r>
+    </w:p>
+    <w:p>
+      <w:pPr>
+        <w:spacing w:line="336" w:lineRule="auto" w:after="180"/>
+      </w:pPr>
+      <w:r>
+        <w:rPr>
+          <w:b w:val="0"/>
+        </w:rPr>
+        <w:t xml:space="preserve">WORKED </w:t>
+      </w:r>
+      <w:r>
+        <w:rPr>
+          <w:b/>
+        </w:rPr>
+        <w:t>EVIDENCE</w:t>
+      </w:r>
+    </w:p>
+    <w:p>
+      <w:pPr>
+        <w:spacing w:line="336" w:lineRule="auto" w:after="180"/>
+      </w:pPr>
+      <w:r>
+        <w:rPr>
+          <w:b w:val="0"/>
+        </w:rPr>
+        <w:t>Reason Step by Step</w:t>
+      </w:r>
+    </w:p>
+    <w:p>
+      <w:pPr>
+        <w:spacing w:line="336" w:lineRule="auto" w:after="180"/>
+      </w:pPr>
+      <w:r>
+        <w:rPr>
+          <w:b w:val="0"/>
+        </w:rPr>
+        <w:t xml:space="preserve">Predict first. Then check each step. A correct answer without visible reasoning is incomplete </w:t>
+      </w:r>
+      <w:r>
+        <w:rPr>
+          <w:b/>
+        </w:rPr>
+        <w:t>evidence</w:t>
+      </w:r>
+      <w:r>
+        <w:rPr>
+          <w:b w:val="0"/>
+        </w:rPr>
+        <w:t>.</w:t>
+      </w:r>
+    </w:p>
+    <w:p>
+      <w:r>
+        <w:drawing>
+          <wp:inline xmlns:a="http://schemas.openxmlformats.org/drawingml/2006/main" xmlns:pic="http://schemas.openxmlformats.org/drawingml/2006/picture">
+            <wp:extent cx="5486400" cy="2377440"/>
+            <wp:docPr id="17" name="Picture 17" descr="Worked evidence for Verify Numbers and Dates"/>
+            <wp:cNvGraphicFramePr>
+              <a:graphicFrameLocks noChangeAspect="1"/>
+            </wp:cNvGraphicFramePr>
+            <a:graphic>
+              <a:graphicData uri="http://schemas.openxmlformats.org/drawingml/2006/picture">
+                <pic:pic>
+                  <pic:nvPicPr>
+                    <pic:cNvPr id="0" name="42c6cd5d68ef2035ceaaa7a3f46fb3e3040882704d138d58cbbb598f6094f62a.png"/>
+                    <pic:cNvPicPr/>
+                  </pic:nvPicPr>
+                  <pic:blipFill>
+                    <a:blip r:embed="rId20"/>
+                    <a:stretch>
+                      <a:fillRect/>
+                    </a:stretch>
+                  </pic:blipFill>
+                  <pic:spPr>
+                    <a:xfrm>
+                      <a:off x="0" y="0"/>
+                      <a:ext cx="5486400" cy="2377440"/>
+                    </a:xfrm>
+                    <a:prstGeom prst="rect"/>
+                  </pic:spPr>
+                </pic:pic>
+              </a:graphicData>
+            </a:graphic>
+          </wp:inline>
+        </w:drawing>
+      </w:r>
+    </w:p>
+    <w:p>
+      <w:pPr>
+        <w:spacing w:line="336" w:lineRule="auto" w:after="180"/>
+      </w:pPr>
+      <w:r>
+        <w:rPr>
+          <w:b/>
+        </w:rPr>
+        <w:t>Recalculate</w:t>
+      </w:r>
+      <w:r>
+        <w:rPr>
+          <w:b w:val="0"/>
+        </w:rPr>
+        <w:t>, retrace, or restate the reasoning in your own representation:</w:t>
+      </w:r>
+    </w:p>
+    <w:p>
+      <w:pPr>
         <w:pStyle w:val="Heading3"/>
       </w:pPr>
       <w:r>
+        <w:t>Write or draw your reasoning and evidence.</w:t>
+      </w:r>
+    </w:p>
+    <w:p>
+      <w:r>
+        <w:t>________________________________________________________________</w:t>
+      </w:r>
+    </w:p>
+    <w:p>
+      <w:r>
+        <w:t>________________________________________________________________</w:t>
+      </w:r>
+    </w:p>
+    <w:p>
+      <w:r>
+        <w:t>________________________________________________________________</w:t>
+      </w:r>
+    </w:p>
+    <w:p>
+      <w:r>
+        <w:t>________________________________________________________________</w:t>
+      </w:r>
+    </w:p>
+    <w:p>
+      <w:r>
+        <w:t>________________________________________________________________</w:t>
+      </w:r>
+    </w:p>
+    <w:p>
+      <w:pPr>
+        <w:spacing w:line="336" w:lineRule="auto" w:after="180"/>
+      </w:pPr>
+      <w:r>
+        <w:rPr>
+          <w:b w:val="0"/>
+        </w:rPr>
+        <w:t xml:space="preserve">CHECK  Did the </w:t>
+      </w:r>
+      <w:r>
+        <w:rPr>
+          <w:b/>
+        </w:rPr>
+        <w:t>evidence</w:t>
+      </w:r>
+      <w:r>
+        <w:rPr>
+          <w:b w:val="0"/>
+        </w:rPr>
+        <w:t xml:space="preserve"> answer the exact question? Did the total, path, or source record stay consistent?</w:t>
+      </w:r>
+    </w:p>
+    <w:p>
+      <w:pPr>
+        <w:pStyle w:val="Heading3"/>
+      </w:pPr>
+      <w:r>
+        <w:t>A closer explanation</w:t>
+      </w:r>
+    </w:p>
+    <w:p>
+      <w:pPr>
+        <w:spacing w:line="336" w:lineRule="auto" w:after="180"/>
+      </w:pPr>
+      <w:r>
+        <w:rPr>
+          <w:b w:val="0"/>
+        </w:rPr>
+        <w:t xml:space="preserve">Compare the intermediate </w:t>
+      </w:r>
+      <w:r>
+        <w:rPr>
+          <w:b/>
+        </w:rPr>
+        <w:t>evidence</w:t>
+      </w:r>
+      <w:r>
+        <w:rPr>
+          <w:b w:val="0"/>
+        </w:rPr>
+        <w:t xml:space="preserve"> with the final statement. Explain why each number or decision follows from the stated </w:t>
+      </w:r>
+      <w:r>
+        <w:rPr>
+          <w:b/>
+        </w:rPr>
+        <w:t>input</w:t>
+      </w:r>
+      <w:r>
+        <w:rPr>
+          <w:b w:val="0"/>
+        </w:rPr>
+        <w:t>s.</w:t>
+      </w:r>
+    </w:p>
+    <w:p>
+      <w:pPr>
+        <w:spacing w:line="336" w:lineRule="auto" w:after="180"/>
+      </w:pPr>
+      <w:r>
+        <w:rPr>
+          <w:b w:val="0"/>
+        </w:rPr>
+        <w:t xml:space="preserve">The conclusion belongs to this scenario and procedure; changing the </w:t>
+      </w:r>
+      <w:r>
+        <w:rPr>
+          <w:b/>
+        </w:rPr>
+        <w:t>input</w:t>
+      </w:r>
+      <w:r>
+        <w:rPr>
+          <w:b w:val="0"/>
+        </w:rPr>
+        <w:t>s, evaluation population or authority can change what it establishes. Retain the raw record so a later revision can be compared honestly.</w:t>
+      </w:r>
+    </w:p>
+    <w:p>
+      <w:pPr>
+        <w:pStyle w:val="Heading3"/>
+      </w:pPr>
+      <w:r>
+        <w:t>Learn from the worked case</w:t>
+      </w:r>
+    </w:p>
+    <w:p>
+      <w:pPr>
+        <w:spacing w:line="336" w:lineRule="auto" w:after="180"/>
+      </w:pPr>
+      <w:r>
+        <w:rPr>
+          <w:b w:val="0"/>
+        </w:rPr>
+        <w:t>Cover the result before checking it. Say what is given, choose the procedure, and follow one step at a time. Then uncover the result and explain your first mismatch. Ask why a step is allowed, not only what number it produces.</w:t>
+      </w:r>
+    </w:p>
+    <w:p>
+      <w:pPr>
+        <w:pStyle w:val="Heading3"/>
+      </w:pPr>
+      <w:r>
+        <w:t>A pictorial worked case: Verify Numbers and Dates</w:t>
+      </w:r>
+    </w:p>
+    <w:p>
+      <w:pPr>
+        <w:pStyle w:val="Heading3"/>
+      </w:pPr>
+      <w:r>
+        <w:t>The facts we will use</w:t>
+      </w:r>
+    </w:p>
+    <w:p>
+      <w:r>
+        <w:drawing>
+          <wp:inline xmlns:a="http://schemas.openxmlformats.org/drawingml/2006/main" xmlns:pic="http://schemas.openxmlformats.org/drawingml/2006/picture">
+            <wp:extent cx="5346057" cy="5943599"/>
+            <wp:docPr id="18" name="Picture 18" descr="Verify Numbers and Dates. Check denominator: There are 15 passes out of 20 total trials.. Calculate percentage: 15÷20×100=75%, not 70%.. Validate date: June 31 is invalid because June has 30 days.. Resolve missing intent: Ask the event owner for the correct date; do not assume June 30 or July 1."/>
+            <wp:cNvGraphicFramePr>
+              <a:graphicFrameLocks noChangeAspect="1"/>
+            </wp:cNvGraphicFramePr>
+            <a:graphic>
+              <a:graphicData uri="http://schemas.openxmlformats.org/drawingml/2006/picture">
+                <pic:pic>
+                  <pic:nvPicPr>
+                    <pic:cNvPr id="0" name="academy-visual-ai-3-16.png"/>
+                    <pic:cNvPicPr/>
+                  </pic:nvPicPr>
+                  <pic:blipFill>
+                    <a:blip r:embed="rId21"/>
+                    <a:stretch>
+                      <a:fillRect/>
+                    </a:stretch>
+                  </pic:blipFill>
+                  <pic:spPr>
+                    <a:xfrm>
+                      <a:off x="0" y="0"/>
+                      <a:ext cx="5346057" cy="5943599"/>
+                    </a:xfrm>
+                    <a:prstGeom prst="rect"/>
+                  </pic:spPr>
+                </pic:pic>
+              </a:graphicData>
+            </a:graphic>
+          </wp:inline>
+        </w:drawing>
+      </w:r>
+    </w:p>
+    <w:p>
+      <w:pPr>
+        <w:pStyle w:val="Heading3"/>
+      </w:pPr>
+      <w:r>
         <w:t>Why this result follows</w:t>
       </w:r>
     </w:p>
@@ -2680,150 +2777,93 @@
         <w:pStyle w:val="Heading3"/>
       </w:pPr>
       <w:r>
-        <w:t>Why the result follows</w:t>
+        <w:t>What this example does not establish</w:t>
+      </w:r>
+    </w:p>
+    <w:p>
+      <w:pPr>
+        <w:pStyle w:val="Heading1"/>
+      </w:pPr>
+      <w:r>
+        <w:t>07. Find the unsupported replacement</w:t>
+      </w:r>
+    </w:p>
+    <w:p>
+      <w:r>
+        <w:t>A detected error and a justified correction require different evidence.</w:t>
+      </w:r>
+    </w:p>
+    <w:p>
+      <w:pPr>
+        <w:pStyle w:val="Heading2"/>
+      </w:pPr>
+      <w:r>
+        <w:t>Repair the calendar shortcut</w:t>
       </w:r>
     </w:p>
     <w:p>
       <w:pPr>
         <w:spacing w:line="336" w:lineRule="auto" w:after="180"/>
-        <w:shd w:fill="F1F6FC"/>
       </w:pPr>
       <w:r>
         <w:rPr>
           <w:b w:val="0"/>
         </w:rPr>
-        <w:t>A percentage requires the correct numerator and denominator. Calendar validation identifies an impossible date, but it cannot discover what date the author intended.</w:t>
+        <w:t>Claim to repair: June 31 is impossible, so the meeting must be June 30. The calendar disproves June 31; it does not select June 30 rather than July 1 or another date. Ask the responsible organiser or obtain the approved notice. Similarly, correcting 15/20 to 75% does not prove that the source counts were measured reliably.</w:t>
+      </w:r>
+    </w:p>
+    <w:p>
+      <w:pPr>
+        <w:pStyle w:val="Heading2"/>
+      </w:pPr>
+      <w:r>
+        <w:t>Design a revealing follow-up</w:t>
+      </w:r>
+    </w:p>
+    <w:p>
+      <w:pPr>
+        <w:pStyle w:val="Heading3"/>
+      </w:pPr>
+      <w:r>
+        <w:t>Exit: propose one revealing change to the worked scenario. State the expected outcome and the evidence that would make you revise your explanation.</w:t>
+      </w:r>
+    </w:p>
+    <w:p>
+      <w:r>
+        <w:t>________________________________________________________________</w:t>
+      </w:r>
+    </w:p>
+    <w:p>
+      <w:r>
+        <w:t>________________________________________________________________</w:t>
+      </w:r>
+    </w:p>
+    <w:p>
+      <w:r>
+        <w:t>________________________________________________________________</w:t>
+      </w:r>
+    </w:p>
+    <w:p>
+      <w:r>
+        <w:t>________________________________________________________________</w:t>
+      </w:r>
+    </w:p>
+    <w:p>
+      <w:r>
+        <w:t>________________________________________________________________</w:t>
+      </w:r>
+    </w:p>
+    <w:p>
+      <w:pPr>
+        <w:pStyle w:val="Heading2"/>
+      </w:pPr>
+      <w:r>
+        <w:t>Earlier wording, alternatives and picture transcripts · reference / check after trying</w:t>
       </w:r>
     </w:p>
     <w:p>
       <w:pPr>
         <w:spacing w:line="336" w:lineRule="auto" w:after="180"/>
-        <w:shd w:fill="F1F6FC"/>
-      </w:pPr>
-      <w:r>
-        <w:rPr>
-          <w:b w:val="0"/>
-        </w:rPr>
-        <w:t xml:space="preserve">These checks use different </w:t>
-      </w:r>
-      <w:r>
-        <w:rPr>
-          <w:b/>
-        </w:rPr>
-        <w:t>evidence</w:t>
-      </w:r>
-      <w:r>
-        <w:rPr>
-          <w:b w:val="0"/>
-        </w:rPr>
-        <w:t>: arithmetic repairs the percentage from the supplied counts, while the date needs another authoritative source before publication.</w:t>
-      </w:r>
-    </w:p>
-    <w:p>
-      <w:pPr>
-        <w:pStyle w:val="Heading3"/>
-      </w:pPr>
-      <w:r>
-        <w:t>What this example does not establish</w:t>
-      </w:r>
-    </w:p>
-    <w:p>
-      <w:pPr>
-        <w:pStyle w:val="Heading3"/>
-      </w:pPr>
-      <w:r>
-        <w:t>Keep the stated limit</w:t>
-      </w:r>
-    </w:p>
-    <w:p>
-      <w:pPr>
-        <w:spacing w:line="336" w:lineRule="auto" w:after="180"/>
-        <w:shd w:fill="FFF5E6"/>
-      </w:pPr>
-      <w:r>
-        <w:rPr>
-          <w:b w:val="0"/>
-        </w:rPr>
-        <w:t>This check confirms internal arithmetic and date validity, not whether the fictional trial measurements themselves were reliable.</w:t>
-      </w:r>
-    </w:p>
-    <w:p>
-      <w:pPr>
-        <w:pStyle w:val="Heading3"/>
-      </w:pPr>
-      <w:r>
-        <w:t>Keep the stated limit</w:t>
-      </w:r>
-    </w:p>
-    <w:p>
-      <w:pPr>
-        <w:spacing w:line="336" w:lineRule="auto" w:after="180"/>
-        <w:shd w:fill="FFF5E6"/>
-      </w:pPr>
-      <w:r>
-        <w:rPr>
-          <w:b w:val="0"/>
-        </w:rPr>
-        <w:t xml:space="preserve">Read the labelled picture: Which part can be corrected immediately from existing </w:t>
-      </w:r>
-      <w:r>
-        <w:rPr>
-          <w:b/>
-        </w:rPr>
-        <w:t>evidence</w:t>
-      </w:r>
-      <w:r>
-        <w:rPr>
-          <w:b w:val="0"/>
-        </w:rPr>
-        <w:t>, and which needs follow-up?</w:t>
-      </w:r>
-    </w:p>
-    <w:p>
-      <w:pPr>
-        <w:pStyle w:val="Heading3"/>
-      </w:pPr>
-      <w:r>
-        <w:t>Keep the stated limit</w:t>
-      </w:r>
-    </w:p>
-    <w:p>
-      <w:pPr>
-        <w:spacing w:line="336" w:lineRule="auto" w:after="180"/>
-        <w:shd w:fill="FFF5E6"/>
-      </w:pPr>
-      <w:r>
-        <w:rPr>
-          <w:b w:val="0"/>
-        </w:rPr>
-        <w:t>Change one thing: The count is revised to 14 passes out of 20, but no date record is added. Predict the result before checking the explanation. What remains the same?</w:t>
-      </w:r>
-    </w:p>
-    <w:p>
-      <w:pPr>
-        <w:pStyle w:val="Heading1"/>
-      </w:pPr>
-      <w:r>
-        <w:t>07. Find and repair a mistake</w:t>
-      </w:r>
-    </w:p>
-    <w:p>
-      <w:r>
-        <w:t>Find the unsupported step in the Verify Numbers and Dates claim and explain a repair using the supplied evidence.</w:t>
-      </w:r>
-    </w:p>
-    <w:p>
-      <w:pPr>
-        <w:pStyle w:val="Heading3"/>
-      </w:pPr>
-      <w:r>
-        <w:t>Find the first error</w:t>
-      </w:r>
-    </w:p>
-    <w:p>
-      <w:pPr>
-        <w:spacing w:line="336" w:lineRule="auto" w:after="180"/>
-        <w:shd w:fill="FFF5E6"/>
       </w:pPr>
       <w:r>
         <w:rPr>
@@ -2871,7 +2911,7 @@
         <w:drawing>
           <wp:inline xmlns:a="http://schemas.openxmlformats.org/drawingml/2006/main" xmlns:pic="http://schemas.openxmlformats.org/drawingml/2006/picture">
             <wp:extent cx="5486400" cy="1901952"/>
-            <wp:docPr id="16" name="Picture 16" descr="Misconception diagnosis for Verify Numbers and Dates"/>
+            <wp:docPr id="19" name="Picture 19" descr="Misconception diagnosis for Verify Numbers and Dates"/>
             <wp:cNvGraphicFramePr>
               <a:graphicFrameLocks noChangeAspect="1"/>
             </wp:cNvGraphicFramePr>
@@ -2883,7 +2923,7 @@
                     <pic:cNvPicPr/>
                   </pic:nvPicPr>
                   <pic:blipFill>
-                    <a:blip r:embed="rId23"/>
+                    <a:blip r:embed="rId22"/>
                     <a:stretch>
                       <a:fillRect/>
                     </a:stretch>
@@ -3115,7 +3155,6 @@
     <w:p>
       <w:pPr>
         <w:spacing w:line="336" w:lineRule="auto" w:after="180"/>
-        <w:shd w:fill="F5F1FB"/>
       </w:pPr>
       <w:r>
         <w:rPr>
@@ -3167,349 +3206,176 @@
     </w:p>
     <w:p>
       <w:pPr>
+        <w:spacing w:line="336" w:lineRule="auto" w:after="180"/>
+      </w:pPr>
+      <w:r>
+        <w:rPr>
+          <w:b w:val="0"/>
+        </w:rPr>
+        <w:t>Complete the supported workbook tasks before attempting W4 independently. Record any hints or help used. After feedback, use the teacher's fresh retry rather than copying the earlier answer.</w:t>
+      </w:r>
+    </w:p>
+    <w:p>
+      <w:pPr>
+        <w:spacing w:line="336" w:lineRule="auto" w:after="180"/>
+      </w:pPr>
+      <w:r>
+        <w:rPr>
+          <w:b w:val="0"/>
+        </w:rPr>
+        <w:t>For a project, select a relevant new case, predict the outcome from the declared rule and preserve the result alongside any revision.</w:t>
+      </w:r>
+    </w:p>
+    <w:p>
+      <w:pPr>
+        <w:pStyle w:val="Heading1"/>
+      </w:pPr>
+      <w:r>
+        <w:t>08. Practise the checks with less help</w:t>
+      </w:r>
+    </w:p>
+    <w:p>
+      <w:r>
+        <w:t>Keep source facts, calculations and unresolved fields distinct.</w:t>
+      </w:r>
+    </w:p>
+    <w:p>
+      <w:pPr>
+        <w:pStyle w:val="Heading2"/>
+      </w:pPr>
+      <w:r>
+        <w:t>Current practice and response</w:t>
+      </w:r>
+    </w:p>
+    <w:p>
+      <w:pPr>
+        <w:pStyle w:val="ListBullet"/>
+      </w:pPr>
+      <w:r>
+        <w:t>Use the fictional record of 15 passes out of 20 trials and the draft 70%, meeting June 31. Show the fraction and percentage, state the supplied calendar fact, and separate the computable correction from the missing intended date. Then change only the count to 14 passes out of 20 and explain what changes and what remains unresolved.</w:t>
+      </w:r>
+    </w:p>
+    <w:p>
+      <w:pPr>
         <w:pStyle w:val="Heading3"/>
       </w:pPr>
       <w:r>
-        <w:t>Check the claim against the facts</w:t>
+        <w:t>My numeric and calendar checks</w:t>
+      </w:r>
+    </w:p>
+    <w:p>
+      <w:r>
+        <w:t>________________________________________________________________</w:t>
+      </w:r>
+    </w:p>
+    <w:p>
+      <w:r>
+        <w:t>________________________________________________________________</w:t>
+      </w:r>
+    </w:p>
+    <w:p>
+      <w:r>
+        <w:t>________________________________________________________________</w:t>
+      </w:r>
+    </w:p>
+    <w:p>
+      <w:r>
+        <w:t>________________________________________________________________</w:t>
+      </w:r>
+    </w:p>
+    <w:p>
+      <w:r>
+        <w:t>________________________________________________________________</w:t>
+      </w:r>
+    </w:p>
+    <w:p>
+      <w:pPr>
+        <w:pStyle w:val="Heading2"/>
+      </w:pPr>
+      <w:r>
+        <w:t>Explain the pictured boundary</w:t>
+      </w:r>
+    </w:p>
+    <w:p>
+      <w:pPr>
+        <w:pStyle w:val="Heading3"/>
+      </w:pPr>
+      <w:r>
+        <w:t>Explain the picture</w:t>
+      </w:r>
+    </w:p>
+    <w:p>
+      <w:pPr>
+        <w:pStyle w:val="ListBullet"/>
+      </w:pPr>
+      <w:r>
+        <w:t>Which part can be corrected immediately from existing evidence, and which needs follow-up?</w:t>
+      </w:r>
+    </w:p>
+    <w:p>
+      <w:pPr>
+        <w:pStyle w:val="Heading3"/>
+      </w:pPr>
+      <w:r>
+        <w:t>My explanation using a pictured step and the given facts</w:t>
+      </w:r>
+    </w:p>
+    <w:p>
+      <w:r>
+        <w:t>________________________________________________________________</w:t>
+      </w:r>
+    </w:p>
+    <w:p>
+      <w:r>
+        <w:t>________________________________________________________________</w:t>
+      </w:r>
+    </w:p>
+    <w:p>
+      <w:r>
+        <w:t>________________________________________________________________</w:t>
+      </w:r>
+    </w:p>
+    <w:p>
+      <w:r>
+        <w:t>________________________________________________________________</w:t>
+      </w:r>
+    </w:p>
+    <w:p>
+      <w:pPr>
+        <w:pStyle w:val="Heading2"/>
+      </w:pPr>
+      <w:r>
+        <w:t>Keep the independent task separate</w:t>
       </w:r>
     </w:p>
     <w:p>
       <w:pPr>
         <w:spacing w:line="336" w:lineRule="auto" w:after="180"/>
-        <w:shd w:fill="FFF5E6"/>
       </w:pPr>
       <w:r>
         <w:rPr>
           <w:b w:val="0"/>
         </w:rPr>
-        <w:t>Complete the supported workbook tasks before attempting W4 independently. Record any hints or help used. After feedback, use the teacher's fresh retry rather than copying the earlier answer.</w:t>
+        <w:t>This is supported practice. Keep the separately named independent case for an attempt before feedback.</w:t>
+      </w:r>
+    </w:p>
+    <w:p>
+      <w:pPr>
+        <w:pStyle w:val="Heading2"/>
+      </w:pPr>
+      <w:r>
+        <w:t>Review · Earlier citation practice · reference / check after trying</w:t>
       </w:r>
     </w:p>
     <w:p>
       <w:pPr>
         <w:spacing w:line="336" w:lineRule="auto" w:after="180"/>
-        <w:shd w:fill="FFF5E6"/>
       </w:pPr>
       <w:r>
         <w:rPr>
           <w:b w:val="0"/>
         </w:rPr>
-        <w:t>For a project, select a relevant new case, predict the outcome from the declared rule and preserve the result alongside any revision.</w:t>
-      </w:r>
-    </w:p>
-    <w:p>
-      <w:pPr>
-        <w:pStyle w:val="Heading3"/>
-      </w:pPr>
-      <w:r>
-        <w:t>Exit: propose one revealing change to the worked scenario. State the expected outcome and the evidence that would make you revise your explanation.</w:t>
-      </w:r>
-    </w:p>
-    <w:p>
-      <w:r>
-        <w:t>________________________________________________________________</w:t>
-      </w:r>
-    </w:p>
-    <w:p>
-      <w:r>
-        <w:t>________________________________________________________________</w:t>
-      </w:r>
-    </w:p>
-    <w:p>
-      <w:r>
-        <w:t>________________________________________________________________</w:t>
-      </w:r>
-    </w:p>
-    <w:p>
-      <w:r>
-        <w:t>________________________________________________________________</w:t>
-      </w:r>
-    </w:p>
-    <w:p>
-      <w:r>
-        <w:t>________________________________________________________________</w:t>
-      </w:r>
-    </w:p>
-    <w:p>
-      <w:pPr>
-        <w:pStyle w:val="Heading1"/>
-      </w:pPr>
-      <w:r>
-        <w:t>08. Practise together</w:t>
-      </w:r>
-    </w:p>
-    <w:p>
-      <w:r>
-        <w:t>Practise Verify Numbers and Dates with support, then explain the deciding step in your own words.</w:t>
-      </w:r>
-    </w:p>
-    <w:p>
-      <w:pPr>
-        <w:spacing w:line="336" w:lineRule="auto" w:after="180"/>
-      </w:pPr>
-      <w:r>
-        <w:rPr>
-          <w:b/>
-        </w:rPr>
-        <w:t>LOGIC STUDIO</w:t>
-      </w:r>
-    </w:p>
-    <w:p>
-      <w:pPr>
-        <w:spacing w:line="336" w:lineRule="auto" w:after="180"/>
-      </w:pPr>
-      <w:r>
-        <w:rPr>
-          <w:b w:val="0"/>
-        </w:rPr>
-        <w:t>Specify Before You Run</w:t>
-      </w:r>
-    </w:p>
-    <w:p>
-      <w:pPr>
-        <w:spacing w:line="336" w:lineRule="auto" w:after="180"/>
-      </w:pPr>
-      <w:r>
-        <w:rPr>
-          <w:b w:val="0"/>
-        </w:rPr>
-        <w:t>Prompts, schemas, retrieval, tool calls, and code are inspectable parts of one AI product.</w:t>
-      </w:r>
-    </w:p>
-    <w:p>
-      <w:r>
-        <w:drawing>
-          <wp:inline xmlns:a="http://schemas.openxmlformats.org/drawingml/2006/main" xmlns:pic="http://schemas.openxmlformats.org/drawingml/2006/picture">
-            <wp:extent cx="5486400" cy="1901952"/>
-            <wp:docPr id="17" name="Picture 17" descr="Logic tracing graphic for Verify Numbers and Dates"/>
-            <wp:cNvGraphicFramePr>
-              <a:graphicFrameLocks noChangeAspect="1"/>
-            </wp:cNvGraphicFramePr>
-            <a:graphic>
-              <a:graphicData uri="http://schemas.openxmlformats.org/drawingml/2006/picture">
-                <pic:pic>
-                  <pic:nvPicPr>
-                    <pic:cNvPr id="0" name="112c89216380e7327670e715cf532346aeed10eee4e4400b610a219e3e4bc9f9.png"/>
-                    <pic:cNvPicPr/>
-                  </pic:nvPicPr>
-                  <pic:blipFill>
-                    <a:blip r:embed="rId24"/>
-                    <a:stretch>
-                      <a:fillRect/>
-                    </a:stretch>
-                  </pic:blipFill>
-                  <pic:spPr>
-                    <a:xfrm>
-                      <a:off x="0" y="0"/>
-                      <a:ext cx="5486400" cy="1901952"/>
-                    </a:xfrm>
-                    <a:prstGeom prst="rect"/>
-                  </pic:spPr>
-                </pic:pic>
-              </a:graphicData>
-            </a:graphic>
-          </wp:inline>
-        </w:drawing>
-      </w:r>
-    </w:p>
-    <w:p>
-      <w:pPr>
-        <w:spacing w:line="336" w:lineRule="auto" w:after="180"/>
-      </w:pPr>
-      <w:r>
-        <w:rPr>
-          <w:b w:val="0"/>
-        </w:rPr>
-        <w:t xml:space="preserve">SET task, audience, constraints, </w:t>
-      </w:r>
-      <w:r>
-        <w:rPr>
-          <w:b/>
-        </w:rPr>
-        <w:t>output</w:t>
-      </w:r>
-      <w:r>
-        <w:rPr>
-          <w:b w:val="0"/>
-        </w:rPr>
-        <w:t>_schema</w:t>
-        <w:br/>
-        <w:t>LOAD approved_context or retrieval_result</w:t>
-        <w:br/>
-        <w:t>CALL model or allowed_tool</w:t>
-        <w:br/>
-        <w:t>VALIDATE fields, claims, citations, and safety</w:t>
-        <w:br/>
-        <w:t xml:space="preserve">IF </w:t>
-      </w:r>
-      <w:r>
-        <w:rPr>
-          <w:b/>
-        </w:rPr>
-        <w:t>evidence</w:t>
-      </w:r>
-      <w:r>
-        <w:rPr>
-          <w:b w:val="0"/>
-        </w:rPr>
-        <w:t xml:space="preserve"> missing: ask, retrieve, or abstain</w:t>
-        <w:br/>
-        <w:t xml:space="preserve">RETURN useful </w:t>
-      </w:r>
-      <w:r>
-        <w:rPr>
-          <w:b/>
-        </w:rPr>
-        <w:t>output</w:t>
-      </w:r>
-      <w:r>
-        <w:rPr>
-          <w:b w:val="0"/>
-        </w:rPr>
-        <w:t xml:space="preserve"> + source trail + limitations</w:t>
-      </w:r>
-    </w:p>
-    <w:p>
-      <w:pPr>
-        <w:spacing w:line="336" w:lineRule="auto" w:after="180"/>
-        <w:shd w:fill="F5F1FB"/>
-      </w:pPr>
-      <w:r>
-        <w:rPr>
-          <w:b w:val="0"/>
-        </w:rPr>
-        <w:t xml:space="preserve">Trace one </w:t>
-      </w:r>
-      <w:r>
-        <w:rPr>
-          <w:b/>
-        </w:rPr>
-        <w:t>input</w:t>
-      </w:r>
-      <w:r>
-        <w:rPr>
-          <w:b w:val="0"/>
-        </w:rPr>
-        <w:t>. Which line changes the state or chooses a path?</w:t>
-      </w:r>
-    </w:p>
-    <w:p>
-      <w:pPr>
-        <w:pStyle w:val="Heading3"/>
-      </w:pPr>
-      <w:r>
-        <w:t>Write or draw your reasoning and evidence.</w:t>
-      </w:r>
-    </w:p>
-    <w:p>
-      <w:r>
-        <w:t>________________________________________________________________</w:t>
-      </w:r>
-    </w:p>
-    <w:p>
-      <w:r>
-        <w:t>________________________________________________________________</w:t>
-      </w:r>
-    </w:p>
-    <w:p>
-      <w:r>
-        <w:t>________________________________________________________________</w:t>
-      </w:r>
-    </w:p>
-    <w:p>
-      <w:r>
-        <w:t>________________________________________________________________</w:t>
-      </w:r>
-    </w:p>
-    <w:p>
-      <w:r>
-        <w:t>________________________________________________________________</w:t>
-      </w:r>
-    </w:p>
-    <w:p>
-      <w:pPr>
-        <w:pStyle w:val="Heading3"/>
-      </w:pPr>
-      <w:r>
-        <w:t>A closer explanation</w:t>
-      </w:r>
-    </w:p>
-    <w:p>
-      <w:pPr>
-        <w:spacing w:line="336" w:lineRule="auto" w:after="180"/>
-      </w:pPr>
-      <w:r>
-        <w:rPr>
-          <w:b w:val="0"/>
-        </w:rPr>
         <w:t>Citation counts do not establish truth beyond the supplied sources or the correctness of uncited claims.</w:t>
-      </w:r>
-    </w:p>
-    <w:p>
-      <w:pPr>
-        <w:spacing w:line="336" w:lineRule="auto" w:after="180"/>
-      </w:pPr>
-      <w:r>
-        <w:rPr>
-          <w:b w:val="0"/>
-        </w:rPr>
-        <w:t>A useful check asks what would make the reasoning fail. Distinguish a failure to execute the declared procedure from a weakness in the procedure itself.</w:t>
-      </w:r>
-    </w:p>
-    <w:p>
-      <w:pPr>
-        <w:spacing w:line="336" w:lineRule="auto" w:after="180"/>
-      </w:pPr>
-      <w:r>
-        <w:rPr>
-          <w:b w:val="0"/>
-        </w:rPr>
-        <w:t xml:space="preserve">The first may require a correction; the second requires an explicitly revised method and new </w:t>
-      </w:r>
-      <w:r>
-        <w:rPr>
-          <w:b/>
-        </w:rPr>
-        <w:t>evidence</w:t>
-      </w:r>
-      <w:r>
-        <w:rPr>
-          <w:b w:val="0"/>
-        </w:rPr>
-        <w:t>. Preserve unsuccessful cases so an improved result cannot hide the original problem.</w:t>
-      </w:r>
-    </w:p>
-    <w:p>
-      <w:pPr>
-        <w:pStyle w:val="Heading3"/>
-      </w:pPr>
-      <w:r>
-        <w:t>Guided: restate the worked result, then name the assumption or limitation that prevents a broader conclusion.</w:t>
-      </w:r>
-    </w:p>
-    <w:p>
-      <w:r>
-        <w:t>________________________________________________________________</w:t>
-      </w:r>
-    </w:p>
-    <w:p>
-      <w:r>
-        <w:t>________________________________________________________________</w:t>
-      </w:r>
-    </w:p>
-    <w:p>
-      <w:r>
-        <w:t>________________________________________________________________</w:t>
-      </w:r>
-    </w:p>
-    <w:p>
-      <w:r>
-        <w:t>________________________________________________________________</w:t>
-      </w:r>
-    </w:p>
-    <w:p>
-      <w:r>
-        <w:t>________________________________________________________________</w:t>
       </w:r>
     </w:p>
     <w:p>
@@ -3624,21 +3490,21 @@
     </w:tbl>
     <w:p>
       <w:pPr>
+        <w:pStyle w:val="Heading3"/>
+      </w:pPr>
+      <w:r>
+        <w:t>Check your reasoning</w:t>
+      </w:r>
+    </w:p>
+    <w:p>
+      <w:pPr>
         <w:spacing w:line="336" w:lineRule="auto" w:after="180"/>
       </w:pPr>
       <w:r>
         <w:rPr>
           <w:b w:val="0"/>
         </w:rPr>
-        <w:t>Explain your trace to a partner. Your partner points to one step to check. Swap roles on the next case. Each person writes their own explanation.</w:t>
-      </w:r>
-    </w:p>
-    <w:p>
-      <w:pPr>
-        <w:pStyle w:val="Heading3"/>
-      </w:pPr>
-      <w:r>
-        <w:t>Check your reasoning</w:t>
+        <w:t>Use the worked case for Claim support and citation evaluation. Proposed explanation: “The worked result establishes every future case”. Decide whether this explanation is supported.</w:t>
       </w:r>
     </w:p>
     <w:p>
@@ -3649,7 +3515,7 @@
         <w:rPr>
           <w:b w:val="0"/>
         </w:rPr>
-        <w:t>Use the worked case for Claim support and citation evaluation. Proposed explanation: “The worked result establishes every future case”. Decide whether this explanation is supported.</w:t>
+        <w:t>Point to the step or supplied fact that decides; explain your repair if needed.</w:t>
       </w:r>
     </w:p>
     <w:p>
@@ -3660,7 +3526,15 @@
         <w:rPr>
           <w:b w:val="0"/>
         </w:rPr>
-        <w:t>Point to the step or supplied fact that decides; explain your repair if needed.</w:t>
+        <w:t>Answer on your own before discussion. If you are unsure, say which step you need help with.</w:t>
+      </w:r>
+    </w:p>
+    <w:p>
+      <w:pPr>
+        <w:pStyle w:val="Heading2"/>
+      </w:pPr>
+      <w:r>
+        <w:t>Earlier wording, alternatives and picture transcripts · reference / check after trying</w:t>
       </w:r>
     </w:p>
     <w:p>
@@ -3671,130 +3545,29 @@
         <w:rPr>
           <w:b w:val="0"/>
         </w:rPr>
-        <w:t>Answer on your own before discussion. If you are unsure, say which step you need help with.</w:t>
-      </w:r>
-    </w:p>
-    <w:p>
-      <w:pPr>
-        <w:pStyle w:val="Heading3"/>
-      </w:pPr>
-      <w:r>
-        <w:t>Explain the picture</w:t>
+        <w:t>LOGIC STUDIO</w:t>
       </w:r>
     </w:p>
     <w:p>
       <w:pPr>
         <w:spacing w:line="336" w:lineRule="auto" w:after="180"/>
-        <w:shd w:fill="F5F1FB"/>
       </w:pPr>
       <w:r>
         <w:rPr>
           <w:b w:val="0"/>
         </w:rPr>
-        <w:t xml:space="preserve">Which part can be corrected immediately from existing </w:t>
-      </w:r>
-      <w:r>
-        <w:rPr>
-          <w:b/>
-        </w:rPr>
-        <w:t>evidence</w:t>
-      </w:r>
+        <w:t>Specify Before You Run</w:t>
+      </w:r>
+    </w:p>
+    <w:p>
+      <w:pPr>
+        <w:spacing w:line="336" w:lineRule="auto" w:after="180"/>
+      </w:pPr>
       <w:r>
         <w:rPr>
           <w:b w:val="0"/>
         </w:rPr>
-        <w:t>, and which needs follow-up?</w:t>
-      </w:r>
-    </w:p>
-    <w:p>
-      <w:pPr>
-        <w:pStyle w:val="Heading3"/>
-      </w:pPr>
-      <w:r>
-        <w:t>My explanation using a pictured step and the given facts</w:t>
-      </w:r>
-    </w:p>
-    <w:p>
-      <w:r>
-        <w:t>________________________________________________________________</w:t>
-      </w:r>
-    </w:p>
-    <w:p>
-      <w:r>
-        <w:t>________________________________________________________________</w:t>
-      </w:r>
-    </w:p>
-    <w:p>
-      <w:r>
-        <w:t>________________________________________________________________</w:t>
-      </w:r>
-    </w:p>
-    <w:p>
-      <w:r>
-        <w:t>________________________________________________________________</w:t>
-      </w:r>
-    </w:p>
-    <w:p>
-      <w:pPr>
-        <w:spacing w:line="336" w:lineRule="auto" w:after="180"/>
-      </w:pPr>
-      <w:r>
-        <w:rPr>
-          <w:b w:val="0"/>
-        </w:rPr>
-        <w:t>This is supported practice. Keep the separately named independent case for an attempt before feedback.</w:t>
-      </w:r>
-    </w:p>
-    <w:p>
-      <w:pPr>
-        <w:pStyle w:val="Heading1"/>
-      </w:pPr>
-      <w:r>
-        <w:t>09. Run the investigation</w:t>
-      </w:r>
-    </w:p>
-    <w:p>
-      <w:r>
-        <w:t>Investigate Verify Numbers and Dates. Record the prediction, actual observation or labelled paper trace, explanation and next test separately.</w:t>
-      </w:r>
-    </w:p>
-    <w:p>
-      <w:pPr>
-        <w:spacing w:line="336" w:lineRule="auto" w:after="180"/>
-      </w:pPr>
-      <w:r>
-        <w:rPr>
-          <w:b/>
-        </w:rPr>
-        <w:t>EVIDENCE</w:t>
-      </w:r>
-      <w:r>
-        <w:rPr>
-          <w:b/>
-        </w:rPr>
-        <w:t xml:space="preserve"> LAB</w:t>
-      </w:r>
-    </w:p>
-    <w:p>
-      <w:pPr>
-        <w:spacing w:line="336" w:lineRule="auto" w:after="180"/>
-      </w:pPr>
-      <w:r>
-        <w:rPr>
-          <w:b w:val="0"/>
-        </w:rPr>
-        <w:t>Predict → Test → Record → Explain</w:t>
-      </w:r>
-    </w:p>
-    <w:p>
-      <w:pPr>
-        <w:spacing w:line="336" w:lineRule="auto" w:after="180"/>
-      </w:pPr>
-      <w:r>
-        <w:rPr>
-          <w:b w:val="0"/>
-        </w:rPr>
-        <w:t>Keep expected and actual results separate. Surprises are useful data when recorded honestly.</w:t>
+        <w:t>Prompts, schemas, retrieval, tool calls, and code are inspectable parts of one AI product.</w:t>
       </w:r>
     </w:p>
     <w:p>
@@ -3802,7 +3575,7 @@
         <w:drawing>
           <wp:inline xmlns:a="http://schemas.openxmlformats.org/drawingml/2006/main" xmlns:pic="http://schemas.openxmlformats.org/drawingml/2006/picture">
             <wp:extent cx="5486400" cy="1901952"/>
-            <wp:docPr id="18" name="Picture 18" descr="Evidence lab graphic for Verify Numbers and Dates"/>
+            <wp:docPr id="20" name="Picture 20" descr="Logic tracing graphic for Verify Numbers and Dates"/>
             <wp:cNvGraphicFramePr>
               <a:graphicFrameLocks noChangeAspect="1"/>
             </wp:cNvGraphicFramePr>
@@ -3810,11 +3583,11 @@
               <a:graphicData uri="http://schemas.openxmlformats.org/drawingml/2006/picture">
                 <pic:pic>
                   <pic:nvPicPr>
-                    <pic:cNvPr id="0" name="16cf61724f72ad53f873667abee5b4a5501a8cac86fcd72aa772abff7a8f05d7.png"/>
+                    <pic:cNvPr id="0" name="112c89216380e7327670e715cf532346aeed10eee4e4400b610a219e3e4bc9f9.png"/>
                     <pic:cNvPicPr/>
                   </pic:nvPicPr>
                   <pic:blipFill>
-                    <a:blip r:embed="rId25"/>
+                    <a:blip r:embed="rId23"/>
                     <a:stretch>
                       <a:fillRect/>
                     </a:stretch>
@@ -3841,19 +3614,479 @@
         <w:rPr>
           <w:b w:val="0"/>
         </w:rPr>
-        <w:t xml:space="preserve">Audit six claims for source, date, </w:t>
+        <w:t xml:space="preserve">SET task, audience, constraints, </w:t>
       </w:r>
       <w:r>
         <w:rPr>
           <w:b/>
         </w:rPr>
-        <w:t>unit</w:t>
+        <w:t>output</w:t>
       </w:r>
       <w:r>
         <w:rPr>
           <w:b w:val="0"/>
         </w:rPr>
-        <w:t>, denominator, and arithmetic; mark verified, corrected, or unresolved.</w:t>
+        <w:t>_schema</w:t>
+        <w:br/>
+        <w:t>LOAD approved_context or retrieval_result</w:t>
+        <w:br/>
+        <w:t>CALL model or allowed_tool</w:t>
+        <w:br/>
+        <w:t>VALIDATE fields, claims, citations, and safety</w:t>
+        <w:br/>
+        <w:t xml:space="preserve">IF </w:t>
+      </w:r>
+      <w:r>
+        <w:rPr>
+          <w:b/>
+        </w:rPr>
+        <w:t>evidence</w:t>
+      </w:r>
+      <w:r>
+        <w:rPr>
+          <w:b w:val="0"/>
+        </w:rPr>
+        <w:t xml:space="preserve"> missing: ask, retrieve, or abstain</w:t>
+        <w:br/>
+        <w:t xml:space="preserve">RETURN useful </w:t>
+      </w:r>
+      <w:r>
+        <w:rPr>
+          <w:b/>
+        </w:rPr>
+        <w:t>output</w:t>
+      </w:r>
+      <w:r>
+        <w:rPr>
+          <w:b w:val="0"/>
+        </w:rPr>
+        <w:t xml:space="preserve"> + source trail + limitations</w:t>
+      </w:r>
+    </w:p>
+    <w:p>
+      <w:pPr>
+        <w:spacing w:line="336" w:lineRule="auto" w:after="180"/>
+      </w:pPr>
+      <w:r>
+        <w:rPr>
+          <w:b w:val="0"/>
+        </w:rPr>
+        <w:t xml:space="preserve">Trace one </w:t>
+      </w:r>
+      <w:r>
+        <w:rPr>
+          <w:b/>
+        </w:rPr>
+        <w:t>input</w:t>
+      </w:r>
+      <w:r>
+        <w:rPr>
+          <w:b w:val="0"/>
+        </w:rPr>
+        <w:t>. Which line changes the state or chooses a path?</w:t>
+      </w:r>
+    </w:p>
+    <w:p>
+      <w:pPr>
+        <w:pStyle w:val="Heading3"/>
+      </w:pPr>
+      <w:r>
+        <w:t>Write or draw your reasoning and evidence.</w:t>
+      </w:r>
+    </w:p>
+    <w:p>
+      <w:r>
+        <w:t>________________________________________________________________</w:t>
+      </w:r>
+    </w:p>
+    <w:p>
+      <w:r>
+        <w:t>________________________________________________________________</w:t>
+      </w:r>
+    </w:p>
+    <w:p>
+      <w:r>
+        <w:t>________________________________________________________________</w:t>
+      </w:r>
+    </w:p>
+    <w:p>
+      <w:r>
+        <w:t>________________________________________________________________</w:t>
+      </w:r>
+    </w:p>
+    <w:p>
+      <w:r>
+        <w:t>________________________________________________________________</w:t>
+      </w:r>
+    </w:p>
+    <w:p>
+      <w:pPr>
+        <w:pStyle w:val="Heading3"/>
+      </w:pPr>
+      <w:r>
+        <w:t>A closer explanation</w:t>
+      </w:r>
+    </w:p>
+    <w:p>
+      <w:pPr>
+        <w:spacing w:line="336" w:lineRule="auto" w:after="180"/>
+      </w:pPr>
+      <w:r>
+        <w:rPr>
+          <w:b w:val="0"/>
+        </w:rPr>
+        <w:t>A useful check asks what would make the reasoning fail. Distinguish a failure to execute the declared procedure from a weakness in the procedure itself.</w:t>
+      </w:r>
+    </w:p>
+    <w:p>
+      <w:pPr>
+        <w:spacing w:line="336" w:lineRule="auto" w:after="180"/>
+      </w:pPr>
+      <w:r>
+        <w:rPr>
+          <w:b w:val="0"/>
+        </w:rPr>
+        <w:t xml:space="preserve">The first may require a correction; the second requires an explicitly revised method and new </w:t>
+      </w:r>
+      <w:r>
+        <w:rPr>
+          <w:b/>
+        </w:rPr>
+        <w:t>evidence</w:t>
+      </w:r>
+      <w:r>
+        <w:rPr>
+          <w:b w:val="0"/>
+        </w:rPr>
+        <w:t>. Preserve unsuccessful cases so an improved result cannot hide the original problem.</w:t>
+      </w:r>
+    </w:p>
+    <w:p>
+      <w:pPr>
+        <w:pStyle w:val="Heading3"/>
+      </w:pPr>
+      <w:r>
+        <w:t>Guided: restate the worked result, then name the assumption or limitation that prevents a broader conclusion.</w:t>
+      </w:r>
+    </w:p>
+    <w:p>
+      <w:r>
+        <w:t>________________________________________________________________</w:t>
+      </w:r>
+    </w:p>
+    <w:p>
+      <w:r>
+        <w:t>________________________________________________________________</w:t>
+      </w:r>
+    </w:p>
+    <w:p>
+      <w:r>
+        <w:t>________________________________________________________________</w:t>
+      </w:r>
+    </w:p>
+    <w:p>
+      <w:r>
+        <w:t>________________________________________________________________</w:t>
+      </w:r>
+    </w:p>
+    <w:p>
+      <w:r>
+        <w:t>________________________________________________________________</w:t>
+      </w:r>
+    </w:p>
+    <w:p>
+      <w:pPr>
+        <w:spacing w:line="336" w:lineRule="auto" w:after="180"/>
+      </w:pPr>
+      <w:r>
+        <w:rPr>
+          <w:b w:val="0"/>
+        </w:rPr>
+        <w:t>Explain your trace to a partner. Your partner points to one step to check. Swap roles on the next case. Each person writes their own explanation.</w:t>
+      </w:r>
+    </w:p>
+    <w:p>
+      <w:pPr>
+        <w:pStyle w:val="Heading1"/>
+      </w:pPr>
+      <w:r>
+        <w:t>09. Audit six complete number and date cards</w:t>
+      </w:r>
+    </w:p>
+    <w:p>
+      <w:r>
+        <w:t>Different checks reveal different failures.</w:t>
+      </w:r>
+    </w:p>
+    <w:p>
+      <w:pPr>
+        <w:pStyle w:val="Heading2"/>
+      </w:pPr>
+      <w:r>
+        <w:t>All supplied records and claims</w:t>
+      </w:r>
+    </w:p>
+    <w:tbl>
+      <w:tblPr>
+        <w:tblStyle w:val="LightShading-Accent1"/>
+        <w:tblW w:type="auto" w:w="0"/>
+        <w:tblLook w:firstColumn="1" w:firstRow="1" w:lastColumn="0" w:lastRow="0" w:noHBand="0" w:noVBand="1" w:val="04A0"/>
+      </w:tblPr>
+      <w:tblGrid>
+        <w:gridCol w:w="3408"/>
+        <w:gridCol w:w="3408"/>
+        <w:gridCol w:w="3408"/>
+      </w:tblGrid>
+      <w:tr>
+        <w:trPr>
+          <w:tblHeader/>
+        </w:trPr>
+        <w:tc>
+          <w:tcPr>
+            <w:tcW w:type="dxa" w:w="3408"/>
+          </w:tcPr>
+          <w:p>
+            <w:r>
+              <w:t>Card</w:t>
+            </w:r>
+          </w:p>
+        </w:tc>
+        <w:tc>
+          <w:tcPr>
+            <w:tcW w:type="dxa" w:w="3408"/>
+          </w:tcPr>
+          <w:p>
+            <w:r>
+              <w:t>Complete fictional record and draft</w:t>
+            </w:r>
+          </w:p>
+        </w:tc>
+        <w:tc>
+          <w:tcPr>
+            <w:tcW w:type="dxa" w:w="3408"/>
+          </w:tcPr>
+          <w:p>
+            <w:r>
+              <w:t>Audit question</w:t>
+            </w:r>
+          </w:p>
+        </w:tc>
+      </w:tr>
+      <w:tr>
+        <w:tc>
+          <w:tcPr>
+            <w:tcW w:type="dxa" w:w="3408"/>
+          </w:tcPr>
+          <w:p>
+            <w:r>
+              <w:t>A</w:t>
+            </w:r>
+          </w:p>
+        </w:tc>
+        <w:tc>
+          <w:tcPr>
+            <w:tcW w:type="dxa" w:w="3408"/>
+          </w:tcPr>
+          <w:p>
+            <w:r>
+              <w:t>Record: 15/20 trials passed. Draft: 70%.</w:t>
+            </w:r>
+          </w:p>
+        </w:tc>
+        <w:tc>
+          <w:tcPr>
+            <w:tcW w:type="dxa" w:w="3408"/>
+          </w:tcPr>
+          <w:p>
+            <w:r>
+              <w:t>Recompute using the recorded denominator.</w:t>
+            </w:r>
+          </w:p>
+        </w:tc>
+      </w:tr>
+      <w:tr>
+        <w:tc>
+          <w:tcPr>
+            <w:tcW w:type="dxa" w:w="3408"/>
+          </w:tcPr>
+          <w:p>
+            <w:r>
+              <w:t>B</w:t>
+            </w:r>
+          </w:p>
+        </w:tc>
+        <w:tc>
+          <w:tcPr>
+            <w:tcW w:type="dxa" w:w="3408"/>
+          </w:tcPr>
+          <w:p>
+            <w:r>
+              <w:t>Run A: 7/10 passed. Run B: 8/10 passed. Draft cites A and claims 80%.</w:t>
+            </w:r>
+          </w:p>
+        </w:tc>
+        <w:tc>
+          <w:tcPr>
+            <w:tcW w:type="dxa" w:w="3408"/>
+          </w:tcPr>
+          <w:p>
+            <w:r>
+              <w:t>Check run identity before calculation.</w:t>
+            </w:r>
+          </w:p>
+        </w:tc>
+      </w:tr>
+      <w:tr>
+        <w:tc>
+          <w:tcPr>
+            <w:tcW w:type="dxa" w:w="3408"/>
+          </w:tcPr>
+          <w:p>
+            <w:r>
+              <w:t>C</w:t>
+            </w:r>
+          </w:p>
+        </w:tc>
+        <w:tc>
+          <w:tcPr>
+            <w:tcW w:type="dxa" w:w="3408"/>
+          </w:tcPr>
+          <w:p>
+            <w:r>
+              <w:t>Route legs: 2 km and 500 m. Draft: total 502 km. Given 1 km = 1000 m.</w:t>
+            </w:r>
+          </w:p>
+        </w:tc>
+        <w:tc>
+          <w:tcPr>
+            <w:tcW w:type="dxa" w:w="3408"/>
+          </w:tcPr>
+          <w:p>
+            <w:r>
+              <w:t>Convert to the same unit.</w:t>
+            </w:r>
+          </w:p>
+        </w:tc>
+      </w:tr>
+      <w:tr>
+        <w:tc>
+          <w:tcPr>
+            <w:tcW w:type="dxa" w:w="3408"/>
+          </w:tcPr>
+          <w:p>
+            <w:r>
+              <w:t>D</w:t>
+            </w:r>
+          </w:p>
+        </w:tc>
+        <w:tc>
+          <w:tcPr>
+            <w:tcW w:type="dxa" w:w="3408"/>
+          </w:tcPr>
+          <w:p>
+            <w:r>
+              <w:t>Draft meeting date: June 31. June has 30 days. No organiser notice supplied.</w:t>
+            </w:r>
+          </w:p>
+        </w:tc>
+        <w:tc>
+          <w:tcPr>
+            <w:tcW w:type="dxa" w:w="3408"/>
+          </w:tcPr>
+          <w:p>
+            <w:r>
+              <w:t>Reject invalidity without guessing intent.</w:t>
+            </w:r>
+          </w:p>
+        </w:tc>
+      </w:tr>
+      <w:tr>
+        <w:tc>
+          <w:tcPr>
+            <w:tcW w:type="dxa" w:w="3408"/>
+          </w:tcPr>
+          <w:p>
+            <w:r>
+              <w:t>E</w:t>
+            </w:r>
+          </w:p>
+        </w:tc>
+        <w:tc>
+          <w:tcPr>
+            <w:tcW w:type="dxa" w:w="3408"/>
+          </w:tcPr>
+          <w:p>
+            <w:r>
+              <w:t>Approved fictional notice states 2026-06-30; draft repeats 2026-06-30.</w:t>
+            </w:r>
+          </w:p>
+        </w:tc>
+        <w:tc>
+          <w:tcPr>
+            <w:tcW w:type="dxa" w:w="3408"/>
+          </w:tcPr>
+          <w:p>
+            <w:r>
+              <w:t>Check calendar validity and source support separately.</w:t>
+            </w:r>
+          </w:p>
+        </w:tc>
+      </w:tr>
+      <w:tr>
+        <w:tc>
+          <w:tcPr>
+            <w:tcW w:type="dxa" w:w="3408"/>
+          </w:tcPr>
+          <w:p>
+            <w:r>
+              <w:t>F</w:t>
+            </w:r>
+          </w:p>
+        </w:tc>
+        <w:tc>
+          <w:tcPr>
+            <w:tcW w:type="dxa" w:w="3408"/>
+          </w:tcPr>
+          <w:p>
+            <w:r>
+              <w:t>Draft date: 03/04/2026. No date-format convention or original notice supplied.</w:t>
+            </w:r>
+          </w:p>
+        </w:tc>
+        <w:tc>
+          <w:tcPr>
+            <w:tcW w:type="dxa" w:w="3408"/>
+          </w:tcPr>
+          <w:p>
+            <w:r>
+              <w:t>Preserve ambiguity rather than assuming month/day order.</w:t>
+            </w:r>
+          </w:p>
+        </w:tc>
+      </w:tr>
+    </w:tbl>
+    <w:p>
+      <w:pPr>
+        <w:pStyle w:val="Heading2"/>
+      </w:pPr>
+      <w:r>
+        <w:t>Build a correction and uncertainty record</w:t>
+      </w:r>
+    </w:p>
+    <w:p>
+      <w:pPr>
+        <w:pStyle w:val="ListNumber"/>
+      </w:pPr>
+      <w:r>
+        <w:t>For each card, record the source ID, given values and units, deciding check, supported correction and remaining uncertainty. A: 75%. B: A gives 70%; B’s 80% cannot support a claim citing A. C: 500 m = 0.5 km, so total 2.5 km. D: invalid date; intended date unknown. E: the date is valid and matches the supplied approved notice; this is not external authentication. F: both March 4 and April 3 fit common conventions; request the original source or an explicit format. These are supplied classroom records, not real experiments. A valid date alone would not establish an event’s intended date. Keep the selected independent assessment withheld.</w:t>
+      </w:r>
+    </w:p>
+    <w:p>
+      <w:pPr>
+        <w:pStyle w:val="Heading2"/>
+      </w:pPr>
+      <w:r>
+        <w:t>Keep the evidence</w:t>
       </w:r>
     </w:p>
     <w:tbl>
@@ -4104,7 +4337,6 @@
     <w:p>
       <w:pPr>
         <w:spacing w:line="336" w:lineRule="auto" w:after="180"/>
-        <w:shd w:fill="F5F1FB"/>
       </w:pPr>
       <w:r>
         <w:rPr>
@@ -4148,6 +4380,123 @@
     </w:p>
     <w:p>
       <w:pPr>
+        <w:spacing w:line="336" w:lineRule="auto" w:after="180"/>
+      </w:pPr>
+      <w:r>
+        <w:rPr>
+          <w:b w:val="0"/>
+        </w:rPr>
+        <w:t>Before trying: what do I expect, and why? While trying: which step could first go wrong? Afterwards: what did I actually observe, and what should change? Keep “not run” if you only traced the procedure.</w:t>
+      </w:r>
+    </w:p>
+    <w:p>
+      <w:pPr>
+        <w:pStyle w:val="Heading2"/>
+      </w:pPr>
+      <w:r>
+        <w:t>Earlier wording, alternatives and picture transcripts · reference / check after trying</w:t>
+      </w:r>
+    </w:p>
+    <w:p>
+      <w:pPr>
+        <w:spacing w:line="336" w:lineRule="auto" w:after="180"/>
+      </w:pPr>
+      <w:r>
+        <w:rPr>
+          <w:b/>
+        </w:rPr>
+        <w:t>EVIDENCE</w:t>
+      </w:r>
+      <w:r>
+        <w:rPr>
+          <w:b w:val="0"/>
+        </w:rPr>
+        <w:t xml:space="preserve"> LAB</w:t>
+      </w:r>
+    </w:p>
+    <w:p>
+      <w:pPr>
+        <w:spacing w:line="336" w:lineRule="auto" w:after="180"/>
+      </w:pPr>
+      <w:r>
+        <w:rPr>
+          <w:b w:val="0"/>
+        </w:rPr>
+        <w:t>Predict → Test → Record → Explain</w:t>
+      </w:r>
+    </w:p>
+    <w:p>
+      <w:pPr>
+        <w:spacing w:line="336" w:lineRule="auto" w:after="180"/>
+      </w:pPr>
+      <w:r>
+        <w:rPr>
+          <w:b w:val="0"/>
+        </w:rPr>
+        <w:t>Keep expected and actual results separate. Surprises are useful data when recorded honestly.</w:t>
+      </w:r>
+    </w:p>
+    <w:p>
+      <w:r>
+        <w:drawing>
+          <wp:inline xmlns:a="http://schemas.openxmlformats.org/drawingml/2006/main" xmlns:pic="http://schemas.openxmlformats.org/drawingml/2006/picture">
+            <wp:extent cx="5486400" cy="1901952"/>
+            <wp:docPr id="21" name="Picture 21" descr="Evidence lab graphic for Verify Numbers and Dates"/>
+            <wp:cNvGraphicFramePr>
+              <a:graphicFrameLocks noChangeAspect="1"/>
+            </wp:cNvGraphicFramePr>
+            <a:graphic>
+              <a:graphicData uri="http://schemas.openxmlformats.org/drawingml/2006/picture">
+                <pic:pic>
+                  <pic:nvPicPr>
+                    <pic:cNvPr id="0" name="16cf61724f72ad53f873667abee5b4a5501a8cac86fcd72aa772abff7a8f05d7.png"/>
+                    <pic:cNvPicPr/>
+                  </pic:nvPicPr>
+                  <pic:blipFill>
+                    <a:blip r:embed="rId24"/>
+                    <a:stretch>
+                      <a:fillRect/>
+                    </a:stretch>
+                  </pic:blipFill>
+                  <pic:spPr>
+                    <a:xfrm>
+                      <a:off x="0" y="0"/>
+                      <a:ext cx="5486400" cy="1901952"/>
+                    </a:xfrm>
+                    <a:prstGeom prst="rect"/>
+                  </pic:spPr>
+                </pic:pic>
+              </a:graphicData>
+            </a:graphic>
+          </wp:inline>
+        </w:drawing>
+      </w:r>
+    </w:p>
+    <w:p>
+      <w:pPr>
+        <w:spacing w:line="336" w:lineRule="auto" w:after="180"/>
+      </w:pPr>
+      <w:r>
+        <w:rPr>
+          <w:b w:val="0"/>
+        </w:rPr>
+        <w:t xml:space="preserve">Audit the six supplied numeric and date cards. Check source identity, denominators, </w:t>
+      </w:r>
+      <w:r>
+        <w:rPr>
+          <w:b/>
+        </w:rPr>
+        <w:t>unit</w:t>
+      </w:r>
+      <w:r>
+        <w:rPr>
+          <w:b w:val="0"/>
+        </w:rPr>
+        <w:t xml:space="preserve"> conversion, calendar validity and ambiguous formats. Record supported corrections and unresolved intent separately; these are fictional records, not live model results.</w:t>
+      </w:r>
+    </w:p>
+    <w:p>
+      <w:pPr>
         <w:pStyle w:val="Heading3"/>
       </w:pPr>
       <w:r>
@@ -4156,13 +4505,512 @@
     </w:p>
     <w:p>
       <w:pPr>
+        <w:pStyle w:val="Heading1"/>
+      </w:pPr>
+      <w:r>
+        <w:t>14. Try alone: audit a fresh percentage and deadline</w:t>
+      </w:r>
+    </w:p>
+    <w:p>
+      <w:r>
+        <w:t>Keep this first attempt separate from supported practice.</w:t>
+      </w:r>
+    </w:p>
+    <w:p>
+      <w:pPr>
+        <w:pStyle w:val="Heading2"/>
+      </w:pPr>
+      <w:r>
+        <w:t>Independent record and scope</w:t>
+      </w:r>
+    </w:p>
+    <w:p>
+      <w:pPr>
         <w:spacing w:line="336" w:lineRule="auto" w:after="180"/>
       </w:pPr>
       <w:r>
         <w:rPr>
           <w:b w:val="0"/>
         </w:rPr>
-        <w:t>Before trying: what do I expect, and why? While trying: which step could first go wrong? Afterwards: what did I actually observe, and what should change? Keep “not run” if you only traced the procedure.</w:t>
+        <w:t>A draft claims18 of24 learners is</w:t>
+      </w:r>
+      <w:r>
+        <w:rPr>
+          <w:b/>
+        </w:rPr>
+        <w:t>60%</w:t>
+      </w:r>
+      <w:r>
+        <w:rPr>
+          <w:b w:val="0"/>
+        </w:rPr>
+        <w:t>, and gives an April31 deadline. Check both statements without inventing a deadline.</w:t>
+      </w:r>
+    </w:p>
+    <w:p>
+      <w:pPr>
+        <w:spacing w:line="336" w:lineRule="auto" w:after="180"/>
+      </w:pPr>
+      <w:r>
+        <w:rPr>
+          <w:b w:val="0"/>
+        </w:rPr>
+        <w:t>Use only the supplied learner counts, claimed percentage and deadline. Show your checks and identify any additional source needed. No actual attendance data or approved deadline notice is supplied.</w:t>
+      </w:r>
+    </w:p>
+    <w:p>
+      <w:pPr>
+        <w:pStyle w:val="Heading2"/>
+      </w:pPr>
+      <w:r>
+        <w:t>Your first attempt and help record</w:t>
+      </w:r>
+    </w:p>
+    <w:p>
+      <w:pPr>
+        <w:pStyle w:val="Heading3"/>
+      </w:pPr>
+      <w:r>
+        <w:t>My independent explanation, trace and limits</w:t>
+      </w:r>
+    </w:p>
+    <w:p>
+      <w:r>
+        <w:t>________________________________________________________________</w:t>
+      </w:r>
+    </w:p>
+    <w:p>
+      <w:r>
+        <w:t>________________________________________________________________</w:t>
+      </w:r>
+    </w:p>
+    <w:p>
+      <w:r>
+        <w:t>________________________________________________________________</w:t>
+      </w:r>
+    </w:p>
+    <w:p>
+      <w:r>
+        <w:t>________________________________________________________________</w:t>
+      </w:r>
+    </w:p>
+    <w:p>
+      <w:r>
+        <w:t>________________________________________________________________</w:t>
+      </w:r>
+    </w:p>
+    <w:p>
+      <w:r>
+        <w:t>________________________________________________________________</w:t>
+      </w:r>
+    </w:p>
+    <w:p>
+      <w:r>
+        <w:t>________________________________________________________________</w:t>
+      </w:r>
+    </w:p>
+    <w:p>
+      <w:pPr>
+        <w:spacing w:line="336" w:lineRule="auto" w:after="180"/>
+      </w:pPr>
+      <w:r>
+        <w:rPr>
+          <w:b w:val="0"/>
+        </w:rPr>
+        <w:t>Attempt this case before feedback. Record any help. Earlier examples below are further practice; a case already practised with feedback cannot establish fresh transfer.</w:t>
+      </w:r>
+    </w:p>
+    <w:p>
+      <w:pPr>
+        <w:spacing w:line="336" w:lineRule="auto" w:after="180"/>
+      </w:pPr>
+      <w:r>
+        <w:rPr>
+          <w:b w:val="0"/>
+        </w:rPr>
+        <w:t xml:space="preserve">Your teacher has the independent answer and scoring criteria. Complete the matching workbook week to keep your practice </w:t>
+      </w:r>
+      <w:r>
+        <w:rPr>
+          <w:b/>
+        </w:rPr>
+        <w:t>evidence</w:t>
+      </w:r>
+      <w:r>
+        <w:rPr>
+          <w:b w:val="0"/>
+        </w:rPr>
+        <w:t xml:space="preserve"> together.</w:t>
+      </w:r>
+    </w:p>
+    <w:p>
+      <w:pPr>
+        <w:pStyle w:val="Heading2"/>
+      </w:pPr>
+      <w:r>
+        <w:t>Use feedback afterwards</w:t>
+      </w:r>
+    </w:p>
+    <w:p>
+      <w:pPr>
+        <w:spacing w:line="336" w:lineRule="auto" w:after="180"/>
+      </w:pPr>
+      <w:r>
+        <w:rPr>
+          <w:b w:val="0"/>
+        </w:rPr>
+        <w:t>Attempt the independent case before hints. Record whether you worked alone, used a hint or followed a model. After feedback, fix the first unsupported step and explain why it changed.</w:t>
+      </w:r>
+    </w:p>
+    <w:p>
+      <w:pPr>
+        <w:spacing w:line="336" w:lineRule="auto" w:after="180"/>
+      </w:pPr>
+      <w:r>
+        <w:rPr>
+          <w:b w:val="0"/>
+        </w:rPr>
+        <w:t>A later check uses a changed case, not a copied answer.</w:t>
+      </w:r>
+    </w:p>
+    <w:p>
+      <w:pPr>
+        <w:pStyle w:val="Heading2"/>
+      </w:pPr>
+      <w:r>
+        <w:t>Earlier wording, alternatives and picture transcripts · reference / check after trying</w:t>
+      </w:r>
+    </w:p>
+    <w:p>
+      <w:pPr>
+        <w:pStyle w:val="Heading3"/>
+      </w:pPr>
+      <w:r>
+        <w:t>Independent case: Changed independent case</w:t>
+      </w:r>
+    </w:p>
+    <w:p>
+      <w:pPr>
+        <w:pStyle w:val="Heading3"/>
+      </w:pPr>
+      <w:r>
+        <w:t>Week 16 Independent application</w:t>
+      </w:r>
+    </w:p>
+    <w:p>
+      <w:pPr>
+        <w:spacing w:line="336" w:lineRule="auto" w:after="180"/>
+      </w:pPr>
+      <w:r>
+        <w:rPr>
+          <w:b w:val="0"/>
+        </w:rPr>
+        <w:t>Close the worked explanation. Apply the idea to this different question without copying.</w:t>
+      </w:r>
+    </w:p>
+    <w:p>
+      <w:pPr>
+        <w:spacing w:line="336" w:lineRule="auto" w:after="180"/>
+      </w:pPr>
+      <w:r>
+        <w:rPr>
+          <w:b w:val="0"/>
+        </w:rPr>
+        <w:t xml:space="preserve">A report says 12 of 40 responses is 40%. </w:t>
+      </w:r>
+      <w:r>
+        <w:rPr>
+          <w:b/>
+        </w:rPr>
+        <w:t>Recalculate</w:t>
+      </w:r>
+      <w:r>
+        <w:rPr>
+          <w:b w:val="0"/>
+        </w:rPr>
+        <w:t xml:space="preserve"> and state the correction with the denominator.</w:t>
+      </w:r>
+    </w:p>
+    <w:p>
+      <w:pPr>
+        <w:spacing w:line="336" w:lineRule="auto" w:after="180"/>
+      </w:pPr>
+      <w:r>
+        <w:rPr>
+          <w:b w:val="0"/>
+        </w:rPr>
+        <w:t xml:space="preserve">My answer, with a trace, calculation or supporting </w:t>
+      </w:r>
+      <w:r>
+        <w:rPr>
+          <w:b/>
+        </w:rPr>
+        <w:t>evidence</w:t>
+      </w:r>
+    </w:p>
+    <w:p>
+      <w:pPr>
+        <w:pStyle w:val="Heading3"/>
+      </w:pPr>
+      <w:r>
+        <w:t>Write or draw your reasoning and evidence.</w:t>
+      </w:r>
+    </w:p>
+    <w:p>
+      <w:r>
+        <w:t>________________________________________________________________</w:t>
+      </w:r>
+    </w:p>
+    <w:p>
+      <w:r>
+        <w:t>________________________________________________________________</w:t>
+      </w:r>
+    </w:p>
+    <w:p>
+      <w:r>
+        <w:t>________________________________________________________________</w:t>
+      </w:r>
+    </w:p>
+    <w:p>
+      <w:r>
+        <w:t>________________________________________________________________</w:t>
+      </w:r>
+    </w:p>
+    <w:p>
+      <w:r>
+        <w:t>________________________________________________________________</w:t>
+      </w:r>
+    </w:p>
+    <w:p>
+      <w:pPr>
+        <w:pStyle w:val="Heading3"/>
+      </w:pPr>
+      <w:r>
+        <w:t>Create and test</w:t>
+      </w:r>
+    </w:p>
+    <w:p>
+      <w:pPr>
+        <w:spacing w:line="336" w:lineRule="auto" w:after="180"/>
+      </w:pPr>
+      <w:r>
+        <w:rPr>
+          <w:b w:val="0"/>
+        </w:rPr>
+        <w:t>Change one relevant detail. Predict the result before testing. Include a boundary or missing-information case when it helps reveal a limit.</w:t>
+      </w:r>
+    </w:p>
+    <w:p>
+      <w:pPr>
+        <w:spacing w:line="336" w:lineRule="auto" w:after="180"/>
+      </w:pPr>
+      <w:r>
+        <w:rPr>
+          <w:b w:val="0"/>
+        </w:rPr>
+        <w:t xml:space="preserve">My changed </w:t>
+      </w:r>
+      <w:r>
+        <w:rPr>
+          <w:b/>
+        </w:rPr>
+        <w:t>input</w:t>
+      </w:r>
+      <w:r>
+        <w:rPr>
+          <w:b w:val="0"/>
+        </w:rPr>
+        <w:t xml:space="preserve"> and expected result</w:t>
+      </w:r>
+    </w:p>
+    <w:p>
+      <w:pPr>
+        <w:pStyle w:val="Heading3"/>
+      </w:pPr>
+      <w:r>
+        <w:t>Write or draw your reasoning and evidence.</w:t>
+      </w:r>
+    </w:p>
+    <w:p>
+      <w:r>
+        <w:t>________________________________________________________________</w:t>
+      </w:r>
+    </w:p>
+    <w:p>
+      <w:r>
+        <w:t>________________________________________________________________</w:t>
+      </w:r>
+    </w:p>
+    <w:p>
+      <w:r>
+        <w:t>________________________________________________________________</w:t>
+      </w:r>
+    </w:p>
+    <w:p>
+      <w:r>
+        <w:t>________________________________________________________________</w:t>
+      </w:r>
+    </w:p>
+    <w:p>
+      <w:r>
+        <w:t>________________________________________________________________</w:t>
+      </w:r>
+    </w:p>
+    <w:p>
+      <w:pPr>
+        <w:pStyle w:val="Heading3"/>
+      </w:pPr>
+      <w:r>
+        <w:t>Connect to your project</w:t>
+      </w:r>
+    </w:p>
+    <w:p>
+      <w:pPr>
+        <w:spacing w:line="336" w:lineRule="auto" w:after="180"/>
+      </w:pPr>
+      <w:r>
+        <w:rPr>
+          <w:b w:val="0"/>
+        </w:rPr>
+        <w:t>Route arithmetic to a calculator and dates to direct sources before presenting them.</w:t>
+      </w:r>
+    </w:p>
+    <w:p>
+      <w:pPr>
+        <w:spacing w:line="336" w:lineRule="auto" w:after="180"/>
+      </w:pPr>
+      <w:r>
+        <w:rPr>
+          <w:b w:val="0"/>
+        </w:rPr>
+        <w:t xml:space="preserve">The </w:t>
+      </w:r>
+      <w:r>
+        <w:rPr>
+          <w:b/>
+        </w:rPr>
+        <w:t>evidence</w:t>
+      </w:r>
+      <w:r>
+        <w:rPr>
+          <w:b w:val="0"/>
+        </w:rPr>
+        <w:t xml:space="preserve"> I will keep</w:t>
+      </w:r>
+    </w:p>
+    <w:p>
+      <w:pPr>
+        <w:pStyle w:val="Heading3"/>
+      </w:pPr>
+      <w:r>
+        <w:t>Write or draw your reasoning and evidence.</w:t>
+      </w:r>
+    </w:p>
+    <w:p>
+      <w:r>
+        <w:t>________________________________________________________________</w:t>
+      </w:r>
+    </w:p>
+    <w:p>
+      <w:r>
+        <w:t>________________________________________________________________</w:t>
+      </w:r>
+    </w:p>
+    <w:p>
+      <w:r>
+        <w:t>________________________________________________________________</w:t>
+      </w:r>
+    </w:p>
+    <w:p>
+      <w:r>
+        <w:t>________________________________________________________________</w:t>
+      </w:r>
+    </w:p>
+    <w:p>
+      <w:r>
+        <w:t>________________________________________________________________</w:t>
+      </w:r>
+    </w:p>
+    <w:p>
+      <w:pPr>
+        <w:pStyle w:val="Heading3"/>
+      </w:pPr>
+      <w:r>
+        <w:t>Transfer practice from the original programme</w:t>
+      </w:r>
+    </w:p>
+    <w:p>
+      <w:pPr>
+        <w:spacing w:line="336" w:lineRule="auto" w:after="180"/>
+      </w:pPr>
+      <w:r>
+        <w:rPr>
+          <w:b w:val="0"/>
+        </w:rPr>
+        <w:t>A report says 21/28=</w:t>
+      </w:r>
+      <w:r>
+        <w:rPr>
+          <w:b/>
+        </w:rPr>
+        <w:t>70%</w:t>
+      </w:r>
+      <w:r>
+        <w:rPr>
+          <w:b w:val="0"/>
+        </w:rPr>
+        <w:t xml:space="preserve"> and gives February 30 as the deadline. Correct what can be computed and identify what must be checked externally.</w:t>
+      </w:r>
+    </w:p>
+    <w:p>
+      <w:pPr>
+        <w:pStyle w:val="Heading3"/>
+      </w:pPr>
+      <w:r>
+        <w:t>Explain the mechanism, evidence and one limit.</w:t>
+      </w:r>
+    </w:p>
+    <w:p>
+      <w:r>
+        <w:t>________________________________________________________________</w:t>
+      </w:r>
+    </w:p>
+    <w:p>
+      <w:r>
+        <w:t>________________________________________________________________</w:t>
+      </w:r>
+    </w:p>
+    <w:p>
+      <w:r>
+        <w:t>________________________________________________________________</w:t>
+      </w:r>
+    </w:p>
+    <w:p>
+      <w:r>
+        <w:t>________________________________________________________________</w:t>
+      </w:r>
+    </w:p>
+    <w:p>
+      <w:r>
+        <w:t>________________________________________________________________</w:t>
+      </w:r>
+    </w:p>
+    <w:p>
+      <w:r>
+        <w:t>________________________________________________________________</w:t>
+      </w:r>
+    </w:p>
+    <w:p>
+      <w:r>
+        <w:t>________________________________________________________________</w:t>
+      </w:r>
+    </w:p>
+    <w:p>
+      <w:pPr>
+        <w:pStyle w:val="Heading3"/>
+      </w:pPr>
+      <w:r>
+        <w:t>Use feedback to improve</w:t>
       </w:r>
     </w:p>
     <w:p>
@@ -4170,12 +5018,20 @@
         <w:pStyle w:val="Heading1"/>
       </w:pPr>
       <w:r>
-        <w:t>10. Build your understanding</w:t>
-      </w:r>
-    </w:p>
-    <w:p>
-      <w:r>
-        <w:t>Move from recall to tracing, diagnosis and transfer in Verify Numbers and Dates. Explain why each step is justified.</w:t>
+        <w:t>11. Keep the project’s correction trail</w:t>
+      </w:r>
+    </w:p>
+    <w:p>
+      <w:r>
+        <w:t>Make each calculated value reproducible.</w:t>
+      </w:r>
+    </w:p>
+    <w:p>
+      <w:pPr>
+        <w:pStyle w:val="Heading2"/>
+      </w:pPr>
+      <w:r>
+        <w:t>This week’s contribution</w:t>
       </w:r>
     </w:p>
     <w:p>
@@ -4184,7 +5040,1022 @@
       </w:pPr>
       <w:r>
         <w:rPr>
+          <w:b w:val="0"/>
+        </w:rPr>
+        <w:t>For the Verified Study Buddy, store the source/run ID, original claim, counts and units, calculation, rounding policy and unresolved fields. For a date, store both its calendar-validity result and the source that authorises the event date. A calculator verifies an operation, not the truth of its inputs. Ask for missing evidence instead of filling a deadline with the nearest valid day.</w:t>
+      </w:r>
+    </w:p>
+    <w:p>
+      <w:pPr>
+        <w:spacing w:line="336" w:lineRule="auto" w:after="180"/>
+      </w:pPr>
+      <w:r>
+        <w:rPr>
+          <w:b w:val="0"/>
+        </w:rPr>
+        <w:t xml:space="preserve">Make Study Buddy check quantities, </w:t>
+      </w:r>
+      <w:r>
+        <w:rPr>
           <w:b/>
+        </w:rPr>
+        <w:t>unit</w:t>
+      </w:r>
+      <w:r>
+        <w:rPr>
+          <w:b w:val="0"/>
+        </w:rPr>
+        <w:t>s, dates and source support separately; record unresolved fields instead of guessing.</w:t>
+      </w:r>
+    </w:p>
+    <w:p>
+      <w:pPr>
+        <w:pStyle w:val="Heading2"/>
+      </w:pPr>
+      <w:r>
+        <w:t>Retain the checkpoint and human choice</w:t>
+      </w:r>
+    </w:p>
+    <w:p>
+      <w:pPr>
+        <w:spacing w:line="336" w:lineRule="auto" w:after="180"/>
+      </w:pPr>
+      <w:r>
+        <w:rPr>
+          <w:b w:val="0"/>
+        </w:rPr>
+        <w:t>THIS WEEK’S CHECKPOINT  Route arithmetic to a calculator and dates to direct sources before presenting them.</w:t>
+      </w:r>
+    </w:p>
+    <w:p>
+      <w:pPr>
+        <w:spacing w:line="336" w:lineRule="auto" w:after="180"/>
+      </w:pPr>
+      <w:r>
+        <w:rPr>
+          <w:b w:val="0"/>
+        </w:rPr>
+        <w:t xml:space="preserve">SYSTEM MAP  Learner need → prompt/schema → approved sources/retrieval → model/tool → structured answer → verification → </w:t>
+      </w:r>
+      <w:r>
+        <w:rPr>
+          <w:b/>
+        </w:rPr>
+        <w:t>human decision</w:t>
+      </w:r>
+    </w:p>
+    <w:p>
+      <w:pPr>
+        <w:spacing w:line="336" w:lineRule="auto" w:after="180"/>
+      </w:pPr>
+      <w:r>
+        <w:rPr>
+          <w:b w:val="0"/>
+        </w:rPr>
+        <w:t>What will you add, change, or verify in the project this week?</w:t>
+      </w:r>
+    </w:p>
+    <w:p>
+      <w:pPr>
+        <w:pStyle w:val="Heading3"/>
+      </w:pPr>
+      <w:r>
+        <w:t>Write or draw your reasoning and evidence.</w:t>
+      </w:r>
+    </w:p>
+    <w:p>
+      <w:r>
+        <w:t>________________________________________________________________</w:t>
+      </w:r>
+    </w:p>
+    <w:p>
+      <w:r>
+        <w:t>________________________________________________________________</w:t>
+      </w:r>
+    </w:p>
+    <w:p>
+      <w:r>
+        <w:t>________________________________________________________________</w:t>
+      </w:r>
+    </w:p>
+    <w:p>
+      <w:r>
+        <w:t>________________________________________________________________</w:t>
+      </w:r>
+    </w:p>
+    <w:p>
+      <w:r>
+        <w:t>________________________________________________________________</w:t>
+      </w:r>
+    </w:p>
+    <w:p>
+      <w:pPr>
+        <w:spacing w:line="336" w:lineRule="auto" w:after="180"/>
+      </w:pPr>
+      <w:r>
+        <w:rPr>
+          <w:b w:val="0"/>
+        </w:rPr>
+        <w:t xml:space="preserve">What should remain under </w:t>
+      </w:r>
+      <w:r>
+        <w:rPr>
+          <w:b/>
+        </w:rPr>
+        <w:t>human control</w:t>
+      </w:r>
+      <w:r>
+        <w:rPr>
+          <w:b w:val="0"/>
+        </w:rPr>
+        <w:t>?</w:t>
+      </w:r>
+    </w:p>
+    <w:p>
+      <w:pPr>
+        <w:pStyle w:val="Heading3"/>
+      </w:pPr>
+      <w:r>
+        <w:t>Write or draw your reasoning and evidence.</w:t>
+      </w:r>
+    </w:p>
+    <w:p>
+      <w:r>
+        <w:t>________________________________________________________________</w:t>
+      </w:r>
+    </w:p>
+    <w:p>
+      <w:r>
+        <w:t>________________________________________________________________</w:t>
+      </w:r>
+    </w:p>
+    <w:p>
+      <w:r>
+        <w:t>________________________________________________________________</w:t>
+      </w:r>
+    </w:p>
+    <w:p>
+      <w:r>
+        <w:t>________________________________________________________________</w:t>
+      </w:r>
+    </w:p>
+    <w:p>
+      <w:r>
+        <w:t>________________________________________________________________</w:t>
+      </w:r>
+    </w:p>
+    <w:p>
+      <w:pPr>
+        <w:spacing w:line="336" w:lineRule="auto" w:after="180"/>
+      </w:pPr>
+      <w:r>
+        <w:rPr>
+          <w:b w:val="0"/>
+        </w:rPr>
+        <w:t xml:space="preserve">RESPONSIBLE DESIGN  Collect only necessary information. Show uncertainty and limits. Never confuse fluent </w:t>
+      </w:r>
+      <w:r>
+        <w:rPr>
+          <w:b/>
+        </w:rPr>
+        <w:t>output</w:t>
+      </w:r>
+      <w:r>
+        <w:rPr>
+          <w:b w:val="0"/>
+        </w:rPr>
+        <w:t xml:space="preserve"> with verified truth.</w:t>
+      </w:r>
+    </w:p>
+    <w:p>
+      <w:pPr>
+        <w:pStyle w:val="Heading2"/>
+      </w:pPr>
+      <w:r>
+        <w:t>Earlier wording, alternatives and picture transcripts · reference / check after trying</w:t>
+      </w:r>
+    </w:p>
+    <w:p>
+      <w:pPr>
+        <w:spacing w:line="336" w:lineRule="auto" w:after="180"/>
+      </w:pPr>
+      <w:r>
+        <w:rPr>
+          <w:b w:val="0"/>
+        </w:rPr>
+        <w:t>CUMULATIVE PROJECT</w:t>
+      </w:r>
+    </w:p>
+    <w:p>
+      <w:pPr>
+        <w:spacing w:line="336" w:lineRule="auto" w:after="180"/>
+      </w:pPr>
+      <w:r>
+        <w:rPr>
+          <w:b w:val="0"/>
+        </w:rPr>
+        <w:t>Verified Study Buddy</w:t>
+      </w:r>
+    </w:p>
+    <w:p>
+      <w:pPr>
+        <w:spacing w:line="336" w:lineRule="auto" w:after="180"/>
+      </w:pPr>
+      <w:r>
+        <w:rPr>
+          <w:b w:val="0"/>
+        </w:rPr>
+        <w:t>Every week adds one inspectable piece. The system must show how it reached a result.</w:t>
+      </w:r>
+    </w:p>
+    <w:p>
+      <w:r>
+        <w:drawing>
+          <wp:inline xmlns:a="http://schemas.openxmlformats.org/drawingml/2006/main" xmlns:pic="http://schemas.openxmlformats.org/drawingml/2006/picture">
+            <wp:extent cx="5486400" cy="1901952"/>
+            <wp:docPr id="22" name="Picture 22" descr="Book recommender connection for Verify Numbers and Dates"/>
+            <wp:cNvGraphicFramePr>
+              <a:graphicFrameLocks noChangeAspect="1"/>
+            </wp:cNvGraphicFramePr>
+            <a:graphic>
+              <a:graphicData uri="http://schemas.openxmlformats.org/drawingml/2006/picture">
+                <pic:pic>
+                  <pic:nvPicPr>
+                    <pic:cNvPr id="0" name="453d779d3b0beffa9bfd95594fa6f79646c662fff2f86b6fddf33602639c70ea.png"/>
+                    <pic:cNvPicPr/>
+                  </pic:nvPicPr>
+                  <pic:blipFill>
+                    <a:blip r:embed="rId25"/>
+                    <a:stretch>
+                      <a:fillRect/>
+                    </a:stretch>
+                  </pic:blipFill>
+                  <pic:spPr>
+                    <a:xfrm>
+                      <a:off x="0" y="0"/>
+                      <a:ext cx="5486400" cy="1901952"/>
+                    </a:xfrm>
+                    <a:prstGeom prst="rect"/>
+                  </pic:spPr>
+                </pic:pic>
+              </a:graphicData>
+            </a:graphic>
+          </wp:inline>
+        </w:drawing>
+      </w:r>
+    </w:p>
+    <w:p>
+      <w:pPr>
+        <w:pStyle w:val="Heading3"/>
+      </w:pPr>
+      <w:r>
+        <w:t>Evidence for your project</w:t>
+      </w:r>
+    </w:p>
+    <w:p>
+      <w:pPr>
+        <w:pStyle w:val="Heading1"/>
+      </w:pPr>
+      <w:r>
+        <w:t>16. Finish: calculate, validate, then request missing evidence</w:t>
+      </w:r>
+    </w:p>
+    <w:p>
+      <w:r>
+        <w:t>Preserve the source and the unresolved value.</w:t>
+      </w:r>
+    </w:p>
+    <w:p>
+      <w:pPr>
+        <w:pStyle w:val="Heading2"/>
+      </w:pPr>
+      <w:r>
+        <w:t>Explain without notes</w:t>
+      </w:r>
+    </w:p>
+    <w:p>
+      <w:pPr>
+        <w:pStyle w:val="ListBullet"/>
+      </w:pPr>
+      <w:r>
+        <w:t>Close your notes. Explain why a correct calculation, a valid calendar date and an authorised event date are three different checks.</w:t>
+      </w:r>
+    </w:p>
+    <w:p>
+      <w:pPr>
+        <w:pStyle w:val="Heading3"/>
+      </w:pPr>
+      <w:r>
+        <w:t>My deciding step, evidence and one remaining question</w:t>
+      </w:r>
+    </w:p>
+    <w:p>
+      <w:r>
+        <w:t>________________________________________________________________</w:t>
+      </w:r>
+    </w:p>
+    <w:p>
+      <w:r>
+        <w:t>________________________________________________________________</w:t>
+      </w:r>
+    </w:p>
+    <w:p>
+      <w:r>
+        <w:t>________________________________________________________________</w:t>
+      </w:r>
+    </w:p>
+    <w:p>
+      <w:r>
+        <w:t>________________________________________________________________</w:t>
+      </w:r>
+    </w:p>
+    <w:p>
+      <w:r>
+        <w:t>________________________________________________________________</w:t>
+      </w:r>
+    </w:p>
+    <w:p>
+      <w:pPr>
+        <w:pStyle w:val="Heading2"/>
+      </w:pPr>
+      <w:r>
+        <w:t>Plan a changed-case return</w:t>
+      </w:r>
+    </w:p>
+    <w:p>
+      <w:pPr>
+        <w:spacing w:line="336" w:lineRule="auto" w:after="180"/>
+      </w:pPr>
+      <w:r>
+        <w:rPr>
+          <w:b w:val="0"/>
+        </w:rPr>
+        <w:t xml:space="preserve">If you are unsure, return to the worked picture and explain one arrow. If you are ready, change an </w:t>
+      </w:r>
+      <w:r>
+        <w:rPr>
+          <w:b/>
+        </w:rPr>
+        <w:t>input</w:t>
+      </w:r>
+      <w:r>
+        <w:rPr>
+          <w:b w:val="0"/>
+        </w:rPr>
+        <w:t xml:space="preserve"> or assumption and justify your </w:t>
+      </w:r>
+      <w:r>
+        <w:rPr>
+          <w:b/>
+        </w:rPr>
+        <w:t>prediction</w:t>
+      </w:r>
+      <w:r>
+        <w:rPr>
+          <w:b w:val="0"/>
+        </w:rPr>
+        <w:t>.</w:t>
+      </w:r>
+    </w:p>
+    <w:p>
+      <w:pPr>
+        <w:spacing w:line="336" w:lineRule="auto" w:after="180"/>
+      </w:pPr>
+      <w:r>
+        <w:rPr>
+          <w:b w:val="0"/>
+        </w:rPr>
+        <w:t xml:space="preserve">Save your workbook </w:t>
+      </w:r>
+      <w:r>
+        <w:rPr>
+          <w:b/>
+        </w:rPr>
+        <w:t>evidence</w:t>
+      </w:r>
+      <w:r>
+        <w:rPr>
+          <w:b w:val="0"/>
+        </w:rPr>
+        <w:t>. At the next review, try a different case before opening your old answer.</w:t>
+      </w:r>
+    </w:p>
+    <w:p>
+      <w:pPr>
+        <w:pStyle w:val="Heading1"/>
+      </w:pPr>
+      <w:r>
+        <w:t>Reference bank and extra practice</w:t>
+      </w:r>
+    </w:p>
+    <w:p>
+      <w:pPr>
+        <w:pStyle w:val="Heading1"/>
+      </w:pPr>
+      <w:r>
+        <w:t>05. Your quick word guide</w:t>
+      </w:r>
+    </w:p>
+    <w:p>
+      <w:r>
+        <w:t>Use the words to explain a particular step, record or limit.</w:t>
+      </w:r>
+    </w:p>
+    <w:p>
+      <w:pPr>
+        <w:pStyle w:val="Heading2"/>
+      </w:pPr>
+      <w:r>
+        <w:t>Core vocabulary</w:t>
+      </w:r>
+    </w:p>
+    <w:tbl>
+      <w:tblPr>
+        <w:tblStyle w:val="LightShading-Accent1"/>
+        <w:tblW w:type="auto" w:w="0"/>
+        <w:tblLook w:firstColumn="1" w:firstRow="1" w:lastColumn="0" w:lastRow="0" w:noHBand="0" w:noVBand="1" w:val="04A0"/>
+      </w:tblPr>
+      <w:tblGrid>
+        <w:gridCol w:w="3408"/>
+        <w:gridCol w:w="3408"/>
+        <w:gridCol w:w="3408"/>
+      </w:tblGrid>
+      <w:tr>
+        <w:trPr>
+          <w:tblHeader/>
+        </w:trPr>
+        <w:tc>
+          <w:tcPr>
+            <w:tcW w:type="dxa" w:w="3408"/>
+          </w:tcPr>
+          <w:p>
+            <w:r>
+              <w:t>Word</w:t>
+            </w:r>
+          </w:p>
+        </w:tc>
+        <w:tc>
+          <w:tcPr>
+            <w:tcW w:type="dxa" w:w="3408"/>
+          </w:tcPr>
+          <w:p>
+            <w:r>
+              <w:t>My own example</w:t>
+            </w:r>
+          </w:p>
+        </w:tc>
+        <w:tc>
+          <w:tcPr>
+            <w:tcW w:type="dxa" w:w="3408"/>
+          </w:tcPr>
+          <w:p>
+            <w:r>
+              <w:t>Not this / boundary</w:t>
+            </w:r>
+          </w:p>
+        </w:tc>
+      </w:tr>
+      <w:tr>
+        <w:tc>
+          <w:tcPr>
+            <w:tcW w:type="dxa" w:w="3408"/>
+          </w:tcPr>
+          <w:p>
+            <w:r>
+              <w:t>primary record</w:t>
+            </w:r>
+          </w:p>
+        </w:tc>
+        <w:tc>
+          <w:tcPr>
+            <w:tcW w:type="dxa" w:w="3408"/>
+          </w:tcPr>
+          <w:p>
+            <w:r>
+              <w:t>An original record directly relevant to a claim, rather than a later summary of it.</w:t>
+            </w:r>
+          </w:p>
+        </w:tc>
+        <w:tc>
+          <w:tcPr>
+            <w:tcW w:type="dxa" w:w="3408"/>
+          </w:tcPr>
+          <w:p>
+            <w:r/>
+          </w:p>
+        </w:tc>
+      </w:tr>
+      <w:tr>
+        <w:tc>
+          <w:tcPr>
+            <w:tcW w:type="dxa" w:w="3408"/>
+          </w:tcPr>
+          <w:p>
+            <w:r>
+              <w:t>recalculate</w:t>
+            </w:r>
+          </w:p>
+        </w:tc>
+        <w:tc>
+          <w:tcPr>
+            <w:tcW w:type="dxa" w:w="3408"/>
+          </w:tcPr>
+          <w:p>
+            <w:r>
+              <w:t>Compute a quantity again from the original values or corrected inputs.</w:t>
+            </w:r>
+          </w:p>
+        </w:tc>
+        <w:tc>
+          <w:tcPr>
+            <w:tcW w:type="dxa" w:w="3408"/>
+          </w:tcPr>
+          <w:p>
+            <w:r/>
+          </w:p>
+        </w:tc>
+      </w:tr>
+      <w:tr>
+        <w:tc>
+          <w:tcPr>
+            <w:tcW w:type="dxa" w:w="3408"/>
+          </w:tcPr>
+          <w:p>
+            <w:r>
+              <w:t>unit</w:t>
+            </w:r>
+          </w:p>
+        </w:tc>
+        <w:tc>
+          <w:tcPr>
+            <w:tcW w:type="dxa" w:w="3408"/>
+          </w:tcPr>
+          <w:p>
+            <w:r>
+              <w:t>An agreed amount used to express a measurement, such as centimetres or seconds.</w:t>
+            </w:r>
+          </w:p>
+        </w:tc>
+        <w:tc>
+          <w:tcPr>
+            <w:tcW w:type="dxa" w:w="3408"/>
+          </w:tcPr>
+          <w:p>
+            <w:r/>
+          </w:p>
+        </w:tc>
+      </w:tr>
+      <w:tr>
+        <w:tc>
+          <w:tcPr>
+            <w:tcW w:type="dxa" w:w="3408"/>
+          </w:tcPr>
+          <w:p>
+            <w:r>
+              <w:t>as-of date</w:t>
+            </w:r>
+          </w:p>
+        </w:tc>
+        <w:tc>
+          <w:tcPr>
+            <w:tcW w:type="dxa" w:w="3408"/>
+          </w:tcPr>
+          <w:p>
+            <w:r>
+              <w:t>The date up to which a claim or record is stated to be current.</w:t>
+            </w:r>
+          </w:p>
+        </w:tc>
+        <w:tc>
+          <w:tcPr>
+            <w:tcW w:type="dxa" w:w="3408"/>
+          </w:tcPr>
+          <w:p>
+            <w:r/>
+          </w:p>
+        </w:tc>
+      </w:tr>
+    </w:tbl>
+    <w:p>
+      <w:pPr>
+        <w:pStyle w:val="Heading2"/>
+      </w:pPr>
+      <w:r>
+        <w:t>Terms for the connected explanation</w:t>
+      </w:r>
+    </w:p>
+    <w:tbl>
+      <w:tblPr>
+        <w:tblStyle w:val="LightShading-Accent1"/>
+        <w:tblW w:type="auto" w:w="0"/>
+        <w:tblLook w:firstColumn="1" w:firstRow="1" w:lastColumn="0" w:lastRow="0" w:noHBand="0" w:noVBand="1" w:val="04A0"/>
+      </w:tblPr>
+      <w:tblGrid>
+        <w:gridCol w:w="5112"/>
+        <w:gridCol w:w="5112"/>
+      </w:tblGrid>
+      <w:tr>
+        <w:trPr>
+          <w:tblHeader/>
+        </w:trPr>
+        <w:tc>
+          <w:tcPr>
+            <w:tcW w:type="dxa" w:w="5112"/>
+          </w:tcPr>
+          <w:p>
+            <w:r>
+              <w:t>Word</w:t>
+            </w:r>
+          </w:p>
+        </w:tc>
+        <w:tc>
+          <w:tcPr>
+            <w:tcW w:type="dxa" w:w="5112"/>
+          </w:tcPr>
+          <w:p>
+            <w:r>
+              <w:t>Meaning</w:t>
+            </w:r>
+          </w:p>
+        </w:tc>
+      </w:tr>
+      <w:tr>
+        <w:tc>
+          <w:tcPr>
+            <w:tcW w:type="dxa" w:w="5112"/>
+          </w:tcPr>
+          <w:p>
+            <w:r>
+              <w:t>Entailment</w:t>
+            </w:r>
+          </w:p>
+        </w:tc>
+        <w:tc>
+          <w:tcPr>
+            <w:tcW w:type="dxa" w:w="5112"/>
+          </w:tcPr>
+          <w:p>
+            <w:r>
+              <w:t>Whether the cited passage supports the specific claim</w:t>
+            </w:r>
+          </w:p>
+        </w:tc>
+      </w:tr>
+      <w:tr>
+        <w:tc>
+          <w:tcPr>
+            <w:tcW w:type="dxa" w:w="5112"/>
+          </w:tcPr>
+          <w:p>
+            <w:r>
+              <w:t>Citation coverage</w:t>
+            </w:r>
+          </w:p>
+        </w:tc>
+        <w:tc>
+          <w:tcPr>
+            <w:tcW w:type="dxa" w:w="5112"/>
+          </w:tcPr>
+          <w:p>
+            <w:r>
+              <w:t>Which claims include source references</w:t>
+            </w:r>
+          </w:p>
+        </w:tc>
+      </w:tr>
+      <w:tr>
+        <w:tc>
+          <w:tcPr>
+            <w:tcW w:type="dxa" w:w="5112"/>
+          </w:tcPr>
+          <w:p>
+            <w:r>
+              <w:t>Link validity</w:t>
+            </w:r>
+          </w:p>
+        </w:tc>
+        <w:tc>
+          <w:tcPr>
+            <w:tcW w:type="dxa" w:w="5112"/>
+          </w:tcPr>
+          <w:p>
+            <w:r>
+              <w:t>Whether a source reference resolves to the intended record</w:t>
+            </w:r>
+          </w:p>
+        </w:tc>
+      </w:tr>
+    </w:tbl>
+    <w:p>
+      <w:pPr>
+        <w:pStyle w:val="Heading2"/>
+      </w:pPr>
+      <w:r>
+        <w:t>Earlier wording, alternatives and picture transcripts · reference / check after trying</w:t>
+      </w:r>
+    </w:p>
+    <w:p>
+      <w:pPr>
+        <w:spacing w:line="336" w:lineRule="auto" w:after="180"/>
+      </w:pPr>
+      <w:r>
+        <w:rPr>
+          <w:b w:val="0"/>
+        </w:rPr>
+        <w:t>VOCABULARY LAB</w:t>
+      </w:r>
+    </w:p>
+    <w:p>
+      <w:pPr>
+        <w:spacing w:line="336" w:lineRule="auto" w:after="180"/>
+      </w:pPr>
+      <w:r>
+        <w:rPr>
+          <w:b w:val="0"/>
+        </w:rPr>
+        <w:t>Words You Can Use to Reason</w:t>
+      </w:r>
+    </w:p>
+    <w:p>
+      <w:pPr>
+        <w:spacing w:line="336" w:lineRule="auto" w:after="180"/>
+      </w:pPr>
+      <w:r>
+        <w:rPr>
+          <w:b w:val="0"/>
+        </w:rPr>
+        <w:t>A definition matters when you can recognize the idea, use it, and contrast it with a near-miss.</w:t>
+      </w:r>
+    </w:p>
+    <w:p>
+      <w:r>
+        <w:drawing>
+          <wp:inline xmlns:a="http://schemas.openxmlformats.org/drawingml/2006/main" xmlns:pic="http://schemas.openxmlformats.org/drawingml/2006/picture">
+            <wp:extent cx="5486400" cy="3200400"/>
+            <wp:docPr id="23" name="Picture 23" descr="Vocabulary badge: primary record"/>
+            <wp:cNvGraphicFramePr>
+              <a:graphicFrameLocks noChangeAspect="1"/>
+            </wp:cNvGraphicFramePr>
+            <a:graphic>
+              <a:graphicData uri="http://schemas.openxmlformats.org/drawingml/2006/picture">
+                <pic:pic>
+                  <pic:nvPicPr>
+                    <pic:cNvPr id="0" name="6daf4d6a051ac4454e43df92a0b0d5aa600e84ad995002d4aaf7c5da72ff22ed.png"/>
+                    <pic:cNvPicPr/>
+                  </pic:nvPicPr>
+                  <pic:blipFill>
+                    <a:blip r:embed="rId26"/>
+                    <a:stretch>
+                      <a:fillRect/>
+                    </a:stretch>
+                  </pic:blipFill>
+                  <pic:spPr>
+                    <a:xfrm>
+                      <a:off x="0" y="0"/>
+                      <a:ext cx="5486400" cy="3200400"/>
+                    </a:xfrm>
+                    <a:prstGeom prst="rect"/>
+                  </pic:spPr>
+                </pic:pic>
+              </a:graphicData>
+            </a:graphic>
+          </wp:inline>
+        </w:drawing>
+      </w:r>
+    </w:p>
+    <w:p>
+      <w:r>
+        <w:drawing>
+          <wp:inline xmlns:a="http://schemas.openxmlformats.org/drawingml/2006/main" xmlns:pic="http://schemas.openxmlformats.org/drawingml/2006/picture">
+            <wp:extent cx="5486400" cy="3200400"/>
+            <wp:docPr id="24" name="Picture 24" descr="Vocabulary badge: recalculate"/>
+            <wp:cNvGraphicFramePr>
+              <a:graphicFrameLocks noChangeAspect="1"/>
+            </wp:cNvGraphicFramePr>
+            <a:graphic>
+              <a:graphicData uri="http://schemas.openxmlformats.org/drawingml/2006/picture">
+                <pic:pic>
+                  <pic:nvPicPr>
+                    <pic:cNvPr id="0" name="fd58cc66f0396432f0a6c68d6c869fff95db5cae0982a539202047057a3e5a21.png"/>
+                    <pic:cNvPicPr/>
+                  </pic:nvPicPr>
+                  <pic:blipFill>
+                    <a:blip r:embed="rId27"/>
+                    <a:stretch>
+                      <a:fillRect/>
+                    </a:stretch>
+                  </pic:blipFill>
+                  <pic:spPr>
+                    <a:xfrm>
+                      <a:off x="0" y="0"/>
+                      <a:ext cx="5486400" cy="3200400"/>
+                    </a:xfrm>
+                    <a:prstGeom prst="rect"/>
+                  </pic:spPr>
+                </pic:pic>
+              </a:graphicData>
+            </a:graphic>
+          </wp:inline>
+        </w:drawing>
+      </w:r>
+    </w:p>
+    <w:p>
+      <w:r>
+        <w:drawing>
+          <wp:inline xmlns:a="http://schemas.openxmlformats.org/drawingml/2006/main" xmlns:pic="http://schemas.openxmlformats.org/drawingml/2006/picture">
+            <wp:extent cx="5486400" cy="3200400"/>
+            <wp:docPr id="25" name="Picture 25" descr="Vocabulary badge: unit"/>
+            <wp:cNvGraphicFramePr>
+              <a:graphicFrameLocks noChangeAspect="1"/>
+            </wp:cNvGraphicFramePr>
+            <a:graphic>
+              <a:graphicData uri="http://schemas.openxmlformats.org/drawingml/2006/picture">
+                <pic:pic>
+                  <pic:nvPicPr>
+                    <pic:cNvPr id="0" name="f1a9583ba052752fa47a692b988aa8b79d8d18adfb04ed323fd0a1b0ee837d1b.png"/>
+                    <pic:cNvPicPr/>
+                  </pic:nvPicPr>
+                  <pic:blipFill>
+                    <a:blip r:embed="rId28"/>
+                    <a:stretch>
+                      <a:fillRect/>
+                    </a:stretch>
+                  </pic:blipFill>
+                  <pic:spPr>
+                    <a:xfrm>
+                      <a:off x="0" y="0"/>
+                      <a:ext cx="5486400" cy="3200400"/>
+                    </a:xfrm>
+                    <a:prstGeom prst="rect"/>
+                  </pic:spPr>
+                </pic:pic>
+              </a:graphicData>
+            </a:graphic>
+          </wp:inline>
+        </w:drawing>
+      </w:r>
+    </w:p>
+    <w:p>
+      <w:r>
+        <w:drawing>
+          <wp:inline xmlns:a="http://schemas.openxmlformats.org/drawingml/2006/main" xmlns:pic="http://schemas.openxmlformats.org/drawingml/2006/picture">
+            <wp:extent cx="5486400" cy="3200400"/>
+            <wp:docPr id="26" name="Picture 26" descr="Vocabulary badge: as-of date"/>
+            <wp:cNvGraphicFramePr>
+              <a:graphicFrameLocks noChangeAspect="1"/>
+            </wp:cNvGraphicFramePr>
+            <a:graphic>
+              <a:graphicData uri="http://schemas.openxmlformats.org/drawingml/2006/picture">
+                <pic:pic>
+                  <pic:nvPicPr>
+                    <pic:cNvPr id="0" name="1d233d86b44243c6fbe6c7c6578b15e158c39e26700ae26bed4359f0458b76b3.png"/>
+                    <pic:cNvPicPr/>
+                  </pic:nvPicPr>
+                  <pic:blipFill>
+                    <a:blip r:embed="rId29"/>
+                    <a:stretch>
+                      <a:fillRect/>
+                    </a:stretch>
+                  </pic:blipFill>
+                  <pic:spPr>
+                    <a:xfrm>
+                      <a:off x="0" y="0"/>
+                      <a:ext cx="5486400" cy="3200400"/>
+                    </a:xfrm>
+                    <a:prstGeom prst="rect"/>
+                  </pic:spPr>
+                </pic:pic>
+              </a:graphicData>
+            </a:graphic>
+          </wp:inline>
+        </w:drawing>
+      </w:r>
+    </w:p>
+    <w:p>
+      <w:pPr>
+        <w:pStyle w:val="Heading3"/>
+      </w:pPr>
+      <w:r>
+        <w:t>Words used in the closer explanation</w:t>
+      </w:r>
+    </w:p>
+    <w:p>
+      <w:pPr>
+        <w:pStyle w:val="Heading1"/>
+      </w:pPr>
+      <w:r>
+        <w:t>10. Choose a stronger thinking challenge</w:t>
+      </w:r>
+    </w:p>
+    <w:p>
+      <w:r>
+        <w:t>Choose the next useful challenge rather than treating the whole ladder as compulsory.</w:t>
+      </w:r>
+    </w:p>
+    <w:p>
+      <w:pPr>
+        <w:pStyle w:val="Heading2"/>
+      </w:pPr>
+      <w:r>
+        <w:t>Pick your next step</w:t>
+      </w:r>
+    </w:p>
+    <w:p>
+      <w:pPr>
+        <w:pStyle w:val="ListBullet"/>
+      </w:pPr>
+      <w:r>
+        <w:t>1 • NAME: Define the concept without repeating the textbook.</w:t>
+      </w:r>
+    </w:p>
+    <w:p>
+      <w:pPr>
+        <w:pStyle w:val="ListBullet"/>
+      </w:pPr>
+      <w:r>
+        <w:t>2 • TRACE: Show the information, state, branch, calculation, or evidence path.</w:t>
+      </w:r>
+    </w:p>
+    <w:p>
+      <w:pPr>
+        <w:pStyle w:val="ListBullet"/>
+      </w:pPr>
+      <w:r>
+        <w:t>3 • APPLY: Solve a different example independently.</w:t>
+      </w:r>
+    </w:p>
+    <w:p>
+      <w:pPr>
+        <w:pStyle w:val="ListBullet"/>
+      </w:pPr>
+      <w:r>
+        <w:t>4 • CHALLENGE: Find a boundary case, counterexample, or unfair outcome.</w:t>
+      </w:r>
+    </w:p>
+    <w:p>
+      <w:pPr>
+        <w:pStyle w:val="ListBullet"/>
+      </w:pPr>
+      <w:r>
+        <w:t>5 • EXPLAIN LIMITS: Say when the result should not be trusted or used alone.</w:t>
+      </w:r>
+    </w:p>
+    <w:p>
+      <w:pPr>
+        <w:pStyle w:val="ListBullet"/>
+      </w:pPr>
+      <w:r>
+        <w:t>My strongest evidence of independent understanding:</w:t>
+      </w:r>
+    </w:p>
+    <w:p>
+      <w:pPr>
+        <w:pStyle w:val="Heading3"/>
+      </w:pPr>
+      <w:r>
+        <w:t>Write or draw your reasoning and evidence.</w:t>
+      </w:r>
+    </w:p>
+    <w:p>
+      <w:r>
+        <w:t>________________________________________________________________</w:t>
+      </w:r>
+    </w:p>
+    <w:p>
+      <w:r>
+        <w:t>________________________________________________________________</w:t>
+      </w:r>
+    </w:p>
+    <w:p>
+      <w:r>
+        <w:t>________________________________________________________________</w:t>
+      </w:r>
+    </w:p>
+    <w:p>
+      <w:r>
+        <w:t>________________________________________________________________</w:t>
+      </w:r>
+    </w:p>
+    <w:p>
+      <w:r>
+        <w:t>________________________________________________________________</w:t>
+      </w:r>
+    </w:p>
+    <w:p>
+      <w:pPr>
+        <w:pStyle w:val="Heading2"/>
+      </w:pPr>
+      <w:r>
+        <w:t>Earlier wording, alternatives and picture transcripts · reference / check after trying</w:t>
+      </w:r>
+    </w:p>
+    <w:p>
+      <w:pPr>
+        <w:spacing w:line="336" w:lineRule="auto" w:after="180"/>
+      </w:pPr>
+      <w:r>
+        <w:rPr>
+          <w:b w:val="0"/>
         </w:rPr>
         <w:t>MASTERY</w:t>
       </w:r>
@@ -4228,7 +6099,7 @@
         <w:drawing>
           <wp:inline xmlns:a="http://schemas.openxmlformats.org/drawingml/2006/main" xmlns:pic="http://schemas.openxmlformats.org/drawingml/2006/picture">
             <wp:extent cx="5486400" cy="1719072"/>
-            <wp:docPr id="19" name="Picture 19" descr="Mastery ladder for Verify Numbers and Dates"/>
+            <wp:docPr id="27" name="Picture 27" descr="Mastery ladder for Verify Numbers and Dates"/>
             <wp:cNvGraphicFramePr>
               <a:graphicFrameLocks noChangeAspect="1"/>
             </wp:cNvGraphicFramePr>
@@ -4240,7 +6111,7 @@
                     <pic:cNvPicPr/>
                   </pic:nvPicPr>
                   <pic:blipFill>
-                    <a:blip r:embed="rId26"/>
+                    <a:blip r:embed="rId30"/>
                     <a:stretch>
                       <a:fillRect/>
                     </a:stretch>
@@ -4261,13 +6132,164 @@
     </w:p>
     <w:p>
       <w:pPr>
+        <w:pStyle w:val="Heading1"/>
+      </w:pPr>
+      <w:r>
+        <w:t>12. Reference: check your explanation</w:t>
+      </w:r>
+    </w:p>
+    <w:p>
+      <w:r>
+        <w:t>Use after practice. Audit a fresh learner percentage and deadline independently is the selected independent case.</w:t>
+      </w:r>
+    </w:p>
+    <w:p>
+      <w:pPr>
+        <w:pStyle w:val="Heading2"/>
+      </w:pPr>
+      <w:r>
+        <w:t>Check the evidence and its limit</w:t>
+      </w:r>
+    </w:p>
+    <w:p>
+      <w:pPr>
+        <w:pStyle w:val="ListBullet"/>
+      </w:pPr>
+      <w:r>
+        <w:t>1. My fresh example, trace, calculation, or design:</w:t>
+      </w:r>
+    </w:p>
+    <w:p>
+      <w:pPr>
+        <w:pStyle w:val="Heading3"/>
+      </w:pPr>
+      <w:r>
+        <w:t>Write or draw your reasoning and evidence.</w:t>
+      </w:r>
+    </w:p>
+    <w:p>
+      <w:r>
+        <w:t>________________________________________________________________</w:t>
+      </w:r>
+    </w:p>
+    <w:p>
+      <w:r>
+        <w:t>________________________________________________________________</w:t>
+      </w:r>
+    </w:p>
+    <w:p>
+      <w:r>
+        <w:t>________________________________________________________________</w:t>
+      </w:r>
+    </w:p>
+    <w:p>
+      <w:r>
+        <w:t>________________________________________________________________</w:t>
+      </w:r>
+    </w:p>
+    <w:p>
+      <w:r>
+        <w:t>________________________________________________________________</w:t>
+      </w:r>
+    </w:p>
+    <w:p>
+      <w:pPr>
+        <w:pStyle w:val="ListBullet"/>
+      </w:pPr>
+      <w:r>
+        <w:t>2. My evidence that it works (include a boundary or missing-data case):</w:t>
+      </w:r>
+    </w:p>
+    <w:p>
+      <w:pPr>
+        <w:pStyle w:val="Heading3"/>
+      </w:pPr>
+      <w:r>
+        <w:t>Write or draw your reasoning and evidence.</w:t>
+      </w:r>
+    </w:p>
+    <w:p>
+      <w:r>
+        <w:t>________________________________________________________________</w:t>
+      </w:r>
+    </w:p>
+    <w:p>
+      <w:r>
+        <w:t>________________________________________________________________</w:t>
+      </w:r>
+    </w:p>
+    <w:p>
+      <w:r>
+        <w:t>________________________________________________________________</w:t>
+      </w:r>
+    </w:p>
+    <w:p>
+      <w:r>
+        <w:t>________________________________________________________________</w:t>
+      </w:r>
+    </w:p>
+    <w:p>
+      <w:r>
+        <w:t>________________________________________________________________</w:t>
+      </w:r>
+    </w:p>
+    <w:p>
+      <w:pPr>
+        <w:pStyle w:val="ListBullet"/>
+      </w:pPr>
+      <w:r>
+        <w:t>3. One limitation, fairness concern, or situation needing human review:</w:t>
+      </w:r>
+    </w:p>
+    <w:p>
+      <w:pPr>
+        <w:pStyle w:val="Heading2"/>
+      </w:pPr>
+      <w:r>
+        <w:t>Self-check and record</w:t>
+      </w:r>
+    </w:p>
+    <w:p>
+      <w:pPr>
         <w:spacing w:line="336" w:lineRule="auto" w:after="180"/>
       </w:pPr>
       <w:r>
         <w:rPr>
           <w:b w:val="0"/>
         </w:rPr>
-        <w:t>1 • NAME: Define the concept without repeating the textbook.</w:t>
+        <w:t xml:space="preserve">SELF-CHECK  □ I explained the </w:t>
+      </w:r>
+      <w:r>
+        <w:rPr>
+          <w:b/>
+        </w:rPr>
+        <w:t>mechanism</w:t>
+      </w:r>
+      <w:r>
+        <w:rPr>
+          <w:b w:val="0"/>
+        </w:rPr>
+        <w:t xml:space="preserve">  □ I used </w:t>
+      </w:r>
+      <w:r>
+        <w:rPr>
+          <w:b/>
+        </w:rPr>
+        <w:t>evidence</w:t>
+      </w:r>
+      <w:r>
+        <w:rPr>
+          <w:b w:val="0"/>
+        </w:rPr>
+        <w:t xml:space="preserve">  □ I tested a fresh case  □ I named a limitation  □ I can answer ‘why?’</w:t>
+      </w:r>
+    </w:p>
+    <w:p>
+      <w:pPr>
+        <w:pStyle w:val="Heading2"/>
+      </w:pPr>
+      <w:r>
+        <w:t>Earlier wording, alternatives and picture transcripts · reference / check after trying</w:t>
       </w:r>
     </w:p>
     <w:p>
@@ -4278,19 +6300,18 @@
         <w:rPr>
           <w:b w:val="0"/>
         </w:rPr>
-        <w:t xml:space="preserve">2 • TRACE: Show the information, state, branch, calculation, or </w:t>
-      </w:r>
-      <w:r>
-        <w:rPr>
-          <w:b/>
-        </w:rPr>
-        <w:t>evidence</w:t>
-      </w:r>
+        <w:t>INDEPENDENT MASTERY PROOF</w:t>
+      </w:r>
+    </w:p>
+    <w:p>
+      <w:pPr>
+        <w:spacing w:line="336" w:lineRule="auto" w:after="180"/>
+      </w:pPr>
       <w:r>
         <w:rPr>
           <w:b w:val="0"/>
         </w:rPr>
-        <w:t xml:space="preserve"> path.</w:t>
+        <w:t>Checklist for explaining this week’s idea</w:t>
       </w:r>
     </w:p>
     <w:p>
@@ -4301,131 +6322,7 @@
         <w:rPr>
           <w:b w:val="0"/>
         </w:rPr>
-        <w:t>3 • APPLY: Solve a different example independently.</w:t>
-      </w:r>
-    </w:p>
-    <w:p>
-      <w:pPr>
-        <w:spacing w:line="336" w:lineRule="auto" w:after="180"/>
-      </w:pPr>
-      <w:r>
-        <w:rPr>
-          <w:b w:val="0"/>
-        </w:rPr>
-        <w:t>4 • CHALLENGE: Find a boundary case, counterexample, or unfair outcome.</w:t>
-      </w:r>
-    </w:p>
-    <w:p>
-      <w:pPr>
-        <w:spacing w:line="336" w:lineRule="auto" w:after="180"/>
-      </w:pPr>
-      <w:r>
-        <w:rPr>
-          <w:b w:val="0"/>
-        </w:rPr>
-        <w:t>5 • EXPLAIN LIMITS: Say when the result should not be trusted or used alone.</w:t>
-      </w:r>
-    </w:p>
-    <w:p>
-      <w:pPr>
-        <w:spacing w:line="336" w:lineRule="auto" w:after="180"/>
-      </w:pPr>
-      <w:r>
-        <w:rPr>
-          <w:b w:val="0"/>
-        </w:rPr>
-        <w:t xml:space="preserve">My strongest </w:t>
-      </w:r>
-      <w:r>
-        <w:rPr>
-          <w:b/>
-        </w:rPr>
-        <w:t>evidence</w:t>
-      </w:r>
-      <w:r>
-        <w:rPr>
-          <w:b w:val="0"/>
-        </w:rPr>
-        <w:t xml:space="preserve"> of independent understanding:</w:t>
-      </w:r>
-    </w:p>
-    <w:p>
-      <w:pPr>
-        <w:pStyle w:val="Heading3"/>
-      </w:pPr>
-      <w:r>
-        <w:t>Write or draw your reasoning and evidence.</w:t>
-      </w:r>
-    </w:p>
-    <w:p>
-      <w:r>
-        <w:t>________________________________________________________________</w:t>
-      </w:r>
-    </w:p>
-    <w:p>
-      <w:r>
-        <w:t>________________________________________________________________</w:t>
-      </w:r>
-    </w:p>
-    <w:p>
-      <w:r>
-        <w:t>________________________________________________________________</w:t>
-      </w:r>
-    </w:p>
-    <w:p>
-      <w:r>
-        <w:t>________________________________________________________________</w:t>
-      </w:r>
-    </w:p>
-    <w:p>
-      <w:r>
-        <w:t>________________________________________________________________</w:t>
-      </w:r>
-    </w:p>
-    <w:p>
-      <w:pPr>
-        <w:pStyle w:val="Heading1"/>
-      </w:pPr>
-      <w:r>
-        <w:t>11. Connect your project</w:t>
-      </w:r>
-    </w:p>
-    <w:p>
-      <w:r>
-        <w:t>Apply this week’s idea to Verified Study Buddy. Keep an annotated decision and the evidence supporting it.</w:t>
-      </w:r>
-    </w:p>
-    <w:p>
-      <w:pPr>
-        <w:spacing w:line="336" w:lineRule="auto" w:after="180"/>
-      </w:pPr>
-      <w:r>
-        <w:rPr>
-          <w:b/>
-        </w:rPr>
-        <w:t>CUMULATIVE PROJECT</w:t>
-      </w:r>
-    </w:p>
-    <w:p>
-      <w:pPr>
-        <w:spacing w:line="336" w:lineRule="auto" w:after="180"/>
-      </w:pPr>
-      <w:r>
-        <w:rPr>
-          <w:b w:val="0"/>
-        </w:rPr>
-        <w:t>Verified Study Buddy</w:t>
-      </w:r>
-    </w:p>
-    <w:p>
-      <w:pPr>
-        <w:spacing w:line="336" w:lineRule="auto" w:after="180"/>
-      </w:pPr>
-      <w:r>
-        <w:rPr>
-          <w:b w:val="0"/>
-        </w:rPr>
-        <w:t>Every week adds one inspectable piece. The system must show how it reached a result.</w:t>
+        <w:t>Use after practice. Audit a fresh learner percentage and deadline independently is the selected independent case.</w:t>
       </w:r>
     </w:p>
     <w:p>
@@ -4433,7 +6330,7 @@
         <w:drawing>
           <wp:inline xmlns:a="http://schemas.openxmlformats.org/drawingml/2006/main" xmlns:pic="http://schemas.openxmlformats.org/drawingml/2006/picture">
             <wp:extent cx="5486400" cy="1901952"/>
-            <wp:docPr id="20" name="Picture 20" descr="Book recommender connection for Verify Numbers and Dates"/>
+            <wp:docPr id="28" name="Picture 28" descr="Independent proof graphic for Verify Numbers and Dates"/>
             <wp:cNvGraphicFramePr>
               <a:graphicFrameLocks noChangeAspect="1"/>
             </wp:cNvGraphicFramePr>
@@ -4441,11 +6338,11 @@
               <a:graphicData uri="http://schemas.openxmlformats.org/drawingml/2006/picture">
                 <pic:pic>
                   <pic:nvPicPr>
-                    <pic:cNvPr id="0" name="453d779d3b0beffa9bfd95594fa6f79646c662fff2f86b6fddf33602639c70ea.png"/>
+                    <pic:cNvPr id="0" name="799d7b3392623c0268f15826642f7c539e14bc141d5e23f12a013cfa6fe7b0bf.png"/>
                     <pic:cNvPicPr/>
                   </pic:nvPicPr>
                   <pic:blipFill>
-                    <a:blip r:embed="rId27"/>
+                    <a:blip r:embed="rId31"/>
                     <a:stretch>
                       <a:fillRect/>
                     </a:stretch>
@@ -4472,7 +6369,7 @@
         <w:rPr>
           <w:b w:val="0"/>
         </w:rPr>
-        <w:t>THIS WEEK’S CHECKPOINT  Route arithmetic to a calculator and dates to direct sources before presenting them.</w:t>
+        <w:t>EXPLANATION CHECK  Require the correct denominator, visible arithmetic, calendar check and an explicit unresolved intended date.</w:t>
       </w:r>
     </w:p>
     <w:p>
@@ -4480,37 +6377,103 @@
         <w:pStyle w:val="Heading3"/>
       </w:pPr>
       <w:r>
-        <w:t>Trace the system</w:t>
+        <w:t>Write or draw your reasoning and evidence.</w:t>
+      </w:r>
+    </w:p>
+    <w:p>
+      <w:r>
+        <w:t>________________________________________________________________</w:t>
+      </w:r>
+    </w:p>
+    <w:p>
+      <w:r>
+        <w:t>________________________________________________________________</w:t>
+      </w:r>
+    </w:p>
+    <w:p>
+      <w:r>
+        <w:t>________________________________________________________________</w:t>
+      </w:r>
+    </w:p>
+    <w:p>
+      <w:r>
+        <w:t>________________________________________________________________</w:t>
+      </w:r>
+    </w:p>
+    <w:p>
+      <w:r>
+        <w:t>________________________________________________________________</w:t>
+      </w:r>
+    </w:p>
+    <w:p>
+      <w:pPr>
+        <w:pStyle w:val="Heading1"/>
+      </w:pPr>
+      <w:r>
+        <w:t>13. Extra practice: Verify a percentage independently</w:t>
+      </w:r>
+    </w:p>
+    <w:p>
+      <w:r>
+        <w:t>Try the question before opening its worked explanation.</w:t>
+      </w:r>
+    </w:p>
+    <w:p>
+      <w:pPr>
+        <w:pStyle w:val="Heading2"/>
+      </w:pPr>
+      <w:r>
+        <w:t>Read the supplied case and question</w:t>
       </w:r>
     </w:p>
     <w:p>
       <w:pPr>
         <w:spacing w:line="336" w:lineRule="auto" w:after="180"/>
-        <w:shd w:fill="EDF7F3"/>
       </w:pPr>
       <w:r>
         <w:rPr>
           <w:b w:val="0"/>
         </w:rPr>
-        <w:t xml:space="preserve">SYSTEM MAP  Learner need → prompt/schema → approved sources/retrieval → model/tool → structured answer → verification → </w:t>
+        <w:t>An answer says 15/20=</w:t>
       </w:r>
       <w:r>
         <w:rPr>
           <w:b/>
         </w:rPr>
-        <w:t>human decision</w:t>
+        <w:t>80%</w:t>
+      </w:r>
+      <w:r>
+        <w:rPr>
+          <w:b w:val="0"/>
+        </w:rPr>
+        <w:t xml:space="preserve"> and sets a deadline of February 30.</w:t>
       </w:r>
     </w:p>
     <w:p>
       <w:pPr>
         <w:spacing w:line="336" w:lineRule="auto" w:after="180"/>
-        <w:shd w:fill="F5F1FB"/>
       </w:pPr>
       <w:r>
         <w:rPr>
           <w:b w:val="0"/>
         </w:rPr>
-        <w:t>What will you add, change, or verify in the project this week?</w:t>
+        <w:t>Verify both.</w:t>
+      </w:r>
+    </w:p>
+    <w:p>
+      <w:pPr>
+        <w:pStyle w:val="Heading2"/>
+      </w:pPr>
+      <w:r>
+        <w:t>Your explanation</w:t>
+      </w:r>
+    </w:p>
+    <w:p>
+      <w:pPr>
+        <w:pStyle w:val="ListBullet"/>
+      </w:pPr>
+      <w:r>
+        <w:t>Which detail supports the answer, and why does it matter?</w:t>
       </w:r>
     </w:p>
     <w:p>
@@ -4548,594 +6511,21 @@
     </w:p>
     <w:p>
       <w:pPr>
+        <w:pStyle w:val="Heading2"/>
+      </w:pPr>
+      <w:r>
+        <w:t>Check after trying · reference / check after trying</w:t>
+      </w:r>
+    </w:p>
+    <w:p>
+      <w:pPr>
         <w:spacing w:line="336" w:lineRule="auto" w:after="180"/>
-        <w:shd w:fill="F5F1FB"/>
       </w:pPr>
       <w:r>
         <w:rPr>
           <w:b w:val="0"/>
         </w:rPr>
-        <w:t xml:space="preserve">What should remain under </w:t>
-      </w:r>
-      <w:r>
-        <w:rPr>
-          <w:b/>
-        </w:rPr>
-        <w:t>human control</w:t>
-      </w:r>
-      <w:r>
-        <w:rPr>
-          <w:b w:val="0"/>
-        </w:rPr>
-        <w:t>?</w:t>
-      </w:r>
-    </w:p>
-    <w:p>
-      <w:pPr>
-        <w:pStyle w:val="Heading3"/>
-      </w:pPr>
-      <w:r>
-        <w:t>Write or draw your reasoning and evidence.</w:t>
-      </w:r>
-    </w:p>
-    <w:p>
-      <w:r>
-        <w:t>________________________________________________________________</w:t>
-      </w:r>
-    </w:p>
-    <w:p>
-      <w:r>
-        <w:t>________________________________________________________________</w:t>
-      </w:r>
-    </w:p>
-    <w:p>
-      <w:r>
-        <w:t>________________________________________________________________</w:t>
-      </w:r>
-    </w:p>
-    <w:p>
-      <w:r>
-        <w:t>________________________________________________________________</w:t>
-      </w:r>
-    </w:p>
-    <w:p>
-      <w:r>
-        <w:t>________________________________________________________________</w:t>
-      </w:r>
-    </w:p>
-    <w:p>
-      <w:pPr>
-        <w:pStyle w:val="Heading3"/>
-      </w:pPr>
-      <w:r>
-        <w:t>Responsible design</w:t>
-      </w:r>
-    </w:p>
-    <w:p>
-      <w:pPr>
-        <w:spacing w:line="336" w:lineRule="auto" w:after="180"/>
-        <w:shd w:fill="FFF5E6"/>
-      </w:pPr>
-      <w:r>
-        <w:rPr>
-          <w:b w:val="0"/>
-        </w:rPr>
-        <w:t xml:space="preserve">RESPONSIBLE DESIGN  Collect only necessary information. Show uncertainty and limits. Never confuse fluent </w:t>
-      </w:r>
-      <w:r>
-        <w:rPr>
-          <w:b/>
-        </w:rPr>
-        <w:t>output</w:t>
-      </w:r>
-      <w:r>
-        <w:rPr>
-          <w:b w:val="0"/>
-        </w:rPr>
-        <w:t xml:space="preserve"> with verified truth.</w:t>
-      </w:r>
-    </w:p>
-    <w:p>
-      <w:pPr>
-        <w:pStyle w:val="Heading3"/>
-      </w:pPr>
-      <w:r>
-        <w:t>Evidence for your project</w:t>
-      </w:r>
-    </w:p>
-    <w:p>
-      <w:pPr>
-        <w:spacing w:line="336" w:lineRule="auto" w:after="180"/>
-      </w:pPr>
-      <w:r>
-        <w:rPr>
-          <w:b w:val="0"/>
-        </w:rPr>
-        <w:t xml:space="preserve">Make Study Buddy check quantities, </w:t>
-      </w:r>
-      <w:r>
-        <w:rPr>
-          <w:b/>
-        </w:rPr>
-        <w:t>unit</w:t>
-      </w:r>
-      <w:r>
-        <w:rPr>
-          <w:b w:val="0"/>
-        </w:rPr>
-        <w:t>s, dates and source support separately; record unresolved fields instead of guessing.</w:t>
-      </w:r>
-    </w:p>
-    <w:p>
-      <w:pPr>
-        <w:pStyle w:val="Heading1"/>
-      </w:pPr>
-      <w:r>
-        <w:t>12. Show what you know</w:t>
-      </w:r>
-    </w:p>
-    <w:p>
-      <w:r>
-        <w:t>Use a genuinely new case for independent evidence. Previously discussed examples remain practice; use the separately named independent case before feedback.</w:t>
-      </w:r>
-    </w:p>
-    <w:p>
-      <w:pPr>
-        <w:pStyle w:val="Heading3"/>
-      </w:pPr>
-      <w:r>
-        <w:t>Independent evidence</w:t>
-      </w:r>
-    </w:p>
-    <w:p>
-      <w:pPr>
-        <w:spacing w:line="336" w:lineRule="auto" w:after="180"/>
-        <w:shd w:fill="FFF5E6"/>
-      </w:pPr>
-      <w:r>
-        <w:rPr>
-          <w:b w:val="0"/>
-        </w:rPr>
-        <w:t>INDEPENDENT MASTERY PROOF</w:t>
-      </w:r>
-    </w:p>
-    <w:p>
-      <w:pPr>
-        <w:spacing w:line="336" w:lineRule="auto" w:after="180"/>
-      </w:pPr>
-      <w:r>
-        <w:rPr>
-          <w:b w:val="0"/>
-        </w:rPr>
-        <w:t>Explain • Transfer • Test • Defend</w:t>
-      </w:r>
-    </w:p>
-    <w:p>
-      <w:pPr>
-        <w:spacing w:line="336" w:lineRule="auto" w:after="180"/>
-      </w:pPr>
-      <w:r>
-        <w:rPr>
-          <w:b w:val="0"/>
-        </w:rPr>
-        <w:t>Complete this page without copying the worked example. Your reasoning matters more than decoration.</w:t>
-      </w:r>
-    </w:p>
-    <w:p>
-      <w:r>
-        <w:drawing>
-          <wp:inline xmlns:a="http://schemas.openxmlformats.org/drawingml/2006/main" xmlns:pic="http://schemas.openxmlformats.org/drawingml/2006/picture">
-            <wp:extent cx="5486400" cy="1901952"/>
-            <wp:docPr id="21" name="Picture 21" descr="Independent proof graphic for Verify Numbers and Dates"/>
-            <wp:cNvGraphicFramePr>
-              <a:graphicFrameLocks noChangeAspect="1"/>
-            </wp:cNvGraphicFramePr>
-            <a:graphic>
-              <a:graphicData uri="http://schemas.openxmlformats.org/drawingml/2006/picture">
-                <pic:pic>
-                  <pic:nvPicPr>
-                    <pic:cNvPr id="0" name="799d7b3392623c0268f15826642f7c539e14bc141d5e23f12a013cfa6fe7b0bf.png"/>
-                    <pic:cNvPicPr/>
-                  </pic:nvPicPr>
-                  <pic:blipFill>
-                    <a:blip r:embed="rId28"/>
-                    <a:stretch>
-                      <a:fillRect/>
-                    </a:stretch>
-                  </pic:blipFill>
-                  <pic:spPr>
-                    <a:xfrm>
-                      <a:off x="0" y="0"/>
-                      <a:ext cx="5486400" cy="1901952"/>
-                    </a:xfrm>
-                    <a:prstGeom prst="rect"/>
-                  </pic:spPr>
-                </pic:pic>
-              </a:graphicData>
-            </a:graphic>
-          </wp:inline>
-        </w:drawing>
-      </w:r>
-    </w:p>
-    <w:p>
-      <w:pPr>
-        <w:pStyle w:val="Heading3"/>
-      </w:pPr>
-      <w:r>
-        <w:t>Try a more demanding case</w:t>
-      </w:r>
-    </w:p>
-    <w:p>
-      <w:pPr>
-        <w:spacing w:line="336" w:lineRule="auto" w:after="180"/>
-        <w:shd w:fill="F5F1FB"/>
-      </w:pPr>
-      <w:r>
-        <w:rPr>
-          <w:b w:val="0"/>
-        </w:rPr>
-        <w:t>CHALLENGE  Cross-check dates and recompute a percentage claim.</w:t>
-      </w:r>
-    </w:p>
-    <w:p>
-      <w:pPr>
-        <w:spacing w:line="336" w:lineRule="auto" w:after="180"/>
-        <w:shd w:fill="F4F9FC"/>
-      </w:pPr>
-      <w:r>
-        <w:rPr>
-          <w:b w:val="0"/>
-        </w:rPr>
-        <w:t>1. My fresh example, trace, calculation, or design:</w:t>
-      </w:r>
-    </w:p>
-    <w:p>
-      <w:pPr>
-        <w:pStyle w:val="Heading3"/>
-      </w:pPr>
-      <w:r>
-        <w:t>Write or draw your reasoning and evidence.</w:t>
-      </w:r>
-    </w:p>
-    <w:p>
-      <w:r>
-        <w:t>________________________________________________________________</w:t>
-      </w:r>
-    </w:p>
-    <w:p>
-      <w:r>
-        <w:t>________________________________________________________________</w:t>
-      </w:r>
-    </w:p>
-    <w:p>
-      <w:r>
-        <w:t>________________________________________________________________</w:t>
-      </w:r>
-    </w:p>
-    <w:p>
-      <w:r>
-        <w:t>________________________________________________________________</w:t>
-      </w:r>
-    </w:p>
-    <w:p>
-      <w:r>
-        <w:t>________________________________________________________________</w:t>
-      </w:r>
-    </w:p>
-    <w:p>
-      <w:pPr>
-        <w:spacing w:line="336" w:lineRule="auto" w:after="180"/>
-        <w:shd w:fill="F4F9FC"/>
-      </w:pPr>
-      <w:r>
-        <w:rPr>
-          <w:b w:val="0"/>
-        </w:rPr>
-        <w:t xml:space="preserve">2. My </w:t>
-      </w:r>
-      <w:r>
-        <w:rPr>
-          <w:b/>
-        </w:rPr>
-        <w:t>evidence</w:t>
-      </w:r>
-      <w:r>
-        <w:rPr>
-          <w:b w:val="0"/>
-        </w:rPr>
-        <w:t xml:space="preserve"> that it works (include a boundary or missing-data case):</w:t>
-      </w:r>
-    </w:p>
-    <w:p>
-      <w:pPr>
-        <w:pStyle w:val="Heading3"/>
-      </w:pPr>
-      <w:r>
-        <w:t>Write or draw your reasoning and evidence.</w:t>
-      </w:r>
-    </w:p>
-    <w:p>
-      <w:r>
-        <w:t>________________________________________________________________</w:t>
-      </w:r>
-    </w:p>
-    <w:p>
-      <w:r>
-        <w:t>________________________________________________________________</w:t>
-      </w:r>
-    </w:p>
-    <w:p>
-      <w:r>
-        <w:t>________________________________________________________________</w:t>
-      </w:r>
-    </w:p>
-    <w:p>
-      <w:r>
-        <w:t>________________________________________________________________</w:t>
-      </w:r>
-    </w:p>
-    <w:p>
-      <w:r>
-        <w:t>________________________________________________________________</w:t>
-      </w:r>
-    </w:p>
-    <w:p>
-      <w:pPr>
-        <w:spacing w:line="336" w:lineRule="auto" w:after="180"/>
-        <w:shd w:fill="F4F9FC"/>
-      </w:pPr>
-      <w:r>
-        <w:rPr>
-          <w:b w:val="0"/>
-        </w:rPr>
-        <w:t>3. One limitation, fairness concern, or situation needing human review:</w:t>
-      </w:r>
-    </w:p>
-    <w:p>
-      <w:pPr>
-        <w:pStyle w:val="Heading3"/>
-      </w:pPr>
-      <w:r>
-        <w:t>Write or draw your reasoning and evidence.</w:t>
-      </w:r>
-    </w:p>
-    <w:p>
-      <w:r>
-        <w:t>________________________________________________________________</w:t>
-      </w:r>
-    </w:p>
-    <w:p>
-      <w:r>
-        <w:t>________________________________________________________________</w:t>
-      </w:r>
-    </w:p>
-    <w:p>
-      <w:r>
-        <w:t>________________________________________________________________</w:t>
-      </w:r>
-    </w:p>
-    <w:p>
-      <w:r>
-        <w:t>________________________________________________________________</w:t>
-      </w:r>
-    </w:p>
-    <w:p>
-      <w:r>
-        <w:t>________________________________________________________________</w:t>
-      </w:r>
-    </w:p>
-    <w:p>
-      <w:pPr>
-        <w:pStyle w:val="Heading3"/>
-      </w:pPr>
-      <w:r>
-        <w:t>Check your explanation</w:t>
-      </w:r>
-    </w:p>
-    <w:p>
-      <w:pPr>
-        <w:spacing w:line="336" w:lineRule="auto" w:after="180"/>
-        <w:shd w:fill="F5F1FB"/>
-      </w:pPr>
-      <w:r>
-        <w:rPr>
-          <w:b w:val="0"/>
-        </w:rPr>
-        <w:t xml:space="preserve">SELF-CHECK  □ I explained the </w:t>
-      </w:r>
-      <w:r>
-        <w:rPr>
-          <w:b/>
-        </w:rPr>
-        <w:t>mechanism</w:t>
-      </w:r>
-      <w:r>
-        <w:rPr>
-          <w:b w:val="0"/>
-        </w:rPr>
-        <w:t xml:space="preserve">  □ I used </w:t>
-      </w:r>
-      <w:r>
-        <w:rPr>
-          <w:b/>
-        </w:rPr>
-        <w:t>evidence</w:t>
-      </w:r>
-      <w:r>
-        <w:rPr>
-          <w:b w:val="0"/>
-        </w:rPr>
-        <w:t xml:space="preserve">  □ I tested a fresh case  □ I named a limitation  □ I can answer ‘why?’</w:t>
-      </w:r>
-    </w:p>
-    <w:p>
-      <w:pPr>
-        <w:pStyle w:val="Heading1"/>
-      </w:pPr>
-      <w:r>
-        <w:t>13. Study a complete case</w:t>
-      </w:r>
-    </w:p>
-    <w:p>
-      <w:r>
-        <w:t>Revisit the complete Verify Numbers and Dates case for supported practice. Repeated examples do not become fresh assessments.</w:t>
-      </w:r>
-    </w:p>
-    <w:p>
-      <w:pPr>
-        <w:pStyle w:val="Heading3"/>
-      </w:pPr>
-      <w:r>
-        <w:t>Week 16 Worked case</w:t>
-      </w:r>
-    </w:p>
-    <w:p>
-      <w:pPr>
-        <w:spacing w:line="336" w:lineRule="auto" w:after="180"/>
-      </w:pPr>
-      <w:r>
-        <w:rPr>
-          <w:b w:val="0"/>
-        </w:rPr>
-        <w:t>Use the supplied details to practise the weekly concept before attempting the independent question. This case extends the illustrated lesson.</w:t>
-      </w:r>
-    </w:p>
-    <w:p>
-      <w:pPr>
-        <w:pStyle w:val="Heading3"/>
-      </w:pPr>
-      <w:r>
-        <w:t>The situation</w:t>
-      </w:r>
-    </w:p>
-    <w:p>
-      <w:pPr>
-        <w:spacing w:line="336" w:lineRule="auto" w:after="180"/>
-      </w:pPr>
-      <w:r>
-        <w:rPr>
-          <w:b w:val="0"/>
-        </w:rPr>
-        <w:t>An answer says 15/20=</w:t>
-      </w:r>
-      <w:r>
-        <w:rPr>
-          <w:b/>
-        </w:rPr>
-        <w:t>80%</w:t>
-      </w:r>
-      <w:r>
-        <w:rPr>
-          <w:b w:val="0"/>
-        </w:rPr>
-        <w:t xml:space="preserve"> and sets a deadline of February 30.</w:t>
-      </w:r>
-    </w:p>
-    <w:p>
-      <w:pPr>
-        <w:pStyle w:val="Heading3"/>
-      </w:pPr>
-      <w:r>
-        <w:t>The question</w:t>
-      </w:r>
-    </w:p>
-    <w:p>
-      <w:pPr>
-        <w:spacing w:line="336" w:lineRule="auto" w:after="180"/>
-      </w:pPr>
-      <w:r>
-        <w:rPr>
-          <w:b w:val="0"/>
-        </w:rPr>
-        <w:t>Verify both.</w:t>
-      </w:r>
-    </w:p>
-    <w:p>
-      <w:pPr>
-        <w:pStyle w:val="Heading3"/>
-      </w:pPr>
-      <w:r>
-        <w:t>Worked explanation</w:t>
-      </w:r>
-    </w:p>
-    <w:p>
-      <w:pPr>
-        <w:spacing w:line="336" w:lineRule="auto" w:after="180"/>
-      </w:pPr>
-      <w:r>
-        <w:rPr>
-          <w:b w:val="0"/>
-        </w:rPr>
         <w:t>15/20=75%. February 30 is invalid in the Gregorian calendar. Check the intended deadline from its authority rather than guessing.</w:t>
-      </w:r>
-    </w:p>
-    <w:p>
-      <w:pPr>
-        <w:pStyle w:val="Heading3"/>
-      </w:pPr>
-      <w:r>
-        <w:t>Explain it in your own words</w:t>
-      </w:r>
-    </w:p>
-    <w:p>
-      <w:pPr>
-        <w:spacing w:line="336" w:lineRule="auto" w:after="180"/>
-        <w:shd w:fill="F5F1FB"/>
-      </w:pPr>
-      <w:r>
-        <w:rPr>
-          <w:b w:val="0"/>
-        </w:rPr>
-        <w:t>Which detail supports the answer, and why does it matter?</w:t>
-      </w:r>
-    </w:p>
-    <w:p>
-      <w:pPr>
-        <w:pStyle w:val="Heading3"/>
-      </w:pPr>
-      <w:r>
-        <w:t>Write or draw your reasoning and evidence.</w:t>
-      </w:r>
-    </w:p>
-    <w:p>
-      <w:r>
-        <w:t>________________________________________________________________</w:t>
-      </w:r>
-    </w:p>
-    <w:p>
-      <w:r>
-        <w:t>________________________________________________________________</w:t>
-      </w:r>
-    </w:p>
-    <w:p>
-      <w:r>
-        <w:t>________________________________________________________________</w:t>
-      </w:r>
-    </w:p>
-    <w:p>
-      <w:r>
-        <w:t>________________________________________________________________</w:t>
-      </w:r>
-    </w:p>
-    <w:p>
-      <w:r>
-        <w:t>________________________________________________________________</w:t>
-      </w:r>
-    </w:p>
-    <w:p>
-      <w:pPr>
-        <w:pStyle w:val="Heading3"/>
-      </w:pPr>
-      <w:r>
-        <w:t>Trace the supplied case visually</w:t>
-      </w:r>
-    </w:p>
-    <w:p>
-      <w:pPr>
-        <w:pStyle w:val="Heading3"/>
-      </w:pPr>
-      <w:r>
-        <w:t>Verify a percentage independently</w:t>
       </w:r>
     </w:p>
     <w:tbl>
@@ -5220,12 +6610,87 @@
     </w:tbl>
     <w:p>
       <w:pPr>
+        <w:pStyle w:val="Heading2"/>
+      </w:pPr>
+      <w:r>
+        <w:t>Earlier wording, alternatives and picture transcripts · reference / check after trying</w:t>
+      </w:r>
+    </w:p>
+    <w:p>
+      <w:pPr>
+        <w:pStyle w:val="Heading3"/>
+      </w:pPr>
+      <w:r>
+        <w:t>Week 16 Worked case</w:t>
+      </w:r>
+    </w:p>
+    <w:p>
+      <w:pPr>
         <w:spacing w:line="336" w:lineRule="auto" w:after="180"/>
       </w:pPr>
       <w:r>
         <w:rPr>
           <w:b w:val="0"/>
         </w:rPr>
+        <w:t>Use the supplied details to practise the weekly concept before attempting the independent question. This case extends the illustrated lesson.</w:t>
+      </w:r>
+    </w:p>
+    <w:p>
+      <w:pPr>
+        <w:pStyle w:val="Heading3"/>
+      </w:pPr>
+      <w:r>
+        <w:t>The situation</w:t>
+      </w:r>
+    </w:p>
+    <w:p>
+      <w:pPr>
+        <w:pStyle w:val="Heading3"/>
+      </w:pPr>
+      <w:r>
+        <w:t>The question</w:t>
+      </w:r>
+    </w:p>
+    <w:p>
+      <w:pPr>
+        <w:pStyle w:val="Heading3"/>
+      </w:pPr>
+      <w:r>
+        <w:t>Worked explanation</w:t>
+      </w:r>
+    </w:p>
+    <w:p>
+      <w:pPr>
+        <w:pStyle w:val="Heading3"/>
+      </w:pPr>
+      <w:r>
+        <w:t>Explain it in your own words</w:t>
+      </w:r>
+    </w:p>
+    <w:p>
+      <w:pPr>
+        <w:pStyle w:val="Heading3"/>
+      </w:pPr>
+      <w:r>
+        <w:t>Trace the supplied case visually</w:t>
+      </w:r>
+    </w:p>
+    <w:p>
+      <w:pPr>
+        <w:pStyle w:val="Heading3"/>
+      </w:pPr>
+      <w:r>
+        <w:t>Verify a percentage independently</w:t>
+      </w:r>
+    </w:p>
+    <w:p>
+      <w:pPr>
+        <w:spacing w:line="336" w:lineRule="auto" w:after="180"/>
+      </w:pPr>
+      <w:r>
+        <w:rPr>
+          <w:b w:val="0"/>
+        </w:rPr>
         <w:t>An answer says 15/20=</w:t>
       </w:r>
       <w:r>
@@ -5268,490 +6733,20 @@
         <w:pStyle w:val="Heading1"/>
       </w:pPr>
       <w:r>
-        <w:t>14. Try a new case independently</w:t>
-      </w:r>
-    </w:p>
-    <w:p>
-      <w:r>
-        <w:t>Attempt the reserved new case before feedback. Record support; the earlier examples below remain additional practice.</w:t>
-      </w:r>
-    </w:p>
-    <w:p>
-      <w:pPr>
-        <w:pStyle w:val="Heading3"/>
-      </w:pPr>
-      <w:r>
-        <w:t>Independent case: Changed independent case</w:t>
-      </w:r>
-    </w:p>
-    <w:p>
-      <w:pPr>
-        <w:spacing w:line="336" w:lineRule="auto" w:after="180"/>
-      </w:pPr>
-      <w:r>
-        <w:rPr>
-          <w:b w:val="0"/>
-        </w:rPr>
-        <w:t>A draft claims18 of24 learners is</w:t>
-      </w:r>
-      <w:r>
-        <w:rPr>
-          <w:b/>
-        </w:rPr>
-        <w:t>60%</w:t>
-      </w:r>
-      <w:r>
-        <w:rPr>
-          <w:b w:val="0"/>
-        </w:rPr>
-        <w:t>, and gives an April31 deadline. Check both statements without inventing a deadline.</w:t>
-      </w:r>
-    </w:p>
-    <w:p>
-      <w:pPr>
-        <w:pStyle w:val="Heading3"/>
-      </w:pPr>
-      <w:r>
-        <w:t>My independent explanation, trace and limits</w:t>
-      </w:r>
-    </w:p>
-    <w:p>
-      <w:r>
-        <w:t>________________________________________________________________</w:t>
-      </w:r>
-    </w:p>
-    <w:p>
-      <w:r>
-        <w:t>________________________________________________________________</w:t>
-      </w:r>
-    </w:p>
-    <w:p>
-      <w:r>
-        <w:t>________________________________________________________________</w:t>
-      </w:r>
-    </w:p>
-    <w:p>
-      <w:r>
-        <w:t>________________________________________________________________</w:t>
-      </w:r>
-    </w:p>
-    <w:p>
-      <w:r>
-        <w:t>________________________________________________________________</w:t>
-      </w:r>
-    </w:p>
-    <w:p>
-      <w:r>
-        <w:t>________________________________________________________________</w:t>
-      </w:r>
-    </w:p>
-    <w:p>
-      <w:r>
-        <w:t>________________________________________________________________</w:t>
-      </w:r>
-    </w:p>
-    <w:p>
-      <w:pPr>
-        <w:spacing w:line="336" w:lineRule="auto" w:after="180"/>
-      </w:pPr>
-      <w:r>
-        <w:rPr>
-          <w:b w:val="0"/>
-        </w:rPr>
-        <w:t>Attempt this case before feedback. Record any help. Earlier examples below are further practice; a case already practised with feedback cannot establish fresh transfer.</w:t>
-      </w:r>
-    </w:p>
-    <w:p>
-      <w:pPr>
-        <w:pStyle w:val="Heading3"/>
-      </w:pPr>
-      <w:r>
-        <w:t>Week 16 Independent application</w:t>
-      </w:r>
-    </w:p>
-    <w:p>
-      <w:pPr>
-        <w:spacing w:line="336" w:lineRule="auto" w:after="180"/>
-      </w:pPr>
-      <w:r>
-        <w:rPr>
-          <w:b w:val="0"/>
-        </w:rPr>
-        <w:t>Close the worked explanation. Apply the idea to this different question without copying.</w:t>
-      </w:r>
-    </w:p>
-    <w:p>
-      <w:pPr>
-        <w:spacing w:line="336" w:lineRule="auto" w:after="180"/>
-      </w:pPr>
-      <w:r>
-        <w:rPr>
-          <w:b w:val="0"/>
-        </w:rPr>
-        <w:t xml:space="preserve">A report says 12 of 40 responses is 40%. </w:t>
-      </w:r>
-      <w:r>
-        <w:rPr>
-          <w:b/>
-        </w:rPr>
-        <w:t>Recalculate</w:t>
-      </w:r>
-      <w:r>
-        <w:rPr>
-          <w:b w:val="0"/>
-        </w:rPr>
-        <w:t xml:space="preserve"> and state the correction with the denominator.</w:t>
-      </w:r>
-    </w:p>
-    <w:p>
-      <w:pPr>
-        <w:spacing w:line="336" w:lineRule="auto" w:after="180"/>
-      </w:pPr>
-      <w:r>
-        <w:rPr>
-          <w:b w:val="0"/>
-        </w:rPr>
-        <w:t xml:space="preserve">My answer, with a trace, calculation or supporting </w:t>
-      </w:r>
-      <w:r>
-        <w:rPr>
-          <w:b/>
-        </w:rPr>
-        <w:t>evidence</w:t>
-      </w:r>
-    </w:p>
-    <w:p>
-      <w:pPr>
-        <w:pStyle w:val="Heading3"/>
-      </w:pPr>
-      <w:r>
-        <w:t>Write or draw your reasoning and evidence.</w:t>
-      </w:r>
-    </w:p>
-    <w:p>
-      <w:r>
-        <w:t>________________________________________________________________</w:t>
-      </w:r>
-    </w:p>
-    <w:p>
-      <w:r>
-        <w:t>________________________________________________________________</w:t>
-      </w:r>
-    </w:p>
-    <w:p>
-      <w:r>
-        <w:t>________________________________________________________________</w:t>
-      </w:r>
-    </w:p>
-    <w:p>
-      <w:r>
-        <w:t>________________________________________________________________</w:t>
-      </w:r>
-    </w:p>
-    <w:p>
-      <w:r>
-        <w:t>________________________________________________________________</w:t>
-      </w:r>
-    </w:p>
-    <w:p>
-      <w:pPr>
-        <w:pStyle w:val="Heading3"/>
-      </w:pPr>
-      <w:r>
-        <w:t>Create and test</w:t>
-      </w:r>
-    </w:p>
-    <w:p>
-      <w:pPr>
-        <w:spacing w:line="336" w:lineRule="auto" w:after="180"/>
-      </w:pPr>
-      <w:r>
-        <w:rPr>
-          <w:b w:val="0"/>
-        </w:rPr>
-        <w:t>Change one relevant detail. Predict the result before testing. Include a boundary or missing-information case when it helps reveal a limit.</w:t>
-      </w:r>
-    </w:p>
-    <w:p>
-      <w:pPr>
-        <w:spacing w:line="336" w:lineRule="auto" w:after="180"/>
-      </w:pPr>
-      <w:r>
-        <w:rPr>
-          <w:b w:val="0"/>
-        </w:rPr>
-        <w:t xml:space="preserve">My changed </w:t>
-      </w:r>
-      <w:r>
-        <w:rPr>
-          <w:b/>
-        </w:rPr>
-        <w:t>input</w:t>
-      </w:r>
-      <w:r>
-        <w:rPr>
-          <w:b w:val="0"/>
-        </w:rPr>
-        <w:t xml:space="preserve"> and expected result</w:t>
-      </w:r>
-    </w:p>
-    <w:p>
-      <w:pPr>
-        <w:pStyle w:val="Heading3"/>
-      </w:pPr>
-      <w:r>
-        <w:t>Write or draw your reasoning and evidence.</w:t>
-      </w:r>
-    </w:p>
-    <w:p>
-      <w:r>
-        <w:t>________________________________________________________________</w:t>
-      </w:r>
-    </w:p>
-    <w:p>
-      <w:r>
-        <w:t>________________________________________________________________</w:t>
-      </w:r>
-    </w:p>
-    <w:p>
-      <w:r>
-        <w:t>________________________________________________________________</w:t>
-      </w:r>
-    </w:p>
-    <w:p>
-      <w:r>
-        <w:t>________________________________________________________________</w:t>
-      </w:r>
-    </w:p>
-    <w:p>
-      <w:r>
-        <w:t>________________________________________________________________</w:t>
-      </w:r>
-    </w:p>
-    <w:p>
-      <w:pPr>
-        <w:pStyle w:val="Heading3"/>
-      </w:pPr>
-      <w:r>
-        <w:t>Connect to your project</w:t>
-      </w:r>
-    </w:p>
-    <w:p>
-      <w:pPr>
-        <w:spacing w:line="336" w:lineRule="auto" w:after="180"/>
-      </w:pPr>
-      <w:r>
-        <w:rPr>
-          <w:b w:val="0"/>
-        </w:rPr>
-        <w:t>Route arithmetic to a calculator and dates to direct sources before presenting them.</w:t>
-      </w:r>
-    </w:p>
-    <w:p>
-      <w:pPr>
-        <w:spacing w:line="336" w:lineRule="auto" w:after="180"/>
-      </w:pPr>
-      <w:r>
-        <w:rPr>
-          <w:b w:val="0"/>
-        </w:rPr>
-        <w:t xml:space="preserve">The </w:t>
-      </w:r>
-      <w:r>
-        <w:rPr>
-          <w:b/>
-        </w:rPr>
-        <w:t>evidence</w:t>
-      </w:r>
-      <w:r>
-        <w:rPr>
-          <w:b w:val="0"/>
-        </w:rPr>
-        <w:t xml:space="preserve"> I will keep</w:t>
-      </w:r>
-    </w:p>
-    <w:p>
-      <w:pPr>
-        <w:pStyle w:val="Heading3"/>
-      </w:pPr>
-      <w:r>
-        <w:t>Write or draw your reasoning and evidence.</w:t>
-      </w:r>
-    </w:p>
-    <w:p>
-      <w:r>
-        <w:t>________________________________________________________________</w:t>
-      </w:r>
-    </w:p>
-    <w:p>
-      <w:r>
-        <w:t>________________________________________________________________</w:t>
-      </w:r>
-    </w:p>
-    <w:p>
-      <w:r>
-        <w:t>________________________________________________________________</w:t>
-      </w:r>
-    </w:p>
-    <w:p>
-      <w:r>
-        <w:t>________________________________________________________________</w:t>
-      </w:r>
-    </w:p>
-    <w:p>
-      <w:r>
-        <w:t>________________________________________________________________</w:t>
-      </w:r>
-    </w:p>
-    <w:p>
-      <w:pPr>
-        <w:spacing w:line="336" w:lineRule="auto" w:after="180"/>
-      </w:pPr>
-      <w:r>
-        <w:rPr>
-          <w:b w:val="0"/>
-        </w:rPr>
-        <w:t xml:space="preserve">Your teacher has the independent answer and scoring criteria. Complete the matching workbook week to keep your practice </w:t>
-      </w:r>
-      <w:r>
-        <w:rPr>
-          <w:b/>
-        </w:rPr>
-        <w:t>evidence</w:t>
-      </w:r>
-      <w:r>
-        <w:rPr>
-          <w:b w:val="0"/>
-        </w:rPr>
-        <w:t xml:space="preserve"> together.</w:t>
-      </w:r>
-    </w:p>
-    <w:p>
-      <w:pPr>
-        <w:pStyle w:val="Heading3"/>
-      </w:pPr>
-      <w:r>
-        <w:t>Transfer practice from the original programme</w:t>
-      </w:r>
-    </w:p>
-    <w:p>
-      <w:pPr>
-        <w:spacing w:line="336" w:lineRule="auto" w:after="180"/>
-      </w:pPr>
-      <w:r>
-        <w:rPr>
-          <w:b w:val="0"/>
-        </w:rPr>
-        <w:t>A report says 21/28=</w:t>
-      </w:r>
-      <w:r>
-        <w:rPr>
-          <w:b/>
-        </w:rPr>
-        <w:t>70%</w:t>
-      </w:r>
-      <w:r>
-        <w:rPr>
-          <w:b w:val="0"/>
-        </w:rPr>
-        <w:t xml:space="preserve"> and gives February 30 as the deadline. Correct what can be computed and identify what must be checked externally.</w:t>
-      </w:r>
-    </w:p>
-    <w:p>
-      <w:pPr>
-        <w:pStyle w:val="Heading3"/>
-      </w:pPr>
-      <w:r>
-        <w:t>Explain the mechanism, evidence and one limit.</w:t>
-      </w:r>
-    </w:p>
-    <w:p>
-      <w:r>
-        <w:t>________________________________________________________________</w:t>
-      </w:r>
-    </w:p>
-    <w:p>
-      <w:r>
-        <w:t>________________________________________________________________</w:t>
-      </w:r>
-    </w:p>
-    <w:p>
-      <w:r>
-        <w:t>________________________________________________________________</w:t>
-      </w:r>
-    </w:p>
-    <w:p>
-      <w:r>
-        <w:t>________________________________________________________________</w:t>
-      </w:r>
-    </w:p>
-    <w:p>
-      <w:r>
-        <w:t>________________________________________________________________</w:t>
-      </w:r>
-    </w:p>
-    <w:p>
-      <w:r>
-        <w:t>________________________________________________________________</w:t>
-      </w:r>
-    </w:p>
-    <w:p>
-      <w:r>
-        <w:t>________________________________________________________________</w:t>
-      </w:r>
-    </w:p>
-    <w:p>
-      <w:pPr>
-        <w:pStyle w:val="Heading3"/>
-      </w:pPr>
-      <w:r>
-        <w:t>Use feedback to improve</w:t>
-      </w:r>
-    </w:p>
-    <w:p>
-      <w:pPr>
-        <w:spacing w:line="336" w:lineRule="auto" w:after="180"/>
-      </w:pPr>
-      <w:r>
-        <w:rPr>
-          <w:b w:val="0"/>
-        </w:rPr>
-        <w:t>Attempt the independent case before hints. Record whether you worked alone, used a hint or followed a model. After feedback, fix the first unsupported step and explain why it changed.</w:t>
-      </w:r>
-    </w:p>
-    <w:p>
-      <w:pPr>
-        <w:spacing w:line="336" w:lineRule="auto" w:after="180"/>
-      </w:pPr>
-      <w:r>
-        <w:rPr>
-          <w:b w:val="0"/>
-        </w:rPr>
-        <w:t>A later check uses a changed case, not a copied answer.</w:t>
-      </w:r>
-    </w:p>
-    <w:p>
-      <w:pPr>
-        <w:pStyle w:val="Heading1"/>
-      </w:pPr>
-      <w:r>
-        <w:t>15. Your lesson route</w:t>
-      </w:r>
-    </w:p>
-    <w:p>
-      <w:r>
-        <w:t>Use this map to navigate Verify Numbers and Dates, connect the goals to tasks and keep one evidence record for each attempt.</w:t>
-      </w:r>
-    </w:p>
-    <w:p>
-      <w:pPr>
-        <w:spacing w:line="336" w:lineRule="auto" w:after="180"/>
-      </w:pPr>
-      <w:r>
-        <w:rPr>
-          <w:b w:val="0"/>
-        </w:rPr>
-        <w:t>Start with this question: A fictional Study Buddy checks a science-club summary against supplied counts and calendar facts.</w:t>
+        <w:t>15. Reference: original lesson checklist</w:t>
+      </w:r>
+    </w:p>
+    <w:p>
+      <w:r>
+        <w:t>Use an additional checklist when it helps inspect your explanation.</w:t>
+      </w:r>
+    </w:p>
+    <w:p>
+      <w:pPr>
+        <w:pStyle w:val="Heading2"/>
+      </w:pPr>
+      <w:r>
+        <w:t>Targets and evidence</w:t>
       </w:r>
     </w:p>
     <w:tbl>
@@ -5858,6 +6853,14 @@
     </w:tbl>
     <w:p>
       <w:pPr>
+        <w:pStyle w:val="Heading2"/>
+      </w:pPr>
+      <w:r>
+        <w:t>Keep your route and first prediction</w:t>
+      </w:r>
+    </w:p>
+    <w:p>
+      <w:pPr>
         <w:spacing w:line="336" w:lineRule="auto" w:after="180"/>
       </w:pPr>
       <w:r>
@@ -5916,15 +6919,147 @@
     </w:p>
     <w:p>
       <w:pPr>
+        <w:pStyle w:val="Heading2"/>
+      </w:pPr>
+      <w:r>
+        <w:t>Earlier wording, alternatives and picture transcripts · reference / check after trying</w:t>
+      </w:r>
+    </w:p>
+    <w:p>
+      <w:pPr>
+        <w:spacing w:line="336" w:lineRule="auto" w:after="180"/>
+      </w:pPr>
+      <w:r>
+        <w:rPr>
+          <w:b w:val="0"/>
+        </w:rPr>
+        <w:t>Start with this question: A fictional Study Buddy checks a science-club summary against supplied counts and calendar facts.</w:t>
+      </w:r>
+    </w:p>
+    <w:p>
+      <w:pPr>
         <w:pStyle w:val="Heading1"/>
       </w:pPr>
       <w:r>
-        <w:t>16. Finish and return</w:t>
-      </w:r>
-    </w:p>
-    <w:p>
-      <w:r>
-        <w:t>Explain Verify Numbers and Dates without notes, identify a remaining question and plan a later check with a changed case.</w:t>
+        <w:t>17. Extra practice: pictures, repair and feedback</w:t>
+      </w:r>
+    </w:p>
+    <w:p>
+      <w:r>
+        <w:t>Attempt each question before opening its explanation. Use one browser or paper copy.</w:t>
+      </w:r>
+    </w:p>
+    <w:p>
+      <w:pPr>
+        <w:pStyle w:val="Heading2"/>
+      </w:pPr>
+      <w:r>
+        <w:t>First supported question</w:t>
+      </w:r>
+    </w:p>
+    <w:p>
+      <w:pPr>
+        <w:pStyle w:val="ListBullet"/>
+      </w:pPr>
+      <w:r>
+        <w:t>A fictional Study Buddy checks a science-club summary against supplied counts and calendar facts.</w:t>
+      </w:r>
+    </w:p>
+    <w:p>
+      <w:pPr>
+        <w:pStyle w:val="Heading3"/>
+      </w:pPr>
+      <w:r>
+        <w:t>Practice 1: explain the deciding evidence</w:t>
+      </w:r>
+    </w:p>
+    <w:p>
+      <w:pPr>
+        <w:pStyle w:val="ListBullet"/>
+      </w:pPr>
+      <w:r>
+        <w:t>Which labelled step matches this detail? Ask the event owner for the correct date; do not assume June 30 or July 1.</w:t>
+      </w:r>
+    </w:p>
+    <w:p>
+      <w:pPr>
+        <w:pStyle w:val="ListBullet"/>
+      </w:pPr>
+      <w:r>
+        <w:t>1. Validate date</w:t>
+      </w:r>
+    </w:p>
+    <w:p>
+      <w:pPr>
+        <w:pStyle w:val="ListBullet"/>
+      </w:pPr>
+      <w:r>
+        <w:t>2. Check denominator</w:t>
+      </w:r>
+    </w:p>
+    <w:p>
+      <w:pPr>
+        <w:pStyle w:val="ListBullet"/>
+      </w:pPr>
+      <w:r>
+        <w:t>3. Resolve missing intent</w:t>
+      </w:r>
+    </w:p>
+    <w:p>
+      <w:pPr>
+        <w:pStyle w:val="ListBullet"/>
+      </w:pPr>
+      <w:r>
+        <w:t>4. Calculate percentage</w:t>
+      </w:r>
+    </w:p>
+    <w:p>
+      <w:pPr>
+        <w:pStyle w:val="Heading3"/>
+      </w:pPr>
+      <w:r>
+        <w:t>My selected conclusion, deciding fact and explanation</w:t>
+      </w:r>
+    </w:p>
+    <w:p>
+      <w:r>
+        <w:t>________________________________________________________________</w:t>
+      </w:r>
+    </w:p>
+    <w:p>
+      <w:r>
+        <w:t>________________________________________________________________</w:t>
+      </w:r>
+    </w:p>
+    <w:p>
+      <w:r>
+        <w:t>________________________________________________________________</w:t>
+      </w:r>
+    </w:p>
+    <w:p>
+      <w:r>
+        <w:t>________________________________________________________________</w:t>
+      </w:r>
+    </w:p>
+    <w:p>
+      <w:r>
+        <w:t>________________________________________________________________</w:t>
+      </w:r>
+    </w:p>
+    <w:p>
+      <w:pPr>
+        <w:pStyle w:val="ListBullet"/>
+      </w:pPr>
+      <w:r>
+        <w:t>Hint if needed: Read the steps in the pictorial case. Match the supplied detail to the stage that performs or records it.</w:t>
+      </w:r>
+    </w:p>
+    <w:p>
+      <w:pPr>
+        <w:pStyle w:val="Heading2"/>
+      </w:pPr>
+      <w:r>
+        <w:t>Check the first explanation · reference / check after trying</w:t>
       </w:r>
     </w:p>
     <w:p>
@@ -5935,19 +7070,349 @@
         <w:rPr>
           <w:b w:val="0"/>
         </w:rPr>
-        <w:t xml:space="preserve">Close your notes. Explain this goal in your own words: Explain the </w:t>
+        <w:t>After your attempt, compare with the supported explanation: Resolve missing intent Ask the event owner for the correct date; do not assume June 30 or July 1. A percentage requires the correct numerator and denominator.</w:t>
+      </w:r>
+    </w:p>
+    <w:p>
+      <w:pPr>
+        <w:spacing w:line="336" w:lineRule="auto" w:after="180"/>
+      </w:pPr>
+      <w:r>
+        <w:rPr>
+          <w:b w:val="0"/>
+        </w:rPr>
+        <w:t>Calendar validation identifies an impossible date, but it cannot discover what date the author intended.</w:t>
+      </w:r>
+    </w:p>
+    <w:p>
+      <w:pPr>
+        <w:spacing w:line="336" w:lineRule="auto" w:after="180"/>
+      </w:pPr>
+      <w:r>
+        <w:rPr>
+          <w:b w:val="0"/>
+        </w:rPr>
+        <w:t xml:space="preserve">These checks use different </w:t>
       </w:r>
       <w:r>
         <w:rPr>
           <w:b/>
         </w:rPr>
+        <w:t>evidence</w:t>
+      </w:r>
+      <w:r>
+        <w:rPr>
+          <w:b w:val="0"/>
+        </w:rPr>
+        <w:t>: arithmetic repairs the percentage from the supplied counts, while the date needs another authoritative source before publication.</w:t>
+      </w:r>
+    </w:p>
+    <w:p>
+      <w:pPr>
+        <w:pStyle w:val="Heading2"/>
+      </w:pPr>
+      <w:r>
+        <w:t>Changed-case question</w:t>
+      </w:r>
+    </w:p>
+    <w:p>
+      <w:pPr>
+        <w:pStyle w:val="Heading3"/>
+      </w:pPr>
+      <w:r>
+        <w:t>Practice 2: explain the deciding evidence</w:t>
+      </w:r>
+    </w:p>
+    <w:p>
+      <w:pPr>
+        <w:pStyle w:val="ListBullet"/>
+      </w:pPr>
+      <w:r>
+        <w:t>Changed-case practice: The count is revised to 14 passes out of 20, but no date record is added. Which conclusion is supported by the supplied facts?</w:t>
+      </w:r>
+    </w:p>
+    <w:p>
+      <w:pPr>
+        <w:pStyle w:val="ListBullet"/>
+      </w:pPr>
+      <w:r>
+        <w:t>1. We can decide the result without examining the changed input or the procedure.</w:t>
+      </w:r>
+    </w:p>
+    <w:p>
+      <w:pPr>
+        <w:pStyle w:val="ListBullet"/>
+      </w:pPr>
+      <w:r>
+        <w:t>2. 70% now matches the count; June 31 remains invalid and unresolved.</w:t>
+      </w:r>
+    </w:p>
+    <w:p>
+      <w:pPr>
+        <w:pStyle w:val="ListBullet"/>
+      </w:pPr>
+      <w:r>
+        <w:t>3. This one example guarantees correct results for every future input.</w:t>
+      </w:r>
+    </w:p>
+    <w:p>
+      <w:pPr>
+        <w:pStyle w:val="Heading3"/>
+      </w:pPr>
+      <w:r>
+        <w:t>My selected conclusion, deciding fact and explanation</w:t>
+      </w:r>
+    </w:p>
+    <w:p>
+      <w:r>
+        <w:t>________________________________________________________________</w:t>
+      </w:r>
+    </w:p>
+    <w:p>
+      <w:r>
+        <w:t>________________________________________________________________</w:t>
+      </w:r>
+    </w:p>
+    <w:p>
+      <w:r>
+        <w:t>________________________________________________________________</w:t>
+      </w:r>
+    </w:p>
+    <w:p>
+      <w:r>
+        <w:t>________________________________________________________________</w:t>
+      </w:r>
+    </w:p>
+    <w:p>
+      <w:r>
+        <w:t>________________________________________________________________</w:t>
+      </w:r>
+    </w:p>
+    <w:p>
+      <w:pPr>
+        <w:pStyle w:val="ListBullet"/>
+      </w:pPr>
+      <w:r>
+        <w:t>Hint if needed: Use the changed condition and the deciding step in the pictorial trace. The answer must say what follows from those facts.</w:t>
+      </w:r>
+    </w:p>
+    <w:p>
+      <w:pPr>
+        <w:pStyle w:val="Heading2"/>
+      </w:pPr>
+      <w:r>
+        <w:t>Check the changed case · reference / check after trying</w:t>
+      </w:r>
+    </w:p>
+    <w:p>
+      <w:pPr>
+        <w:spacing w:line="336" w:lineRule="auto" w:after="180"/>
+      </w:pPr>
+      <w:r>
+        <w:rPr>
+          <w:b w:val="0"/>
+        </w:rPr>
+        <w:t xml:space="preserve">After your attempt, compare with the supported explanation: </w:t>
+      </w:r>
+      <w:r>
+        <w:rPr>
+          <w:b/>
+        </w:rPr>
+        <w:t>70%</w:t>
+      </w:r>
+      <w:r>
+        <w:rPr>
+          <w:b w:val="0"/>
+        </w:rPr>
+        <w:t xml:space="preserve"> now matches the count; June 31 remains invalid and unresolved. 14÷20×100=</w:t>
+      </w:r>
+      <w:r>
+        <w:rPr>
+          <w:b/>
+        </w:rPr>
+        <w:t>70%</w:t>
+      </w:r>
+      <w:r>
+        <w:rPr>
+          <w:b w:val="0"/>
+        </w:rPr>
+        <w:t xml:space="preserve">; changing a count provides no new calendar </w:t>
+      </w:r>
+      <w:r>
+        <w:rPr>
+          <w:b/>
+        </w:rPr>
+        <w:t>evidence</w:t>
+      </w:r>
+      <w:r>
+        <w:rPr>
+          <w:b w:val="0"/>
+        </w:rPr>
+        <w:t>.</w:t>
+      </w:r>
+    </w:p>
+    <w:p>
+      <w:pPr>
+        <w:pStyle w:val="Heading2"/>
+      </w:pPr>
+      <w:r>
+        <w:t>Repair and save your work</w:t>
+      </w:r>
+    </w:p>
+    <w:p>
+      <w:pPr>
+        <w:spacing w:line="336" w:lineRule="auto" w:after="180"/>
+      </w:pPr>
+      <w:r>
+        <w:rPr>
+          <w:b w:val="0"/>
+        </w:rPr>
+        <w:t xml:space="preserve">Review Source Quality (ai-3/15). Goal: Explain the </w:t>
+      </w:r>
+      <w:r>
+        <w:rPr>
+          <w:b/>
+        </w:rPr>
         <w:t>mechanism</w:t>
       </w:r>
       <w:r>
         <w:rPr>
           <w:b w:val="0"/>
         </w:rPr>
-        <w:t xml:space="preserve"> and terminology of claim support and citation evaluation</w:t>
+        <w:t xml:space="preserve"> and terminology of conflicting and time-sensitive sources. Short practice: Which source fields must be checked before answering day 9?.</w:t>
+      </w:r>
+    </w:p>
+    <w:p>
+      <w:pPr>
+        <w:spacing w:line="336" w:lineRule="auto" w:after="180"/>
+      </w:pPr>
+      <w:r>
+        <w:rPr>
+          <w:b w:val="0"/>
+        </w:rPr>
+        <w:t>Return to this week and explain what you changed.</w:t>
+      </w:r>
+    </w:p>
+    <w:p>
+      <w:pPr>
+        <w:spacing w:line="336" w:lineRule="auto" w:after="180"/>
+      </w:pPr>
+      <w:r>
+        <w:rPr>
+          <w:b w:val="0"/>
+        </w:rPr>
+        <w:t xml:space="preserve">Review Multimodal </w:t>
+      </w:r>
+      <w:r>
+        <w:rPr>
+          <w:b/>
+        </w:rPr>
+        <w:t>Evidence</w:t>
+      </w:r>
+      <w:r>
+        <w:rPr>
+          <w:b w:val="0"/>
+        </w:rPr>
+        <w:t xml:space="preserve"> (ai-3/13). Goal: Keep visible </w:t>
+      </w:r>
+      <w:r>
+        <w:rPr>
+          <w:b/>
+        </w:rPr>
+        <w:t>evidence</w:t>
+      </w:r>
+      <w:r>
+        <w:rPr>
+          <w:b w:val="0"/>
+        </w:rPr>
+        <w:t>, hidden contents and caption claims separate. Short practice: Why were both “exactly three” and “exactly five” unsupported before opening the box?. Return to this week and explain what you changed.</w:t>
+      </w:r>
+    </w:p>
+    <w:p>
+      <w:pPr>
+        <w:spacing w:line="336" w:lineRule="auto" w:after="180"/>
+      </w:pPr>
+      <w:r>
+        <w:rPr>
+          <w:b w:val="0"/>
+        </w:rPr>
+        <w:t xml:space="preserve">Review Image Generation Models (ai-3/10). Goal: Explain the </w:t>
+      </w:r>
+      <w:r>
+        <w:rPr>
+          <w:b/>
+        </w:rPr>
+        <w:t>mechanism</w:t>
+      </w:r>
+      <w:r>
+        <w:rPr>
+          <w:b w:val="0"/>
+        </w:rPr>
+        <w:t xml:space="preserve"> and terminology of image generation and provenance.</w:t>
+      </w:r>
+    </w:p>
+    <w:p>
+      <w:pPr>
+        <w:spacing w:line="336" w:lineRule="auto" w:after="180"/>
+      </w:pPr>
+      <w:r>
+        <w:rPr>
+          <w:b w:val="0"/>
+        </w:rPr>
+        <w:t>Short practice: What may these two grids explain, and what can they not establish about a real generator?. Return to this week and explain what you changed.</w:t>
+      </w:r>
+    </w:p>
+    <w:p>
+      <w:pPr>
+        <w:spacing w:line="336" w:lineRule="auto" w:after="180"/>
+      </w:pPr>
+      <w:r>
+        <w:rPr>
+          <w:b w:val="0"/>
+        </w:rPr>
+        <w:t xml:space="preserve">Use Download completed work in the hosted lesson to export your answers, reflections, practice feedback and code-run </w:t>
+      </w:r>
+      <w:r>
+        <w:rPr>
+          <w:b/>
+        </w:rPr>
+        <w:t>evidence</w:t>
+      </w:r>
+      <w:r>
+        <w:rPr>
+          <w:b w:val="0"/>
+        </w:rPr>
+        <w:t>. Open the HTML copy to read or print it.</w:t>
+      </w:r>
+    </w:p>
+    <w:p>
+      <w:pPr>
+        <w:spacing w:line="336" w:lineRule="auto" w:after="180"/>
+      </w:pPr>
+      <w:r>
+        <w:rPr>
+          <w:b w:val="0"/>
+        </w:rPr>
+        <w:t>Drafts stay in this browser when storage is available; clear drafts on a shared device.</w:t>
+      </w:r>
+    </w:p>
+    <w:p>
+      <w:pPr>
+        <w:pStyle w:val="Heading2"/>
+      </w:pPr>
+      <w:r>
+        <w:t>Earlier wording, alternatives and picture transcripts · reference / check after trying</w:t>
+      </w:r>
+    </w:p>
+    <w:p>
+      <w:pPr>
+        <w:spacing w:line="336" w:lineRule="auto" w:after="180"/>
+      </w:pPr>
+      <w:r>
+        <w:rPr>
+          <w:b w:val="0"/>
+        </w:rPr>
+        <w:t>Use this supported practice once, in the browser or on paper. Keep the reserved independent assessment for a separate first attempt before teacher feedback.</w:t>
       </w:r>
     </w:p>
     <w:p>
@@ -5955,90 +7420,15 @@
         <w:pStyle w:val="Heading3"/>
       </w:pPr>
       <w:r>
-        <w:t>My deciding step, evidence and one remaining question</w:t>
-      </w:r>
-    </w:p>
-    <w:p>
-      <w:r>
-        <w:t>________________________________________________________________</w:t>
-      </w:r>
-    </w:p>
-    <w:p>
-      <w:r>
-        <w:t>________________________________________________________________</w:t>
-      </w:r>
-    </w:p>
-    <w:p>
-      <w:r>
-        <w:t>________________________________________________________________</w:t>
-      </w:r>
-    </w:p>
-    <w:p>
-      <w:r>
-        <w:t>________________________________________________________________</w:t>
-      </w:r>
-    </w:p>
-    <w:p>
-      <w:r>
-        <w:t>________________________________________________________________</w:t>
-      </w:r>
-    </w:p>
-    <w:p>
-      <w:pPr>
-        <w:spacing w:line="336" w:lineRule="auto" w:after="180"/>
-      </w:pPr>
-      <w:r>
-        <w:rPr>
-          <w:b w:val="0"/>
-        </w:rPr>
-        <w:t xml:space="preserve">If you are unsure, return to the worked picture and explain one arrow. If you are ready, change an </w:t>
-      </w:r>
-      <w:r>
-        <w:rPr>
-          <w:b/>
-        </w:rPr>
-        <w:t>input</w:t>
-      </w:r>
-      <w:r>
-        <w:rPr>
-          <w:b w:val="0"/>
-        </w:rPr>
-        <w:t xml:space="preserve"> or assumption and justify your </w:t>
-      </w:r>
-      <w:r>
-        <w:rPr>
-          <w:b/>
-        </w:rPr>
-        <w:t>prediction</w:t>
-      </w:r>
-      <w:r>
-        <w:rPr>
-          <w:b w:val="0"/>
-        </w:rPr>
-        <w:t>.</w:t>
-      </w:r>
-    </w:p>
-    <w:p>
-      <w:pPr>
-        <w:spacing w:line="336" w:lineRule="auto" w:after="180"/>
-      </w:pPr>
-      <w:r>
-        <w:rPr>
-          <w:b w:val="0"/>
-        </w:rPr>
-        <w:t xml:space="preserve">Save your workbook </w:t>
-      </w:r>
-      <w:r>
-        <w:rPr>
-          <w:b/>
-        </w:rPr>
-        <w:t>evidence</w:t>
-      </w:r>
-      <w:r>
-        <w:rPr>
-          <w:b w:val="0"/>
-        </w:rPr>
-        <w:t>. At the next review, try a different case before opening your old answer.</w:t>
+        <w:t>Repair a missing building block</w:t>
+      </w:r>
+    </w:p>
+    <w:p>
+      <w:pPr>
+        <w:pStyle w:val="Heading3"/>
+      </w:pPr>
+      <w:r>
+        <w:t>Keep your completed work</w:t>
       </w:r>
     </w:p>
     <w:p>
@@ -6046,613 +7436,17 @@
         <w:pStyle w:val="Heading1"/>
       </w:pPr>
       <w:r>
-        <w:t>17. Supported practice, repair and portfolio</w:t>
-      </w:r>
-    </w:p>
-    <w:p>
-      <w:r>
-        <w:t>Attempt supported questions before using hints or feedback. Review a missing building block, then keep the completed work.</w:t>
-      </w:r>
-    </w:p>
-    <w:p>
-      <w:pPr>
-        <w:spacing w:line="336" w:lineRule="auto" w:after="180"/>
-      </w:pPr>
-      <w:r>
-        <w:rPr>
-          <w:b w:val="0"/>
-        </w:rPr>
-        <w:t>Use this supported practice once, in the browser or on paper. Keep the reserved independent assessment for a separate first attempt before teacher feedback.</w:t>
-      </w:r>
-    </w:p>
-    <w:p>
-      <w:pPr>
-        <w:spacing w:line="336" w:lineRule="auto" w:after="180"/>
-      </w:pPr>
-      <w:r>
-        <w:rPr>
-          <w:b w:val="0"/>
-        </w:rPr>
-        <w:t>A fictional Study Buddy checks a science-club summary against supplied counts and calendar facts.</w:t>
-      </w:r>
-    </w:p>
-    <w:p>
-      <w:pPr>
-        <w:pStyle w:val="Heading3"/>
-      </w:pPr>
-      <w:r>
-        <w:t>Practice 1: explain the deciding evidence</w:t>
-      </w:r>
-    </w:p>
-    <w:p>
-      <w:pPr>
-        <w:spacing w:line="336" w:lineRule="auto" w:after="180"/>
-      </w:pPr>
-      <w:r>
-        <w:rPr>
-          <w:b w:val="0"/>
-        </w:rPr>
-        <w:t>Which labelled step matches this detail? Ask the event owner for the correct date; do not assume June 30 or July 1.</w:t>
-      </w:r>
-    </w:p>
-    <w:p>
-      <w:pPr>
-        <w:spacing w:line="336" w:lineRule="auto" w:after="180"/>
-        <w:shd w:fill="F4F9FC"/>
-      </w:pPr>
-      <w:r>
-        <w:rPr>
-          <w:b w:val="0"/>
-        </w:rPr>
-        <w:t>1. Validate date</w:t>
-      </w:r>
-    </w:p>
-    <w:p>
-      <w:pPr>
-        <w:spacing w:line="336" w:lineRule="auto" w:after="180"/>
-        <w:shd w:fill="F4F9FC"/>
-      </w:pPr>
-      <w:r>
-        <w:rPr>
-          <w:b w:val="0"/>
-        </w:rPr>
-        <w:t>2. Check denominator</w:t>
-      </w:r>
-    </w:p>
-    <w:p>
-      <w:pPr>
-        <w:spacing w:line="336" w:lineRule="auto" w:after="180"/>
-        <w:shd w:fill="F4F9FC"/>
-      </w:pPr>
-      <w:r>
-        <w:rPr>
-          <w:b w:val="0"/>
-        </w:rPr>
-        <w:t>3. Resolve missing intent</w:t>
-      </w:r>
-    </w:p>
-    <w:p>
-      <w:pPr>
-        <w:spacing w:line="336" w:lineRule="auto" w:after="180"/>
-        <w:shd w:fill="F4F9FC"/>
-      </w:pPr>
-      <w:r>
-        <w:rPr>
-          <w:b w:val="0"/>
-        </w:rPr>
-        <w:t>4. Calculate percentage</w:t>
-      </w:r>
-    </w:p>
-    <w:p>
-      <w:pPr>
-        <w:pStyle w:val="Heading3"/>
-      </w:pPr>
-      <w:r>
-        <w:t>My selected conclusion, deciding fact and explanation</w:t>
-      </w:r>
-    </w:p>
-    <w:p>
-      <w:r>
-        <w:t>________________________________________________________________</w:t>
-      </w:r>
-    </w:p>
-    <w:p>
-      <w:r>
-        <w:t>________________________________________________________________</w:t>
-      </w:r>
-    </w:p>
-    <w:p>
-      <w:r>
-        <w:t>________________________________________________________________</w:t>
-      </w:r>
-    </w:p>
-    <w:p>
-      <w:r>
-        <w:t>________________________________________________________________</w:t>
-      </w:r>
-    </w:p>
-    <w:p>
-      <w:r>
-        <w:t>________________________________________________________________</w:t>
-      </w:r>
-    </w:p>
-    <w:p>
-      <w:pPr>
-        <w:pStyle w:val="Heading3"/>
-      </w:pPr>
-      <w:r>
-        <w:t>Hint · try first</w:t>
-      </w:r>
-    </w:p>
-    <w:p>
-      <w:pPr>
-        <w:spacing w:line="336" w:lineRule="auto" w:after="180"/>
-        <w:shd w:fill="F1F6F8"/>
-      </w:pPr>
-      <w:r>
-        <w:rPr>
-          <w:b w:val="0"/>
-        </w:rPr>
-        <w:t>Hint if needed: Read the steps in the pictorial case. Match the supplied detail to the stage that performs or records it.</w:t>
-      </w:r>
-    </w:p>
-    <w:p>
-      <w:pPr>
-        <w:pStyle w:val="Heading3"/>
-      </w:pPr>
-      <w:r>
-        <w:t>Feedback · compare after trying</w:t>
-      </w:r>
-    </w:p>
-    <w:p>
-      <w:pPr>
-        <w:spacing w:line="336" w:lineRule="auto" w:after="180"/>
-        <w:shd w:fill="F1F6FC"/>
-      </w:pPr>
-      <w:r>
-        <w:rPr>
-          <w:b w:val="0"/>
-        </w:rPr>
-        <w:t>After your attempt, compare with the supported explanation: Resolve missing intent Ask the event owner for the correct date; do not assume June 30 or July 1. A percentage requires the correct numerator and denominator.</w:t>
-      </w:r>
-    </w:p>
-    <w:p>
-      <w:pPr>
-        <w:spacing w:line="336" w:lineRule="auto" w:after="180"/>
-        <w:shd w:fill="F1F6FC"/>
-      </w:pPr>
-      <w:r>
-        <w:rPr>
-          <w:b w:val="0"/>
-        </w:rPr>
-        <w:t>Calendar validation identifies an impossible date, but it cannot discover what date the author intended.</w:t>
-      </w:r>
-    </w:p>
-    <w:p>
-      <w:pPr>
-        <w:spacing w:line="336" w:lineRule="auto" w:after="180"/>
-        <w:shd w:fill="F1F6FC"/>
-      </w:pPr>
-      <w:r>
-        <w:rPr>
-          <w:b w:val="0"/>
-        </w:rPr>
-        <w:t xml:space="preserve">These checks use different </w:t>
-      </w:r>
-      <w:r>
-        <w:rPr>
-          <w:b/>
-        </w:rPr>
-        <w:t>evidence</w:t>
-      </w:r>
-      <w:r>
-        <w:rPr>
-          <w:b w:val="0"/>
-        </w:rPr>
-        <w:t>: arithmetic repairs the percentage from the supplied counts, while the date needs another authoritative source before publication.</w:t>
-      </w:r>
-    </w:p>
-    <w:p>
-      <w:pPr>
-        <w:pStyle w:val="Heading3"/>
-      </w:pPr>
-      <w:r>
-        <w:t>Practice 2: explain the deciding evidence</w:t>
-      </w:r>
-    </w:p>
-    <w:p>
-      <w:pPr>
-        <w:pStyle w:val="Heading3"/>
-      </w:pPr>
-      <w:r>
-        <w:t>Changed case · predict first</w:t>
-      </w:r>
-    </w:p>
-    <w:p>
-      <w:pPr>
-        <w:spacing w:line="336" w:lineRule="auto" w:after="180"/>
-        <w:shd w:fill="F5F1FB"/>
-      </w:pPr>
-      <w:r>
-        <w:rPr>
-          <w:b w:val="0"/>
-        </w:rPr>
-        <w:t>Changed-case practice: The count is revised to 14 passes out of 20, but no date record is added. Which conclusion is supported by the supplied facts?</w:t>
-      </w:r>
-    </w:p>
-    <w:p>
-      <w:pPr>
-        <w:spacing w:line="336" w:lineRule="auto" w:after="180"/>
-        <w:shd w:fill="F4F9FC"/>
-      </w:pPr>
-      <w:r>
-        <w:rPr>
-          <w:b w:val="0"/>
-        </w:rPr>
-        <w:t xml:space="preserve">1. We can decide the result without examining the changed </w:t>
-      </w:r>
-      <w:r>
-        <w:rPr>
-          <w:b/>
-        </w:rPr>
-        <w:t>input</w:t>
-      </w:r>
-      <w:r>
-        <w:rPr>
-          <w:b w:val="0"/>
-        </w:rPr>
-        <w:t xml:space="preserve"> or the procedure.</w:t>
-      </w:r>
-    </w:p>
-    <w:p>
-      <w:pPr>
-        <w:spacing w:line="336" w:lineRule="auto" w:after="180"/>
-        <w:shd w:fill="F4F9FC"/>
-      </w:pPr>
-      <w:r>
-        <w:rPr>
-          <w:b w:val="0"/>
-        </w:rPr>
-        <w:t xml:space="preserve">2. </w:t>
-      </w:r>
-      <w:r>
-        <w:rPr>
-          <w:b/>
-        </w:rPr>
-        <w:t>70%</w:t>
-      </w:r>
-      <w:r>
-        <w:rPr>
-          <w:b w:val="0"/>
-        </w:rPr>
-        <w:t xml:space="preserve"> now matches the count; June 31 remains invalid and unresolved.</w:t>
-      </w:r>
-    </w:p>
-    <w:p>
-      <w:pPr>
-        <w:spacing w:line="336" w:lineRule="auto" w:after="180"/>
-        <w:shd w:fill="F4F9FC"/>
-      </w:pPr>
-      <w:r>
-        <w:rPr>
-          <w:b w:val="0"/>
-        </w:rPr>
-        <w:t xml:space="preserve">3. This one example guarantees correct results for every future </w:t>
-      </w:r>
-      <w:r>
-        <w:rPr>
-          <w:b/>
-        </w:rPr>
-        <w:t>input</w:t>
-      </w:r>
-      <w:r>
-        <w:rPr>
-          <w:b w:val="0"/>
-        </w:rPr>
-        <w:t>.</w:t>
-      </w:r>
-    </w:p>
-    <w:p>
-      <w:pPr>
-        <w:pStyle w:val="Heading3"/>
-      </w:pPr>
-      <w:r>
-        <w:t>My selected conclusion, deciding fact and explanation</w:t>
-      </w:r>
-    </w:p>
-    <w:p>
-      <w:r>
-        <w:t>________________________________________________________________</w:t>
-      </w:r>
-    </w:p>
-    <w:p>
-      <w:r>
-        <w:t>________________________________________________________________</w:t>
-      </w:r>
-    </w:p>
-    <w:p>
-      <w:r>
-        <w:t>________________________________________________________________</w:t>
-      </w:r>
-    </w:p>
-    <w:p>
-      <w:r>
-        <w:t>________________________________________________________________</w:t>
-      </w:r>
-    </w:p>
-    <w:p>
-      <w:r>
-        <w:t>________________________________________________________________</w:t>
-      </w:r>
-    </w:p>
-    <w:p>
-      <w:pPr>
-        <w:pStyle w:val="Heading3"/>
-      </w:pPr>
-      <w:r>
-        <w:t>Hint · try first</w:t>
-      </w:r>
-    </w:p>
-    <w:p>
-      <w:pPr>
-        <w:spacing w:line="336" w:lineRule="auto" w:after="180"/>
-        <w:shd w:fill="F1F6F8"/>
-      </w:pPr>
-      <w:r>
-        <w:rPr>
-          <w:b w:val="0"/>
-        </w:rPr>
-        <w:t>Hint if needed: Use the changed condition and the deciding step in the pictorial trace. The answer must say what follows from those facts.</w:t>
-      </w:r>
-    </w:p>
-    <w:p>
-      <w:pPr>
-        <w:pStyle w:val="Heading3"/>
-      </w:pPr>
-      <w:r>
-        <w:t>Feedback · compare after trying</w:t>
-      </w:r>
-    </w:p>
-    <w:p>
-      <w:pPr>
-        <w:spacing w:line="336" w:lineRule="auto" w:after="180"/>
-        <w:shd w:fill="F1F6FC"/>
-      </w:pPr>
-      <w:r>
-        <w:rPr>
-          <w:b w:val="0"/>
-        </w:rPr>
-        <w:t xml:space="preserve">After your attempt, compare with the supported explanation: </w:t>
-      </w:r>
-      <w:r>
-        <w:rPr>
-          <w:b/>
-        </w:rPr>
-        <w:t>70%</w:t>
-      </w:r>
-      <w:r>
-        <w:rPr>
-          <w:b w:val="0"/>
-        </w:rPr>
-        <w:t xml:space="preserve"> now matches the count; June 31 remains invalid and unresolved. 14÷20×100=</w:t>
-      </w:r>
-      <w:r>
-        <w:rPr>
-          <w:b/>
-        </w:rPr>
-        <w:t>70%</w:t>
-      </w:r>
-      <w:r>
-        <w:rPr>
-          <w:b w:val="0"/>
-        </w:rPr>
-        <w:t xml:space="preserve">; changing a count provides no new calendar </w:t>
-      </w:r>
-      <w:r>
-        <w:rPr>
-          <w:b/>
-        </w:rPr>
-        <w:t>evidence</w:t>
-      </w:r>
-      <w:r>
-        <w:rPr>
-          <w:b w:val="0"/>
-        </w:rPr>
-        <w:t>.</w:t>
-      </w:r>
-    </w:p>
-    <w:p>
-      <w:pPr>
-        <w:pStyle w:val="Heading3"/>
-      </w:pPr>
-      <w:r>
-        <w:t>Repair a missing building block</w:t>
-      </w:r>
-    </w:p>
-    <w:p>
-      <w:pPr>
-        <w:spacing w:line="336" w:lineRule="auto" w:after="180"/>
-      </w:pPr>
-      <w:r>
-        <w:rPr>
-          <w:b w:val="0"/>
-        </w:rPr>
-        <w:t xml:space="preserve">Review Source Quality (ai-3/15). Goal: Explain the </w:t>
-      </w:r>
-      <w:r>
-        <w:rPr>
-          <w:b/>
-        </w:rPr>
-        <w:t>mechanism</w:t>
-      </w:r>
-      <w:r>
-        <w:rPr>
-          <w:b w:val="0"/>
-        </w:rPr>
-        <w:t xml:space="preserve"> and terminology of conflicting and time-sensitive sources. Short practice: Which source fields must be checked before answering day 9?.</w:t>
-      </w:r>
-    </w:p>
-    <w:p>
-      <w:pPr>
-        <w:spacing w:line="336" w:lineRule="auto" w:after="180"/>
-      </w:pPr>
-      <w:r>
-        <w:rPr>
-          <w:b w:val="0"/>
-        </w:rPr>
-        <w:t>Return to this week and explain what you changed.</w:t>
-      </w:r>
-    </w:p>
-    <w:p>
-      <w:pPr>
-        <w:spacing w:line="336" w:lineRule="auto" w:after="180"/>
-      </w:pPr>
-      <w:r>
-        <w:rPr>
-          <w:b w:val="0"/>
-        </w:rPr>
-        <w:t xml:space="preserve">Review Multimodal </w:t>
-      </w:r>
-      <w:r>
-        <w:rPr>
-          <w:b/>
-        </w:rPr>
-        <w:t>Evidence</w:t>
-      </w:r>
-      <w:r>
-        <w:rPr>
-          <w:b w:val="0"/>
-        </w:rPr>
-        <w:t xml:space="preserve"> (ai-3/13). Goal: Explain the </w:t>
-      </w:r>
-      <w:r>
-        <w:rPr>
-          <w:b/>
-        </w:rPr>
-        <w:t>mechanism</w:t>
-      </w:r>
-      <w:r>
-        <w:rPr>
-          <w:b w:val="0"/>
-        </w:rPr>
-        <w:t xml:space="preserve"> and terminology of speech pipelines and multimodal </w:t>
-      </w:r>
-      <w:r>
-        <w:rPr>
-          <w:b/>
-        </w:rPr>
-        <w:t>evidence</w:t>
-      </w:r>
-      <w:r>
-        <w:rPr>
-          <w:b w:val="0"/>
-        </w:rPr>
-        <w:t>.</w:t>
-      </w:r>
-    </w:p>
-    <w:p>
-      <w:pPr>
-        <w:spacing w:line="336" w:lineRule="auto" w:after="180"/>
-      </w:pPr>
-      <w:r>
-        <w:rPr>
-          <w:b w:val="0"/>
-        </w:rPr>
-        <w:t>Short practice: Why were both “exactly three” and “exactly five” unsupported before opening the box?. Return to this week and explain what you changed.</w:t>
-      </w:r>
-    </w:p>
-    <w:p>
-      <w:pPr>
-        <w:spacing w:line="336" w:lineRule="auto" w:after="180"/>
-      </w:pPr>
-      <w:r>
-        <w:rPr>
-          <w:b w:val="0"/>
-        </w:rPr>
-        <w:t xml:space="preserve">Review Image Generation Models (ai-3/10). Goal: Explain the </w:t>
-      </w:r>
-      <w:r>
-        <w:rPr>
-          <w:b/>
-        </w:rPr>
-        <w:t>mechanism</w:t>
-      </w:r>
-      <w:r>
-        <w:rPr>
-          <w:b w:val="0"/>
-        </w:rPr>
-        <w:t xml:space="preserve"> and terminology of image generation and provenance.</w:t>
-      </w:r>
-    </w:p>
-    <w:p>
-      <w:pPr>
-        <w:spacing w:line="336" w:lineRule="auto" w:after="180"/>
-      </w:pPr>
-      <w:r>
-        <w:rPr>
-          <w:b w:val="0"/>
-        </w:rPr>
-        <w:t>Short practice: What may these two grids explain, and what can they not establish about a real generator?. Return to this week and explain what you changed.</w:t>
-      </w:r>
-    </w:p>
-    <w:p>
-      <w:pPr>
-        <w:pStyle w:val="Heading3"/>
-      </w:pPr>
-      <w:r>
-        <w:t>Keep your completed work</w:t>
-      </w:r>
-    </w:p>
-    <w:p>
-      <w:pPr>
-        <w:spacing w:line="336" w:lineRule="auto" w:after="180"/>
-      </w:pPr>
-      <w:r>
-        <w:rPr>
-          <w:b w:val="0"/>
-        </w:rPr>
-        <w:t xml:space="preserve">Use Download completed work in the hosted lesson to export your answers, reflections, practice feedback and code-run </w:t>
-      </w:r>
-      <w:r>
-        <w:rPr>
-          <w:b/>
-        </w:rPr>
-        <w:t>evidence</w:t>
-      </w:r>
-      <w:r>
-        <w:rPr>
-          <w:b w:val="0"/>
-        </w:rPr>
-        <w:t>. Open the HTML copy to read or print it.</w:t>
-      </w:r>
-    </w:p>
-    <w:p>
-      <w:pPr>
-        <w:spacing w:line="336" w:lineRule="auto" w:after="180"/>
-      </w:pPr>
-      <w:r>
-        <w:rPr>
-          <w:b w:val="0"/>
-        </w:rPr>
-        <w:t>Drafts stay in this browser when storage is available; clear drafts on a shared device.</w:t>
-      </w:r>
-    </w:p>
-    <w:p>
-      <w:pPr>
-        <w:pStyle w:val="Heading1"/>
-      </w:pPr>
-      <w:r>
-        <w:t>18. Visual concept journey</w:t>
-      </w:r>
-    </w:p>
-    <w:p>
-      <w:r>
-        <w:t>Explain each Verify Numbers and Dates graphic using its labels, deciding evidence and relevant limitation.</w:t>
-      </w:r>
-    </w:p>
-    <w:p>
-      <w:pPr>
-        <w:pStyle w:val="Heading3"/>
+        <w:t>18. Reference: the six-picture journey</w:t>
+      </w:r>
+    </w:p>
+    <w:p>
+      <w:r>
+        <w:t>Revisit the picture that serves the current question; key diagrams already sit beside the main explanation.</w:t>
+      </w:r>
+    </w:p>
+    <w:p>
+      <w:pPr>
+        <w:pStyle w:val="Heading2"/>
       </w:pPr>
       <w:r>
         <w:t>01. Verify Numbers and Dates: the case</w:t>
@@ -6663,7 +7457,7 @@
         <w:drawing>
           <wp:inline xmlns:a="http://schemas.openxmlformats.org/drawingml/2006/main" xmlns:pic="http://schemas.openxmlformats.org/drawingml/2006/picture">
             <wp:extent cx="5486400" cy="2840736"/>
-            <wp:docPr id="22" name="Picture 22" descr="A fictional Study Buddy checks a science-club summary against supplied counts and calendar facts. Supplied facts: Record: 15 of 20 fictional model trials passed. Draft: “70% passed; the meeting is on June 31.” June has 30 days. No authoritative record gives the intended meeting date."/>
+            <wp:docPr id="29" name="Picture 29" descr="A fictional Study Buddy checks a science-club summary against supplied counts and calendar facts. Supplied facts: Record: 15 of 20 fictional model trials passed. Draft: “70% passed; the meeting is on June 31.” June has 30 days. No authoritative record gives the intended meeting date."/>
             <wp:cNvGraphicFramePr>
               <a:graphicFrameLocks noChangeAspect="1"/>
             </wp:cNvGraphicFramePr>
@@ -6675,7 +7469,7 @@
                     <pic:cNvPicPr/>
                   </pic:nvPicPr>
                   <pic:blipFill>
-                    <a:blip r:embed="rId29"/>
+                    <a:blip r:embed="rId32"/>
                     <a:stretch>
                       <a:fillRect/>
                     </a:stretch>
@@ -6731,7 +7525,6 @@
     <w:p>
       <w:pPr>
         <w:spacing w:line="336" w:lineRule="auto" w:after="180"/>
-        <w:shd w:fill="F5F1FB"/>
       </w:pPr>
       <w:r>
         <w:rPr>
@@ -6742,7 +7535,7 @@
     </w:p>
     <w:p>
       <w:pPr>
-        <w:pStyle w:val="Heading3"/>
+        <w:pStyle w:val="Heading2"/>
       </w:pPr>
       <w:r>
         <w:t>02. Follow the deciding steps</w:t>
@@ -6753,7 +7546,7 @@
         <w:drawing>
           <wp:inline xmlns:a="http://schemas.openxmlformats.org/drawingml/2006/main" xmlns:pic="http://schemas.openxmlformats.org/drawingml/2006/picture">
             <wp:extent cx="5486400" cy="4005072"/>
-            <wp:docPr id="23" name="Picture 23" descr="Check denominator: There are 15 passes out of 20 total trials. → Calculate percentage: 15÷20×100=75%, not 70%. → Validate date: June 31 is invalid because June has 30 days. → Resolve missing intent: Ask the event owner for the correct date; do not assume June 30 or July 1."/>
+            <wp:docPr id="30" name="Picture 30" descr="Check denominator: There are 15 passes out of 20 total trials. → Calculate percentage: 15÷20×100=75%, not 70%. → Validate date: June 31 is invalid because June has 30 days. → Resolve missing intent: Ask the event owner for the correct date; do not assume June 30 or July 1."/>
             <wp:cNvGraphicFramePr>
               <a:graphicFrameLocks noChangeAspect="1"/>
             </wp:cNvGraphicFramePr>
@@ -6765,7 +7558,7 @@
                     <pic:cNvPicPr/>
                   </pic:nvPicPr>
                   <pic:blipFill>
-                    <a:blip r:embed="rId30"/>
+                    <a:blip r:embed="rId17"/>
                     <a:stretch>
                       <a:fillRect/>
                     </a:stretch>
@@ -6810,7 +7603,6 @@
     <w:p>
       <w:pPr>
         <w:spacing w:line="336" w:lineRule="auto" w:after="180"/>
-        <w:shd w:fill="F5F1FB"/>
       </w:pPr>
       <w:r>
         <w:rPr>
@@ -6833,7 +7625,7 @@
     </w:p>
     <w:p>
       <w:pPr>
-        <w:pStyle w:val="Heading3"/>
+        <w:pStyle w:val="Heading2"/>
       </w:pPr>
       <w:r>
         <w:t>03. Claim support and citation evaluation — evidence trace</w:t>
@@ -6844,7 +7636,7 @@
         <w:drawing>
           <wp:inline xmlns:a="http://schemas.openxmlformats.org/drawingml/2006/main" xmlns:pic="http://schemas.openxmlformats.org/drawingml/2006/picture">
             <wp:extent cx="5486400" cy="2834640"/>
-            <wp:docPr id="24" name="Picture 24" descr="Claim support and citation evaluation — evidence trace. An answer has four factual claims. Three have citations, but only two are supported by their cited passages. All links exist. | For this classroom rubric count a claim as supported only when its cited passage entails it. | Claim support is 2/4=50%; citation presence is 3/4=75%; link existence among three citations is 3/3. These measure different failures."/>
+            <wp:docPr id="31" name="Picture 31" descr="Claim support and citation evaluation — evidence trace. An answer has four factual claims. Three have citations, but only two are supported by their cited passages. All links exist. | For this classroom rubric count a claim as supported only when its cited passage entails it. | Claim support is 2/4=50%; citation presence is 3/4=75%; link existence among three citations is 3/3. These measure different failures."/>
             <wp:cNvGraphicFramePr>
               <a:graphicFrameLocks noChangeAspect="1"/>
             </wp:cNvGraphicFramePr>
@@ -6853,221 +7645,6 @@
                 <pic:pic>
                   <pic:nvPicPr>
                     <pic:cNvPr id="0" name="academy-story-ai-3-16-03.png"/>
-                    <pic:cNvPicPr/>
-                  </pic:nvPicPr>
-                  <pic:blipFill>
-                    <a:blip r:embed="rId31"/>
-                    <a:stretch>
-                      <a:fillRect/>
-                    </a:stretch>
-                  </pic:blipFill>
-                  <pic:spPr>
-                    <a:xfrm>
-                      <a:off x="0" y="0"/>
-                      <a:ext cx="5486400" cy="2834640"/>
-                    </a:xfrm>
-                    <a:prstGeom prst="rect"/>
-                  </pic:spPr>
-                </pic:pic>
-              </a:graphicData>
-            </a:graphic>
-          </wp:inline>
-        </w:drawing>
-      </w:r>
-    </w:p>
-    <w:p>
-      <w:pPr>
-        <w:spacing w:line="336" w:lineRule="auto" w:after="180"/>
-      </w:pPr>
-      <w:r>
-        <w:rPr>
-          <w:b w:val="0"/>
-        </w:rPr>
-        <w:t xml:space="preserve">Claim support and citation evaluation — </w:t>
-      </w:r>
-      <w:r>
-        <w:rPr>
-          <w:b/>
-        </w:rPr>
-        <w:t>evidence</w:t>
-      </w:r>
-      <w:r>
-        <w:rPr>
-          <w:b w:val="0"/>
-        </w:rPr>
-        <w:t xml:space="preserve"> trace. An answer has four factual claims. Three have citations, but only two are supported by their cited passages.</w:t>
-      </w:r>
-    </w:p>
-    <w:p>
-      <w:pPr>
-        <w:spacing w:line="336" w:lineRule="auto" w:after="180"/>
-      </w:pPr>
-      <w:r>
-        <w:rPr>
-          <w:b w:val="0"/>
-        </w:rPr>
-        <w:t>All links exist. | For this classroom rubric count a claim as supported only when its cited passage entails it. | Claim support is 2/4=50%; citation presence is 3/4=75%; link existence among three citations is 3/3.</w:t>
-      </w:r>
-    </w:p>
-    <w:p>
-      <w:pPr>
-        <w:spacing w:line="336" w:lineRule="auto" w:after="180"/>
-      </w:pPr>
-      <w:r>
-        <w:rPr>
-          <w:b w:val="0"/>
-        </w:rPr>
-        <w:t>These measure different failures.</w:t>
-      </w:r>
-    </w:p>
-    <w:p>
-      <w:pPr>
-        <w:spacing w:line="336" w:lineRule="auto" w:after="180"/>
-        <w:shd w:fill="F5F1FB"/>
-      </w:pPr>
-      <w:r>
-        <w:rPr>
-          <w:b w:val="0"/>
-        </w:rPr>
-        <w:t>Read the labels and values. Explain the relationship the model shows.</w:t>
-      </w:r>
-    </w:p>
-    <w:p>
-      <w:pPr>
-        <w:pStyle w:val="Heading3"/>
-      </w:pPr>
-      <w:r>
-        <w:t>04. Change one thing. Trace what follows.</w:t>
-      </w:r>
-    </w:p>
-    <w:p>
-      <w:r>
-        <w:drawing>
-          <wp:inline xmlns:a="http://schemas.openxmlformats.org/drawingml/2006/main" xmlns:pic="http://schemas.openxmlformats.org/drawingml/2006/picture">
-            <wp:extent cx="5486400" cy="3026664"/>
-            <wp:docPr id="25" name="Picture 25" descr="Original case: Ask the event owner for the correct date; do not assume June 30 or July 1. Changed condition: The count is revised to 14 passes out of 20, but no date record is added. Expected result: 70% now matches the count; June 31 remains invalid and unresolved. Reason: 14÷20×100=70%; changing a count provides no new calendar evidence."/>
-            <wp:cNvGraphicFramePr>
-              <a:graphicFrameLocks noChangeAspect="1"/>
-            </wp:cNvGraphicFramePr>
-            <a:graphic>
-              <a:graphicData uri="http://schemas.openxmlformats.org/drawingml/2006/picture">
-                <pic:pic>
-                  <pic:nvPicPr>
-                    <pic:cNvPr id="0" name="academy-story-ai-3-16-04.png"/>
-                    <pic:cNvPicPr/>
-                  </pic:nvPicPr>
-                  <pic:blipFill>
-                    <a:blip r:embed="rId32"/>
-                    <a:stretch>
-                      <a:fillRect/>
-                    </a:stretch>
-                  </pic:blipFill>
-                  <pic:spPr>
-                    <a:xfrm>
-                      <a:off x="0" y="0"/>
-                      <a:ext cx="5486400" cy="3026664"/>
-                    </a:xfrm>
-                    <a:prstGeom prst="rect"/>
-                  </pic:spPr>
-                </pic:pic>
-              </a:graphicData>
-            </a:graphic>
-          </wp:inline>
-        </w:drawing>
-      </w:r>
-    </w:p>
-    <w:p>
-      <w:pPr>
-        <w:spacing w:line="336" w:lineRule="auto" w:after="180"/>
-      </w:pPr>
-      <w:r>
-        <w:rPr>
-          <w:b w:val="0"/>
-        </w:rPr>
-        <w:t>Original case: Ask the event owner for the correct date; do not assume June 30 or July 1. Changed condition: The count is revised to 14 passes out of 20, but no date record is added.</w:t>
-      </w:r>
-    </w:p>
-    <w:p>
-      <w:pPr>
-        <w:spacing w:line="336" w:lineRule="auto" w:after="180"/>
-      </w:pPr>
-      <w:r>
-        <w:rPr>
-          <w:b w:val="0"/>
-        </w:rPr>
-        <w:t xml:space="preserve">Expected result: </w:t>
-      </w:r>
-      <w:r>
-        <w:rPr>
-          <w:b/>
-        </w:rPr>
-        <w:t>70%</w:t>
-      </w:r>
-      <w:r>
-        <w:rPr>
-          <w:b w:val="0"/>
-        </w:rPr>
-        <w:t xml:space="preserve"> now matches the count; June 31 remains invalid and unresolved. Reason: 14÷20×100=</w:t>
-      </w:r>
-      <w:r>
-        <w:rPr>
-          <w:b/>
-        </w:rPr>
-        <w:t>70%</w:t>
-      </w:r>
-      <w:r>
-        <w:rPr>
-          <w:b w:val="0"/>
-        </w:rPr>
-        <w:t xml:space="preserve">; changing a count provides no new calendar </w:t>
-      </w:r>
-      <w:r>
-        <w:rPr>
-          <w:b/>
-        </w:rPr>
-        <w:t>evidence</w:t>
-      </w:r>
-      <w:r>
-        <w:rPr>
-          <w:b w:val="0"/>
-        </w:rPr>
-        <w:t>.</w:t>
-      </w:r>
-    </w:p>
-    <w:p>
-      <w:pPr>
-        <w:spacing w:line="336" w:lineRule="auto" w:after="180"/>
-        <w:shd w:fill="F5F1FB"/>
-      </w:pPr>
-      <w:r>
-        <w:rPr>
-          <w:b w:val="0"/>
-        </w:rPr>
-        <w:t>Predict before checking the worked changed-case result. Name what changed and what the supplied facts allow you to conclude.</w:t>
-      </w:r>
-    </w:p>
-    <w:p>
-      <w:pPr>
-        <w:pStyle w:val="Heading3"/>
-      </w:pPr>
-      <w:r>
-        <w:t>05. Connect the explanation to its limit</w:t>
-      </w:r>
-    </w:p>
-    <w:p>
-      <w:r>
-        <w:drawing>
-          <wp:inline xmlns:a="http://schemas.openxmlformats.org/drawingml/2006/main" xmlns:pic="http://schemas.openxmlformats.org/drawingml/2006/picture">
-            <wp:extent cx="5486400" cy="2834640"/>
-            <wp:docPr id="26" name="Picture 26" descr="A percentage requires the correct numerator and denominator. Calendar validation identifies an impossible date, but it cannot discover what date the author intended. These checks use different evidence: arithmetic repairs the percentage from the supplied counts, while the date needs another authoritative source before publication. Limit: This check confirms internal arithmetic and date validity, not whether the fictional trial measurements themselves were reliable."/>
-            <wp:cNvGraphicFramePr>
-              <a:graphicFrameLocks noChangeAspect="1"/>
-            </wp:cNvGraphicFramePr>
-            <a:graphic>
-              <a:graphicData uri="http://schemas.openxmlformats.org/drawingml/2006/picture">
-                <pic:pic>
-                  <pic:nvPicPr>
-                    <pic:cNvPr id="0" name="academy-story-ai-3-16-05.png"/>
                     <pic:cNvPicPr/>
                   </pic:nvPicPr>
                   <pic:blipFill>
@@ -7098,6 +7675,219 @@
         <w:rPr>
           <w:b w:val="0"/>
         </w:rPr>
+        <w:t xml:space="preserve">Claim support and citation evaluation — </w:t>
+      </w:r>
+      <w:r>
+        <w:rPr>
+          <w:b/>
+        </w:rPr>
+        <w:t>evidence</w:t>
+      </w:r>
+      <w:r>
+        <w:rPr>
+          <w:b w:val="0"/>
+        </w:rPr>
+        <w:t xml:space="preserve"> trace. An answer has four factual claims. Three have citations, but only two are supported by their cited passages.</w:t>
+      </w:r>
+    </w:p>
+    <w:p>
+      <w:pPr>
+        <w:spacing w:line="336" w:lineRule="auto" w:after="180"/>
+      </w:pPr>
+      <w:r>
+        <w:rPr>
+          <w:b w:val="0"/>
+        </w:rPr>
+        <w:t>All links exist. | For this classroom rubric count a claim as supported only when its cited passage entails it. | Claim support is 2/4=50%; citation presence is 3/4=75%; link existence among three citations is 3/3.</w:t>
+      </w:r>
+    </w:p>
+    <w:p>
+      <w:pPr>
+        <w:spacing w:line="336" w:lineRule="auto" w:after="180"/>
+      </w:pPr>
+      <w:r>
+        <w:rPr>
+          <w:b w:val="0"/>
+        </w:rPr>
+        <w:t>These measure different failures.</w:t>
+      </w:r>
+    </w:p>
+    <w:p>
+      <w:pPr>
+        <w:spacing w:line="336" w:lineRule="auto" w:after="180"/>
+      </w:pPr>
+      <w:r>
+        <w:rPr>
+          <w:b w:val="0"/>
+        </w:rPr>
+        <w:t>Read the labels and values. Explain the relationship the model shows.</w:t>
+      </w:r>
+    </w:p>
+    <w:p>
+      <w:pPr>
+        <w:pStyle w:val="Heading2"/>
+      </w:pPr>
+      <w:r>
+        <w:t>04. Change one thing. Trace what follows.</w:t>
+      </w:r>
+    </w:p>
+    <w:p>
+      <w:r>
+        <w:drawing>
+          <wp:inline xmlns:a="http://schemas.openxmlformats.org/drawingml/2006/main" xmlns:pic="http://schemas.openxmlformats.org/drawingml/2006/picture">
+            <wp:extent cx="5486400" cy="3026664"/>
+            <wp:docPr id="32" name="Picture 32" descr="Original case: Ask the event owner for the correct date; do not assume June 30 or July 1. Changed condition: The count is revised to 14 passes out of 20, but no date record is added. Expected result: 70% now matches the count; June 31 remains invalid and unresolved. Reason: 14÷20×100=70%; changing a count provides no new calendar evidence."/>
+            <wp:cNvGraphicFramePr>
+              <a:graphicFrameLocks noChangeAspect="1"/>
+            </wp:cNvGraphicFramePr>
+            <a:graphic>
+              <a:graphicData uri="http://schemas.openxmlformats.org/drawingml/2006/picture">
+                <pic:pic>
+                  <pic:nvPicPr>
+                    <pic:cNvPr id="0" name="academy-story-ai-3-16-04.png"/>
+                    <pic:cNvPicPr/>
+                  </pic:nvPicPr>
+                  <pic:blipFill>
+                    <a:blip r:embed="rId19"/>
+                    <a:stretch>
+                      <a:fillRect/>
+                    </a:stretch>
+                  </pic:blipFill>
+                  <pic:spPr>
+                    <a:xfrm>
+                      <a:off x="0" y="0"/>
+                      <a:ext cx="5486400" cy="3026664"/>
+                    </a:xfrm>
+                    <a:prstGeom prst="rect"/>
+                  </pic:spPr>
+                </pic:pic>
+              </a:graphicData>
+            </a:graphic>
+          </wp:inline>
+        </w:drawing>
+      </w:r>
+    </w:p>
+    <w:p>
+      <w:pPr>
+        <w:spacing w:line="336" w:lineRule="auto" w:after="180"/>
+      </w:pPr>
+      <w:r>
+        <w:rPr>
+          <w:b w:val="0"/>
+        </w:rPr>
+        <w:t>Original case: Ask the event owner for the correct date; do not assume June 30 or July 1. Changed condition: The count is revised to 14 passes out of 20, but no date record is added.</w:t>
+      </w:r>
+    </w:p>
+    <w:p>
+      <w:pPr>
+        <w:spacing w:line="336" w:lineRule="auto" w:after="180"/>
+      </w:pPr>
+      <w:r>
+        <w:rPr>
+          <w:b w:val="0"/>
+        </w:rPr>
+        <w:t xml:space="preserve">Expected result: </w:t>
+      </w:r>
+      <w:r>
+        <w:rPr>
+          <w:b/>
+        </w:rPr>
+        <w:t>70%</w:t>
+      </w:r>
+      <w:r>
+        <w:rPr>
+          <w:b w:val="0"/>
+        </w:rPr>
+        <w:t xml:space="preserve"> now matches the count; June 31 remains invalid and unresolved. Reason: 14÷20×100=</w:t>
+      </w:r>
+      <w:r>
+        <w:rPr>
+          <w:b/>
+        </w:rPr>
+        <w:t>70%</w:t>
+      </w:r>
+      <w:r>
+        <w:rPr>
+          <w:b w:val="0"/>
+        </w:rPr>
+        <w:t xml:space="preserve">; changing a count provides no new calendar </w:t>
+      </w:r>
+      <w:r>
+        <w:rPr>
+          <w:b/>
+        </w:rPr>
+        <w:t>evidence</w:t>
+      </w:r>
+      <w:r>
+        <w:rPr>
+          <w:b w:val="0"/>
+        </w:rPr>
+        <w:t>.</w:t>
+      </w:r>
+    </w:p>
+    <w:p>
+      <w:pPr>
+        <w:spacing w:line="336" w:lineRule="auto" w:after="180"/>
+      </w:pPr>
+      <w:r>
+        <w:rPr>
+          <w:b w:val="0"/>
+        </w:rPr>
+        <w:t>Predict before checking the worked changed-case result. Name what changed and what the supplied facts allow you to conclude.</w:t>
+      </w:r>
+    </w:p>
+    <w:p>
+      <w:pPr>
+        <w:pStyle w:val="Heading2"/>
+      </w:pPr>
+      <w:r>
+        <w:t>05. Connect the explanation to its limit</w:t>
+      </w:r>
+    </w:p>
+    <w:p>
+      <w:r>
+        <w:drawing>
+          <wp:inline xmlns:a="http://schemas.openxmlformats.org/drawingml/2006/main" xmlns:pic="http://schemas.openxmlformats.org/drawingml/2006/picture">
+            <wp:extent cx="5486400" cy="2834640"/>
+            <wp:docPr id="33" name="Picture 33" descr="A percentage requires the correct numerator and denominator. Calendar validation identifies an impossible date, but it cannot discover what date the author intended. These checks use different evidence: arithmetic repairs the percentage from the supplied counts, while the date needs another authoritative source before publication. Limit: This check confirms internal arithmetic and date validity, not whether the fictional trial measurements themselves were reliable."/>
+            <wp:cNvGraphicFramePr>
+              <a:graphicFrameLocks noChangeAspect="1"/>
+            </wp:cNvGraphicFramePr>
+            <a:graphic>
+              <a:graphicData uri="http://schemas.openxmlformats.org/drawingml/2006/picture">
+                <pic:pic>
+                  <pic:nvPicPr>
+                    <pic:cNvPr id="0" name="academy-story-ai-3-16-05.png"/>
+                    <pic:cNvPicPr/>
+                  </pic:nvPicPr>
+                  <pic:blipFill>
+                    <a:blip r:embed="rId34"/>
+                    <a:stretch>
+                      <a:fillRect/>
+                    </a:stretch>
+                  </pic:blipFill>
+                  <pic:spPr>
+                    <a:xfrm>
+                      <a:off x="0" y="0"/>
+                      <a:ext cx="5486400" cy="2834640"/>
+                    </a:xfrm>
+                    <a:prstGeom prst="rect"/>
+                  </pic:spPr>
+                </pic:pic>
+              </a:graphicData>
+            </a:graphic>
+          </wp:inline>
+        </w:drawing>
+      </w:r>
+    </w:p>
+    <w:p>
+      <w:pPr>
+        <w:spacing w:line="336" w:lineRule="auto" w:after="180"/>
+      </w:pPr>
+      <w:r>
+        <w:rPr>
+          <w:b w:val="0"/>
+        </w:rPr>
         <w:t>A percentage requires the correct numerator and denominator. Calendar validation identifies an impossible date, but it cannot discover what date the author intended.</w:t>
       </w:r>
     </w:p>
@@ -7138,7 +7928,6 @@
     <w:p>
       <w:pPr>
         <w:spacing w:line="336" w:lineRule="auto" w:after="180"/>
-        <w:shd w:fill="F5F1FB"/>
       </w:pPr>
       <w:r>
         <w:rPr>
@@ -7149,7 +7938,7 @@
     </w:p>
     <w:p>
       <w:pPr>
-        <w:pStyle w:val="Heading3"/>
+        <w:pStyle w:val="Heading2"/>
       </w:pPr>
       <w:r>
         <w:t>06. Make the idea visible in your project</w:t>
@@ -7160,7 +7949,7 @@
         <w:drawing>
           <wp:inline xmlns:a="http://schemas.openxmlformats.org/drawingml/2006/main" xmlns:pic="http://schemas.openxmlformats.org/drawingml/2006/picture">
             <wp:extent cx="5486400" cy="3380232"/>
-            <wp:docPr id="27" name="Picture 27" descr="Make Study Buddy check quantities, units, dates and source support separately; record unresolved fields instead of guessing. Draw your input, deciding step, result and limit. Supported question: Which part can be corrected immediately from existing evidence, and which needs follow-up?"/>
+            <wp:docPr id="34" name="Picture 34" descr="Make Study Buddy check quantities, units, dates and source support separately; record unresolved fields instead of guessing. Draw your input, deciding step, result and limit. Supported question: Which part can be corrected immediately from existing evidence, and which needs follow-up?"/>
             <wp:cNvGraphicFramePr>
               <a:graphicFrameLocks noChangeAspect="1"/>
             </wp:cNvGraphicFramePr>
@@ -7172,7 +7961,7 @@
                     <pic:cNvPicPr/>
                   </pic:nvPicPr>
                   <pic:blipFill>
-                    <a:blip r:embed="rId34"/>
+                    <a:blip r:embed="rId35"/>
                     <a:stretch>
                       <a:fillRect/>
                     </a:stretch>
@@ -7252,7 +8041,6 @@
     <w:p>
       <w:pPr>
         <w:spacing w:line="336" w:lineRule="auto" w:after="180"/>
-        <w:shd w:fill="F5F1FB"/>
       </w:pPr>
       <w:r>
         <w:rPr>
@@ -7271,6 +8059,62 @@
           <w:b w:val="0"/>
         </w:rPr>
         <w:t>.</w:t>
+      </w:r>
+    </w:p>
+    <w:p>
+      <w:pPr>
+        <w:pStyle w:val="Heading2"/>
+      </w:pPr>
+      <w:r>
+        <w:t>Earlier wording, alternatives and picture transcripts · reference / check after trying</w:t>
+      </w:r>
+    </w:p>
+    <w:p>
+      <w:pPr>
+        <w:pStyle w:val="Heading3"/>
+      </w:pPr>
+      <w:r>
+        <w:t>01. Verify Numbers and Dates: the case</w:t>
+      </w:r>
+    </w:p>
+    <w:p>
+      <w:pPr>
+        <w:pStyle w:val="Heading3"/>
+      </w:pPr>
+      <w:r>
+        <w:t>02. Follow the deciding steps</w:t>
+      </w:r>
+    </w:p>
+    <w:p>
+      <w:pPr>
+        <w:pStyle w:val="Heading3"/>
+      </w:pPr>
+      <w:r>
+        <w:t>03. Claim support and citation evaluation — evidence trace</w:t>
+      </w:r>
+    </w:p>
+    <w:p>
+      <w:pPr>
+        <w:pStyle w:val="Heading3"/>
+      </w:pPr>
+      <w:r>
+        <w:t>04. Change one thing. Trace what follows.</w:t>
+      </w:r>
+    </w:p>
+    <w:p>
+      <w:pPr>
+        <w:pStyle w:val="Heading3"/>
+      </w:pPr>
+      <w:r>
+        <w:t>05. Connect the explanation to its limit</w:t>
+      </w:r>
+    </w:p>
+    <w:p>
+      <w:pPr>
+        <w:pStyle w:val="Heading3"/>
+      </w:pPr>
+      <w:r>
+        <w:t>06. Make the idea visible in your project</w:t>
       </w:r>
     </w:p>
     <w:sectPr>
